--- a/5.人员管理/1.流程制度规范类文件/TXHS-05-03-人员招聘管理制度.docx
+++ b/5.人员管理/1.流程制度规范类文件/TXHS-05-03-人员招聘管理制度.docx
@@ -622,8 +622,6 @@
               </w:rPr>
               <w:t>审核时间</w:t>
             </w:r>
-            <w:bookmarkStart w:id="20" w:name="_GoBack"/>
-            <w:bookmarkEnd w:id="20"/>
             <w:r>
               <w:rPr>
                 <w:rFonts w:hint="eastAsia" w:asciiTheme="minorAscii" w:hAnsiTheme="minorAscii" w:eastAsiaTheme="minorEastAsia"/>
@@ -3546,7 +3544,16 @@
           <w:rFonts w:hint="default"/>
           <w:lang w:val="en-US" w:eastAsia="zh-CN"/>
         </w:rPr>
-        <w:t>为规范公司员工招聘活动，建立科学、公开、公平、公正的人才选拔与引进机制，确保为公司软件运维服务业务持续、高效地吸纳与配置符合岗位要求、认同企业文化的专业人才，保障公司发展战略与业务目标的实现，特制定本制度。</w:t>
+        <w:t>为规范公司员工招聘活动，建立科学、公开、公平、公正的人才选拔与引进机制，确保为公司</w:t>
+      </w:r>
+      <w:bookmarkStart w:id="20" w:name="_GoBack"/>
+      <w:bookmarkEnd w:id="20"/>
+      <w:r>
+        <w:rPr>
+          <w:rFonts w:hint="default"/>
+          <w:lang w:val="en-US" w:eastAsia="zh-CN"/>
+        </w:rPr>
+        <w:t>运维服务业务持续、高效地吸纳与配置符合岗位要求、认同企业文化的专业人才，保障公司发展战略与业务目标的实现，特制定本制度。</w:t>
       </w:r>
     </w:p>
     <w:p>
@@ -5558,12 +5565,6 @@
             <w:insideV w:val="none" w:color="auto" w:sz="0" w:space="0"/>
           </w:tblBorders>
           <w:shd w:val="clear" w:color="auto" w:fill="auto"/>
-          <w:tblCellMar>
-            <w:top w:w="0" w:type="dxa"/>
-            <w:left w:w="108" w:type="dxa"/>
-            <w:bottom w:w="0" w:type="dxa"/>
-            <w:right w:w="108" w:type="dxa"/>
-          </w:tblCellMar>
         </w:tblPrEx>
         <w:trPr>
           <w:trHeight w:val="493" w:hRule="atLeast"/>
@@ -5783,7 +5784,6 @@
             <w:insideH w:val="none" w:color="auto" w:sz="0" w:space="0"/>
             <w:insideV w:val="none" w:color="auto" w:sz="0" w:space="0"/>
           </w:tblBorders>
-          <w:shd w:val="clear" w:color="auto" w:fill="auto"/>
           <w:tblCellMar>
             <w:top w:w="0" w:type="dxa"/>
             <w:left w:w="108" w:type="dxa"/>

--- a/5.人员管理/1.流程制度规范类文件/TXHS-05-03-人员招聘管理制度.docx
+++ b/5.人员管理/1.流程制度规范类文件/TXHS-05-03-人员招聘管理制度.docx
@@ -1,10 +1,11 @@
 
 <file path=word/document.xml><?xml version="1.0" encoding="utf-8"?>
-<w:document xmlns:wpc="http://schemas.microsoft.com/office/word/2010/wordprocessingCanvas" xmlns:mc="http://schemas.openxmlformats.org/markup-compatibility/2006" xmlns:o="urn:schemas-microsoft-com:office:office" xmlns:r="http://schemas.openxmlformats.org/officeDocument/2006/relationships" xmlns:m="http://schemas.openxmlformats.org/officeDocument/2006/math" xmlns:v="urn:schemas-microsoft-com:vml" xmlns:wp14="http://schemas.microsoft.com/office/word/2010/wordprocessingDrawing" xmlns:wp="http://schemas.openxmlformats.org/drawingml/2006/wordprocessingDrawing" xmlns:w="http://schemas.openxmlformats.org/wordprocessingml/2006/main" xmlns:w14="http://schemas.microsoft.com/office/word/2010/wordml" xmlns:w10="urn:schemas-microsoft-com:office:word" xmlns:w15="http://schemas.microsoft.com/office/word/2012/wordml" xmlns:wpg="http://schemas.microsoft.com/office/word/2010/wordprocessingGroup" xmlns:wpi="http://schemas.microsoft.com/office/word/2010/wordprocessingInk" xmlns:wne="http://schemas.microsoft.com/office/word/2006/wordml" xmlns:wps="http://schemas.microsoft.com/office/word/2010/wordprocessingShape" xmlns:wpsCustomData="http://www.wps.cn/officeDocument/2013/wpsCustomData" mc:Ignorable="w14 w15 wp14">
+<w:document xmlns:wpc="http://schemas.microsoft.com/office/word/2010/wordprocessingCanvas" xmlns:mc="http://schemas.openxmlformats.org/markup-compatibility/2006" xmlns:o="urn:schemas-microsoft-com:office:office" xmlns:r="http://schemas.openxmlformats.org/officeDocument/2006/relationships" xmlns:m="http://schemas.openxmlformats.org/officeDocument/2006/math" xmlns:v="urn:schemas-microsoft-com:vml" xmlns:wp14="http://schemas.microsoft.com/office/word/2010/wordprocessingDrawing" xmlns:wp="http://schemas.openxmlformats.org/drawingml/2006/wordprocessingDrawing" xmlns:w10="urn:schemas-microsoft-com:office:word" xmlns:w="http://schemas.openxmlformats.org/wordprocessingml/2006/main" xmlns:w14="http://schemas.microsoft.com/office/word/2010/wordml" xmlns:w15="http://schemas.microsoft.com/office/word/2012/wordml" xmlns:wne="http://schemas.microsoft.com/office/word/2006/wordml" xmlns:wpg="http://schemas.microsoft.com/office/word/2010/wordprocessingGroup" xmlns:wpi="http://schemas.microsoft.com/office/word/2010/wordprocessingInk" xmlns:wps="http://schemas.microsoft.com/office/word/2010/wordprocessingShape" mc:Ignorable="w14 w15 wp14">
+  <!-- Generated by Aspose.Words for .NET 13.3.0.1 -->
   <w:body>
     <w:p>
       <w:pPr>
-        <w:pStyle w:val="24"/>
+        <w:pStyle w:val="a"/>
         <w:keepNext w:val="0"/>
         <w:keepLines w:val="0"/>
         <w:pageBreakBefore w:val="0"/>
@@ -24,7 +25,7 @@
       <w:bookmarkStart w:id="0" w:name="_Toc22080"/>
       <w:r>
         <w:drawing>
-          <wp:anchor distT="0" distB="0" distL="114300" distR="114300" simplePos="0" relativeHeight="251661312" behindDoc="1" locked="0" layoutInCell="1" allowOverlap="1">
+          <wp:anchor distT="0" distB="0" distL="114300" distR="114300" simplePos="0" relativeHeight="251660288" behindDoc="1" locked="0" layoutInCell="1" allowOverlap="1">
             <wp:simplePos x="0" y="0"/>
             <wp:positionH relativeFrom="column">
               <wp:posOffset>-19050</wp:posOffset>
@@ -49,7 +50,7 @@
                     </pic:cNvPicPr>
                   </pic:nvPicPr>
                   <pic:blipFill>
-                    <a:blip r:embed="rId8"/>
+                    <a:blip xmlns:r="http://schemas.openxmlformats.org/officeDocument/2006/relationships" r:embed="rId4"/>
                     <a:stretch>
                       <a:fillRect/>
                     </a:stretch>
@@ -75,7 +76,7 @@
       </w:r>
       <w:r>
         <w:drawing>
-          <wp:anchor distT="0" distB="0" distL="114300" distR="114300" simplePos="0" relativeHeight="251660288" behindDoc="1" locked="0" layoutInCell="1" allowOverlap="1">
+          <wp:anchor distT="0" distB="0" distL="114300" distR="114300" simplePos="0" relativeHeight="251659264" behindDoc="1" locked="0" layoutInCell="1" allowOverlap="1">
             <wp:simplePos x="0" y="0"/>
             <wp:positionH relativeFrom="column">
               <wp:posOffset>0</wp:posOffset>
@@ -100,7 +101,7 @@
                     </pic:cNvPicPr>
                   </pic:nvPicPr>
                   <pic:blipFill>
-                    <a:blip r:embed="rId9"/>
+                    <a:blip xmlns:r="http://schemas.openxmlformats.org/officeDocument/2006/relationships" r:embed="rId5"/>
                     <a:stretch>
                       <a:fillRect/>
                     </a:stretch>
@@ -130,7 +131,7 @@
           <w:lang w:val="en-US" w:eastAsia="zh-CN"/>
         </w:rPr>
         <w:drawing>
-          <wp:anchor distT="0" distB="0" distL="114300" distR="114300" simplePos="0" relativeHeight="251659264" behindDoc="1" locked="0" layoutInCell="1" allowOverlap="1">
+          <wp:anchor distT="0" distB="0" distL="114300" distR="114300" simplePos="0" relativeHeight="251658240" behindDoc="1" locked="0" layoutInCell="1" allowOverlap="1">
             <wp:simplePos x="0" y="0"/>
             <wp:positionH relativeFrom="column">
               <wp:posOffset>635</wp:posOffset>
@@ -155,7 +156,7 @@
                     </pic:cNvPicPr>
                   </pic:nvPicPr>
                   <pic:blipFill>
-                    <a:blip r:embed="rId10">
+                    <a:blip xmlns:r="http://schemas.openxmlformats.org/officeDocument/2006/relationships" r:embed="rId6">
                       <a:alphaModFix amt="58000"/>
                       <a:lum contrast="-52000"/>
                     </a:blip>
@@ -189,7 +190,7 @@
     </w:p>
     <w:p>
       <w:pPr>
-        <w:pStyle w:val="25"/>
+        <w:pStyle w:val="a0"/>
         <w:keepNext w:val="0"/>
         <w:keepLines w:val="0"/>
         <w:pageBreakBefore w:val="0"/>
@@ -238,11 +239,11 @@
         <w:adjustRightInd w:val="0"/>
         <w:snapToGrid w:val="0"/>
         <w:spacing w:after="624" w:afterLines="200" w:line="219" w:lineRule="auto"/>
-        <w:ind w:left="0" w:leftChars="0" w:right="0" w:rightChars="0" w:firstLine="0" w:firstLineChars="0"/>
+        <w:ind w:left="0" w:right="0" w:firstLine="0" w:leftChars="0" w:rightChars="0" w:firstLineChars="0"/>
         <w:jc w:val="center"/>
         <w:textAlignment w:val="baseline"/>
         <w:rPr>
-          <w:rFonts w:hint="eastAsia" w:ascii="宋体" w:hAnsi="宋体" w:eastAsia="宋体" w:cs="宋体"/>
+          <w:rFonts w:ascii="宋体" w:eastAsia="宋体" w:hAnsi="宋体" w:cs="宋体" w:hint="eastAsia"/>
           <w:sz w:val="24"/>
           <w:szCs w:val="24"/>
           <w:lang w:val="en-US" w:eastAsia="zh-CN"/>
@@ -250,7 +251,7 @@
       </w:pPr>
       <w:r>
         <w:rPr>
-          <w:rFonts w:ascii="宋体" w:hAnsi="宋体" w:eastAsia="宋体" w:cs="宋体"/>
+          <w:rFonts w:ascii="宋体" w:eastAsia="宋体" w:hAnsi="宋体" w:cs="宋体"/>
           <w:b/>
           <w:bCs/>
           <w:spacing w:val="-3"/>
@@ -261,7 +262,7 @@
       </w:r>
       <w:r>
         <w:rPr>
-          <w:rFonts w:hint="eastAsia" w:ascii="宋体" w:hAnsi="宋体" w:eastAsia="宋体" w:cs="宋体"/>
+          <w:rFonts w:ascii="宋体" w:eastAsia="宋体" w:hAnsi="宋体" w:cs="宋体" w:hint="eastAsia"/>
           <w:b/>
           <w:bCs/>
           <w:spacing w:val="-3"/>
@@ -273,7 +274,7 @@
       </w:r>
       <w:r>
         <w:rPr>
-          <w:rFonts w:ascii="宋体" w:hAnsi="宋体" w:eastAsia="宋体" w:cs="宋体"/>
+          <w:rFonts w:ascii="宋体" w:eastAsia="宋体" w:hAnsi="宋体" w:cs="宋体"/>
           <w:b/>
           <w:bCs/>
           <w:spacing w:val="-3"/>
@@ -284,7 +285,7 @@
       </w:r>
       <w:r>
         <w:rPr>
-          <w:rFonts w:hint="eastAsia" w:ascii="宋体" w:hAnsi="宋体" w:eastAsia="宋体" w:cs="宋体"/>
+          <w:rFonts w:ascii="宋体" w:eastAsia="宋体" w:hAnsi="宋体" w:cs="宋体" w:hint="eastAsia"/>
           <w:b/>
           <w:bCs/>
           <w:spacing w:val="-3"/>
@@ -296,7 +297,7 @@
       </w:r>
       <w:r>
         <w:rPr>
-          <w:rFonts w:ascii="宋体" w:hAnsi="宋体" w:eastAsia="宋体" w:cs="宋体"/>
+          <w:rFonts w:ascii="宋体" w:eastAsia="宋体" w:hAnsi="宋体" w:cs="宋体"/>
           <w:b/>
           <w:bCs/>
           <w:spacing w:val="-3"/>
@@ -307,7 +308,7 @@
       </w:r>
       <w:r>
         <w:rPr>
-          <w:rFonts w:hint="eastAsia" w:ascii="宋体" w:hAnsi="宋体" w:cs="宋体"/>
+          <w:rFonts w:ascii="宋体" w:hAnsi="宋体" w:cs="宋体" w:hint="eastAsia"/>
           <w:b/>
           <w:bCs/>
           <w:spacing w:val="-3"/>
@@ -320,18 +321,17 @@
     </w:p>
     <w:tbl>
       <w:tblPr>
-        <w:tblStyle w:val="21"/>
+        <w:tblStyle w:val="TableGrid"/>
         <w:tblW w:w="0" w:type="auto"/>
         <w:jc w:val="center"/>
         <w:tblBorders>
-          <w:top w:val="none" w:color="auto" w:sz="0" w:space="0"/>
-          <w:left w:val="none" w:color="auto" w:sz="0" w:space="0"/>
-          <w:bottom w:val="none" w:color="auto" w:sz="0" w:space="0"/>
-          <w:right w:val="none" w:color="auto" w:sz="0" w:space="0"/>
-          <w:insideH w:val="none" w:color="auto" w:sz="0" w:space="0"/>
-          <w:insideV w:val="none" w:color="auto" w:sz="0" w:space="0"/>
+          <w:top w:val="nil"/>
+          <w:left w:val="nil"/>
+          <w:bottom w:val="nil"/>
+          <w:right w:val="nil"/>
+          <w:insideH w:val="nil"/>
+          <w:insideV w:val="nil"/>
         </w:tblBorders>
-        <w:tblLayout w:type="autofit"/>
         <w:tblCellMar>
           <w:top w:w="0" w:type="dxa"/>
           <w:left w:w="108" w:type="dxa"/>
@@ -345,13 +345,15 @@
       </w:tblGrid>
       <w:tr>
         <w:tblPrEx>
+          <w:tblW w:w="0" w:type="auto"/>
+          <w:jc w:val="center"/>
           <w:tblBorders>
-            <w:top w:val="none" w:color="auto" w:sz="0" w:space="0"/>
-            <w:left w:val="none" w:color="auto" w:sz="0" w:space="0"/>
-            <w:bottom w:val="none" w:color="auto" w:sz="0" w:space="0"/>
-            <w:right w:val="none" w:color="auto" w:sz="0" w:space="0"/>
-            <w:insideH w:val="none" w:color="auto" w:sz="0" w:space="0"/>
-            <w:insideV w:val="none" w:color="auto" w:sz="0" w:space="0"/>
+            <w:top w:val="nil"/>
+            <w:left w:val="nil"/>
+            <w:bottom w:val="nil"/>
+            <w:right w:val="nil"/>
+            <w:insideH w:val="nil"/>
+            <w:insideV w:val="nil"/>
           </w:tblBorders>
           <w:tblCellMar>
             <w:top w:w="0" w:type="dxa"/>
@@ -361,7 +363,7 @@
           </w:tblCellMar>
         </w:tblPrEx>
         <w:trPr>
-          <w:trHeight w:val="810" w:hRule="atLeast"/>
+          <w:trHeight w:val="810"/>
           <w:jc w:val="center"/>
         </w:trPr>
         <w:tc>
@@ -400,7 +402,7 @@
             </w:r>
             <w:r>
               <w:rPr>
-                <w:rFonts w:hint="default" w:asciiTheme="minorAscii" w:hAnsiTheme="minorAscii" w:eastAsiaTheme="minorEastAsia"/>
+                <w:rFonts w:asciiTheme="minorAscii" w:eastAsiaTheme="minorEastAsia" w:hAnsiTheme="minorAscii" w:hint="default"/>
                 <w:spacing w:val="227"/>
                 <w:sz w:val="21"/>
                 <w:vertAlign w:val="baseline"/>
@@ -455,7 +457,7 @@
             </w:r>
             <w:r>
               <w:rPr>
-                <w:rFonts w:hint="eastAsia" w:asciiTheme="minorAscii" w:hAnsiTheme="minorAscii" w:eastAsiaTheme="minorEastAsia"/>
+                <w:rFonts w:asciiTheme="minorAscii" w:eastAsiaTheme="minorEastAsia" w:hAnsiTheme="minorAscii" w:hint="eastAsia"/>
                 <w:spacing w:val="227"/>
                 <w:sz w:val="21"/>
                 <w:vertAlign w:val="baseline"/>
@@ -477,14 +479,8 @@
       </w:tr>
       <w:tr>
         <w:tblPrEx>
-          <w:tblBorders>
-            <w:top w:val="none" w:color="auto" w:sz="0" w:space="0"/>
-            <w:left w:val="none" w:color="auto" w:sz="0" w:space="0"/>
-            <w:bottom w:val="none" w:color="auto" w:sz="0" w:space="0"/>
-            <w:right w:val="none" w:color="auto" w:sz="0" w:space="0"/>
-            <w:insideH w:val="none" w:color="auto" w:sz="0" w:space="0"/>
-            <w:insideV w:val="none" w:color="auto" w:sz="0" w:space="0"/>
-          </w:tblBorders>
+          <w:tblW w:w="0" w:type="auto"/>
+          <w:jc w:val="center"/>
           <w:tblCellMar>
             <w:top w:w="0" w:type="dxa"/>
             <w:left w:w="108" w:type="dxa"/>
@@ -493,7 +489,7 @@
           </w:tblCellMar>
         </w:tblPrEx>
         <w:trPr>
-          <w:trHeight w:val="810" w:hRule="atLeast"/>
+          <w:trHeight w:val="810"/>
           <w:jc w:val="center"/>
         </w:trPr>
         <w:tc>
@@ -518,7 +514,7 @@
               <w:snapToGrid w:val="0"/>
               <w:textAlignment w:val="baseline"/>
               <w:rPr>
-                <w:rFonts w:hint="default" w:ascii="Arial" w:hAnsi="Arial" w:eastAsia="Arial" w:cs="Arial"/>
+                <w:rFonts w:ascii="Arial" w:eastAsia="Arial" w:hAnsi="Arial" w:cs="Arial" w:hint="default"/>
                 <w:snapToGrid w:val="0"/>
                 <w:color w:val="000000"/>
                 <w:kern w:val="0"/>
@@ -550,7 +546,7 @@
             </w:r>
             <w:r>
               <w:rPr>
-                <w:rFonts w:hint="default" w:asciiTheme="minorAscii" w:hAnsiTheme="minorAscii" w:eastAsiaTheme="minorEastAsia"/>
+                <w:rFonts w:asciiTheme="minorAscii" w:eastAsiaTheme="minorEastAsia" w:hAnsiTheme="minorAscii" w:hint="default"/>
                 <w:spacing w:val="227"/>
                 <w:sz w:val="21"/>
                 <w:vertAlign w:val="baseline"/>
@@ -567,18 +563,7 @@
                 <w:vertAlign w:val="baseline"/>
                 <w:lang w:val="en-US" w:eastAsia="zh-CN"/>
               </w:rPr>
-              <w:t>V2.</w:t>
-            </w:r>
-            <w:r>
-              <w:rPr>
-                <w:rFonts w:hint="eastAsia"/>
-                <w:spacing w:val="0"/>
-                <w:kern w:val="0"/>
-                <w:u w:val="single"/>
-                <w:vertAlign w:val="baseline"/>
-                <w:lang w:val="en-US" w:eastAsia="zh-CN"/>
-              </w:rPr>
-              <w:t>0</w:t>
+              <w:t>V1.0</w:t>
             </w:r>
           </w:p>
         </w:tc>
@@ -604,7 +589,7 @@
               <w:snapToGrid w:val="0"/>
               <w:textAlignment w:val="baseline"/>
               <w:rPr>
-                <w:rFonts w:hint="default" w:ascii="Arial" w:hAnsi="Arial" w:eastAsia="Arial" w:cs="Arial"/>
+                <w:rFonts w:ascii="Arial" w:eastAsia="Arial" w:hAnsi="Arial" w:cs="Arial" w:hint="default"/>
                 <w:snapToGrid w:val="0"/>
                 <w:color w:val="000000"/>
                 <w:kern w:val="0"/>
@@ -624,7 +609,7 @@
             </w:r>
             <w:r>
               <w:rPr>
-                <w:rFonts w:hint="eastAsia" w:asciiTheme="minorAscii" w:hAnsiTheme="minorAscii" w:eastAsiaTheme="minorEastAsia"/>
+                <w:rFonts w:asciiTheme="minorAscii" w:eastAsiaTheme="minorEastAsia" w:hAnsiTheme="minorAscii" w:hint="eastAsia"/>
                 <w:spacing w:val="227"/>
                 <w:sz w:val="21"/>
                 <w:vertAlign w:val="baseline"/>
@@ -646,14 +631,8 @@
       </w:tr>
       <w:tr>
         <w:tblPrEx>
-          <w:tblBorders>
-            <w:top w:val="none" w:color="auto" w:sz="0" w:space="0"/>
-            <w:left w:val="none" w:color="auto" w:sz="0" w:space="0"/>
-            <w:bottom w:val="none" w:color="auto" w:sz="0" w:space="0"/>
-            <w:right w:val="none" w:color="auto" w:sz="0" w:space="0"/>
-            <w:insideH w:val="none" w:color="auto" w:sz="0" w:space="0"/>
-            <w:insideV w:val="none" w:color="auto" w:sz="0" w:space="0"/>
-          </w:tblBorders>
+          <w:tblW w:w="0" w:type="auto"/>
+          <w:jc w:val="center"/>
           <w:tblCellMar>
             <w:top w:w="0" w:type="dxa"/>
             <w:left w:w="108" w:type="dxa"/>
@@ -662,7 +641,7 @@
           </w:tblCellMar>
         </w:tblPrEx>
         <w:trPr>
-          <w:trHeight w:val="635" w:hRule="atLeast"/>
+          <w:trHeight w:val="635"/>
           <w:jc w:val="center"/>
         </w:trPr>
         <w:tc>
@@ -713,7 +692,7 @@
             </w:r>
             <w:r>
               <w:rPr>
-                <w:rFonts w:hint="eastAsia" w:asciiTheme="minorAscii" w:hAnsiTheme="minorAscii" w:eastAsiaTheme="minorEastAsia"/>
+                <w:rFonts w:asciiTheme="minorAscii" w:eastAsiaTheme="minorEastAsia" w:hAnsiTheme="minorAscii" w:hint="eastAsia"/>
                 <w:spacing w:val="227"/>
                 <w:sz w:val="21"/>
                 <w:vertAlign w:val="baseline"/>
@@ -767,7 +746,7 @@
             </w:r>
             <w:r>
               <w:rPr>
-                <w:rFonts w:hint="eastAsia" w:asciiTheme="minorAscii" w:hAnsiTheme="minorAscii" w:eastAsiaTheme="minorEastAsia"/>
+                <w:rFonts w:asciiTheme="minorAscii" w:eastAsiaTheme="minorEastAsia" w:hAnsiTheme="minorAscii" w:hint="eastAsia"/>
                 <w:spacing w:val="227"/>
                 <w:sz w:val="21"/>
                 <w:vertAlign w:val="baseline"/>
@@ -828,14 +807,14 @@
         <w:ind w:left="3634"/>
         <w:textAlignment w:val="baseline"/>
         <w:rPr>
-          <w:rFonts w:ascii="宋体" w:hAnsi="宋体" w:eastAsia="宋体" w:cs="宋体"/>
+          <w:rFonts w:ascii="宋体" w:eastAsia="宋体" w:hAnsi="宋体" w:cs="宋体"/>
           <w:sz w:val="31"/>
           <w:szCs w:val="31"/>
         </w:rPr>
       </w:pPr>
       <w:r>
         <w:rPr>
-          <w:rFonts w:ascii="宋体" w:hAnsi="宋体" w:eastAsia="宋体" w:cs="宋体"/>
+          <w:rFonts w:ascii="宋体" w:eastAsia="宋体" w:hAnsi="宋体" w:cs="宋体"/>
           <w:b/>
           <w:bCs/>
           <w:spacing w:val="4"/>
@@ -847,16 +826,16 @@
     </w:p>
     <w:tbl>
       <w:tblPr>
-        <w:tblStyle w:val="26"/>
+        <w:tblStyle w:val="TableNormal0"/>
         <w:tblW w:w="8214" w:type="dxa"/>
         <w:jc w:val="center"/>
         <w:tblBorders>
-          <w:top w:val="single" w:color="000000" w:sz="2" w:space="0"/>
-          <w:left w:val="single" w:color="000000" w:sz="2" w:space="0"/>
-          <w:bottom w:val="single" w:color="000000" w:sz="2" w:space="0"/>
-          <w:right w:val="single" w:color="000000" w:sz="2" w:space="0"/>
-          <w:insideH w:val="single" w:color="000000" w:sz="2" w:space="0"/>
-          <w:insideV w:val="single" w:color="000000" w:sz="2" w:space="0"/>
+          <w:top w:val="single" w:sz="2" w:space="0" w:color="000000"/>
+          <w:left w:val="single" w:sz="2" w:space="0" w:color="000000"/>
+          <w:bottom w:val="single" w:sz="2" w:space="0" w:color="000000"/>
+          <w:right w:val="single" w:sz="2" w:space="0" w:color="000000"/>
+          <w:insideH w:val="single" w:sz="2" w:space="0" w:color="000000"/>
+          <w:insideV w:val="single" w:sz="2" w:space="0" w:color="000000"/>
         </w:tblBorders>
         <w:tblLayout w:type="fixed"/>
         <w:tblCellMar>
@@ -876,14 +855,17 @@
       </w:tblGrid>
       <w:tr>
         <w:tblPrEx>
+          <w:tblW w:w="8214" w:type="dxa"/>
+          <w:jc w:val="center"/>
           <w:tblBorders>
-            <w:top w:val="single" w:color="000000" w:sz="2" w:space="0"/>
-            <w:left w:val="single" w:color="000000" w:sz="2" w:space="0"/>
-            <w:bottom w:val="single" w:color="000000" w:sz="2" w:space="0"/>
-            <w:right w:val="single" w:color="000000" w:sz="2" w:space="0"/>
-            <w:insideH w:val="single" w:color="000000" w:sz="2" w:space="0"/>
-            <w:insideV w:val="single" w:color="000000" w:sz="2" w:space="0"/>
+            <w:top w:val="single" w:sz="2" w:space="0" w:color="000000"/>
+            <w:left w:val="single" w:sz="2" w:space="0" w:color="000000"/>
+            <w:bottom w:val="single" w:sz="2" w:space="0" w:color="000000"/>
+            <w:right w:val="single" w:sz="2" w:space="0" w:color="000000"/>
+            <w:insideH w:val="single" w:sz="2" w:space="0" w:color="000000"/>
+            <w:insideV w:val="single" w:sz="2" w:space="0" w:color="000000"/>
           </w:tblBorders>
+          <w:tblLayout w:type="fixed"/>
           <w:tblCellMar>
             <w:top w:w="0" w:type="dxa"/>
             <w:left w:w="0" w:type="dxa"/>
@@ -892,7 +874,7 @@
           </w:tblCellMar>
         </w:tblPrEx>
         <w:trPr>
-          <w:trHeight w:val="593" w:hRule="atLeast"/>
+          <w:trHeight w:val="593"/>
           <w:jc w:val="center"/>
         </w:trPr>
         <w:tc>
@@ -914,18 +896,18 @@
               <w:adjustRightInd w:val="0"/>
               <w:snapToGrid w:val="0"/>
               <w:spacing w:before="176" w:line="228" w:lineRule="auto"/>
-              <w:ind w:left="0" w:leftChars="0" w:right="0" w:rightChars="0" w:firstLine="0" w:firstLineChars="0"/>
+              <w:ind w:left="0" w:right="0" w:firstLine="0" w:leftChars="0" w:rightChars="0" w:firstLineChars="0"/>
               <w:jc w:val="center"/>
               <w:textAlignment w:val="baseline"/>
               <w:rPr>
-                <w:rFonts w:ascii="宋体" w:hAnsi="宋体" w:eastAsia="宋体" w:cs="宋体"/>
+                <w:rFonts w:ascii="宋体" w:eastAsia="宋体" w:hAnsi="宋体" w:cs="宋体"/>
                 <w:sz w:val="20"/>
                 <w:szCs w:val="20"/>
               </w:rPr>
             </w:pPr>
             <w:r>
               <w:rPr>
-                <w:rFonts w:hint="eastAsia" w:ascii="宋体" w:hAnsi="宋体" w:cs="宋体"/>
+                <w:rFonts w:ascii="宋体" w:hAnsi="宋体" w:cs="宋体" w:hint="eastAsia"/>
                 <w:spacing w:val="-14"/>
                 <w:sz w:val="20"/>
                 <w:szCs w:val="20"/>
@@ -935,7 +917,7 @@
             </w:r>
             <w:r>
               <w:rPr>
-                <w:rFonts w:ascii="宋体" w:hAnsi="宋体" w:eastAsia="宋体" w:cs="宋体"/>
+                <w:rFonts w:ascii="宋体" w:eastAsia="宋体" w:hAnsi="宋体" w:cs="宋体"/>
                 <w:spacing w:val="-14"/>
                 <w:sz w:val="20"/>
                 <w:szCs w:val="20"/>
@@ -963,18 +945,18 @@
               <w:adjustRightInd w:val="0"/>
               <w:snapToGrid w:val="0"/>
               <w:spacing w:before="175" w:line="227" w:lineRule="auto"/>
-              <w:ind w:left="0" w:leftChars="0" w:right="0" w:rightChars="0" w:firstLine="0" w:firstLineChars="0"/>
+              <w:ind w:left="0" w:right="0" w:firstLine="0" w:leftChars="0" w:rightChars="0" w:firstLineChars="0"/>
               <w:jc w:val="center"/>
               <w:textAlignment w:val="baseline"/>
               <w:rPr>
-                <w:rFonts w:ascii="宋体" w:hAnsi="宋体" w:eastAsia="宋体" w:cs="宋体"/>
+                <w:rFonts w:ascii="宋体" w:eastAsia="宋体" w:hAnsi="宋体" w:cs="宋体"/>
                 <w:sz w:val="20"/>
                 <w:szCs w:val="20"/>
               </w:rPr>
             </w:pPr>
             <w:r>
               <w:rPr>
-                <w:rFonts w:ascii="宋体" w:hAnsi="宋体" w:eastAsia="宋体" w:cs="宋体"/>
+                <w:rFonts w:ascii="宋体" w:eastAsia="宋体" w:hAnsi="宋体" w:cs="宋体"/>
                 <w:spacing w:val="4"/>
                 <w:sz w:val="20"/>
                 <w:szCs w:val="20"/>
@@ -1002,18 +984,18 @@
               <w:adjustRightInd w:val="0"/>
               <w:snapToGrid w:val="0"/>
               <w:spacing w:before="175" w:line="228" w:lineRule="auto"/>
-              <w:ind w:left="0" w:leftChars="0" w:right="0" w:rightChars="0" w:firstLine="0" w:firstLineChars="0"/>
+              <w:ind w:left="0" w:right="0" w:firstLine="0" w:leftChars="0" w:rightChars="0" w:firstLineChars="0"/>
               <w:jc w:val="center"/>
               <w:textAlignment w:val="baseline"/>
               <w:rPr>
-                <w:rFonts w:ascii="宋体" w:hAnsi="宋体" w:eastAsia="宋体" w:cs="宋体"/>
+                <w:rFonts w:ascii="宋体" w:eastAsia="宋体" w:hAnsi="宋体" w:cs="宋体"/>
                 <w:sz w:val="20"/>
                 <w:szCs w:val="20"/>
               </w:rPr>
             </w:pPr>
             <w:r>
               <w:rPr>
-                <w:rFonts w:ascii="宋体" w:hAnsi="宋体" w:eastAsia="宋体" w:cs="宋体"/>
+                <w:rFonts w:ascii="宋体" w:eastAsia="宋体" w:hAnsi="宋体" w:cs="宋体"/>
                 <w:spacing w:val="7"/>
                 <w:sz w:val="20"/>
                 <w:szCs w:val="20"/>
@@ -1041,11 +1023,11 @@
               <w:adjustRightInd w:val="0"/>
               <w:snapToGrid w:val="0"/>
               <w:spacing w:before="175" w:line="228" w:lineRule="auto"/>
-              <w:ind w:left="0" w:leftChars="0" w:right="0" w:rightChars="0" w:firstLine="0" w:firstLineChars="0"/>
+              <w:ind w:left="0" w:right="0" w:firstLine="0" w:leftChars="0" w:rightChars="0" w:firstLineChars="0"/>
               <w:jc w:val="center"/>
               <w:textAlignment w:val="baseline"/>
               <w:rPr>
-                <w:rFonts w:hint="eastAsia" w:ascii="宋体" w:hAnsi="宋体" w:eastAsia="宋体" w:cs="宋体"/>
+                <w:rFonts w:ascii="宋体" w:eastAsia="宋体" w:hAnsi="宋体" w:cs="宋体" w:hint="eastAsia"/>
                 <w:spacing w:val="7"/>
                 <w:sz w:val="20"/>
                 <w:szCs w:val="20"/>
@@ -1054,7 +1036,7 @@
             </w:pPr>
             <w:r>
               <w:rPr>
-                <w:rFonts w:hint="eastAsia" w:ascii="宋体" w:hAnsi="宋体" w:cs="宋体"/>
+                <w:rFonts w:ascii="宋体" w:hAnsi="宋体" w:cs="宋体" w:hint="eastAsia"/>
                 <w:spacing w:val="7"/>
                 <w:sz w:val="20"/>
                 <w:szCs w:val="20"/>
@@ -1083,11 +1065,11 @@
               <w:adjustRightInd w:val="0"/>
               <w:snapToGrid w:val="0"/>
               <w:spacing w:before="175" w:line="228" w:lineRule="auto"/>
-              <w:ind w:left="0" w:leftChars="0" w:right="0" w:rightChars="0" w:firstLine="0" w:firstLineChars="0"/>
+              <w:ind w:left="0" w:right="0" w:firstLine="0" w:leftChars="0" w:rightChars="0" w:firstLineChars="0"/>
               <w:jc w:val="center"/>
               <w:textAlignment w:val="baseline"/>
               <w:rPr>
-                <w:rFonts w:hint="default" w:ascii="宋体" w:hAnsi="宋体" w:cs="宋体"/>
+                <w:rFonts w:ascii="宋体" w:hAnsi="宋体" w:cs="宋体" w:hint="default"/>
                 <w:spacing w:val="7"/>
                 <w:sz w:val="20"/>
                 <w:szCs w:val="20"/>
@@ -1096,7 +1078,7 @@
             </w:pPr>
             <w:r>
               <w:rPr>
-                <w:rFonts w:hint="eastAsia" w:ascii="宋体" w:hAnsi="宋体" w:cs="宋体"/>
+                <w:rFonts w:ascii="宋体" w:hAnsi="宋体" w:cs="宋体" w:hint="eastAsia"/>
                 <w:spacing w:val="7"/>
                 <w:sz w:val="20"/>
                 <w:szCs w:val="20"/>
@@ -1125,18 +1107,18 @@
               <w:adjustRightInd w:val="0"/>
               <w:snapToGrid w:val="0"/>
               <w:spacing w:before="176" w:line="229" w:lineRule="auto"/>
-              <w:ind w:left="0" w:leftChars="0" w:right="0" w:rightChars="0" w:firstLine="0" w:firstLineChars="0"/>
+              <w:ind w:left="0" w:right="0" w:firstLine="0" w:leftChars="0" w:rightChars="0" w:firstLineChars="0"/>
               <w:jc w:val="center"/>
               <w:textAlignment w:val="baseline"/>
               <w:rPr>
-                <w:rFonts w:ascii="宋体" w:hAnsi="宋体" w:eastAsia="宋体" w:cs="宋体"/>
+                <w:rFonts w:ascii="宋体" w:eastAsia="宋体" w:hAnsi="宋体" w:cs="宋体"/>
                 <w:sz w:val="20"/>
                 <w:szCs w:val="20"/>
               </w:rPr>
             </w:pPr>
             <w:r>
               <w:rPr>
-                <w:rFonts w:ascii="宋体" w:hAnsi="宋体" w:eastAsia="宋体" w:cs="宋体"/>
+                <w:rFonts w:ascii="宋体" w:eastAsia="宋体" w:hAnsi="宋体" w:cs="宋体"/>
                 <w:spacing w:val="7"/>
                 <w:sz w:val="20"/>
                 <w:szCs w:val="20"/>
@@ -1148,14 +1130,9 @@
       </w:tr>
       <w:tr>
         <w:tblPrEx>
-          <w:tblBorders>
-            <w:top w:val="single" w:color="000000" w:sz="2" w:space="0"/>
-            <w:left w:val="single" w:color="000000" w:sz="2" w:space="0"/>
-            <w:bottom w:val="single" w:color="000000" w:sz="2" w:space="0"/>
-            <w:right w:val="single" w:color="000000" w:sz="2" w:space="0"/>
-            <w:insideH w:val="single" w:color="000000" w:sz="2" w:space="0"/>
-            <w:insideV w:val="single" w:color="000000" w:sz="2" w:space="0"/>
-          </w:tblBorders>
+          <w:tblW w:w="8214" w:type="dxa"/>
+          <w:jc w:val="center"/>
+          <w:tblLayout w:type="fixed"/>
           <w:tblCellMar>
             <w:top w:w="0" w:type="dxa"/>
             <w:left w:w="0" w:type="dxa"/>
@@ -1164,7 +1141,7 @@
           </w:tblCellMar>
         </w:tblPrEx>
         <w:trPr>
-          <w:trHeight w:val="516" w:hRule="atLeast"/>
+          <w:trHeight w:val="516"/>
           <w:jc w:val="center"/>
         </w:trPr>
         <w:tc>
@@ -1187,11 +1164,11 @@
               <w:adjustRightInd w:val="0"/>
               <w:snapToGrid w:val="0"/>
               <w:spacing w:before="173" w:line="267" w:lineRule="exact"/>
-              <w:ind w:left="0" w:leftChars="0" w:right="0" w:rightChars="0" w:firstLine="0" w:firstLineChars="0"/>
+              <w:ind w:left="0" w:right="0" w:firstLine="0" w:leftChars="0" w:rightChars="0" w:firstLineChars="0"/>
               <w:jc w:val="center"/>
               <w:textAlignment w:val="baseline"/>
               <w:rPr>
-                <w:rFonts w:hint="default" w:ascii="宋体" w:hAnsi="宋体" w:eastAsia="宋体" w:cs="宋体"/>
+                <w:rFonts w:ascii="宋体" w:eastAsia="宋体" w:hAnsi="宋体" w:cs="宋体" w:hint="default"/>
                 <w:snapToGrid w:val="0"/>
                 <w:color w:val="000000"/>
                 <w:kern w:val="0"/>
@@ -1202,7 +1179,7 @@
             </w:pPr>
             <w:r>
               <w:rPr>
-                <w:rFonts w:ascii="宋体" w:hAnsi="宋体" w:eastAsia="宋体" w:cs="宋体"/>
+                <w:rFonts w:ascii="宋体" w:eastAsia="宋体" w:hAnsi="宋体" w:cs="宋体"/>
                 <w:spacing w:val="3"/>
                 <w:position w:val="1"/>
                 <w:sz w:val="20"/>
@@ -1232,11 +1209,11 @@
               <w:adjustRightInd w:val="0"/>
               <w:snapToGrid w:val="0"/>
               <w:spacing w:before="173" w:line="267" w:lineRule="exact"/>
-              <w:ind w:left="0" w:leftChars="0" w:right="0" w:rightChars="0" w:firstLine="0" w:firstLineChars="0"/>
+              <w:ind w:left="0" w:right="0" w:firstLine="0" w:leftChars="0" w:rightChars="0" w:firstLineChars="0"/>
               <w:jc w:val="center"/>
               <w:textAlignment w:val="baseline"/>
               <w:rPr>
-                <w:rFonts w:ascii="宋体" w:hAnsi="宋体" w:eastAsia="宋体" w:cs="宋体"/>
+                <w:rFonts w:ascii="宋体" w:eastAsia="宋体" w:hAnsi="宋体" w:cs="宋体"/>
                 <w:snapToGrid w:val="0"/>
                 <w:color w:val="000000"/>
                 <w:kern w:val="0"/>
@@ -1247,7 +1224,7 @@
             </w:pPr>
             <w:r>
               <w:rPr>
-                <w:rFonts w:ascii="宋体" w:hAnsi="宋体" w:eastAsia="宋体" w:cs="宋体"/>
+                <w:rFonts w:ascii="宋体" w:eastAsia="宋体" w:hAnsi="宋体" w:cs="宋体"/>
                 <w:spacing w:val="4"/>
                 <w:position w:val="1"/>
                 <w:sz w:val="20"/>
@@ -1277,11 +1254,11 @@
               <w:adjustRightInd w:val="0"/>
               <w:snapToGrid w:val="0"/>
               <w:spacing w:before="172" w:line="228" w:lineRule="auto"/>
-              <w:ind w:left="0" w:leftChars="0" w:right="0" w:rightChars="0" w:firstLine="0" w:firstLineChars="0"/>
+              <w:ind w:left="0" w:right="0" w:firstLine="0" w:leftChars="0" w:rightChars="0" w:firstLineChars="0"/>
               <w:jc w:val="center"/>
               <w:textAlignment w:val="baseline"/>
               <w:rPr>
-                <w:rFonts w:ascii="宋体" w:hAnsi="宋体" w:eastAsia="宋体" w:cs="宋体"/>
+                <w:rFonts w:ascii="宋体" w:eastAsia="宋体" w:hAnsi="宋体" w:cs="宋体"/>
                 <w:snapToGrid w:val="0"/>
                 <w:color w:val="000000"/>
                 <w:kern w:val="0"/>
@@ -1292,7 +1269,7 @@
             </w:pPr>
             <w:r>
               <w:rPr>
-                <w:rFonts w:ascii="宋体" w:hAnsi="宋体" w:eastAsia="宋体" w:cs="宋体"/>
+                <w:rFonts w:ascii="宋体" w:eastAsia="宋体" w:hAnsi="宋体" w:cs="宋体"/>
                 <w:spacing w:val="200"/>
                 <w:kern w:val="0"/>
                 <w:sz w:val="20"/>
@@ -1302,7 +1279,7 @@
             </w:r>
             <w:r>
               <w:rPr>
-                <w:rFonts w:ascii="宋体" w:hAnsi="宋体" w:eastAsia="宋体" w:cs="宋体"/>
+                <w:rFonts w:ascii="宋体" w:eastAsia="宋体" w:hAnsi="宋体" w:cs="宋体"/>
                 <w:spacing w:val="0"/>
                 <w:kern w:val="0"/>
                 <w:sz w:val="20"/>
@@ -1332,11 +1309,11 @@
               <w:adjustRightInd w:val="0"/>
               <w:snapToGrid w:val="0"/>
               <w:spacing w:before="172" w:line="228" w:lineRule="auto"/>
-              <w:ind w:left="0" w:leftChars="0" w:right="0" w:rightChars="0" w:firstLine="0" w:firstLineChars="0"/>
+              <w:ind w:left="0" w:right="0" w:firstLine="0" w:leftChars="0" w:rightChars="0" w:firstLineChars="0"/>
               <w:jc w:val="center"/>
               <w:textAlignment w:val="baseline"/>
               <w:rPr>
-                <w:rFonts w:ascii="宋体" w:hAnsi="宋体" w:eastAsia="宋体" w:cs="宋体"/>
+                <w:rFonts w:ascii="宋体" w:eastAsia="宋体" w:hAnsi="宋体" w:cs="宋体"/>
                 <w:snapToGrid w:val="0"/>
                 <w:color w:val="000000"/>
                 <w:spacing w:val="200"/>
@@ -1348,14 +1325,14 @@
             </w:pPr>
             <w:r>
               <w:rPr>
-                <w:rFonts w:hint="eastAsia" w:ascii="宋体" w:hAnsi="宋体" w:eastAsia="宋体" w:cs="宋体"/>
+                <w:rFonts w:ascii="宋体" w:eastAsia="宋体" w:hAnsi="宋体" w:cs="宋体" w:hint="eastAsia"/>
                 <w:spacing w:val="200"/>
                 <w:kern w:val="0"/>
                 <w:sz w:val="20"/>
                 <w:szCs w:val="20"/>
                 <w:lang w:val="en-US" w:eastAsia="zh-CN"/>
               </w:rPr>
-              <w:t>吴夤</w:t>
+              <w:t>平湾</w:t>
             </w:r>
           </w:p>
         </w:tc>
@@ -1379,11 +1356,11 @@
               <w:adjustRightInd w:val="0"/>
               <w:snapToGrid w:val="0"/>
               <w:spacing w:before="173" w:line="229" w:lineRule="auto"/>
-              <w:ind w:left="0" w:leftChars="0" w:right="0" w:rightChars="0" w:firstLine="0" w:firstLineChars="0"/>
+              <w:ind w:left="0" w:right="0" w:firstLine="0" w:leftChars="0" w:rightChars="0" w:firstLineChars="0"/>
               <w:jc w:val="center"/>
               <w:textAlignment w:val="baseline"/>
               <w:rPr>
-                <w:rFonts w:ascii="宋体" w:hAnsi="宋体" w:eastAsia="宋体" w:cs="宋体"/>
+                <w:rFonts w:ascii="宋体" w:eastAsia="宋体" w:hAnsi="宋体" w:cs="宋体"/>
                 <w:snapToGrid w:val="0"/>
                 <w:color w:val="000000"/>
                 <w:spacing w:val="200"/>
@@ -1395,14 +1372,14 @@
             </w:pPr>
             <w:r>
               <w:rPr>
-                <w:rFonts w:hint="eastAsia" w:asciiTheme="minorAscii" w:hAnsiTheme="minorAscii" w:eastAsiaTheme="minorEastAsia"/>
+                <w:rFonts w:asciiTheme="minorAscii" w:eastAsiaTheme="minorEastAsia" w:hAnsiTheme="minorAscii" w:hint="eastAsia"/>
                 <w:spacing w:val="0"/>
                 <w:kern w:val="0"/>
                 <w:sz w:val="21"/>
                 <w:vertAlign w:val="baseline"/>
                 <w:lang w:val="en-US" w:eastAsia="zh-CN"/>
               </w:rPr>
-              <w:t>茅建根</w:t>
+              <w:t>陈凯</w:t>
             </w:r>
           </w:p>
         </w:tc>
@@ -1426,11 +1403,11 @@
               <w:adjustRightInd w:val="0"/>
               <w:snapToGrid w:val="0"/>
               <w:spacing w:before="173" w:line="229" w:lineRule="auto"/>
-              <w:ind w:left="0" w:leftChars="0" w:right="0" w:rightChars="0" w:firstLine="0" w:firstLineChars="0"/>
+              <w:ind w:left="0" w:right="0" w:firstLine="0" w:leftChars="0" w:rightChars="0" w:firstLineChars="0"/>
               <w:jc w:val="center"/>
               <w:textAlignment w:val="baseline"/>
               <w:rPr>
-                <w:rFonts w:ascii="宋体" w:hAnsi="宋体" w:eastAsia="宋体" w:cs="宋体"/>
+                <w:rFonts w:ascii="宋体" w:eastAsia="宋体" w:hAnsi="宋体" w:cs="宋体"/>
                 <w:snapToGrid w:val="0"/>
                 <w:color w:val="000000"/>
                 <w:kern w:val="0"/>
@@ -1441,7 +1418,7 @@
             </w:pPr>
             <w:r>
               <w:rPr>
-                <w:rFonts w:hint="eastAsia" w:asciiTheme="minorAscii" w:hAnsiTheme="minorAscii" w:eastAsiaTheme="minorEastAsia"/>
+                <w:rFonts w:asciiTheme="minorAscii" w:eastAsiaTheme="minorEastAsia" w:hAnsiTheme="minorAscii" w:hint="eastAsia"/>
                 <w:spacing w:val="0"/>
                 <w:kern w:val="0"/>
                 <w:sz w:val="21"/>
@@ -1455,14 +1432,9 @@
       </w:tr>
       <w:tr>
         <w:tblPrEx>
-          <w:tblBorders>
-            <w:top w:val="single" w:color="000000" w:sz="2" w:space="0"/>
-            <w:left w:val="single" w:color="000000" w:sz="2" w:space="0"/>
-            <w:bottom w:val="single" w:color="000000" w:sz="2" w:space="0"/>
-            <w:right w:val="single" w:color="000000" w:sz="2" w:space="0"/>
-            <w:insideH w:val="single" w:color="000000" w:sz="2" w:space="0"/>
-            <w:insideV w:val="single" w:color="000000" w:sz="2" w:space="0"/>
-          </w:tblBorders>
+          <w:tblW w:w="8214" w:type="dxa"/>
+          <w:jc w:val="center"/>
+          <w:tblLayout w:type="fixed"/>
           <w:tblCellMar>
             <w:top w:w="0" w:type="dxa"/>
             <w:left w:w="0" w:type="dxa"/>
@@ -1471,7 +1443,7 @@
           </w:tblCellMar>
         </w:tblPrEx>
         <w:trPr>
-          <w:trHeight w:val="556" w:hRule="atLeast"/>
+          <w:trHeight w:val="556"/>
           <w:jc w:val="center"/>
         </w:trPr>
         <w:tc>
@@ -1494,11 +1466,11 @@
               <w:adjustRightInd w:val="0"/>
               <w:snapToGrid w:val="0"/>
               <w:spacing w:before="173" w:line="267" w:lineRule="exact"/>
-              <w:ind w:left="0" w:leftChars="0" w:right="0" w:rightChars="0" w:firstLine="0" w:firstLineChars="0"/>
+              <w:ind w:left="0" w:right="0" w:firstLine="0" w:leftChars="0" w:rightChars="0" w:firstLineChars="0"/>
               <w:jc w:val="center"/>
               <w:textAlignment w:val="baseline"/>
               <w:rPr>
-                <w:rFonts w:hint="default" w:ascii="宋体" w:hAnsi="宋体" w:eastAsia="宋体" w:cs="宋体"/>
+                <w:rFonts w:ascii="宋体" w:eastAsia="宋体" w:hAnsi="宋体" w:cs="宋体" w:hint="default"/>
                 <w:snapToGrid w:val="0"/>
                 <w:color w:val="000000"/>
                 <w:kern w:val="0"/>
@@ -1509,7 +1481,7 @@
             </w:pPr>
             <w:r>
               <w:rPr>
-                <w:rFonts w:ascii="宋体" w:hAnsi="宋体" w:eastAsia="宋体" w:cs="宋体"/>
+                <w:rFonts w:ascii="宋体" w:eastAsia="宋体" w:hAnsi="宋体" w:cs="宋体"/>
                 <w:spacing w:val="3"/>
                 <w:position w:val="1"/>
                 <w:sz w:val="20"/>
@@ -1519,7 +1491,7 @@
             </w:r>
             <w:r>
               <w:rPr>
-                <w:rFonts w:hint="eastAsia" w:ascii="宋体" w:hAnsi="宋体" w:cs="宋体"/>
+                <w:rFonts w:ascii="宋体" w:hAnsi="宋体" w:cs="宋体" w:hint="eastAsia"/>
                 <w:spacing w:val="3"/>
                 <w:position w:val="1"/>
                 <w:sz w:val="20"/>
@@ -1550,11 +1522,11 @@
               <w:adjustRightInd w:val="0"/>
               <w:snapToGrid w:val="0"/>
               <w:spacing w:before="173" w:line="267" w:lineRule="exact"/>
-              <w:ind w:left="0" w:leftChars="0" w:right="0" w:rightChars="0" w:firstLine="0" w:firstLineChars="0"/>
+              <w:ind w:left="0" w:right="0" w:firstLine="0" w:leftChars="0" w:rightChars="0" w:firstLineChars="0"/>
               <w:jc w:val="center"/>
               <w:textAlignment w:val="baseline"/>
               <w:rPr>
-                <w:rFonts w:ascii="宋体" w:hAnsi="宋体" w:eastAsia="宋体" w:cs="宋体"/>
+                <w:rFonts w:ascii="宋体" w:eastAsia="宋体" w:hAnsi="宋体" w:cs="宋体"/>
                 <w:snapToGrid w:val="0"/>
                 <w:color w:val="000000"/>
                 <w:kern w:val="0"/>
@@ -1565,34 +1537,13 @@
             </w:pPr>
             <w:r>
               <w:rPr>
-                <w:rFonts w:ascii="宋体" w:hAnsi="宋体" w:eastAsia="宋体" w:cs="宋体"/>
+                <w:rFonts w:ascii="宋体" w:eastAsia="宋体" w:hAnsi="宋体" w:cs="宋体"/>
                 <w:spacing w:val="4"/>
                 <w:position w:val="1"/>
                 <w:sz w:val="20"/>
                 <w:szCs w:val="20"/>
               </w:rPr>
-              <w:t>V</w:t>
-            </w:r>
-            <w:r>
-              <w:rPr>
-                <w:rFonts w:hint="eastAsia" w:ascii="宋体" w:hAnsi="宋体" w:cs="宋体"/>
-                <w:spacing w:val="4"/>
-                <w:position w:val="1"/>
-                <w:sz w:val="20"/>
-                <w:szCs w:val="20"/>
-                <w:lang w:val="en-US" w:eastAsia="zh-CN"/>
-              </w:rPr>
-              <w:t>2</w:t>
-            </w:r>
-            <w:r>
-              <w:rPr>
-                <w:rFonts w:ascii="宋体" w:hAnsi="宋体" w:eastAsia="宋体" w:cs="宋体"/>
-                <w:spacing w:val="4"/>
-                <w:position w:val="1"/>
-                <w:sz w:val="20"/>
-                <w:szCs w:val="20"/>
-              </w:rPr>
-              <w:t>.0</w:t>
+              <w:t>V1.0</w:t>
             </w:r>
           </w:p>
         </w:tc>
@@ -1616,11 +1567,11 @@
               <w:adjustRightInd w:val="0"/>
               <w:snapToGrid w:val="0"/>
               <w:spacing w:before="172" w:line="228" w:lineRule="auto"/>
-              <w:ind w:left="0" w:leftChars="0" w:right="0" w:rightChars="0" w:firstLine="0" w:firstLineChars="0"/>
+              <w:ind w:left="0" w:right="0" w:firstLine="0" w:leftChars="0" w:rightChars="0" w:firstLineChars="0"/>
               <w:jc w:val="center"/>
               <w:textAlignment w:val="baseline"/>
               <w:rPr>
-                <w:rFonts w:hint="default" w:ascii="宋体" w:hAnsi="宋体" w:eastAsia="宋体" w:cs="宋体"/>
+                <w:rFonts w:ascii="宋体" w:eastAsia="宋体" w:hAnsi="宋体" w:cs="宋体" w:hint="default"/>
                 <w:snapToGrid w:val="0"/>
                 <w:color w:val="000000"/>
                 <w:kern w:val="0"/>
@@ -1631,7 +1582,7 @@
             </w:pPr>
             <w:r>
               <w:rPr>
-                <w:rFonts w:hint="eastAsia" w:ascii="宋体" w:hAnsi="宋体" w:cs="宋体"/>
+                <w:rFonts w:ascii="宋体" w:hAnsi="宋体" w:cs="宋体" w:hint="eastAsia"/>
                 <w:snapToGrid w:val="0"/>
                 <w:color w:val="000000"/>
                 <w:kern w:val="0"/>
@@ -1663,11 +1614,11 @@
               <w:adjustRightInd w:val="0"/>
               <w:snapToGrid w:val="0"/>
               <w:spacing w:before="172" w:line="228" w:lineRule="auto"/>
-              <w:ind w:left="0" w:leftChars="0" w:right="0" w:rightChars="0" w:firstLine="0" w:firstLineChars="0"/>
+              <w:ind w:left="0" w:right="0" w:firstLine="0" w:leftChars="0" w:rightChars="0" w:firstLineChars="0"/>
               <w:jc w:val="center"/>
               <w:textAlignment w:val="baseline"/>
               <w:rPr>
-                <w:rFonts w:ascii="宋体" w:hAnsi="宋体" w:eastAsia="宋体" w:cs="宋体"/>
+                <w:rFonts w:ascii="宋体" w:eastAsia="宋体" w:hAnsi="宋体" w:cs="宋体"/>
                 <w:snapToGrid w:val="0"/>
                 <w:color w:val="000000"/>
                 <w:spacing w:val="200"/>
@@ -1679,14 +1630,14 @@
             </w:pPr>
             <w:r>
               <w:rPr>
-                <w:rFonts w:hint="eastAsia" w:ascii="宋体" w:hAnsi="宋体" w:eastAsia="宋体" w:cs="宋体"/>
+                <w:rFonts w:ascii="宋体" w:eastAsia="宋体" w:hAnsi="宋体" w:cs="宋体" w:hint="eastAsia"/>
                 <w:spacing w:val="200"/>
                 <w:kern w:val="0"/>
                 <w:sz w:val="20"/>
                 <w:szCs w:val="20"/>
                 <w:lang w:val="en-US" w:eastAsia="zh-CN"/>
               </w:rPr>
-              <w:t>吴夤</w:t>
+              <w:t>平湾</w:t>
             </w:r>
           </w:p>
         </w:tc>
@@ -1710,11 +1661,11 @@
               <w:adjustRightInd w:val="0"/>
               <w:snapToGrid w:val="0"/>
               <w:spacing w:before="173" w:line="229" w:lineRule="auto"/>
-              <w:ind w:left="0" w:leftChars="0" w:right="0" w:rightChars="0" w:firstLine="0" w:firstLineChars="0"/>
+              <w:ind w:left="0" w:right="0" w:firstLine="0" w:leftChars="0" w:rightChars="0" w:firstLineChars="0"/>
               <w:jc w:val="center"/>
               <w:textAlignment w:val="baseline"/>
               <w:rPr>
-                <w:rFonts w:ascii="宋体" w:hAnsi="宋体" w:eastAsia="宋体" w:cs="宋体"/>
+                <w:rFonts w:ascii="宋体" w:eastAsia="宋体" w:hAnsi="宋体" w:cs="宋体"/>
                 <w:snapToGrid w:val="0"/>
                 <w:color w:val="000000"/>
                 <w:spacing w:val="200"/>
@@ -1726,14 +1677,14 @@
             </w:pPr>
             <w:r>
               <w:rPr>
-                <w:rFonts w:hint="eastAsia" w:asciiTheme="minorAscii" w:hAnsiTheme="minorAscii" w:eastAsiaTheme="minorEastAsia"/>
+                <w:rFonts w:asciiTheme="minorAscii" w:eastAsiaTheme="minorEastAsia" w:hAnsiTheme="minorAscii" w:hint="eastAsia"/>
                 <w:spacing w:val="0"/>
                 <w:kern w:val="0"/>
                 <w:sz w:val="21"/>
                 <w:vertAlign w:val="baseline"/>
                 <w:lang w:val="en-US" w:eastAsia="zh-CN"/>
               </w:rPr>
-              <w:t>茅建根</w:t>
+              <w:t>陈凯</w:t>
             </w:r>
           </w:p>
         </w:tc>
@@ -1757,11 +1708,11 @@
               <w:adjustRightInd w:val="0"/>
               <w:snapToGrid w:val="0"/>
               <w:spacing w:before="173" w:line="229" w:lineRule="auto"/>
-              <w:ind w:left="0" w:leftChars="0" w:right="0" w:rightChars="0" w:firstLine="0" w:firstLineChars="0"/>
+              <w:ind w:left="0" w:right="0" w:firstLine="0" w:leftChars="0" w:rightChars="0" w:firstLineChars="0"/>
               <w:jc w:val="center"/>
               <w:textAlignment w:val="baseline"/>
               <w:rPr>
-                <w:rFonts w:ascii="宋体" w:hAnsi="宋体" w:eastAsia="宋体" w:cs="宋体"/>
+                <w:rFonts w:ascii="宋体" w:eastAsia="宋体" w:hAnsi="宋体" w:cs="宋体"/>
                 <w:snapToGrid w:val="0"/>
                 <w:color w:val="000000"/>
                 <w:kern w:val="0"/>
@@ -1772,7 +1723,7 @@
             </w:pPr>
             <w:r>
               <w:rPr>
-                <w:rFonts w:hint="eastAsia" w:asciiTheme="minorAscii" w:hAnsiTheme="minorAscii" w:eastAsiaTheme="minorEastAsia"/>
+                <w:rFonts w:asciiTheme="minorAscii" w:eastAsiaTheme="minorEastAsia" w:hAnsiTheme="minorAscii" w:hint="eastAsia"/>
                 <w:spacing w:val="0"/>
                 <w:kern w:val="0"/>
                 <w:sz w:val="21"/>
@@ -1786,14 +1737,9 @@
       </w:tr>
       <w:tr>
         <w:tblPrEx>
-          <w:tblBorders>
-            <w:top w:val="single" w:color="000000" w:sz="2" w:space="0"/>
-            <w:left w:val="single" w:color="000000" w:sz="2" w:space="0"/>
-            <w:bottom w:val="single" w:color="000000" w:sz="2" w:space="0"/>
-            <w:right w:val="single" w:color="000000" w:sz="2" w:space="0"/>
-            <w:insideH w:val="single" w:color="000000" w:sz="2" w:space="0"/>
-            <w:insideV w:val="single" w:color="000000" w:sz="2" w:space="0"/>
-          </w:tblBorders>
+          <w:tblW w:w="8214" w:type="dxa"/>
+          <w:jc w:val="center"/>
+          <w:tblLayout w:type="fixed"/>
           <w:tblCellMar>
             <w:top w:w="0" w:type="dxa"/>
             <w:left w:w="0" w:type="dxa"/>
@@ -1802,7 +1748,7 @@
           </w:tblCellMar>
         </w:tblPrEx>
         <w:trPr>
-          <w:trHeight w:val="556" w:hRule="atLeast"/>
+          <w:trHeight w:val="556"/>
           <w:jc w:val="center"/>
         </w:trPr>
         <w:tc>
@@ -1811,7 +1757,7 @@
           </w:tcPr>
           <w:p>
             <w:pPr>
-              <w:pStyle w:val="27"/>
+              <w:pStyle w:val="TableText"/>
               <w:keepNext w:val="0"/>
               <w:keepLines w:val="0"/>
               <w:pageBreakBefore w:val="0"/>
@@ -1824,7 +1770,7 @@
               <w:bidi w:val="0"/>
               <w:adjustRightInd w:val="0"/>
               <w:snapToGrid w:val="0"/>
-              <w:ind w:left="0" w:leftChars="0" w:right="0" w:rightChars="0" w:firstLine="0" w:firstLineChars="0"/>
+              <w:ind w:left="0" w:right="0" w:firstLine="0" w:leftChars="0" w:rightChars="0" w:firstLineChars="0"/>
               <w:jc w:val="center"/>
               <w:textAlignment w:val="baseline"/>
             </w:pPr>
@@ -1836,7 +1782,7 @@
           </w:tcPr>
           <w:p>
             <w:pPr>
-              <w:pStyle w:val="27"/>
+              <w:pStyle w:val="TableText"/>
               <w:keepNext w:val="0"/>
               <w:keepLines w:val="0"/>
               <w:pageBreakBefore w:val="0"/>
@@ -1849,7 +1795,7 @@
               <w:bidi w:val="0"/>
               <w:adjustRightInd w:val="0"/>
               <w:snapToGrid w:val="0"/>
-              <w:ind w:left="0" w:leftChars="0" w:right="0" w:rightChars="0" w:firstLine="0" w:firstLineChars="0"/>
+              <w:ind w:left="0" w:right="0" w:firstLine="0" w:leftChars="0" w:rightChars="0" w:firstLineChars="0"/>
               <w:jc w:val="center"/>
               <w:textAlignment w:val="baseline"/>
             </w:pPr>
@@ -1861,7 +1807,7 @@
           </w:tcPr>
           <w:p>
             <w:pPr>
-              <w:pStyle w:val="27"/>
+              <w:pStyle w:val="TableText"/>
               <w:keepNext w:val="0"/>
               <w:keepLines w:val="0"/>
               <w:pageBreakBefore w:val="0"/>
@@ -1874,7 +1820,7 @@
               <w:bidi w:val="0"/>
               <w:adjustRightInd w:val="0"/>
               <w:snapToGrid w:val="0"/>
-              <w:ind w:left="0" w:leftChars="0" w:right="0" w:rightChars="0" w:firstLine="0" w:firstLineChars="0"/>
+              <w:ind w:left="0" w:right="0" w:firstLine="0" w:leftChars="0" w:rightChars="0" w:firstLineChars="0"/>
               <w:jc w:val="center"/>
               <w:textAlignment w:val="baseline"/>
             </w:pPr>
@@ -1886,7 +1832,7 @@
           </w:tcPr>
           <w:p>
             <w:pPr>
-              <w:pStyle w:val="27"/>
+              <w:pStyle w:val="TableText"/>
               <w:keepNext w:val="0"/>
               <w:keepLines w:val="0"/>
               <w:pageBreakBefore w:val="0"/>
@@ -1899,7 +1845,7 @@
               <w:bidi w:val="0"/>
               <w:adjustRightInd w:val="0"/>
               <w:snapToGrid w:val="0"/>
-              <w:ind w:left="0" w:leftChars="0" w:right="0" w:rightChars="0" w:firstLine="0" w:firstLineChars="0"/>
+              <w:ind w:left="0" w:right="0" w:firstLine="0" w:leftChars="0" w:rightChars="0" w:firstLineChars="0"/>
               <w:jc w:val="center"/>
               <w:textAlignment w:val="baseline"/>
             </w:pPr>
@@ -1911,7 +1857,7 @@
           </w:tcPr>
           <w:p>
             <w:pPr>
-              <w:pStyle w:val="27"/>
+              <w:pStyle w:val="TableText"/>
               <w:keepNext w:val="0"/>
               <w:keepLines w:val="0"/>
               <w:pageBreakBefore w:val="0"/>
@@ -1924,7 +1870,7 @@
               <w:bidi w:val="0"/>
               <w:adjustRightInd w:val="0"/>
               <w:snapToGrid w:val="0"/>
-              <w:ind w:left="0" w:leftChars="0" w:right="0" w:rightChars="0" w:firstLine="0" w:firstLineChars="0"/>
+              <w:ind w:left="0" w:right="0" w:firstLine="0" w:leftChars="0" w:rightChars="0" w:firstLineChars="0"/>
               <w:jc w:val="center"/>
               <w:textAlignment w:val="baseline"/>
             </w:pPr>
@@ -1936,7 +1882,7 @@
           </w:tcPr>
           <w:p>
             <w:pPr>
-              <w:pStyle w:val="27"/>
+              <w:pStyle w:val="TableText"/>
               <w:keepNext w:val="0"/>
               <w:keepLines w:val="0"/>
               <w:pageBreakBefore w:val="0"/>
@@ -1949,7 +1895,7 @@
               <w:bidi w:val="0"/>
               <w:adjustRightInd w:val="0"/>
               <w:snapToGrid w:val="0"/>
-              <w:ind w:left="0" w:leftChars="0" w:right="0" w:rightChars="0" w:firstLine="0" w:firstLineChars="0"/>
+              <w:ind w:left="0" w:right="0" w:firstLine="0" w:leftChars="0" w:rightChars="0" w:firstLineChars="0"/>
               <w:jc w:val="center"/>
               <w:textAlignment w:val="baseline"/>
             </w:pPr>
@@ -1958,14 +1904,9 @@
       </w:tr>
       <w:tr>
         <w:tblPrEx>
-          <w:tblBorders>
-            <w:top w:val="single" w:color="000000" w:sz="2" w:space="0"/>
-            <w:left w:val="single" w:color="000000" w:sz="2" w:space="0"/>
-            <w:bottom w:val="single" w:color="000000" w:sz="2" w:space="0"/>
-            <w:right w:val="single" w:color="000000" w:sz="2" w:space="0"/>
-            <w:insideH w:val="single" w:color="000000" w:sz="2" w:space="0"/>
-            <w:insideV w:val="single" w:color="000000" w:sz="2" w:space="0"/>
-          </w:tblBorders>
+          <w:tblW w:w="8214" w:type="dxa"/>
+          <w:jc w:val="center"/>
+          <w:tblLayout w:type="fixed"/>
           <w:tblCellMar>
             <w:top w:w="0" w:type="dxa"/>
             <w:left w:w="0" w:type="dxa"/>
@@ -1974,7 +1915,7 @@
           </w:tblCellMar>
         </w:tblPrEx>
         <w:trPr>
-          <w:trHeight w:val="557" w:hRule="atLeast"/>
+          <w:trHeight w:val="557"/>
           <w:jc w:val="center"/>
         </w:trPr>
         <w:tc>
@@ -1983,7 +1924,7 @@
           </w:tcPr>
           <w:p>
             <w:pPr>
-              <w:pStyle w:val="27"/>
+              <w:pStyle w:val="TableText"/>
               <w:keepNext w:val="0"/>
               <w:keepLines w:val="0"/>
               <w:pageBreakBefore w:val="0"/>
@@ -1996,7 +1937,7 @@
               <w:bidi w:val="0"/>
               <w:adjustRightInd w:val="0"/>
               <w:snapToGrid w:val="0"/>
-              <w:ind w:left="0" w:leftChars="0" w:right="0" w:rightChars="0" w:firstLine="0" w:firstLineChars="0"/>
+              <w:ind w:left="0" w:right="0" w:firstLine="0" w:leftChars="0" w:rightChars="0" w:firstLineChars="0"/>
               <w:jc w:val="center"/>
               <w:textAlignment w:val="baseline"/>
             </w:pPr>
@@ -2008,7 +1949,7 @@
           </w:tcPr>
           <w:p>
             <w:pPr>
-              <w:pStyle w:val="27"/>
+              <w:pStyle w:val="TableText"/>
               <w:keepNext w:val="0"/>
               <w:keepLines w:val="0"/>
               <w:pageBreakBefore w:val="0"/>
@@ -2021,7 +1962,7 @@
               <w:bidi w:val="0"/>
               <w:adjustRightInd w:val="0"/>
               <w:snapToGrid w:val="0"/>
-              <w:ind w:left="0" w:leftChars="0" w:right="0" w:rightChars="0" w:firstLine="0" w:firstLineChars="0"/>
+              <w:ind w:left="0" w:right="0" w:firstLine="0" w:leftChars="0" w:rightChars="0" w:firstLineChars="0"/>
               <w:jc w:val="center"/>
               <w:textAlignment w:val="baseline"/>
             </w:pPr>
@@ -2033,7 +1974,7 @@
           </w:tcPr>
           <w:p>
             <w:pPr>
-              <w:pStyle w:val="27"/>
+              <w:pStyle w:val="TableText"/>
               <w:keepNext w:val="0"/>
               <w:keepLines w:val="0"/>
               <w:pageBreakBefore w:val="0"/>
@@ -2046,7 +1987,7 @@
               <w:bidi w:val="0"/>
               <w:adjustRightInd w:val="0"/>
               <w:snapToGrid w:val="0"/>
-              <w:ind w:left="0" w:leftChars="0" w:right="0" w:rightChars="0" w:firstLine="0" w:firstLineChars="0"/>
+              <w:ind w:left="0" w:right="0" w:firstLine="0" w:leftChars="0" w:rightChars="0" w:firstLineChars="0"/>
               <w:jc w:val="center"/>
               <w:textAlignment w:val="baseline"/>
             </w:pPr>
@@ -2058,7 +1999,7 @@
           </w:tcPr>
           <w:p>
             <w:pPr>
-              <w:pStyle w:val="27"/>
+              <w:pStyle w:val="TableText"/>
               <w:keepNext w:val="0"/>
               <w:keepLines w:val="0"/>
               <w:pageBreakBefore w:val="0"/>
@@ -2071,7 +2012,7 @@
               <w:bidi w:val="0"/>
               <w:adjustRightInd w:val="0"/>
               <w:snapToGrid w:val="0"/>
-              <w:ind w:left="0" w:leftChars="0" w:right="0" w:rightChars="0" w:firstLine="0" w:firstLineChars="0"/>
+              <w:ind w:left="0" w:right="0" w:firstLine="0" w:leftChars="0" w:rightChars="0" w:firstLineChars="0"/>
               <w:jc w:val="center"/>
               <w:textAlignment w:val="baseline"/>
             </w:pPr>
@@ -2083,7 +2024,7 @@
           </w:tcPr>
           <w:p>
             <w:pPr>
-              <w:pStyle w:val="27"/>
+              <w:pStyle w:val="TableText"/>
               <w:keepNext w:val="0"/>
               <w:keepLines w:val="0"/>
               <w:pageBreakBefore w:val="0"/>
@@ -2096,7 +2037,7 @@
               <w:bidi w:val="0"/>
               <w:adjustRightInd w:val="0"/>
               <w:snapToGrid w:val="0"/>
-              <w:ind w:left="0" w:leftChars="0" w:right="0" w:rightChars="0" w:firstLine="0" w:firstLineChars="0"/>
+              <w:ind w:left="0" w:right="0" w:firstLine="0" w:leftChars="0" w:rightChars="0" w:firstLineChars="0"/>
               <w:jc w:val="center"/>
               <w:textAlignment w:val="baseline"/>
             </w:pPr>
@@ -2108,7 +2049,7 @@
           </w:tcPr>
           <w:p>
             <w:pPr>
-              <w:pStyle w:val="27"/>
+              <w:pStyle w:val="TableText"/>
               <w:keepNext w:val="0"/>
               <w:keepLines w:val="0"/>
               <w:pageBreakBefore w:val="0"/>
@@ -2121,7 +2062,7 @@
               <w:bidi w:val="0"/>
               <w:adjustRightInd w:val="0"/>
               <w:snapToGrid w:val="0"/>
-              <w:ind w:left="0" w:leftChars="0" w:right="0" w:rightChars="0" w:firstLine="0" w:firstLineChars="0"/>
+              <w:ind w:left="0" w:right="0" w:firstLine="0" w:leftChars="0" w:rightChars="0" w:firstLineChars="0"/>
               <w:jc w:val="center"/>
               <w:textAlignment w:val="baseline"/>
             </w:pPr>
@@ -2153,7 +2094,7 @@
     <w:sdt>
       <w:sdtPr>
         <w:rPr>
-          <w:rFonts w:ascii="宋体" w:hAnsi="宋体" w:eastAsia="宋体" w:cs="Arial"/>
+          <w:rFonts w:ascii="宋体" w:eastAsia="宋体" w:hAnsi="宋体" w:cs="Arial"/>
           <w:snapToGrid w:val="0"/>
           <w:color w:val="000000"/>
           <w:kern w:val="0"/>
@@ -2169,7 +2110,7 @@
       </w:sdtPr>
       <w:sdtEndPr>
         <w:rPr>
-          <w:rFonts w:hint="eastAsia" w:ascii="宋体" w:hAnsi="宋体" w:eastAsia="宋体" w:cs="宋体"/>
+          <w:rFonts w:ascii="宋体" w:eastAsia="宋体" w:hAnsi="宋体" w:cs="宋体" w:hint="eastAsia"/>
           <w:snapToGrid w:val="0"/>
           <w:color w:val="000000"/>
           <w:kern w:val="0"/>
@@ -2195,18 +2136,18 @@
             <w:adjustRightInd w:val="0"/>
             <w:snapToGrid w:val="0"/>
             <w:spacing w:before="0" w:beforeLines="0" w:after="0" w:afterLines="0" w:line="240" w:lineRule="auto"/>
-            <w:ind w:left="0" w:leftChars="0" w:right="0" w:rightChars="0" w:firstLine="0" w:firstLineChars="0"/>
+            <w:ind w:left="0" w:right="0" w:firstLine="0" w:leftChars="0" w:rightChars="0" w:firstLineChars="0"/>
             <w:jc w:val="center"/>
             <w:textAlignment w:val="baseline"/>
             <w:rPr>
-              <w:rFonts w:hint="eastAsia" w:ascii="宋体" w:hAnsi="宋体" w:eastAsia="宋体" w:cs="宋体"/>
+              <w:rFonts w:ascii="宋体" w:eastAsia="宋体" w:hAnsi="宋体" w:cs="宋体" w:hint="eastAsia"/>
               <w:sz w:val="24"/>
               <w:szCs w:val="24"/>
             </w:rPr>
           </w:pPr>
           <w:r>
             <w:rPr>
-              <w:rFonts w:hint="eastAsia" w:ascii="宋体" w:hAnsi="宋体" w:eastAsia="宋体" w:cs="宋体"/>
+              <w:rFonts w:ascii="宋体" w:eastAsia="宋体" w:hAnsi="宋体" w:cs="宋体" w:hint="eastAsia"/>
               <w:sz w:val="24"/>
               <w:szCs w:val="24"/>
             </w:rPr>
@@ -2215,14 +2156,14 @@
         </w:p>
         <w:p>
           <w:pPr>
-            <w:pStyle w:val="16"/>
+            <w:pStyle w:val="TOC1"/>
             <w:tabs>
               <w:tab w:val="right" w:leader="dot" w:pos="8306"/>
             </w:tabs>
           </w:pPr>
           <w:r>
             <w:rPr>
-              <w:rFonts w:hint="eastAsia" w:ascii="宋体" w:hAnsi="宋体" w:eastAsia="宋体" w:cs="宋体"/>
+              <w:rFonts w:ascii="宋体" w:eastAsia="宋体" w:hAnsi="宋体" w:cs="宋体" w:hint="eastAsia"/>
               <w:sz w:val="24"/>
               <w:szCs w:val="24"/>
             </w:rPr>
@@ -2230,7 +2171,7 @@
           </w:r>
           <w:r>
             <w:rPr>
-              <w:rFonts w:hint="eastAsia" w:ascii="宋体" w:hAnsi="宋体" w:eastAsia="宋体" w:cs="宋体"/>
+              <w:rFonts w:ascii="宋体" w:eastAsia="宋体" w:hAnsi="宋体" w:cs="宋体" w:hint="eastAsia"/>
               <w:sz w:val="24"/>
               <w:szCs w:val="24"/>
             </w:rPr>
@@ -2238,7 +2179,7 @@
           </w:r>
           <w:r>
             <w:rPr>
-              <w:rFonts w:hint="eastAsia" w:ascii="宋体" w:hAnsi="宋体" w:eastAsia="宋体" w:cs="宋体"/>
+              <w:rFonts w:ascii="宋体" w:eastAsia="宋体" w:hAnsi="宋体" w:cs="宋体" w:hint="eastAsia"/>
               <w:sz w:val="24"/>
               <w:szCs w:val="24"/>
             </w:rPr>
@@ -2246,21 +2187,21 @@
           </w:r>
           <w:r>
             <w:rPr>
-              <w:rFonts w:hint="eastAsia" w:ascii="宋体" w:hAnsi="宋体" w:eastAsia="宋体" w:cs="宋体"/>
+              <w:rFonts w:ascii="宋体" w:eastAsia="宋体" w:hAnsi="宋体" w:cs="宋体" w:hint="eastAsia"/>
               <w:szCs w:val="24"/>
             </w:rPr>
             <w:fldChar w:fldCharType="begin"/>
           </w:r>
           <w:r>
             <w:rPr>
-              <w:rFonts w:hint="eastAsia" w:ascii="宋体" w:hAnsi="宋体" w:eastAsia="宋体" w:cs="宋体"/>
+              <w:rFonts w:ascii="宋体" w:eastAsia="宋体" w:hAnsi="宋体" w:cs="宋体" w:hint="eastAsia"/>
               <w:szCs w:val="24"/>
             </w:rPr>
             <w:instrText xml:space="preserve"> HYPERLINK \l _Toc22080 </w:instrText>
           </w:r>
           <w:r>
             <w:rPr>
-              <w:rFonts w:hint="eastAsia" w:ascii="宋体" w:hAnsi="宋体" w:eastAsia="宋体" w:cs="宋体"/>
+              <w:rFonts w:ascii="宋体" w:eastAsia="宋体" w:hAnsi="宋体" w:cs="宋体" w:hint="eastAsia"/>
               <w:szCs w:val="24"/>
             </w:rPr>
             <w:fldChar w:fldCharType="separate"/>
@@ -2292,7 +2233,7 @@
           </w:r>
           <w:r>
             <w:rPr>
-              <w:rFonts w:hint="eastAsia" w:ascii="宋体" w:hAnsi="宋体" w:eastAsia="宋体" w:cs="宋体"/>
+              <w:rFonts w:ascii="宋体" w:eastAsia="宋体" w:hAnsi="宋体" w:cs="宋体" w:hint="eastAsia"/>
               <w:szCs w:val="24"/>
             </w:rPr>
             <w:fldChar w:fldCharType="end"/>
@@ -2300,28 +2241,28 @@
         </w:p>
         <w:p>
           <w:pPr>
-            <w:pStyle w:val="16"/>
+            <w:pStyle w:val="TOC1"/>
             <w:tabs>
               <w:tab w:val="right" w:leader="dot" w:pos="8306"/>
             </w:tabs>
           </w:pPr>
           <w:r>
             <w:rPr>
-              <w:rFonts w:hint="eastAsia" w:ascii="宋体" w:hAnsi="宋体" w:eastAsia="宋体" w:cs="宋体"/>
+              <w:rFonts w:ascii="宋体" w:eastAsia="宋体" w:hAnsi="宋体" w:cs="宋体" w:hint="eastAsia"/>
               <w:szCs w:val="24"/>
             </w:rPr>
             <w:fldChar w:fldCharType="begin"/>
           </w:r>
           <w:r>
             <w:rPr>
-              <w:rFonts w:hint="eastAsia" w:ascii="宋体" w:hAnsi="宋体" w:eastAsia="宋体" w:cs="宋体"/>
+              <w:rFonts w:ascii="宋体" w:eastAsia="宋体" w:hAnsi="宋体" w:cs="宋体" w:hint="eastAsia"/>
               <w:szCs w:val="24"/>
             </w:rPr>
             <w:instrText xml:space="preserve"> HYPERLINK \l _Toc23747 </w:instrText>
           </w:r>
           <w:r>
             <w:rPr>
-              <w:rFonts w:hint="eastAsia" w:ascii="宋体" w:hAnsi="宋体" w:eastAsia="宋体" w:cs="宋体"/>
+              <w:rFonts w:ascii="宋体" w:eastAsia="宋体" w:hAnsi="宋体" w:cs="宋体" w:hint="eastAsia"/>
               <w:szCs w:val="24"/>
             </w:rPr>
             <w:fldChar w:fldCharType="separate"/>
@@ -2353,7 +2294,7 @@
           </w:r>
           <w:r>
             <w:rPr>
-              <w:rFonts w:hint="eastAsia" w:ascii="宋体" w:hAnsi="宋体" w:eastAsia="宋体" w:cs="宋体"/>
+              <w:rFonts w:ascii="宋体" w:eastAsia="宋体" w:hAnsi="宋体" w:cs="宋体" w:hint="eastAsia"/>
               <w:szCs w:val="24"/>
             </w:rPr>
             <w:fldChar w:fldCharType="end"/>
@@ -2361,28 +2302,28 @@
         </w:p>
         <w:p>
           <w:pPr>
-            <w:pStyle w:val="16"/>
+            <w:pStyle w:val="TOC1"/>
             <w:tabs>
               <w:tab w:val="right" w:leader="dot" w:pos="8306"/>
             </w:tabs>
           </w:pPr>
           <w:r>
             <w:rPr>
-              <w:rFonts w:hint="eastAsia" w:ascii="宋体" w:hAnsi="宋体" w:eastAsia="宋体" w:cs="宋体"/>
+              <w:rFonts w:ascii="宋体" w:eastAsia="宋体" w:hAnsi="宋体" w:cs="宋体" w:hint="eastAsia"/>
               <w:szCs w:val="24"/>
             </w:rPr>
             <w:fldChar w:fldCharType="begin"/>
           </w:r>
           <w:r>
             <w:rPr>
-              <w:rFonts w:hint="eastAsia" w:ascii="宋体" w:hAnsi="宋体" w:eastAsia="宋体" w:cs="宋体"/>
+              <w:rFonts w:ascii="宋体" w:eastAsia="宋体" w:hAnsi="宋体" w:cs="宋体" w:hint="eastAsia"/>
               <w:szCs w:val="24"/>
             </w:rPr>
             <w:instrText xml:space="preserve"> HYPERLINK \l _Toc25827 </w:instrText>
           </w:r>
           <w:r>
             <w:rPr>
-              <w:rFonts w:hint="eastAsia" w:ascii="宋体" w:hAnsi="宋体" w:eastAsia="宋体" w:cs="宋体"/>
+              <w:rFonts w:ascii="宋体" w:eastAsia="宋体" w:hAnsi="宋体" w:cs="宋体" w:hint="eastAsia"/>
               <w:szCs w:val="24"/>
             </w:rPr>
             <w:fldChar w:fldCharType="separate"/>
@@ -2414,7 +2355,7 @@
           </w:r>
           <w:r>
             <w:rPr>
-              <w:rFonts w:hint="eastAsia" w:ascii="宋体" w:hAnsi="宋体" w:eastAsia="宋体" w:cs="宋体"/>
+              <w:rFonts w:ascii="宋体" w:eastAsia="宋体" w:hAnsi="宋体" w:cs="宋体" w:hint="eastAsia"/>
               <w:szCs w:val="24"/>
             </w:rPr>
             <w:fldChar w:fldCharType="end"/>
@@ -2422,28 +2363,28 @@
         </w:p>
         <w:p>
           <w:pPr>
-            <w:pStyle w:val="16"/>
+            <w:pStyle w:val="TOC1"/>
             <w:tabs>
               <w:tab w:val="right" w:leader="dot" w:pos="8306"/>
             </w:tabs>
           </w:pPr>
           <w:r>
             <w:rPr>
-              <w:rFonts w:hint="eastAsia" w:ascii="宋体" w:hAnsi="宋体" w:eastAsia="宋体" w:cs="宋体"/>
+              <w:rFonts w:ascii="宋体" w:eastAsia="宋体" w:hAnsi="宋体" w:cs="宋体" w:hint="eastAsia"/>
               <w:szCs w:val="24"/>
             </w:rPr>
             <w:fldChar w:fldCharType="begin"/>
           </w:r>
           <w:r>
             <w:rPr>
-              <w:rFonts w:hint="eastAsia" w:ascii="宋体" w:hAnsi="宋体" w:eastAsia="宋体" w:cs="宋体"/>
+              <w:rFonts w:ascii="宋体" w:eastAsia="宋体" w:hAnsi="宋体" w:cs="宋体" w:hint="eastAsia"/>
               <w:szCs w:val="24"/>
             </w:rPr>
             <w:instrText xml:space="preserve"> HYPERLINK \l _Toc14585 </w:instrText>
           </w:r>
           <w:r>
             <w:rPr>
-              <w:rFonts w:hint="eastAsia" w:ascii="宋体" w:hAnsi="宋体" w:eastAsia="宋体" w:cs="宋体"/>
+              <w:rFonts w:ascii="宋体" w:eastAsia="宋体" w:hAnsi="宋体" w:cs="宋体" w:hint="eastAsia"/>
               <w:szCs w:val="24"/>
             </w:rPr>
             <w:fldChar w:fldCharType="separate"/>
@@ -2475,7 +2416,7 @@
           </w:r>
           <w:r>
             <w:rPr>
-              <w:rFonts w:hint="eastAsia" w:ascii="宋体" w:hAnsi="宋体" w:eastAsia="宋体" w:cs="宋体"/>
+              <w:rFonts w:ascii="宋体" w:eastAsia="宋体" w:hAnsi="宋体" w:cs="宋体" w:hint="eastAsia"/>
               <w:szCs w:val="24"/>
             </w:rPr>
             <w:fldChar w:fldCharType="end"/>
@@ -2483,28 +2424,28 @@
         </w:p>
         <w:p>
           <w:pPr>
-            <w:pStyle w:val="17"/>
+            <w:pStyle w:val="TOC2"/>
             <w:tabs>
               <w:tab w:val="right" w:leader="dot" w:pos="8306"/>
             </w:tabs>
           </w:pPr>
           <w:r>
             <w:rPr>
-              <w:rFonts w:hint="eastAsia" w:ascii="宋体" w:hAnsi="宋体" w:eastAsia="宋体" w:cs="宋体"/>
+              <w:rFonts w:ascii="宋体" w:eastAsia="宋体" w:hAnsi="宋体" w:cs="宋体" w:hint="eastAsia"/>
               <w:szCs w:val="24"/>
             </w:rPr>
             <w:fldChar w:fldCharType="begin"/>
           </w:r>
           <w:r>
             <w:rPr>
-              <w:rFonts w:hint="eastAsia" w:ascii="宋体" w:hAnsi="宋体" w:eastAsia="宋体" w:cs="宋体"/>
+              <w:rFonts w:ascii="宋体" w:eastAsia="宋体" w:hAnsi="宋体" w:cs="宋体" w:hint="eastAsia"/>
               <w:szCs w:val="24"/>
             </w:rPr>
             <w:instrText xml:space="preserve"> HYPERLINK \l _Toc30984 </w:instrText>
           </w:r>
           <w:r>
             <w:rPr>
-              <w:rFonts w:hint="eastAsia" w:ascii="宋体" w:hAnsi="宋体" w:eastAsia="宋体" w:cs="宋体"/>
+              <w:rFonts w:ascii="宋体" w:eastAsia="宋体" w:hAnsi="宋体" w:cs="宋体" w:hint="eastAsia"/>
               <w:szCs w:val="24"/>
             </w:rPr>
             <w:fldChar w:fldCharType="separate"/>
@@ -2536,7 +2477,7 @@
           </w:r>
           <w:r>
             <w:rPr>
-              <w:rFonts w:hint="eastAsia" w:ascii="宋体" w:hAnsi="宋体" w:eastAsia="宋体" w:cs="宋体"/>
+              <w:rFonts w:ascii="宋体" w:eastAsia="宋体" w:hAnsi="宋体" w:cs="宋体" w:hint="eastAsia"/>
               <w:szCs w:val="24"/>
             </w:rPr>
             <w:fldChar w:fldCharType="end"/>
@@ -2544,28 +2485,28 @@
         </w:p>
         <w:p>
           <w:pPr>
-            <w:pStyle w:val="17"/>
+            <w:pStyle w:val="TOC2"/>
             <w:tabs>
               <w:tab w:val="right" w:leader="dot" w:pos="8306"/>
             </w:tabs>
           </w:pPr>
           <w:r>
             <w:rPr>
-              <w:rFonts w:hint="eastAsia" w:ascii="宋体" w:hAnsi="宋体" w:eastAsia="宋体" w:cs="宋体"/>
+              <w:rFonts w:ascii="宋体" w:eastAsia="宋体" w:hAnsi="宋体" w:cs="宋体" w:hint="eastAsia"/>
               <w:szCs w:val="24"/>
             </w:rPr>
             <w:fldChar w:fldCharType="begin"/>
           </w:r>
           <w:r>
             <w:rPr>
-              <w:rFonts w:hint="eastAsia" w:ascii="宋体" w:hAnsi="宋体" w:eastAsia="宋体" w:cs="宋体"/>
+              <w:rFonts w:ascii="宋体" w:eastAsia="宋体" w:hAnsi="宋体" w:cs="宋体" w:hint="eastAsia"/>
               <w:szCs w:val="24"/>
             </w:rPr>
             <w:instrText xml:space="preserve"> HYPERLINK \l _Toc16087 </w:instrText>
           </w:r>
           <w:r>
             <w:rPr>
-              <w:rFonts w:hint="eastAsia" w:ascii="宋体" w:hAnsi="宋体" w:eastAsia="宋体" w:cs="宋体"/>
+              <w:rFonts w:ascii="宋体" w:eastAsia="宋体" w:hAnsi="宋体" w:cs="宋体" w:hint="eastAsia"/>
               <w:szCs w:val="24"/>
             </w:rPr>
             <w:fldChar w:fldCharType="separate"/>
@@ -2597,7 +2538,7 @@
           </w:r>
           <w:r>
             <w:rPr>
-              <w:rFonts w:hint="eastAsia" w:ascii="宋体" w:hAnsi="宋体" w:eastAsia="宋体" w:cs="宋体"/>
+              <w:rFonts w:ascii="宋体" w:eastAsia="宋体" w:hAnsi="宋体" w:cs="宋体" w:hint="eastAsia"/>
               <w:szCs w:val="24"/>
             </w:rPr>
             <w:fldChar w:fldCharType="end"/>
@@ -2605,28 +2546,28 @@
         </w:p>
         <w:p>
           <w:pPr>
-            <w:pStyle w:val="17"/>
+            <w:pStyle w:val="TOC2"/>
             <w:tabs>
               <w:tab w:val="right" w:leader="dot" w:pos="8306"/>
             </w:tabs>
           </w:pPr>
           <w:r>
             <w:rPr>
-              <w:rFonts w:hint="eastAsia" w:ascii="宋体" w:hAnsi="宋体" w:eastAsia="宋体" w:cs="宋体"/>
+              <w:rFonts w:ascii="宋体" w:eastAsia="宋体" w:hAnsi="宋体" w:cs="宋体" w:hint="eastAsia"/>
               <w:szCs w:val="24"/>
             </w:rPr>
             <w:fldChar w:fldCharType="begin"/>
           </w:r>
           <w:r>
             <w:rPr>
-              <w:rFonts w:hint="eastAsia" w:ascii="宋体" w:hAnsi="宋体" w:eastAsia="宋体" w:cs="宋体"/>
+              <w:rFonts w:ascii="宋体" w:eastAsia="宋体" w:hAnsi="宋体" w:cs="宋体" w:hint="eastAsia"/>
               <w:szCs w:val="24"/>
             </w:rPr>
             <w:instrText xml:space="preserve"> HYPERLINK \l _Toc27307 </w:instrText>
           </w:r>
           <w:r>
             <w:rPr>
-              <w:rFonts w:hint="eastAsia" w:ascii="宋体" w:hAnsi="宋体" w:eastAsia="宋体" w:cs="宋体"/>
+              <w:rFonts w:ascii="宋体" w:eastAsia="宋体" w:hAnsi="宋体" w:cs="宋体" w:hint="eastAsia"/>
               <w:szCs w:val="24"/>
             </w:rPr>
             <w:fldChar w:fldCharType="separate"/>
@@ -2665,7 +2606,7 @@
           </w:r>
           <w:r>
             <w:rPr>
-              <w:rFonts w:hint="eastAsia" w:ascii="宋体" w:hAnsi="宋体" w:eastAsia="宋体" w:cs="宋体"/>
+              <w:rFonts w:ascii="宋体" w:eastAsia="宋体" w:hAnsi="宋体" w:cs="宋体" w:hint="eastAsia"/>
               <w:szCs w:val="24"/>
             </w:rPr>
             <w:fldChar w:fldCharType="end"/>
@@ -2673,28 +2614,28 @@
         </w:p>
         <w:p>
           <w:pPr>
-            <w:pStyle w:val="16"/>
+            <w:pStyle w:val="TOC1"/>
             <w:tabs>
               <w:tab w:val="right" w:leader="dot" w:pos="8306"/>
             </w:tabs>
           </w:pPr>
           <w:r>
             <w:rPr>
-              <w:rFonts w:hint="eastAsia" w:ascii="宋体" w:hAnsi="宋体" w:eastAsia="宋体" w:cs="宋体"/>
+              <w:rFonts w:ascii="宋体" w:eastAsia="宋体" w:hAnsi="宋体" w:cs="宋体" w:hint="eastAsia"/>
               <w:szCs w:val="24"/>
             </w:rPr>
             <w:fldChar w:fldCharType="begin"/>
           </w:r>
           <w:r>
             <w:rPr>
-              <w:rFonts w:hint="eastAsia" w:ascii="宋体" w:hAnsi="宋体" w:eastAsia="宋体" w:cs="宋体"/>
+              <w:rFonts w:ascii="宋体" w:eastAsia="宋体" w:hAnsi="宋体" w:cs="宋体" w:hint="eastAsia"/>
               <w:szCs w:val="24"/>
             </w:rPr>
             <w:instrText xml:space="preserve"> HYPERLINK \l _Toc473 </w:instrText>
           </w:r>
           <w:r>
             <w:rPr>
-              <w:rFonts w:hint="eastAsia" w:ascii="宋体" w:hAnsi="宋体" w:eastAsia="宋体" w:cs="宋体"/>
+              <w:rFonts w:ascii="宋体" w:eastAsia="宋体" w:hAnsi="宋体" w:cs="宋体" w:hint="eastAsia"/>
               <w:szCs w:val="24"/>
             </w:rPr>
             <w:fldChar w:fldCharType="separate"/>
@@ -2726,7 +2667,7 @@
           </w:r>
           <w:r>
             <w:rPr>
-              <w:rFonts w:hint="eastAsia" w:ascii="宋体" w:hAnsi="宋体" w:eastAsia="宋体" w:cs="宋体"/>
+              <w:rFonts w:ascii="宋体" w:eastAsia="宋体" w:hAnsi="宋体" w:cs="宋体" w:hint="eastAsia"/>
               <w:szCs w:val="24"/>
             </w:rPr>
             <w:fldChar w:fldCharType="end"/>
@@ -2734,28 +2675,28 @@
         </w:p>
         <w:p>
           <w:pPr>
-            <w:pStyle w:val="16"/>
+            <w:pStyle w:val="TOC1"/>
             <w:tabs>
               <w:tab w:val="right" w:leader="dot" w:pos="8306"/>
             </w:tabs>
           </w:pPr>
           <w:r>
             <w:rPr>
-              <w:rFonts w:hint="eastAsia" w:ascii="宋体" w:hAnsi="宋体" w:eastAsia="宋体" w:cs="宋体"/>
+              <w:rFonts w:ascii="宋体" w:eastAsia="宋体" w:hAnsi="宋体" w:cs="宋体" w:hint="eastAsia"/>
               <w:szCs w:val="24"/>
             </w:rPr>
             <w:fldChar w:fldCharType="begin"/>
           </w:r>
           <w:r>
             <w:rPr>
-              <w:rFonts w:hint="eastAsia" w:ascii="宋体" w:hAnsi="宋体" w:eastAsia="宋体" w:cs="宋体"/>
+              <w:rFonts w:ascii="宋体" w:eastAsia="宋体" w:hAnsi="宋体" w:cs="宋体" w:hint="eastAsia"/>
               <w:szCs w:val="24"/>
             </w:rPr>
             <w:instrText xml:space="preserve"> HYPERLINK \l _Toc29950 </w:instrText>
           </w:r>
           <w:r>
             <w:rPr>
-              <w:rFonts w:hint="eastAsia" w:ascii="宋体" w:hAnsi="宋体" w:eastAsia="宋体" w:cs="宋体"/>
+              <w:rFonts w:ascii="宋体" w:eastAsia="宋体" w:hAnsi="宋体" w:cs="宋体" w:hint="eastAsia"/>
               <w:szCs w:val="24"/>
             </w:rPr>
             <w:fldChar w:fldCharType="separate"/>
@@ -2787,7 +2728,7 @@
           </w:r>
           <w:r>
             <w:rPr>
-              <w:rFonts w:hint="eastAsia" w:ascii="宋体" w:hAnsi="宋体" w:eastAsia="宋体" w:cs="宋体"/>
+              <w:rFonts w:ascii="宋体" w:eastAsia="宋体" w:hAnsi="宋体" w:cs="宋体" w:hint="eastAsia"/>
               <w:szCs w:val="24"/>
             </w:rPr>
             <w:fldChar w:fldCharType="end"/>
@@ -2795,28 +2736,28 @@
         </w:p>
         <w:p>
           <w:pPr>
-            <w:pStyle w:val="17"/>
+            <w:pStyle w:val="TOC2"/>
             <w:tabs>
               <w:tab w:val="right" w:leader="dot" w:pos="8306"/>
             </w:tabs>
           </w:pPr>
           <w:r>
             <w:rPr>
-              <w:rFonts w:hint="eastAsia" w:ascii="宋体" w:hAnsi="宋体" w:eastAsia="宋体" w:cs="宋体"/>
+              <w:rFonts w:ascii="宋体" w:eastAsia="宋体" w:hAnsi="宋体" w:cs="宋体" w:hint="eastAsia"/>
               <w:szCs w:val="24"/>
             </w:rPr>
             <w:fldChar w:fldCharType="begin"/>
           </w:r>
           <w:r>
             <w:rPr>
-              <w:rFonts w:hint="eastAsia" w:ascii="宋体" w:hAnsi="宋体" w:eastAsia="宋体" w:cs="宋体"/>
+              <w:rFonts w:ascii="宋体" w:eastAsia="宋体" w:hAnsi="宋体" w:cs="宋体" w:hint="eastAsia"/>
               <w:szCs w:val="24"/>
             </w:rPr>
             <w:instrText xml:space="preserve"> HYPERLINK \l _Toc5997 </w:instrText>
           </w:r>
           <w:r>
             <w:rPr>
-              <w:rFonts w:hint="eastAsia" w:ascii="宋体" w:hAnsi="宋体" w:eastAsia="宋体" w:cs="宋体"/>
+              <w:rFonts w:ascii="宋体" w:eastAsia="宋体" w:hAnsi="宋体" w:cs="宋体" w:hint="eastAsia"/>
               <w:szCs w:val="24"/>
             </w:rPr>
             <w:fldChar w:fldCharType="separate"/>
@@ -2848,7 +2789,7 @@
           </w:r>
           <w:r>
             <w:rPr>
-              <w:rFonts w:hint="eastAsia" w:ascii="宋体" w:hAnsi="宋体" w:eastAsia="宋体" w:cs="宋体"/>
+              <w:rFonts w:ascii="宋体" w:eastAsia="宋体" w:hAnsi="宋体" w:cs="宋体" w:hint="eastAsia"/>
               <w:szCs w:val="24"/>
             </w:rPr>
             <w:fldChar w:fldCharType="end"/>
@@ -2856,28 +2797,28 @@
         </w:p>
         <w:p>
           <w:pPr>
-            <w:pStyle w:val="17"/>
+            <w:pStyle w:val="TOC2"/>
             <w:tabs>
               <w:tab w:val="right" w:leader="dot" w:pos="8306"/>
             </w:tabs>
           </w:pPr>
           <w:r>
             <w:rPr>
-              <w:rFonts w:hint="eastAsia" w:ascii="宋体" w:hAnsi="宋体" w:eastAsia="宋体" w:cs="宋体"/>
+              <w:rFonts w:ascii="宋体" w:eastAsia="宋体" w:hAnsi="宋体" w:cs="宋体" w:hint="eastAsia"/>
               <w:szCs w:val="24"/>
             </w:rPr>
             <w:fldChar w:fldCharType="begin"/>
           </w:r>
           <w:r>
             <w:rPr>
-              <w:rFonts w:hint="eastAsia" w:ascii="宋体" w:hAnsi="宋体" w:eastAsia="宋体" w:cs="宋体"/>
+              <w:rFonts w:ascii="宋体" w:eastAsia="宋体" w:hAnsi="宋体" w:cs="宋体" w:hint="eastAsia"/>
               <w:szCs w:val="24"/>
             </w:rPr>
             <w:instrText xml:space="preserve"> HYPERLINK \l _Toc2743 </w:instrText>
           </w:r>
           <w:r>
             <w:rPr>
-              <w:rFonts w:hint="eastAsia" w:ascii="宋体" w:hAnsi="宋体" w:eastAsia="宋体" w:cs="宋体"/>
+              <w:rFonts w:ascii="宋体" w:eastAsia="宋体" w:hAnsi="宋体" w:cs="宋体" w:hint="eastAsia"/>
               <w:szCs w:val="24"/>
             </w:rPr>
             <w:fldChar w:fldCharType="separate"/>
@@ -2909,7 +2850,7 @@
           </w:r>
           <w:r>
             <w:rPr>
-              <w:rFonts w:hint="eastAsia" w:ascii="宋体" w:hAnsi="宋体" w:eastAsia="宋体" w:cs="宋体"/>
+              <w:rFonts w:ascii="宋体" w:eastAsia="宋体" w:hAnsi="宋体" w:cs="宋体" w:hint="eastAsia"/>
               <w:szCs w:val="24"/>
             </w:rPr>
             <w:fldChar w:fldCharType="end"/>
@@ -2917,28 +2858,28 @@
         </w:p>
         <w:p>
           <w:pPr>
-            <w:pStyle w:val="16"/>
+            <w:pStyle w:val="TOC1"/>
             <w:tabs>
               <w:tab w:val="right" w:leader="dot" w:pos="8306"/>
             </w:tabs>
           </w:pPr>
           <w:r>
             <w:rPr>
-              <w:rFonts w:hint="eastAsia" w:ascii="宋体" w:hAnsi="宋体" w:eastAsia="宋体" w:cs="宋体"/>
+              <w:rFonts w:ascii="宋体" w:eastAsia="宋体" w:hAnsi="宋体" w:cs="宋体" w:hint="eastAsia"/>
               <w:szCs w:val="24"/>
             </w:rPr>
             <w:fldChar w:fldCharType="begin"/>
           </w:r>
           <w:r>
             <w:rPr>
-              <w:rFonts w:hint="eastAsia" w:ascii="宋体" w:hAnsi="宋体" w:eastAsia="宋体" w:cs="宋体"/>
+              <w:rFonts w:ascii="宋体" w:eastAsia="宋体" w:hAnsi="宋体" w:cs="宋体" w:hint="eastAsia"/>
               <w:szCs w:val="24"/>
             </w:rPr>
             <w:instrText xml:space="preserve"> HYPERLINK \l _Toc30343 </w:instrText>
           </w:r>
           <w:r>
             <w:rPr>
-              <w:rFonts w:hint="eastAsia" w:ascii="宋体" w:hAnsi="宋体" w:eastAsia="宋体" w:cs="宋体"/>
+              <w:rFonts w:ascii="宋体" w:eastAsia="宋体" w:hAnsi="宋体" w:cs="宋体" w:hint="eastAsia"/>
               <w:szCs w:val="24"/>
             </w:rPr>
             <w:fldChar w:fldCharType="separate"/>
@@ -2970,7 +2911,7 @@
           </w:r>
           <w:r>
             <w:rPr>
-              <w:rFonts w:hint="eastAsia" w:ascii="宋体" w:hAnsi="宋体" w:eastAsia="宋体" w:cs="宋体"/>
+              <w:rFonts w:ascii="宋体" w:eastAsia="宋体" w:hAnsi="宋体" w:cs="宋体" w:hint="eastAsia"/>
               <w:szCs w:val="24"/>
             </w:rPr>
             <w:fldChar w:fldCharType="end"/>
@@ -2978,28 +2919,28 @@
         </w:p>
         <w:p>
           <w:pPr>
-            <w:pStyle w:val="16"/>
+            <w:pStyle w:val="TOC1"/>
             <w:tabs>
               <w:tab w:val="right" w:leader="dot" w:pos="8306"/>
             </w:tabs>
           </w:pPr>
           <w:r>
             <w:rPr>
-              <w:rFonts w:hint="eastAsia" w:ascii="宋体" w:hAnsi="宋体" w:eastAsia="宋体" w:cs="宋体"/>
+              <w:rFonts w:ascii="宋体" w:eastAsia="宋体" w:hAnsi="宋体" w:cs="宋体" w:hint="eastAsia"/>
               <w:szCs w:val="24"/>
             </w:rPr>
             <w:fldChar w:fldCharType="begin"/>
           </w:r>
           <w:r>
             <w:rPr>
-              <w:rFonts w:hint="eastAsia" w:ascii="宋体" w:hAnsi="宋体" w:eastAsia="宋体" w:cs="宋体"/>
+              <w:rFonts w:ascii="宋体" w:eastAsia="宋体" w:hAnsi="宋体" w:cs="宋体" w:hint="eastAsia"/>
               <w:szCs w:val="24"/>
             </w:rPr>
             <w:instrText xml:space="preserve"> HYPERLINK \l _Toc8641 </w:instrText>
           </w:r>
           <w:r>
             <w:rPr>
-              <w:rFonts w:hint="eastAsia" w:ascii="宋体" w:hAnsi="宋体" w:eastAsia="宋体" w:cs="宋体"/>
+              <w:rFonts w:ascii="宋体" w:eastAsia="宋体" w:hAnsi="宋体" w:cs="宋体" w:hint="eastAsia"/>
               <w:szCs w:val="24"/>
             </w:rPr>
             <w:fldChar w:fldCharType="separate"/>
@@ -3031,7 +2972,7 @@
           </w:r>
           <w:r>
             <w:rPr>
-              <w:rFonts w:hint="eastAsia" w:ascii="宋体" w:hAnsi="宋体" w:eastAsia="宋体" w:cs="宋体"/>
+              <w:rFonts w:ascii="宋体" w:eastAsia="宋体" w:hAnsi="宋体" w:cs="宋体" w:hint="eastAsia"/>
               <w:szCs w:val="24"/>
             </w:rPr>
             <w:fldChar w:fldCharType="end"/>
@@ -3039,28 +2980,28 @@
         </w:p>
         <w:p>
           <w:pPr>
-            <w:pStyle w:val="17"/>
+            <w:pStyle w:val="TOC2"/>
             <w:tabs>
               <w:tab w:val="right" w:leader="dot" w:pos="8306"/>
             </w:tabs>
           </w:pPr>
           <w:r>
             <w:rPr>
-              <w:rFonts w:hint="eastAsia" w:ascii="宋体" w:hAnsi="宋体" w:eastAsia="宋体" w:cs="宋体"/>
+              <w:rFonts w:ascii="宋体" w:eastAsia="宋体" w:hAnsi="宋体" w:cs="宋体" w:hint="eastAsia"/>
               <w:szCs w:val="24"/>
             </w:rPr>
             <w:fldChar w:fldCharType="begin"/>
           </w:r>
           <w:r>
             <w:rPr>
-              <w:rFonts w:hint="eastAsia" w:ascii="宋体" w:hAnsi="宋体" w:eastAsia="宋体" w:cs="宋体"/>
+              <w:rFonts w:ascii="宋体" w:eastAsia="宋体" w:hAnsi="宋体" w:cs="宋体" w:hint="eastAsia"/>
               <w:szCs w:val="24"/>
             </w:rPr>
             <w:instrText xml:space="preserve"> HYPERLINK \l _Toc21760 </w:instrText>
           </w:r>
           <w:r>
             <w:rPr>
-              <w:rFonts w:hint="eastAsia" w:ascii="宋体" w:hAnsi="宋体" w:eastAsia="宋体" w:cs="宋体"/>
+              <w:rFonts w:ascii="宋体" w:eastAsia="宋体" w:hAnsi="宋体" w:cs="宋体" w:hint="eastAsia"/>
               <w:szCs w:val="24"/>
             </w:rPr>
             <w:fldChar w:fldCharType="separate"/>
@@ -3092,7 +3033,7 @@
           </w:r>
           <w:r>
             <w:rPr>
-              <w:rFonts w:hint="eastAsia" w:ascii="宋体" w:hAnsi="宋体" w:eastAsia="宋体" w:cs="宋体"/>
+              <w:rFonts w:ascii="宋体" w:eastAsia="宋体" w:hAnsi="宋体" w:cs="宋体" w:hint="eastAsia"/>
               <w:szCs w:val="24"/>
             </w:rPr>
             <w:fldChar w:fldCharType="end"/>
@@ -3100,28 +3041,28 @@
         </w:p>
         <w:p>
           <w:pPr>
-            <w:pStyle w:val="17"/>
+            <w:pStyle w:val="TOC2"/>
             <w:tabs>
               <w:tab w:val="right" w:leader="dot" w:pos="8306"/>
             </w:tabs>
           </w:pPr>
           <w:r>
             <w:rPr>
-              <w:rFonts w:hint="eastAsia" w:ascii="宋体" w:hAnsi="宋体" w:eastAsia="宋体" w:cs="宋体"/>
+              <w:rFonts w:ascii="宋体" w:eastAsia="宋体" w:hAnsi="宋体" w:cs="宋体" w:hint="eastAsia"/>
               <w:szCs w:val="24"/>
             </w:rPr>
             <w:fldChar w:fldCharType="begin"/>
           </w:r>
           <w:r>
             <w:rPr>
-              <w:rFonts w:hint="eastAsia" w:ascii="宋体" w:hAnsi="宋体" w:eastAsia="宋体" w:cs="宋体"/>
+              <w:rFonts w:ascii="宋体" w:eastAsia="宋体" w:hAnsi="宋体" w:cs="宋体" w:hint="eastAsia"/>
               <w:szCs w:val="24"/>
             </w:rPr>
             <w:instrText xml:space="preserve"> HYPERLINK \l _Toc22956 </w:instrText>
           </w:r>
           <w:r>
             <w:rPr>
-              <w:rFonts w:hint="eastAsia" w:ascii="宋体" w:hAnsi="宋体" w:eastAsia="宋体" w:cs="宋体"/>
+              <w:rFonts w:ascii="宋体" w:eastAsia="宋体" w:hAnsi="宋体" w:cs="宋体" w:hint="eastAsia"/>
               <w:szCs w:val="24"/>
             </w:rPr>
             <w:fldChar w:fldCharType="separate"/>
@@ -3153,7 +3094,7 @@
           </w:r>
           <w:r>
             <w:rPr>
-              <w:rFonts w:hint="eastAsia" w:ascii="宋体" w:hAnsi="宋体" w:eastAsia="宋体" w:cs="宋体"/>
+              <w:rFonts w:ascii="宋体" w:eastAsia="宋体" w:hAnsi="宋体" w:cs="宋体" w:hint="eastAsia"/>
               <w:szCs w:val="24"/>
             </w:rPr>
             <w:fldChar w:fldCharType="end"/>
@@ -3161,28 +3102,28 @@
         </w:p>
         <w:p>
           <w:pPr>
-            <w:pStyle w:val="17"/>
+            <w:pStyle w:val="TOC2"/>
             <w:tabs>
               <w:tab w:val="right" w:leader="dot" w:pos="8306"/>
             </w:tabs>
           </w:pPr>
           <w:r>
             <w:rPr>
-              <w:rFonts w:hint="eastAsia" w:ascii="宋体" w:hAnsi="宋体" w:eastAsia="宋体" w:cs="宋体"/>
+              <w:rFonts w:ascii="宋体" w:eastAsia="宋体" w:hAnsi="宋体" w:cs="宋体" w:hint="eastAsia"/>
               <w:szCs w:val="24"/>
             </w:rPr>
             <w:fldChar w:fldCharType="begin"/>
           </w:r>
           <w:r>
             <w:rPr>
-              <w:rFonts w:hint="eastAsia" w:ascii="宋体" w:hAnsi="宋体" w:eastAsia="宋体" w:cs="宋体"/>
+              <w:rFonts w:ascii="宋体" w:eastAsia="宋体" w:hAnsi="宋体" w:cs="宋体" w:hint="eastAsia"/>
               <w:szCs w:val="24"/>
             </w:rPr>
             <w:instrText xml:space="preserve"> HYPERLINK \l _Toc30945 </w:instrText>
           </w:r>
           <w:r>
             <w:rPr>
-              <w:rFonts w:hint="eastAsia" w:ascii="宋体" w:hAnsi="宋体" w:eastAsia="宋体" w:cs="宋体"/>
+              <w:rFonts w:ascii="宋体" w:eastAsia="宋体" w:hAnsi="宋体" w:cs="宋体" w:hint="eastAsia"/>
               <w:szCs w:val="24"/>
             </w:rPr>
             <w:fldChar w:fldCharType="separate"/>
@@ -3214,7 +3155,7 @@
           </w:r>
           <w:r>
             <w:rPr>
-              <w:rFonts w:hint="eastAsia" w:ascii="宋体" w:hAnsi="宋体" w:eastAsia="宋体" w:cs="宋体"/>
+              <w:rFonts w:ascii="宋体" w:eastAsia="宋体" w:hAnsi="宋体" w:cs="宋体" w:hint="eastAsia"/>
               <w:szCs w:val="24"/>
             </w:rPr>
             <w:fldChar w:fldCharType="end"/>
@@ -3222,28 +3163,28 @@
         </w:p>
         <w:p>
           <w:pPr>
-            <w:pStyle w:val="16"/>
+            <w:pStyle w:val="TOC1"/>
             <w:tabs>
               <w:tab w:val="right" w:leader="dot" w:pos="8306"/>
             </w:tabs>
           </w:pPr>
           <w:r>
             <w:rPr>
-              <w:rFonts w:hint="eastAsia" w:ascii="宋体" w:hAnsi="宋体" w:eastAsia="宋体" w:cs="宋体"/>
+              <w:rFonts w:ascii="宋体" w:eastAsia="宋体" w:hAnsi="宋体" w:cs="宋体" w:hint="eastAsia"/>
               <w:szCs w:val="24"/>
             </w:rPr>
             <w:fldChar w:fldCharType="begin"/>
           </w:r>
           <w:r>
             <w:rPr>
-              <w:rFonts w:hint="eastAsia" w:ascii="宋体" w:hAnsi="宋体" w:eastAsia="宋体" w:cs="宋体"/>
+              <w:rFonts w:ascii="宋体" w:eastAsia="宋体" w:hAnsi="宋体" w:cs="宋体" w:hint="eastAsia"/>
               <w:szCs w:val="24"/>
             </w:rPr>
             <w:instrText xml:space="preserve"> HYPERLINK \l _Toc14916 </w:instrText>
           </w:r>
           <w:r>
             <w:rPr>
-              <w:rFonts w:hint="eastAsia" w:ascii="宋体" w:hAnsi="宋体" w:eastAsia="宋体" w:cs="宋体"/>
+              <w:rFonts w:ascii="宋体" w:eastAsia="宋体" w:hAnsi="宋体" w:cs="宋体" w:hint="eastAsia"/>
               <w:szCs w:val="24"/>
             </w:rPr>
             <w:fldChar w:fldCharType="separate"/>
@@ -3275,7 +3216,7 @@
           </w:r>
           <w:r>
             <w:rPr>
-              <w:rFonts w:hint="eastAsia" w:ascii="宋体" w:hAnsi="宋体" w:eastAsia="宋体" w:cs="宋体"/>
+              <w:rFonts w:ascii="宋体" w:eastAsia="宋体" w:hAnsi="宋体" w:cs="宋体" w:hint="eastAsia"/>
               <w:szCs w:val="24"/>
             </w:rPr>
             <w:fldChar w:fldCharType="end"/>
@@ -3283,28 +3224,28 @@
         </w:p>
         <w:p>
           <w:pPr>
-            <w:pStyle w:val="16"/>
+            <w:pStyle w:val="TOC1"/>
             <w:tabs>
               <w:tab w:val="right" w:leader="dot" w:pos="8306"/>
             </w:tabs>
           </w:pPr>
           <w:r>
             <w:rPr>
-              <w:rFonts w:hint="eastAsia" w:ascii="宋体" w:hAnsi="宋体" w:eastAsia="宋体" w:cs="宋体"/>
+              <w:rFonts w:ascii="宋体" w:eastAsia="宋体" w:hAnsi="宋体" w:cs="宋体" w:hint="eastAsia"/>
               <w:szCs w:val="24"/>
             </w:rPr>
             <w:fldChar w:fldCharType="begin"/>
           </w:r>
           <w:r>
             <w:rPr>
-              <w:rFonts w:hint="eastAsia" w:ascii="宋体" w:hAnsi="宋体" w:eastAsia="宋体" w:cs="宋体"/>
+              <w:rFonts w:ascii="宋体" w:eastAsia="宋体" w:hAnsi="宋体" w:cs="宋体" w:hint="eastAsia"/>
               <w:szCs w:val="24"/>
             </w:rPr>
             <w:instrText xml:space="preserve"> HYPERLINK \l _Toc25860 </w:instrText>
           </w:r>
           <w:r>
             <w:rPr>
-              <w:rFonts w:hint="eastAsia" w:ascii="宋体" w:hAnsi="宋体" w:eastAsia="宋体" w:cs="宋体"/>
+              <w:rFonts w:ascii="宋体" w:eastAsia="宋体" w:hAnsi="宋体" w:cs="宋体" w:hint="eastAsia"/>
               <w:szCs w:val="24"/>
             </w:rPr>
             <w:fldChar w:fldCharType="separate"/>
@@ -3343,7 +3284,7 @@
           </w:r>
           <w:r>
             <w:rPr>
-              <w:rFonts w:hint="eastAsia" w:ascii="宋体" w:hAnsi="宋体" w:eastAsia="宋体" w:cs="宋体"/>
+              <w:rFonts w:ascii="宋体" w:eastAsia="宋体" w:hAnsi="宋体" w:cs="宋体" w:hint="eastAsia"/>
               <w:szCs w:val="24"/>
             </w:rPr>
             <w:fldChar w:fldCharType="end"/>
@@ -3351,28 +3292,28 @@
         </w:p>
         <w:p>
           <w:pPr>
-            <w:pStyle w:val="16"/>
+            <w:pStyle w:val="TOC1"/>
             <w:tabs>
               <w:tab w:val="right" w:leader="dot" w:pos="8306"/>
             </w:tabs>
           </w:pPr>
           <w:r>
             <w:rPr>
-              <w:rFonts w:hint="eastAsia" w:ascii="宋体" w:hAnsi="宋体" w:eastAsia="宋体" w:cs="宋体"/>
+              <w:rFonts w:ascii="宋体" w:eastAsia="宋体" w:hAnsi="宋体" w:cs="宋体" w:hint="eastAsia"/>
               <w:szCs w:val="24"/>
             </w:rPr>
             <w:fldChar w:fldCharType="begin"/>
           </w:r>
           <w:r>
             <w:rPr>
-              <w:rFonts w:hint="eastAsia" w:ascii="宋体" w:hAnsi="宋体" w:eastAsia="宋体" w:cs="宋体"/>
+              <w:rFonts w:ascii="宋体" w:eastAsia="宋体" w:hAnsi="宋体" w:cs="宋体" w:hint="eastAsia"/>
               <w:szCs w:val="24"/>
             </w:rPr>
             <w:instrText xml:space="preserve"> HYPERLINK \l _Toc29753 </w:instrText>
           </w:r>
           <w:r>
             <w:rPr>
-              <w:rFonts w:hint="eastAsia" w:ascii="宋体" w:hAnsi="宋体" w:eastAsia="宋体" w:cs="宋体"/>
+              <w:rFonts w:ascii="宋体" w:eastAsia="宋体" w:hAnsi="宋体" w:cs="宋体" w:hint="eastAsia"/>
               <w:szCs w:val="24"/>
             </w:rPr>
             <w:fldChar w:fldCharType="separate"/>
@@ -3404,7 +3345,7 @@
           </w:r>
           <w:r>
             <w:rPr>
-              <w:rFonts w:hint="eastAsia" w:ascii="宋体" w:hAnsi="宋体" w:eastAsia="宋体" w:cs="宋体"/>
+              <w:rFonts w:ascii="宋体" w:eastAsia="宋体" w:hAnsi="宋体" w:cs="宋体" w:hint="eastAsia"/>
               <w:szCs w:val="24"/>
             </w:rPr>
             <w:fldChar w:fldCharType="end"/>
@@ -3427,7 +3368,7 @@
             <w:snapToGrid w:val="0"/>
             <w:textAlignment w:val="baseline"/>
             <w:rPr>
-              <w:rFonts w:hint="eastAsia" w:ascii="宋体" w:hAnsi="宋体" w:eastAsia="宋体" w:cs="宋体"/>
+              <w:rFonts w:ascii="宋体" w:eastAsia="宋体" w:hAnsi="宋体" w:cs="宋体" w:hint="eastAsia"/>
               <w:snapToGrid w:val="0"/>
               <w:color w:val="000000"/>
               <w:kern w:val="0"/>
@@ -3438,7 +3379,7 @@
           </w:pPr>
           <w:r>
             <w:rPr>
-              <w:rFonts w:hint="eastAsia" w:ascii="宋体" w:hAnsi="宋体" w:eastAsia="宋体" w:cs="宋体"/>
+              <w:rFonts w:ascii="宋体" w:eastAsia="宋体" w:hAnsi="宋体" w:cs="宋体" w:hint="eastAsia"/>
               <w:szCs w:val="24"/>
             </w:rPr>
             <w:fldChar w:fldCharType="end"/>
@@ -3463,7 +3404,7 @@
         <w:snapToGrid w:val="0"/>
         <w:textAlignment w:val="baseline"/>
         <w:rPr>
-          <w:rFonts w:ascii="Arial" w:hAnsi="Arial" w:eastAsia="Arial" w:cs="Arial"/>
+          <w:rFonts w:ascii="Arial" w:eastAsia="Arial" w:hAnsi="Arial" w:cs="Arial"/>
           <w:snapToGrid w:val="0"/>
           <w:color w:val="000000"/>
           <w:kern w:val="0"/>
@@ -3474,7 +3415,7 @@
       </w:pPr>
       <w:r>
         <w:rPr>
-          <w:rFonts w:ascii="Arial" w:hAnsi="Arial" w:eastAsia="Arial" w:cs="Arial"/>
+          <w:rFonts w:ascii="Arial" w:eastAsia="Arial" w:hAnsi="Arial" w:cs="Arial"/>
           <w:snapToGrid w:val="0"/>
           <w:color w:val="000000"/>
           <w:kern w:val="0"/>
@@ -3487,7 +3428,7 @@
     </w:p>
     <w:p>
       <w:pPr>
-        <w:pStyle w:val="28"/>
+        <w:pStyle w:val="1"/>
         <w:keepNext w:val="0"/>
         <w:keepLines w:val="0"/>
         <w:pageBreakBefore w:val="0"/>
@@ -3519,7 +3460,7 @@
     </w:p>
     <w:p>
       <w:pPr>
-        <w:pStyle w:val="29"/>
+        <w:pStyle w:val="a1"/>
         <w:keepNext w:val="0"/>
         <w:keepLines w:val="0"/>
         <w:pageBreakBefore w:val="0"/>
@@ -3546,8 +3487,8 @@
         </w:rPr>
         <w:t>为规范公司员工招聘活动，建立科学、公开、公平、公正的人才选拔与引进机制，确保为公司</w:t>
       </w:r>
-      <w:bookmarkStart w:id="20" w:name="_GoBack"/>
-      <w:bookmarkEnd w:id="20"/>
+      <w:bookmarkStart w:id="4" w:name="_GoBack"/>
+      <w:bookmarkEnd w:id="4"/>
       <w:r>
         <w:rPr>
           <w:rFonts w:hint="default"/>
@@ -3558,7 +3499,7 @@
     </w:p>
     <w:p>
       <w:pPr>
-        <w:pStyle w:val="28"/>
+        <w:pStyle w:val="1"/>
         <w:keepNext w:val="0"/>
         <w:keepLines w:val="0"/>
         <w:pageBreakBefore w:val="0"/>
@@ -3578,7 +3519,7 @@
           <w:lang w:val="en-US" w:eastAsia="zh-CN"/>
         </w:rPr>
       </w:pPr>
-      <w:bookmarkStart w:id="4" w:name="_Toc14585"/>
+      <w:bookmarkStart w:id="5" w:name="_Toc14585"/>
       <w:r>
         <w:rPr>
           <w:rFonts w:hint="default"/>
@@ -3586,11 +3527,11 @@
         </w:rPr>
         <w:t>管理职责</w:t>
       </w:r>
-      <w:bookmarkEnd w:id="4"/>
+      <w:bookmarkEnd w:id="5"/>
     </w:p>
     <w:p>
       <w:pPr>
-        <w:pStyle w:val="30"/>
+        <w:pStyle w:val="2"/>
         <w:keepNext w:val="0"/>
         <w:keepLines w:val="0"/>
         <w:pageBreakBefore w:val="0"/>
@@ -3610,7 +3551,7 @@
           <w:lang w:val="en-US" w:eastAsia="zh-CN"/>
         </w:rPr>
       </w:pPr>
-      <w:bookmarkStart w:id="5" w:name="_Toc30984"/>
+      <w:bookmarkStart w:id="6" w:name="_Toc30984"/>
       <w:r>
         <w:rPr>
           <w:rFonts w:hint="default"/>
@@ -3618,11 +3559,11 @@
         </w:rPr>
         <w:t>人力资源部</w:t>
       </w:r>
-      <w:bookmarkEnd w:id="5"/>
+      <w:bookmarkEnd w:id="6"/>
     </w:p>
     <w:p>
       <w:pPr>
-        <w:pStyle w:val="29"/>
+        <w:pStyle w:val="a1"/>
         <w:keepNext w:val="0"/>
         <w:keepLines w:val="0"/>
         <w:pageBreakBefore w:val="0"/>
@@ -3652,7 +3593,7 @@
     </w:p>
     <w:p>
       <w:pPr>
-        <w:pStyle w:val="29"/>
+        <w:pStyle w:val="a1"/>
         <w:keepNext w:val="0"/>
         <w:keepLines w:val="0"/>
         <w:pageBreakBefore w:val="0"/>
@@ -3682,7 +3623,7 @@
     </w:p>
     <w:p>
       <w:pPr>
-        <w:pStyle w:val="29"/>
+        <w:pStyle w:val="a1"/>
         <w:keepNext w:val="0"/>
         <w:keepLines w:val="0"/>
         <w:pageBreakBefore w:val="0"/>
@@ -3712,7 +3653,7 @@
     </w:p>
     <w:p>
       <w:pPr>
-        <w:pStyle w:val="29"/>
+        <w:pStyle w:val="a1"/>
         <w:keepNext w:val="0"/>
         <w:keepLines w:val="0"/>
         <w:pageBreakBefore w:val="0"/>
@@ -3742,7 +3683,7 @@
     </w:p>
     <w:p>
       <w:pPr>
-        <w:pStyle w:val="29"/>
+        <w:pStyle w:val="a1"/>
         <w:keepNext w:val="0"/>
         <w:keepLines w:val="0"/>
         <w:pageBreakBefore w:val="0"/>
@@ -3772,7 +3713,7 @@
     </w:p>
     <w:p>
       <w:pPr>
-        <w:pStyle w:val="29"/>
+        <w:pStyle w:val="a1"/>
         <w:keepNext w:val="0"/>
         <w:keepLines w:val="0"/>
         <w:pageBreakBefore w:val="0"/>
@@ -3802,7 +3743,7 @@
     </w:p>
     <w:p>
       <w:pPr>
-        <w:pStyle w:val="29"/>
+        <w:pStyle w:val="a1"/>
         <w:keepNext w:val="0"/>
         <w:keepLines w:val="0"/>
         <w:pageBreakBefore w:val="0"/>
@@ -3832,7 +3773,7 @@
     </w:p>
     <w:p>
       <w:pPr>
-        <w:pStyle w:val="29"/>
+        <w:pStyle w:val="a1"/>
         <w:keepNext w:val="0"/>
         <w:keepLines w:val="0"/>
         <w:pageBreakBefore w:val="0"/>
@@ -3862,7 +3803,7 @@
     </w:p>
     <w:p>
       <w:pPr>
-        <w:pStyle w:val="29"/>
+        <w:pStyle w:val="a1"/>
         <w:keepNext w:val="0"/>
         <w:keepLines w:val="0"/>
         <w:pageBreakBefore w:val="0"/>
@@ -3892,7 +3833,7 @@
     </w:p>
     <w:p>
       <w:pPr>
-        <w:pStyle w:val="29"/>
+        <w:pStyle w:val="a1"/>
         <w:keepNext w:val="0"/>
         <w:keepLines w:val="0"/>
         <w:pageBreakBefore w:val="0"/>
@@ -3922,7 +3863,7 @@
     </w:p>
     <w:p>
       <w:pPr>
-        <w:pStyle w:val="30"/>
+        <w:pStyle w:val="2"/>
         <w:keepNext w:val="0"/>
         <w:keepLines w:val="0"/>
         <w:pageBreakBefore w:val="0"/>
@@ -3942,7 +3883,7 @@
           <w:lang w:val="en-US" w:eastAsia="zh-CN"/>
         </w:rPr>
       </w:pPr>
-      <w:bookmarkStart w:id="6" w:name="_Toc16087"/>
+      <w:bookmarkStart w:id="7" w:name="_Toc16087"/>
       <w:r>
         <w:rPr>
           <w:rFonts w:hint="default"/>
@@ -3950,11 +3891,11 @@
         </w:rPr>
         <w:t>公司管理层</w:t>
       </w:r>
-      <w:bookmarkEnd w:id="6"/>
+      <w:bookmarkEnd w:id="7"/>
     </w:p>
     <w:p>
       <w:pPr>
-        <w:pStyle w:val="29"/>
+        <w:pStyle w:val="a1"/>
         <w:keepNext w:val="0"/>
         <w:keepLines w:val="0"/>
         <w:pageBreakBefore w:val="0"/>
@@ -3984,7 +3925,7 @@
     </w:p>
     <w:p>
       <w:pPr>
-        <w:pStyle w:val="29"/>
+        <w:pStyle w:val="a1"/>
         <w:keepNext w:val="0"/>
         <w:keepLines w:val="0"/>
         <w:pageBreakBefore w:val="0"/>
@@ -4014,7 +3955,7 @@
     </w:p>
     <w:p>
       <w:pPr>
-        <w:pStyle w:val="30"/>
+        <w:pStyle w:val="2"/>
         <w:keepNext w:val="0"/>
         <w:keepLines w:val="0"/>
         <w:pageBreakBefore w:val="0"/>
@@ -4034,7 +3975,7 @@
           <w:lang w:val="en-US" w:eastAsia="zh-CN"/>
         </w:rPr>
       </w:pPr>
-      <w:bookmarkStart w:id="7" w:name="_Toc27307"/>
+      <w:bookmarkStart w:id="8" w:name="_Toc27307"/>
       <w:r>
         <w:rPr>
           <w:rFonts w:hint="eastAsia"/>
@@ -4042,11 +3983,11 @@
         </w:rPr>
         <w:t>其他运维相关部门</w:t>
       </w:r>
-      <w:bookmarkEnd w:id="7"/>
+      <w:bookmarkEnd w:id="8"/>
     </w:p>
     <w:p>
       <w:pPr>
-        <w:pStyle w:val="29"/>
+        <w:pStyle w:val="a1"/>
         <w:keepNext w:val="0"/>
         <w:keepLines w:val="0"/>
         <w:pageBreakBefore w:val="0"/>
@@ -4076,7 +4017,7 @@
     </w:p>
     <w:p>
       <w:pPr>
-        <w:pStyle w:val="28"/>
+        <w:pStyle w:val="1"/>
         <w:keepNext w:val="0"/>
         <w:keepLines w:val="0"/>
         <w:pageBreakBefore w:val="0"/>
@@ -4096,7 +4037,7 @@
           <w:lang w:val="en-US" w:eastAsia="zh-CN"/>
         </w:rPr>
       </w:pPr>
-      <w:bookmarkStart w:id="8" w:name="_Toc473"/>
+      <w:bookmarkStart w:id="9" w:name="_Toc473"/>
       <w:r>
         <w:rPr>
           <w:rFonts w:hint="default"/>
@@ -4104,11 +4045,11 @@
         </w:rPr>
         <w:t>招聘工作管理原则</w:t>
       </w:r>
-      <w:bookmarkEnd w:id="8"/>
+      <w:bookmarkEnd w:id="9"/>
     </w:p>
     <w:p>
       <w:pPr>
-        <w:pStyle w:val="29"/>
+        <w:pStyle w:val="a1"/>
         <w:keepNext w:val="0"/>
         <w:keepLines w:val="0"/>
         <w:pageBreakBefore w:val="0"/>
@@ -4126,7 +4067,7 @@
         <w:bidi w:val="0"/>
         <w:adjustRightInd w:val="0"/>
         <w:snapToGrid w:val="0"/>
-        <w:ind w:left="425" w:leftChars="0" w:hanging="425" w:firstLineChars="0"/>
+        <w:ind w:left="425" w:hanging="425" w:leftChars="0" w:firstLineChars="0"/>
         <w:textAlignment w:val="baseline"/>
         <w:rPr>
           <w:rFonts w:hint="default"/>
@@ -4143,7 +4084,7 @@
     </w:p>
     <w:p>
       <w:pPr>
-        <w:pStyle w:val="29"/>
+        <w:pStyle w:val="a1"/>
         <w:keepNext w:val="0"/>
         <w:keepLines w:val="0"/>
         <w:pageBreakBefore w:val="0"/>
@@ -4161,7 +4102,7 @@
         <w:bidi w:val="0"/>
         <w:adjustRightInd w:val="0"/>
         <w:snapToGrid w:val="0"/>
-        <w:ind w:left="425" w:leftChars="0" w:hanging="425" w:firstLineChars="0"/>
+        <w:ind w:left="425" w:hanging="425" w:leftChars="0" w:firstLineChars="0"/>
         <w:textAlignment w:val="baseline"/>
         <w:rPr>
           <w:rFonts w:hint="default"/>
@@ -4178,7 +4119,7 @@
     </w:p>
     <w:p>
       <w:pPr>
-        <w:pStyle w:val="29"/>
+        <w:pStyle w:val="a1"/>
         <w:keepNext w:val="0"/>
         <w:keepLines w:val="0"/>
         <w:pageBreakBefore w:val="0"/>
@@ -4196,7 +4137,7 @@
         <w:bidi w:val="0"/>
         <w:adjustRightInd w:val="0"/>
         <w:snapToGrid w:val="0"/>
-        <w:ind w:left="425" w:leftChars="0" w:hanging="425" w:firstLineChars="0"/>
+        <w:ind w:left="425" w:hanging="425" w:leftChars="0" w:firstLineChars="0"/>
         <w:textAlignment w:val="baseline"/>
         <w:rPr>
           <w:rFonts w:hint="default"/>
@@ -4213,7 +4154,7 @@
     </w:p>
     <w:p>
       <w:pPr>
-        <w:pStyle w:val="29"/>
+        <w:pStyle w:val="a1"/>
         <w:keepNext w:val="0"/>
         <w:keepLines w:val="0"/>
         <w:pageBreakBefore w:val="0"/>
@@ -4231,7 +4172,7 @@
         <w:bidi w:val="0"/>
         <w:adjustRightInd w:val="0"/>
         <w:snapToGrid w:val="0"/>
-        <w:ind w:left="425" w:leftChars="0" w:hanging="425" w:firstLineChars="0"/>
+        <w:ind w:left="425" w:hanging="425" w:leftChars="0" w:firstLineChars="0"/>
         <w:textAlignment w:val="baseline"/>
         <w:rPr>
           <w:rFonts w:hint="default"/>
@@ -4248,7 +4189,7 @@
     </w:p>
     <w:p>
       <w:pPr>
-        <w:pStyle w:val="29"/>
+        <w:pStyle w:val="a1"/>
         <w:keepNext w:val="0"/>
         <w:keepLines w:val="0"/>
         <w:pageBreakBefore w:val="0"/>
@@ -4266,7 +4207,7 @@
         <w:bidi w:val="0"/>
         <w:adjustRightInd w:val="0"/>
         <w:snapToGrid w:val="0"/>
-        <w:ind w:left="425" w:leftChars="0" w:hanging="425" w:firstLineChars="0"/>
+        <w:ind w:left="425" w:hanging="425" w:leftChars="0" w:firstLineChars="0"/>
         <w:textAlignment w:val="baseline"/>
         <w:rPr>
           <w:rFonts w:hint="default"/>
@@ -4283,7 +4224,7 @@
     </w:p>
     <w:p>
       <w:pPr>
-        <w:pStyle w:val="28"/>
+        <w:pStyle w:val="1"/>
         <w:keepNext w:val="0"/>
         <w:keepLines w:val="0"/>
         <w:pageBreakBefore w:val="0"/>
@@ -4303,7 +4244,7 @@
           <w:lang w:val="en-US" w:eastAsia="zh-CN"/>
         </w:rPr>
       </w:pPr>
-      <w:bookmarkStart w:id="9" w:name="_Toc29950"/>
+      <w:bookmarkStart w:id="10" w:name="_Toc29950"/>
       <w:r>
         <w:rPr>
           <w:rFonts w:hint="default"/>
@@ -4311,11 +4252,11 @@
         </w:rPr>
         <w:t>招聘计划与需求管理</w:t>
       </w:r>
-      <w:bookmarkEnd w:id="9"/>
+      <w:bookmarkEnd w:id="10"/>
     </w:p>
     <w:p>
       <w:pPr>
-        <w:pStyle w:val="30"/>
+        <w:pStyle w:val="2"/>
         <w:keepNext w:val="0"/>
         <w:keepLines w:val="0"/>
         <w:pageBreakBefore w:val="0"/>
@@ -4335,7 +4276,7 @@
           <w:lang w:val="en-US" w:eastAsia="zh-CN"/>
         </w:rPr>
       </w:pPr>
-      <w:bookmarkStart w:id="10" w:name="_Toc5997"/>
+      <w:bookmarkStart w:id="11" w:name="_Toc5997"/>
       <w:r>
         <w:rPr>
           <w:rFonts w:hint="default"/>
@@ -4343,11 +4284,11 @@
         </w:rPr>
         <w:t>需求提报</w:t>
       </w:r>
-      <w:bookmarkEnd w:id="10"/>
+      <w:bookmarkEnd w:id="11"/>
     </w:p>
     <w:p>
       <w:pPr>
-        <w:pStyle w:val="29"/>
+        <w:pStyle w:val="a1"/>
         <w:keepNext w:val="0"/>
         <w:keepLines w:val="0"/>
         <w:pageBreakBefore w:val="0"/>
@@ -4377,7 +4318,7 @@
     </w:p>
     <w:p>
       <w:pPr>
-        <w:pStyle w:val="29"/>
+        <w:pStyle w:val="a1"/>
         <w:keepNext w:val="0"/>
         <w:keepLines w:val="0"/>
         <w:pageBreakBefore w:val="0"/>
@@ -4407,7 +4348,7 @@
     </w:p>
     <w:p>
       <w:pPr>
-        <w:pStyle w:val="30"/>
+        <w:pStyle w:val="2"/>
         <w:keepNext w:val="0"/>
         <w:keepLines w:val="0"/>
         <w:pageBreakBefore w:val="0"/>
@@ -4427,7 +4368,7 @@
           <w:lang w:val="en-US" w:eastAsia="zh-CN"/>
         </w:rPr>
       </w:pPr>
-      <w:bookmarkStart w:id="11" w:name="_Toc2743"/>
+      <w:bookmarkStart w:id="12" w:name="_Toc2743"/>
       <w:r>
         <w:rPr>
           <w:rFonts w:hint="default"/>
@@ -4435,11 +4376,11 @@
         </w:rPr>
         <w:t>计划制定与审批</w:t>
       </w:r>
-      <w:bookmarkEnd w:id="11"/>
+      <w:bookmarkEnd w:id="12"/>
     </w:p>
     <w:p>
       <w:pPr>
-        <w:pStyle w:val="29"/>
+        <w:pStyle w:val="a1"/>
         <w:keepNext w:val="0"/>
         <w:keepLines w:val="0"/>
         <w:pageBreakBefore w:val="0"/>
@@ -4469,7 +4410,7 @@
     </w:p>
     <w:p>
       <w:pPr>
-        <w:pStyle w:val="29"/>
+        <w:pStyle w:val="a1"/>
         <w:keepNext w:val="0"/>
         <w:keepLines w:val="0"/>
         <w:pageBreakBefore w:val="0"/>
@@ -4499,7 +4440,7 @@
     </w:p>
     <w:p>
       <w:pPr>
-        <w:pStyle w:val="29"/>
+        <w:pStyle w:val="a1"/>
         <w:keepNext w:val="0"/>
         <w:keepLines w:val="0"/>
         <w:pageBreakBefore w:val="0"/>
@@ -4529,7 +4470,7 @@
     </w:p>
     <w:p>
       <w:pPr>
-        <w:pStyle w:val="28"/>
+        <w:pStyle w:val="1"/>
         <w:keepNext w:val="0"/>
         <w:keepLines w:val="0"/>
         <w:pageBreakBefore w:val="0"/>
@@ -4549,7 +4490,7 @@
           <w:lang w:val="en-US" w:eastAsia="zh-CN"/>
         </w:rPr>
       </w:pPr>
-      <w:bookmarkStart w:id="12" w:name="_Toc30343"/>
+      <w:bookmarkStart w:id="13" w:name="_Toc30343"/>
       <w:r>
         <w:rPr>
           <w:rFonts w:hint="default"/>
@@ -4557,11 +4498,11 @@
         </w:rPr>
         <w:t>招聘实施流程</w:t>
       </w:r>
-      <w:bookmarkEnd w:id="12"/>
+      <w:bookmarkEnd w:id="13"/>
     </w:p>
     <w:p>
       <w:pPr>
-        <w:pStyle w:val="29"/>
+        <w:pStyle w:val="a1"/>
         <w:keepNext w:val="0"/>
         <w:keepLines w:val="0"/>
         <w:pageBreakBefore w:val="0"/>
@@ -4591,7 +4532,7 @@
     </w:p>
     <w:p>
       <w:pPr>
-        <w:pStyle w:val="29"/>
+        <w:pStyle w:val="a1"/>
         <w:keepNext w:val="0"/>
         <w:keepLines w:val="0"/>
         <w:pageBreakBefore w:val="0"/>
@@ -4621,7 +4562,7 @@
     </w:p>
     <w:p>
       <w:pPr>
-        <w:pStyle w:val="29"/>
+        <w:pStyle w:val="a1"/>
         <w:keepNext w:val="0"/>
         <w:keepLines w:val="0"/>
         <w:pageBreakBefore w:val="0"/>
@@ -4651,7 +4592,7 @@
     </w:p>
     <w:p>
       <w:pPr>
-        <w:pStyle w:val="29"/>
+        <w:pStyle w:val="a1"/>
         <w:keepNext w:val="0"/>
         <w:keepLines w:val="0"/>
         <w:pageBreakBefore w:val="0"/>
@@ -4681,7 +4622,7 @@
     </w:p>
     <w:p>
       <w:pPr>
-        <w:pStyle w:val="29"/>
+        <w:pStyle w:val="a1"/>
         <w:keepNext w:val="0"/>
         <w:keepLines w:val="0"/>
         <w:pageBreakBefore w:val="0"/>
@@ -4711,7 +4652,7 @@
     </w:p>
     <w:p>
       <w:pPr>
-        <w:pStyle w:val="29"/>
+        <w:pStyle w:val="a1"/>
         <w:keepNext w:val="0"/>
         <w:keepLines w:val="0"/>
         <w:pageBreakBefore w:val="0"/>
@@ -4741,7 +4682,7 @@
     </w:p>
     <w:p>
       <w:pPr>
-        <w:pStyle w:val="29"/>
+        <w:pStyle w:val="a1"/>
         <w:keepNext w:val="0"/>
         <w:keepLines w:val="0"/>
         <w:pageBreakBefore w:val="0"/>
@@ -4771,7 +4712,7 @@
     </w:p>
     <w:p>
       <w:pPr>
-        <w:pStyle w:val="29"/>
+        <w:pStyle w:val="a1"/>
         <w:keepNext w:val="0"/>
         <w:keepLines w:val="0"/>
         <w:pageBreakBefore w:val="0"/>
@@ -4801,7 +4742,7 @@
     </w:p>
     <w:p>
       <w:pPr>
-        <w:pStyle w:val="29"/>
+        <w:pStyle w:val="a1"/>
         <w:keepNext w:val="0"/>
         <w:keepLines w:val="0"/>
         <w:pageBreakBefore w:val="0"/>
@@ -4831,7 +4772,7 @@
     </w:p>
     <w:p>
       <w:pPr>
-        <w:pStyle w:val="28"/>
+        <w:pStyle w:val="1"/>
         <w:keepNext w:val="0"/>
         <w:keepLines w:val="0"/>
         <w:pageBreakBefore w:val="0"/>
@@ -4851,7 +4792,7 @@
           <w:lang w:val="en-US" w:eastAsia="zh-CN"/>
         </w:rPr>
       </w:pPr>
-      <w:bookmarkStart w:id="13" w:name="_Toc8641"/>
+      <w:bookmarkStart w:id="14" w:name="_Toc8641"/>
       <w:r>
         <w:rPr>
           <w:rFonts w:hint="default"/>
@@ -4859,11 +4800,11 @@
         </w:rPr>
         <w:t>录用、审批与入职</w:t>
       </w:r>
-      <w:bookmarkEnd w:id="13"/>
+      <w:bookmarkEnd w:id="14"/>
     </w:p>
     <w:p>
       <w:pPr>
-        <w:pStyle w:val="30"/>
+        <w:pStyle w:val="2"/>
         <w:keepNext w:val="0"/>
         <w:keepLines w:val="0"/>
         <w:pageBreakBefore w:val="0"/>
@@ -4883,7 +4824,7 @@
           <w:lang w:val="en-US" w:eastAsia="zh-CN"/>
         </w:rPr>
       </w:pPr>
-      <w:bookmarkStart w:id="14" w:name="_Toc21760"/>
+      <w:bookmarkStart w:id="15" w:name="_Toc21760"/>
       <w:r>
         <w:rPr>
           <w:rFonts w:hint="default"/>
@@ -4891,11 +4832,11 @@
         </w:rPr>
         <w:t>录用决策与审批</w:t>
       </w:r>
-      <w:bookmarkEnd w:id="14"/>
+      <w:bookmarkEnd w:id="15"/>
     </w:p>
     <w:p>
       <w:pPr>
-        <w:pStyle w:val="29"/>
+        <w:pStyle w:val="a1"/>
         <w:keepNext w:val="0"/>
         <w:keepLines w:val="0"/>
         <w:pageBreakBefore w:val="0"/>
@@ -4925,7 +4866,7 @@
     </w:p>
     <w:p>
       <w:pPr>
-        <w:pStyle w:val="29"/>
+        <w:pStyle w:val="a1"/>
         <w:keepNext w:val="0"/>
         <w:keepLines w:val="0"/>
         <w:pageBreakBefore w:val="0"/>
@@ -4955,7 +4896,7 @@
     </w:p>
     <w:p>
       <w:pPr>
-        <w:pStyle w:val="29"/>
+        <w:pStyle w:val="a1"/>
         <w:keepNext w:val="0"/>
         <w:keepLines w:val="0"/>
         <w:pageBreakBefore w:val="0"/>
@@ -4985,7 +4926,7 @@
     </w:p>
     <w:p>
       <w:pPr>
-        <w:pStyle w:val="30"/>
+        <w:pStyle w:val="2"/>
         <w:keepNext w:val="0"/>
         <w:keepLines w:val="0"/>
         <w:pageBreakBefore w:val="0"/>
@@ -5005,7 +4946,7 @@
           <w:lang w:val="en-US" w:eastAsia="zh-CN"/>
         </w:rPr>
       </w:pPr>
-      <w:bookmarkStart w:id="15" w:name="_Toc22956"/>
+      <w:bookmarkStart w:id="16" w:name="_Toc22956"/>
       <w:r>
         <w:rPr>
           <w:rFonts w:hint="default"/>
@@ -5013,11 +4954,11 @@
         </w:rPr>
         <w:t>入职报到手续</w:t>
       </w:r>
-      <w:bookmarkEnd w:id="15"/>
+      <w:bookmarkEnd w:id="16"/>
     </w:p>
     <w:p>
       <w:pPr>
-        <w:pStyle w:val="29"/>
+        <w:pStyle w:val="a1"/>
         <w:keepNext w:val="0"/>
         <w:keepLines w:val="0"/>
         <w:pageBreakBefore w:val="0"/>
@@ -5047,7 +4988,7 @@
     </w:p>
     <w:p>
       <w:pPr>
-        <w:pStyle w:val="29"/>
+        <w:pStyle w:val="a1"/>
         <w:keepNext w:val="0"/>
         <w:keepLines w:val="0"/>
         <w:pageBreakBefore w:val="0"/>
@@ -5077,7 +5018,7 @@
     </w:p>
     <w:p>
       <w:pPr>
-        <w:pStyle w:val="29"/>
+        <w:pStyle w:val="a1"/>
         <w:keepNext w:val="0"/>
         <w:keepLines w:val="0"/>
         <w:pageBreakBefore w:val="0"/>
@@ -5107,7 +5048,7 @@
     </w:p>
     <w:p>
       <w:pPr>
-        <w:pStyle w:val="30"/>
+        <w:pStyle w:val="2"/>
         <w:keepNext w:val="0"/>
         <w:keepLines w:val="0"/>
         <w:pageBreakBefore w:val="0"/>
@@ -5127,7 +5068,7 @@
           <w:lang w:val="en-US" w:eastAsia="zh-CN"/>
         </w:rPr>
       </w:pPr>
-      <w:bookmarkStart w:id="16" w:name="_Toc30945"/>
+      <w:bookmarkStart w:id="17" w:name="_Toc30945"/>
       <w:r>
         <w:rPr>
           <w:rFonts w:hint="default"/>
@@ -5135,11 +5076,11 @@
         </w:rPr>
         <w:t>入职引导与培训</w:t>
       </w:r>
-      <w:bookmarkEnd w:id="16"/>
+      <w:bookmarkEnd w:id="17"/>
     </w:p>
     <w:p>
       <w:pPr>
-        <w:pStyle w:val="29"/>
+        <w:pStyle w:val="a1"/>
         <w:keepNext w:val="0"/>
         <w:keepLines w:val="0"/>
         <w:pageBreakBefore w:val="0"/>
@@ -5169,7 +5110,7 @@
     </w:p>
     <w:p>
       <w:pPr>
-        <w:pStyle w:val="29"/>
+        <w:pStyle w:val="a1"/>
         <w:keepNext w:val="0"/>
         <w:keepLines w:val="0"/>
         <w:pageBreakBefore w:val="0"/>
@@ -5199,7 +5140,7 @@
     </w:p>
     <w:p>
       <w:pPr>
-        <w:pStyle w:val="28"/>
+        <w:pStyle w:val="1"/>
         <w:keepNext w:val="0"/>
         <w:keepLines w:val="0"/>
         <w:pageBreakBefore w:val="0"/>
@@ -5219,7 +5160,7 @@
           <w:lang w:val="en-US" w:eastAsia="zh-CN"/>
         </w:rPr>
       </w:pPr>
-      <w:bookmarkStart w:id="17" w:name="_Toc14916"/>
+      <w:bookmarkStart w:id="18" w:name="_Toc14916"/>
       <w:r>
         <w:rPr>
           <w:rFonts w:hint="default"/>
@@ -5227,11 +5168,11 @@
         </w:rPr>
         <w:t>试用期与转正管理</w:t>
       </w:r>
-      <w:bookmarkEnd w:id="17"/>
+      <w:bookmarkEnd w:id="18"/>
     </w:p>
     <w:p>
       <w:pPr>
-        <w:pStyle w:val="29"/>
+        <w:pStyle w:val="a1"/>
         <w:keepNext w:val="0"/>
         <w:keepLines w:val="0"/>
         <w:pageBreakBefore w:val="0"/>
@@ -5261,7 +5202,7 @@
     </w:p>
     <w:p>
       <w:pPr>
-        <w:pStyle w:val="29"/>
+        <w:pStyle w:val="a1"/>
         <w:keepNext w:val="0"/>
         <w:keepLines w:val="0"/>
         <w:pageBreakBefore w:val="0"/>
@@ -5291,7 +5232,7 @@
     </w:p>
     <w:p>
       <w:pPr>
-        <w:pStyle w:val="29"/>
+        <w:pStyle w:val="a1"/>
         <w:keepNext w:val="0"/>
         <w:keepLines w:val="0"/>
         <w:pageBreakBefore w:val="0"/>
@@ -5309,7 +5250,7 @@
         <w:bidi w:val="0"/>
         <w:adjustRightInd w:val="0"/>
         <w:snapToGrid w:val="0"/>
-        <w:ind w:left="425" w:leftChars="0" w:hanging="425" w:firstLineChars="0"/>
+        <w:ind w:left="425" w:hanging="425" w:leftChars="0" w:firstLineChars="0"/>
         <w:textAlignment w:val="baseline"/>
         <w:rPr>
           <w:rFonts w:hint="default"/>
@@ -5326,7 +5267,7 @@
     </w:p>
     <w:p>
       <w:pPr>
-        <w:pStyle w:val="29"/>
+        <w:pStyle w:val="a1"/>
         <w:keepNext w:val="0"/>
         <w:keepLines w:val="0"/>
         <w:pageBreakBefore w:val="0"/>
@@ -5344,7 +5285,7 @@
         <w:bidi w:val="0"/>
         <w:adjustRightInd w:val="0"/>
         <w:snapToGrid w:val="0"/>
-        <w:ind w:left="425" w:leftChars="0" w:hanging="425" w:firstLineChars="0"/>
+        <w:ind w:left="425" w:hanging="425" w:leftChars="0" w:firstLineChars="0"/>
         <w:textAlignment w:val="baseline"/>
         <w:rPr>
           <w:rFonts w:hint="default"/>
@@ -5361,7 +5302,7 @@
     </w:p>
     <w:p>
       <w:pPr>
-        <w:pStyle w:val="29"/>
+        <w:pStyle w:val="a1"/>
         <w:keepNext w:val="0"/>
         <w:keepLines w:val="0"/>
         <w:pageBreakBefore w:val="0"/>
@@ -5379,7 +5320,7 @@
         <w:bidi w:val="0"/>
         <w:adjustRightInd w:val="0"/>
         <w:snapToGrid w:val="0"/>
-        <w:ind w:left="425" w:leftChars="0" w:hanging="425" w:firstLineChars="0"/>
+        <w:ind w:left="425" w:hanging="425" w:leftChars="0" w:firstLineChars="0"/>
         <w:textAlignment w:val="baseline"/>
         <w:rPr>
           <w:rFonts w:hint="default"/>
@@ -5396,7 +5337,7 @@
     </w:p>
     <w:p>
       <w:pPr>
-        <w:pStyle w:val="29"/>
+        <w:pStyle w:val="a1"/>
         <w:keepNext w:val="0"/>
         <w:keepLines w:val="0"/>
         <w:pageBreakBefore w:val="0"/>
@@ -5426,7 +5367,7 @@
     </w:p>
     <w:p>
       <w:pPr>
-        <w:pStyle w:val="29"/>
+        <w:pStyle w:val="a1"/>
         <w:keepNext w:val="0"/>
         <w:keepLines w:val="0"/>
         <w:pageBreakBefore w:val="0"/>
@@ -5444,7 +5385,7 @@
         <w:bidi w:val="0"/>
         <w:adjustRightInd w:val="0"/>
         <w:snapToGrid w:val="0"/>
-        <w:ind w:left="425" w:leftChars="0" w:hanging="425" w:firstLineChars="0"/>
+        <w:ind w:left="425" w:hanging="425" w:leftChars="0" w:firstLineChars="0"/>
         <w:textAlignment w:val="baseline"/>
         <w:rPr>
           <w:rFonts w:hint="default"/>
@@ -5461,7 +5402,7 @@
     </w:p>
     <w:p>
       <w:pPr>
-        <w:pStyle w:val="29"/>
+        <w:pStyle w:val="a1"/>
         <w:keepNext w:val="0"/>
         <w:keepLines w:val="0"/>
         <w:pageBreakBefore w:val="0"/>
@@ -5479,7 +5420,7 @@
         <w:bidi w:val="0"/>
         <w:adjustRightInd w:val="0"/>
         <w:snapToGrid w:val="0"/>
-        <w:ind w:left="425" w:leftChars="0" w:hanging="425" w:firstLineChars="0"/>
+        <w:ind w:left="425" w:hanging="425" w:leftChars="0" w:firstLineChars="0"/>
         <w:textAlignment w:val="baseline"/>
         <w:rPr>
           <w:rFonts w:hint="default"/>
@@ -5496,7 +5437,7 @@
     </w:p>
     <w:p>
       <w:pPr>
-        <w:pStyle w:val="28"/>
+        <w:pStyle w:val="1"/>
         <w:keepNext w:val="0"/>
         <w:keepLines w:val="0"/>
         <w:pageBreakBefore w:val="0"/>
@@ -5516,7 +5457,7 @@
           <w:lang w:val="en-US" w:eastAsia="zh-CN"/>
         </w:rPr>
       </w:pPr>
-      <w:bookmarkStart w:id="18" w:name="_Toc25860"/>
+      <w:bookmarkStart w:id="19" w:name="_Toc25860"/>
       <w:r>
         <w:rPr>
           <w:rFonts w:hint="eastAsia"/>
@@ -5524,23 +5465,22 @@
         </w:rPr>
         <w:t>考核指标</w:t>
       </w:r>
-      <w:bookmarkEnd w:id="18"/>
+      <w:bookmarkEnd w:id="19"/>
     </w:p>
     <w:tbl>
       <w:tblPr>
-        <w:tblStyle w:val="20"/>
+        <w:tblStyle w:val="TableNormal"/>
         <w:tblW w:w="7675" w:type="dxa"/>
         <w:tblInd w:w="96" w:type="dxa"/>
         <w:tblBorders>
-          <w:top w:val="none" w:color="auto" w:sz="0" w:space="0"/>
-          <w:left w:val="none" w:color="auto" w:sz="0" w:space="0"/>
-          <w:bottom w:val="none" w:color="auto" w:sz="0" w:space="0"/>
-          <w:right w:val="none" w:color="auto" w:sz="0" w:space="0"/>
-          <w:insideH w:val="none" w:color="auto" w:sz="0" w:space="0"/>
-          <w:insideV w:val="none" w:color="auto" w:sz="0" w:space="0"/>
+          <w:top w:val="nil"/>
+          <w:left w:val="nil"/>
+          <w:bottom w:val="nil"/>
+          <w:right w:val="nil"/>
+          <w:insideH w:val="nil"/>
+          <w:insideV w:val="nil"/>
         </w:tblBorders>
         <w:shd w:val="clear" w:color="auto" w:fill="auto"/>
-        <w:tblLayout w:type="autofit"/>
         <w:tblCellMar>
           <w:top w:w="0" w:type="dxa"/>
           <w:left w:w="108" w:type="dxa"/>
@@ -5556,27 +5496,35 @@
       </w:tblGrid>
       <w:tr>
         <w:tblPrEx>
+          <w:tblW w:w="7675" w:type="dxa"/>
+          <w:tblInd w:w="96" w:type="dxa"/>
           <w:tblBorders>
-            <w:top w:val="none" w:color="auto" w:sz="0" w:space="0"/>
-            <w:left w:val="none" w:color="auto" w:sz="0" w:space="0"/>
-            <w:bottom w:val="none" w:color="auto" w:sz="0" w:space="0"/>
-            <w:right w:val="none" w:color="auto" w:sz="0" w:space="0"/>
-            <w:insideH w:val="none" w:color="auto" w:sz="0" w:space="0"/>
-            <w:insideV w:val="none" w:color="auto" w:sz="0" w:space="0"/>
+            <w:top w:val="nil"/>
+            <w:left w:val="nil"/>
+            <w:bottom w:val="nil"/>
+            <w:right w:val="nil"/>
+            <w:insideH w:val="nil"/>
+            <w:insideV w:val="nil"/>
           </w:tblBorders>
           <w:shd w:val="clear" w:color="auto" w:fill="auto"/>
+          <w:tblCellMar>
+            <w:top w:w="0" w:type="dxa"/>
+            <w:left w:w="108" w:type="dxa"/>
+            <w:bottom w:w="0" w:type="dxa"/>
+            <w:right w:w="108" w:type="dxa"/>
+          </w:tblCellMar>
         </w:tblPrEx>
         <w:trPr>
-          <w:trHeight w:val="493" w:hRule="atLeast"/>
+          <w:trHeight w:val="493"/>
         </w:trPr>
         <w:tc>
           <w:tcPr>
             <w:tcW w:w="1927" w:type="dxa"/>
             <w:tcBorders>
-              <w:top w:val="single" w:color="000000" w:sz="4" w:space="0"/>
-              <w:left w:val="single" w:color="000000" w:sz="4" w:space="0"/>
-              <w:bottom w:val="single" w:color="000000" w:sz="4" w:space="0"/>
-              <w:right w:val="single" w:color="000000" w:sz="4" w:space="0"/>
+              <w:top w:val="single" w:sz="4" w:space="0" w:color="000000"/>
+              <w:left w:val="single" w:sz="4" w:space="0" w:color="000000"/>
+              <w:bottom w:val="single" w:sz="4" w:space="0" w:color="000000"/>
+              <w:right w:val="single" w:sz="4" w:space="0" w:color="000000"/>
             </w:tcBorders>
             <w:shd w:val="clear" w:color="auto" w:fill="C0C0C0"/>
             <w:vAlign w:val="center"/>
@@ -5590,7 +5538,7 @@
               <w:jc w:val="center"/>
               <w:textAlignment w:val="center"/>
               <w:rPr>
-                <w:rFonts w:hint="default" w:ascii="楷体_GB2312" w:hAnsi="宋体" w:eastAsia="楷体_GB2312" w:cs="楷体_GB2312"/>
+                <w:rFonts w:ascii="楷体_GB2312" w:eastAsia="楷体_GB2312" w:hAnsi="宋体" w:cs="楷体_GB2312" w:hint="default"/>
                 <w:b/>
                 <w:bCs/>
                 <w:i w:val="0"/>
@@ -5603,7 +5551,7 @@
             </w:pPr>
             <w:r>
               <w:rPr>
-                <w:rFonts w:hint="default" w:ascii="楷体_GB2312" w:hAnsi="宋体" w:eastAsia="楷体_GB2312" w:cs="楷体_GB2312"/>
+                <w:rFonts w:ascii="楷体_GB2312" w:eastAsia="楷体_GB2312" w:hAnsi="宋体" w:cs="楷体_GB2312" w:hint="default"/>
                 <w:b/>
                 <w:bCs/>
                 <w:i w:val="0"/>
@@ -5624,10 +5572,10 @@
           <w:tcPr>
             <w:tcW w:w="888" w:type="dxa"/>
             <w:tcBorders>
-              <w:top w:val="single" w:color="000000" w:sz="4" w:space="0"/>
-              <w:left w:val="single" w:color="000000" w:sz="4" w:space="0"/>
-              <w:bottom w:val="single" w:color="000000" w:sz="4" w:space="0"/>
-              <w:right w:val="single" w:color="000000" w:sz="4" w:space="0"/>
+              <w:top w:val="single" w:sz="4" w:space="0" w:color="000000"/>
+              <w:left w:val="single" w:sz="4" w:space="0" w:color="000000"/>
+              <w:bottom w:val="single" w:sz="4" w:space="0" w:color="000000"/>
+              <w:right w:val="single" w:sz="4" w:space="0" w:color="000000"/>
             </w:tcBorders>
             <w:shd w:val="clear" w:color="auto" w:fill="C0C0C0"/>
             <w:vAlign w:val="center"/>
@@ -5641,7 +5589,7 @@
               <w:jc w:val="center"/>
               <w:textAlignment w:val="center"/>
               <w:rPr>
-                <w:rFonts w:hint="default" w:ascii="楷体_GB2312" w:hAnsi="宋体" w:eastAsia="楷体_GB2312" w:cs="楷体_GB2312"/>
+                <w:rFonts w:ascii="楷体_GB2312" w:eastAsia="楷体_GB2312" w:hAnsi="宋体" w:cs="楷体_GB2312" w:hint="default"/>
                 <w:b/>
                 <w:bCs/>
                 <w:i w:val="0"/>
@@ -5654,7 +5602,7 @@
             </w:pPr>
             <w:r>
               <w:rPr>
-                <w:rFonts w:hint="default" w:ascii="楷体_GB2312" w:hAnsi="宋体" w:eastAsia="楷体_GB2312" w:cs="楷体_GB2312"/>
+                <w:rFonts w:ascii="楷体_GB2312" w:eastAsia="楷体_GB2312" w:hAnsi="宋体" w:cs="楷体_GB2312" w:hint="default"/>
                 <w:b/>
                 <w:bCs/>
                 <w:i w:val="0"/>
@@ -5675,10 +5623,10 @@
           <w:tcPr>
             <w:tcW w:w="3552" w:type="dxa"/>
             <w:tcBorders>
-              <w:top w:val="single" w:color="000000" w:sz="4" w:space="0"/>
-              <w:left w:val="single" w:color="000000" w:sz="4" w:space="0"/>
-              <w:bottom w:val="single" w:color="000000" w:sz="4" w:space="0"/>
-              <w:right w:val="single" w:color="000000" w:sz="4" w:space="0"/>
+              <w:top w:val="single" w:sz="4" w:space="0" w:color="000000"/>
+              <w:left w:val="single" w:sz="4" w:space="0" w:color="000000"/>
+              <w:bottom w:val="single" w:sz="4" w:space="0" w:color="000000"/>
+              <w:right w:val="single" w:sz="4" w:space="0" w:color="000000"/>
             </w:tcBorders>
             <w:shd w:val="clear" w:color="auto" w:fill="C0C0C0"/>
             <w:vAlign w:val="center"/>
@@ -5692,7 +5640,7 @@
               <w:jc w:val="center"/>
               <w:textAlignment w:val="center"/>
               <w:rPr>
-                <w:rFonts w:hint="default" w:ascii="楷体_GB2312" w:hAnsi="宋体" w:eastAsia="楷体_GB2312" w:cs="楷体_GB2312"/>
+                <w:rFonts w:ascii="楷体_GB2312" w:eastAsia="楷体_GB2312" w:hAnsi="宋体" w:cs="楷体_GB2312" w:hint="default"/>
                 <w:b/>
                 <w:bCs/>
                 <w:i w:val="0"/>
@@ -5705,7 +5653,7 @@
             </w:pPr>
             <w:r>
               <w:rPr>
-                <w:rFonts w:hint="default" w:ascii="楷体_GB2312" w:hAnsi="宋体" w:eastAsia="楷体_GB2312" w:cs="楷体_GB2312"/>
+                <w:rFonts w:ascii="楷体_GB2312" w:eastAsia="楷体_GB2312" w:hAnsi="宋体" w:cs="楷体_GB2312" w:hint="default"/>
                 <w:b/>
                 <w:bCs/>
                 <w:i w:val="0"/>
@@ -5726,10 +5674,10 @@
           <w:tcPr>
             <w:tcW w:w="1308" w:type="dxa"/>
             <w:tcBorders>
-              <w:top w:val="single" w:color="000000" w:sz="4" w:space="0"/>
-              <w:left w:val="single" w:color="000000" w:sz="4" w:space="0"/>
-              <w:bottom w:val="single" w:color="000000" w:sz="4" w:space="0"/>
-              <w:right w:val="single" w:color="000000" w:sz="4" w:space="0"/>
+              <w:top w:val="single" w:sz="4" w:space="0" w:color="000000"/>
+              <w:left w:val="single" w:sz="4" w:space="0" w:color="000000"/>
+              <w:bottom w:val="single" w:sz="4" w:space="0" w:color="000000"/>
+              <w:right w:val="single" w:sz="4" w:space="0" w:color="000000"/>
             </w:tcBorders>
             <w:shd w:val="clear" w:color="auto" w:fill="C0C0C0"/>
             <w:vAlign w:val="center"/>
@@ -5743,7 +5691,7 @@
               <w:jc w:val="center"/>
               <w:textAlignment w:val="center"/>
               <w:rPr>
-                <w:rFonts w:hint="default" w:ascii="楷体_GB2312" w:hAnsi="宋体" w:eastAsia="楷体_GB2312" w:cs="楷体_GB2312"/>
+                <w:rFonts w:ascii="楷体_GB2312" w:eastAsia="楷体_GB2312" w:hAnsi="宋体" w:cs="楷体_GB2312" w:hint="default"/>
                 <w:b/>
                 <w:bCs/>
                 <w:i w:val="0"/>
@@ -5756,7 +5704,7 @@
             </w:pPr>
             <w:r>
               <w:rPr>
-                <w:rFonts w:hint="default" w:ascii="楷体_GB2312" w:hAnsi="宋体" w:eastAsia="楷体_GB2312" w:cs="楷体_GB2312"/>
+                <w:rFonts w:ascii="楷体_GB2312" w:eastAsia="楷体_GB2312" w:hAnsi="宋体" w:cs="楷体_GB2312" w:hint="default"/>
                 <w:b/>
                 <w:bCs/>
                 <w:i w:val="0"/>
@@ -5776,14 +5724,9 @@
       </w:tr>
       <w:tr>
         <w:tblPrEx>
-          <w:tblBorders>
-            <w:top w:val="none" w:color="auto" w:sz="0" w:space="0"/>
-            <w:left w:val="none" w:color="auto" w:sz="0" w:space="0"/>
-            <w:bottom w:val="none" w:color="auto" w:sz="0" w:space="0"/>
-            <w:right w:val="none" w:color="auto" w:sz="0" w:space="0"/>
-            <w:insideH w:val="none" w:color="auto" w:sz="0" w:space="0"/>
-            <w:insideV w:val="none" w:color="auto" w:sz="0" w:space="0"/>
-          </w:tblBorders>
+          <w:tblW w:w="7675" w:type="dxa"/>
+          <w:tblInd w:w="96" w:type="dxa"/>
+          <w:shd w:val="clear" w:color="auto" w:fill="auto"/>
           <w:tblCellMar>
             <w:top w:w="0" w:type="dxa"/>
             <w:left w:w="108" w:type="dxa"/>
@@ -5792,16 +5735,16 @@
           </w:tblCellMar>
         </w:tblPrEx>
         <w:trPr>
-          <w:trHeight w:val="493" w:hRule="atLeast"/>
+          <w:trHeight w:val="493"/>
         </w:trPr>
         <w:tc>
           <w:tcPr>
             <w:tcW w:w="1927" w:type="dxa"/>
             <w:tcBorders>
-              <w:top w:val="single" w:color="000000" w:sz="4" w:space="0"/>
-              <w:left w:val="single" w:color="000000" w:sz="4" w:space="0"/>
-              <w:bottom w:val="single" w:color="000000" w:sz="4" w:space="0"/>
-              <w:right w:val="single" w:color="000000" w:sz="4" w:space="0"/>
+              <w:top w:val="single" w:sz="4" w:space="0" w:color="000000"/>
+              <w:left w:val="single" w:sz="4" w:space="0" w:color="000000"/>
+              <w:bottom w:val="single" w:sz="4" w:space="0" w:color="000000"/>
+              <w:right w:val="single" w:sz="4" w:space="0" w:color="000000"/>
             </w:tcBorders>
             <w:shd w:val="clear" w:color="auto" w:fill="auto"/>
             <w:vAlign w:val="center"/>
@@ -5815,7 +5758,7 @@
               <w:jc w:val="left"/>
               <w:textAlignment w:val="center"/>
               <w:rPr>
-                <w:rFonts w:hint="default" w:ascii="楷体_GB2312" w:hAnsi="宋体" w:eastAsia="楷体_GB2312" w:cs="楷体_GB2312"/>
+                <w:rFonts w:ascii="楷体_GB2312" w:eastAsia="楷体_GB2312" w:hAnsi="宋体" w:cs="楷体_GB2312" w:hint="default"/>
                 <w:b/>
                 <w:bCs/>
                 <w:i w:val="0"/>
@@ -5831,7 +5774,7 @@
             </w:pPr>
             <w:r>
               <w:rPr>
-                <w:rFonts w:hint="eastAsia" w:ascii="宋体" w:hAnsi="宋体" w:eastAsia="宋体" w:cs="宋体"/>
+                <w:rFonts w:ascii="宋体" w:eastAsia="宋体" w:hAnsi="宋体" w:cs="宋体" w:hint="eastAsia"/>
                 <w:i w:val="0"/>
                 <w:iCs w:val="0"/>
                 <w:snapToGrid w:val="0"/>
@@ -5850,10 +5793,10 @@
           <w:tcPr>
             <w:tcW w:w="888" w:type="dxa"/>
             <w:tcBorders>
-              <w:top w:val="single" w:color="000000" w:sz="4" w:space="0"/>
-              <w:left w:val="single" w:color="000000" w:sz="4" w:space="0"/>
-              <w:bottom w:val="single" w:color="000000" w:sz="4" w:space="0"/>
-              <w:right w:val="single" w:color="000000" w:sz="4" w:space="0"/>
+              <w:top w:val="single" w:sz="4" w:space="0" w:color="000000"/>
+              <w:left w:val="single" w:sz="4" w:space="0" w:color="000000"/>
+              <w:bottom w:val="single" w:sz="4" w:space="0" w:color="000000"/>
+              <w:right w:val="single" w:sz="4" w:space="0" w:color="000000"/>
             </w:tcBorders>
             <w:shd w:val="clear" w:color="auto" w:fill="auto"/>
             <w:vAlign w:val="center"/>
@@ -5867,7 +5810,7 @@
               <w:jc w:val="left"/>
               <w:textAlignment w:val="center"/>
               <w:rPr>
-                <w:rFonts w:hint="default" w:ascii="楷体_GB2312" w:hAnsi="宋体" w:eastAsia="楷体_GB2312" w:cs="楷体_GB2312"/>
+                <w:rFonts w:ascii="楷体_GB2312" w:eastAsia="楷体_GB2312" w:hAnsi="宋体" w:cs="楷体_GB2312" w:hint="default"/>
                 <w:b/>
                 <w:bCs/>
                 <w:i w:val="0"/>
@@ -5883,7 +5826,7 @@
             </w:pPr>
             <w:r>
               <w:rPr>
-                <w:rFonts w:hint="eastAsia" w:ascii="宋体" w:hAnsi="宋体" w:eastAsia="宋体" w:cs="宋体"/>
+                <w:rFonts w:ascii="宋体" w:eastAsia="宋体" w:hAnsi="宋体" w:cs="宋体" w:hint="eastAsia"/>
                 <w:i w:val="0"/>
                 <w:iCs w:val="0"/>
                 <w:snapToGrid w:val="0"/>
@@ -5902,10 +5845,10 @@
           <w:tcPr>
             <w:tcW w:w="3552" w:type="dxa"/>
             <w:tcBorders>
-              <w:top w:val="single" w:color="000000" w:sz="4" w:space="0"/>
-              <w:left w:val="single" w:color="000000" w:sz="4" w:space="0"/>
-              <w:bottom w:val="single" w:color="000000" w:sz="4" w:space="0"/>
-              <w:right w:val="single" w:color="000000" w:sz="4" w:space="0"/>
+              <w:top w:val="single" w:sz="4" w:space="0" w:color="000000"/>
+              <w:left w:val="single" w:sz="4" w:space="0" w:color="000000"/>
+              <w:bottom w:val="single" w:sz="4" w:space="0" w:color="000000"/>
+              <w:right w:val="single" w:sz="4" w:space="0" w:color="000000"/>
             </w:tcBorders>
             <w:shd w:val="clear" w:color="auto" w:fill="auto"/>
             <w:vAlign w:val="center"/>
@@ -5919,7 +5862,7 @@
               <w:jc w:val="left"/>
               <w:textAlignment w:val="center"/>
               <w:rPr>
-                <w:rFonts w:hint="default" w:ascii="楷体_GB2312" w:hAnsi="宋体" w:eastAsia="楷体_GB2312" w:cs="楷体_GB2312"/>
+                <w:rFonts w:ascii="楷体_GB2312" w:eastAsia="楷体_GB2312" w:hAnsi="宋体" w:cs="楷体_GB2312" w:hint="default"/>
                 <w:b/>
                 <w:bCs/>
                 <w:i w:val="0"/>
@@ -5935,7 +5878,7 @@
             </w:pPr>
             <w:r>
               <w:rPr>
-                <w:rFonts w:hint="eastAsia" w:ascii="宋体" w:hAnsi="宋体" w:eastAsia="宋体" w:cs="宋体"/>
+                <w:rFonts w:ascii="宋体" w:eastAsia="宋体" w:hAnsi="宋体" w:cs="宋体" w:hint="eastAsia"/>
                 <w:i w:val="0"/>
                 <w:iCs w:val="0"/>
                 <w:snapToGrid w:val="0"/>
@@ -5954,10 +5897,10 @@
           <w:tcPr>
             <w:tcW w:w="1308" w:type="dxa"/>
             <w:tcBorders>
-              <w:top w:val="single" w:color="000000" w:sz="4" w:space="0"/>
-              <w:left w:val="single" w:color="000000" w:sz="4" w:space="0"/>
-              <w:bottom w:val="single" w:color="000000" w:sz="4" w:space="0"/>
-              <w:right w:val="single" w:color="000000" w:sz="4" w:space="0"/>
+              <w:top w:val="single" w:sz="4" w:space="0" w:color="000000"/>
+              <w:left w:val="single" w:sz="4" w:space="0" w:color="000000"/>
+              <w:bottom w:val="single" w:sz="4" w:space="0" w:color="000000"/>
+              <w:right w:val="single" w:sz="4" w:space="0" w:color="000000"/>
             </w:tcBorders>
             <w:shd w:val="clear" w:color="auto" w:fill="auto"/>
             <w:vAlign w:val="center"/>
@@ -5971,7 +5914,7 @@
               <w:jc w:val="left"/>
               <w:textAlignment w:val="center"/>
               <w:rPr>
-                <w:rFonts w:hint="default" w:ascii="楷体_GB2312" w:hAnsi="宋体" w:eastAsia="楷体_GB2312" w:cs="楷体_GB2312"/>
+                <w:rFonts w:ascii="楷体_GB2312" w:eastAsia="楷体_GB2312" w:hAnsi="宋体" w:cs="楷体_GB2312" w:hint="default"/>
                 <w:b/>
                 <w:bCs/>
                 <w:i w:val="0"/>
@@ -5987,7 +5930,7 @@
             </w:pPr>
             <w:r>
               <w:rPr>
-                <w:rFonts w:hint="eastAsia" w:ascii="宋体" w:hAnsi="宋体" w:eastAsia="宋体" w:cs="宋体"/>
+                <w:rFonts w:ascii="宋体" w:eastAsia="宋体" w:hAnsi="宋体" w:cs="宋体" w:hint="eastAsia"/>
                 <w:i w:val="0"/>
                 <w:iCs w:val="0"/>
                 <w:snapToGrid w:val="0"/>
@@ -6006,7 +5949,7 @@
     </w:tbl>
     <w:p>
       <w:pPr>
-        <w:pStyle w:val="28"/>
+        <w:pStyle w:val="1"/>
         <w:keepNext w:val="0"/>
         <w:keepLines w:val="0"/>
         <w:pageBreakBefore w:val="0"/>
@@ -6026,7 +5969,7 @@
           <w:lang w:val="en-US" w:eastAsia="zh-CN"/>
         </w:rPr>
       </w:pPr>
-      <w:bookmarkStart w:id="19" w:name="_Toc29753"/>
+      <w:bookmarkStart w:id="20" w:name="_Toc29753"/>
       <w:r>
         <w:rPr>
           <w:rFonts w:hint="default"/>
@@ -6034,11 +5977,11 @@
         </w:rPr>
         <w:t>附则</w:t>
       </w:r>
-      <w:bookmarkEnd w:id="19"/>
+      <w:bookmarkEnd w:id="20"/>
     </w:p>
     <w:p>
       <w:pPr>
-        <w:pStyle w:val="29"/>
+        <w:pStyle w:val="a1"/>
         <w:keepNext w:val="0"/>
         <w:keepLines w:val="0"/>
         <w:pageBreakBefore w:val="0"/>
@@ -6056,7 +5999,7 @@
         <w:bidi w:val="0"/>
         <w:adjustRightInd w:val="0"/>
         <w:snapToGrid w:val="0"/>
-        <w:ind w:left="425" w:leftChars="0" w:hanging="425" w:firstLineChars="0"/>
+        <w:ind w:left="425" w:hanging="425" w:leftChars="0" w:firstLineChars="0"/>
         <w:textAlignment w:val="baseline"/>
         <w:rPr>
           <w:rFonts w:hint="default"/>
@@ -6073,7 +6016,7 @@
     </w:p>
     <w:p>
       <w:pPr>
-        <w:pStyle w:val="29"/>
+        <w:pStyle w:val="a1"/>
         <w:keepNext w:val="0"/>
         <w:keepLines w:val="0"/>
         <w:pageBreakBefore w:val="0"/>
@@ -6091,7 +6034,7 @@
         <w:bidi w:val="0"/>
         <w:adjustRightInd w:val="0"/>
         <w:snapToGrid w:val="0"/>
-        <w:ind w:left="425" w:leftChars="0" w:hanging="425" w:firstLineChars="0"/>
+        <w:ind w:left="425" w:hanging="425" w:leftChars="0" w:firstLineChars="0"/>
         <w:textAlignment w:val="baseline"/>
         <w:rPr>
           <w:rFonts w:hint="default"/>
@@ -6108,7 +6051,7 @@
     </w:p>
     <w:p>
       <w:pPr>
-        <w:pStyle w:val="29"/>
+        <w:pStyle w:val="a1"/>
         <w:keepNext w:val="0"/>
         <w:keepLines w:val="0"/>
         <w:pageBreakBefore w:val="0"/>
@@ -6126,7 +6069,7 @@
         <w:bidi w:val="0"/>
         <w:adjustRightInd w:val="0"/>
         <w:snapToGrid w:val="0"/>
-        <w:ind w:left="425" w:leftChars="0" w:hanging="425" w:firstLineChars="0"/>
+        <w:ind w:left="425" w:hanging="425" w:leftChars="0" w:firstLineChars="0"/>
         <w:textAlignment w:val="baseline"/>
         <w:rPr>
           <w:rFonts w:hint="default"/>
@@ -6142,84 +6085,34 @@
       </w:r>
     </w:p>
     <w:sectPr>
-      <w:headerReference r:id="rId5" w:type="default"/>
-      <w:footerReference r:id="rId6" w:type="default"/>
+      <w:headerReference w:type="default" r:id="rId7"/>
+      <w:footerReference w:type="default" r:id="rId8"/>
       <w:pgSz w:w="11906" w:h="16838"/>
       <w:pgMar w:top="1417" w:right="1800" w:bottom="1440" w:left="1800" w:header="1140" w:footer="992" w:gutter="0"/>
-      <w:cols w:space="425" w:num="1"/>
+      <w:cols w:num="1" w:space="425"/>
       <w:docGrid w:type="lines" w:linePitch="312" w:charSpace="0"/>
     </w:sectPr>
   </w:body>
 </w:document>
 </file>
 
-<file path=word/endnotes.xml><?xml version="1.0" encoding="utf-8"?>
-<w:endnotes xmlns:wpc="http://schemas.microsoft.com/office/word/2010/wordprocessingCanvas" xmlns:mc="http://schemas.openxmlformats.org/markup-compatibility/2006" xmlns:o="urn:schemas-microsoft-com:office:office" xmlns:r="http://schemas.openxmlformats.org/officeDocument/2006/relationships" xmlns:m="http://schemas.openxmlformats.org/officeDocument/2006/math" xmlns:v="urn:schemas-microsoft-com:vml" xmlns:wp14="http://schemas.microsoft.com/office/word/2010/wordprocessingDrawing" xmlns:wp="http://schemas.openxmlformats.org/drawingml/2006/wordprocessingDrawing" xmlns:w="http://schemas.openxmlformats.org/wordprocessingml/2006/main" xmlns:w14="http://schemas.microsoft.com/office/word/2010/wordml" xmlns:w15="http://schemas.microsoft.com/office/word/2012/wordml" xmlns:w10="urn:schemas-microsoft-com:office:word" xmlns:wpg="http://schemas.microsoft.com/office/word/2010/wordprocessingGroup" xmlns:wpi="http://schemas.microsoft.com/office/word/2010/wordprocessingInk" xmlns:wne="http://schemas.microsoft.com/office/word/2006/wordml" xmlns:wps="http://schemas.microsoft.com/office/word/2010/wordprocessingShape" xmlns:wpsCustomData="http://www.wps.cn/officeDocument/2013/wpsCustomData" mc:Ignorable="w14 w15 wp14">
-  <w:endnote w:type="separator" w:id="0">
-    <w:p>
-      <w:pPr>
-        <w:spacing w:line="240" w:lineRule="auto"/>
-      </w:pPr>
-      <w:r>
-        <w:separator/>
-      </w:r>
-    </w:p>
-  </w:endnote>
-  <w:endnote w:type="continuationSeparator" w:id="1">
-    <w:p>
-      <w:pPr>
-        <w:spacing w:line="240" w:lineRule="auto"/>
-      </w:pPr>
-      <w:r>
-        <w:continuationSeparator/>
-      </w:r>
-    </w:p>
-  </w:endnote>
-</w:endnotes>
-</file>
-
 <file path=word/footer1.xml><?xml version="1.0" encoding="utf-8"?>
-<w:ftr xmlns:wpc="http://schemas.microsoft.com/office/word/2010/wordprocessingCanvas" xmlns:mc="http://schemas.openxmlformats.org/markup-compatibility/2006" xmlns:o="urn:schemas-microsoft-com:office:office" xmlns:r="http://schemas.openxmlformats.org/officeDocument/2006/relationships" xmlns:m="http://schemas.openxmlformats.org/officeDocument/2006/math" xmlns:v="urn:schemas-microsoft-com:vml" xmlns:wp14="http://schemas.microsoft.com/office/word/2010/wordprocessingDrawing" xmlns:wp="http://schemas.openxmlformats.org/drawingml/2006/wordprocessingDrawing" xmlns:w10="urn:schemas-microsoft-com:office:word" xmlns:w="http://schemas.openxmlformats.org/wordprocessingml/2006/main" xmlns:w14="http://schemas.microsoft.com/office/word/2010/wordml" xmlns:w15="http://schemas.microsoft.com/office/word/2012/wordml" xmlns:wpg="http://schemas.microsoft.com/office/word/2010/wordprocessingGroup" xmlns:wpi="http://schemas.microsoft.com/office/word/2010/wordprocessingInk" xmlns:wne="http://schemas.microsoft.com/office/word/2006/wordml" xmlns:wps="http://schemas.microsoft.com/office/word/2010/wordprocessingShape" xmlns:wpsCustomData="http://www.wps.cn/officeDocument/2013/wpsCustomData" mc:Ignorable="w14 w15 wp14">
+<w:ftr xmlns:wpc="http://schemas.microsoft.com/office/word/2010/wordprocessingCanvas" xmlns:mc="http://schemas.openxmlformats.org/markup-compatibility/2006" xmlns:o="urn:schemas-microsoft-com:office:office" xmlns:r="http://schemas.openxmlformats.org/officeDocument/2006/relationships" xmlns:m="http://schemas.openxmlformats.org/officeDocument/2006/math" xmlns:v="urn:schemas-microsoft-com:vml" xmlns:wp14="http://schemas.microsoft.com/office/word/2010/wordprocessingDrawing" xmlns:wp="http://schemas.openxmlformats.org/drawingml/2006/wordprocessingDrawing" xmlns:w10="urn:schemas-microsoft-com:office:word" xmlns:w="http://schemas.openxmlformats.org/wordprocessingml/2006/main" xmlns:w14="http://schemas.microsoft.com/office/word/2010/wordml" xmlns:w15="http://schemas.microsoft.com/office/word/2012/wordml" xmlns:wne="http://schemas.microsoft.com/office/word/2006/wordml" xmlns:wpg="http://schemas.microsoft.com/office/word/2010/wordprocessingGroup" xmlns:wpi="http://schemas.microsoft.com/office/word/2010/wordprocessingInk" xmlns:wps="http://schemas.microsoft.com/office/word/2010/wordprocessingShape" mc:Ignorable="w14 w15 wp14">
   <w:p>
     <w:pPr>
-      <w:pStyle w:val="14"/>
+      <w:pStyle w:val="Footer"/>
     </w:pPr>
   </w:p>
 </w:ftr>
 </file>
 
-<file path=word/footnotes.xml><?xml version="1.0" encoding="utf-8"?>
-<w:footnotes xmlns:wpc="http://schemas.microsoft.com/office/word/2010/wordprocessingCanvas" xmlns:mc="http://schemas.openxmlformats.org/markup-compatibility/2006" xmlns:o="urn:schemas-microsoft-com:office:office" xmlns:r="http://schemas.openxmlformats.org/officeDocument/2006/relationships" xmlns:m="http://schemas.openxmlformats.org/officeDocument/2006/math" xmlns:v="urn:schemas-microsoft-com:vml" xmlns:wp14="http://schemas.microsoft.com/office/word/2010/wordprocessingDrawing" xmlns:wp="http://schemas.openxmlformats.org/drawingml/2006/wordprocessingDrawing" xmlns:w="http://schemas.openxmlformats.org/wordprocessingml/2006/main" xmlns:w14="http://schemas.microsoft.com/office/word/2010/wordml" xmlns:w15="http://schemas.microsoft.com/office/word/2012/wordml" xmlns:w10="urn:schemas-microsoft-com:office:word" xmlns:wpg="http://schemas.microsoft.com/office/word/2010/wordprocessingGroup" xmlns:wpi="http://schemas.microsoft.com/office/word/2010/wordprocessingInk" xmlns:wne="http://schemas.microsoft.com/office/word/2006/wordml" xmlns:wps="http://schemas.microsoft.com/office/word/2010/wordprocessingShape" xmlns:wpsCustomData="http://www.wps.cn/officeDocument/2013/wpsCustomData" mc:Ignorable="w14 w15 wp14">
-  <w:footnote w:type="separator" w:id="0">
-    <w:p>
-      <w:pPr>
-        <w:spacing w:line="360" w:lineRule="auto"/>
-      </w:pPr>
-      <w:r>
-        <w:separator/>
-      </w:r>
-    </w:p>
-  </w:footnote>
-  <w:footnote w:type="continuationSeparator" w:id="1">
-    <w:p>
-      <w:pPr>
-        <w:spacing w:line="360" w:lineRule="auto"/>
-      </w:pPr>
-      <w:r>
-        <w:continuationSeparator/>
-      </w:r>
-    </w:p>
-  </w:footnote>
-</w:footnotes>
-</file>
-
 <file path=word/header1.xml><?xml version="1.0" encoding="utf-8"?>
-<w:hdr xmlns:wpc="http://schemas.microsoft.com/office/word/2010/wordprocessingCanvas" xmlns:mc="http://schemas.openxmlformats.org/markup-compatibility/2006" xmlns:o="urn:schemas-microsoft-com:office:office" xmlns:r="http://schemas.openxmlformats.org/officeDocument/2006/relationships" xmlns:m="http://schemas.openxmlformats.org/officeDocument/2006/math" xmlns:v="urn:schemas-microsoft-com:vml" xmlns:wp14="http://schemas.microsoft.com/office/word/2010/wordprocessingDrawing" xmlns:wp="http://schemas.openxmlformats.org/drawingml/2006/wordprocessingDrawing" xmlns:w10="urn:schemas-microsoft-com:office:word" xmlns:w="http://schemas.openxmlformats.org/wordprocessingml/2006/main" xmlns:w14="http://schemas.microsoft.com/office/word/2010/wordml" xmlns:w15="http://schemas.microsoft.com/office/word/2012/wordml" xmlns:wpg="http://schemas.microsoft.com/office/word/2010/wordprocessingGroup" xmlns:wpi="http://schemas.microsoft.com/office/word/2010/wordprocessingInk" xmlns:wne="http://schemas.microsoft.com/office/word/2006/wordml" xmlns:wps="http://schemas.microsoft.com/office/word/2010/wordprocessingShape" xmlns:wpsCustomData="http://www.wps.cn/officeDocument/2013/wpsCustomData" mc:Ignorable="w14 w15 wp14">
+<w:hdr xmlns:wpc="http://schemas.microsoft.com/office/word/2010/wordprocessingCanvas" xmlns:mc="http://schemas.openxmlformats.org/markup-compatibility/2006" xmlns:o="urn:schemas-microsoft-com:office:office" xmlns:r="http://schemas.openxmlformats.org/officeDocument/2006/relationships" xmlns:m="http://schemas.openxmlformats.org/officeDocument/2006/math" xmlns:v="urn:schemas-microsoft-com:vml" xmlns:wp14="http://schemas.microsoft.com/office/word/2010/wordprocessingDrawing" xmlns:wp="http://schemas.openxmlformats.org/drawingml/2006/wordprocessingDrawing" xmlns:w10="urn:schemas-microsoft-com:office:word" xmlns:w="http://schemas.openxmlformats.org/wordprocessingml/2006/main" xmlns:w14="http://schemas.microsoft.com/office/word/2010/wordml" xmlns:w15="http://schemas.microsoft.com/office/word/2012/wordml" xmlns:wne="http://schemas.microsoft.com/office/word/2006/wordml" xmlns:wpg="http://schemas.microsoft.com/office/word/2010/wordprocessingGroup" xmlns:wpi="http://schemas.microsoft.com/office/word/2010/wordprocessingInk" xmlns:wps="http://schemas.microsoft.com/office/word/2010/wordprocessingShape" mc:Ignorable="w14 w15 wp14">
   <w:p>
     <w:pPr>
-      <w:pStyle w:val="15"/>
+      <w:pStyle w:val="Header"/>
       <w:pBdr>
-        <w:bottom w:val="single" w:color="auto" w:sz="4" w:space="1"/>
+        <w:bottom w:val="single" w:sz="4" w:space="1" w:color="auto"/>
       </w:pBdr>
       <w:tabs>
         <w:tab w:val="left" w:pos="335"/>
@@ -6227,27 +6120,27 @@
       </w:tabs>
       <w:jc w:val="right"/>
       <w:rPr>
-        <w:rFonts w:hint="eastAsia" w:eastAsiaTheme="minorEastAsia"/>
+        <w:rFonts w:eastAsiaTheme="minorEastAsia" w:hint="eastAsia"/>
         <w:lang w:eastAsia="zh-CN"/>
       </w:rPr>
     </w:pPr>
     <w:r>
       <w:rPr>
-        <w:rFonts w:hint="eastAsia" w:eastAsiaTheme="minorEastAsia"/>
+        <w:rFonts w:eastAsiaTheme="minorEastAsia" w:hint="eastAsia"/>
         <w:lang w:val="en-US" w:eastAsia="zh-CN"/>
       </w:rPr>
       <w:tab/>
     </w:r>
     <w:r>
       <w:rPr>
-        <w:rFonts w:hint="eastAsia" w:eastAsiaTheme="minorEastAsia"/>
+        <w:rFonts w:eastAsiaTheme="minorEastAsia" w:hint="eastAsia"/>
         <w:lang w:val="en-US" w:eastAsia="zh-CN"/>
       </w:rPr>
       <w:tab/>
     </w:r>
     <w:r>
       <w:rPr>
-        <w:rFonts w:hint="eastAsia" w:eastAsiaTheme="minorEastAsia"/>
+        <w:rFonts w:eastAsiaTheme="minorEastAsia" w:hint="eastAsia"/>
         <w:lang w:val="en-US" w:eastAsia="zh-CN"/>
       </w:rPr>
       <w:t>桐乡华数广电网络有限公司</w:t>
@@ -6257,15 +6150,15 @@
 </file>
 
 <file path=word/numbering.xml><?xml version="1.0" encoding="utf-8"?>
-<w:numbering xmlns:wpc="http://schemas.microsoft.com/office/word/2010/wordprocessingCanvas" xmlns:mc="http://schemas.openxmlformats.org/markup-compatibility/2006" xmlns:o="urn:schemas-microsoft-com:office:office" xmlns:r="http://schemas.openxmlformats.org/officeDocument/2006/relationships" xmlns:m="http://schemas.openxmlformats.org/officeDocument/2006/math" xmlns:v="urn:schemas-microsoft-com:vml" xmlns:wp14="http://schemas.microsoft.com/office/word/2010/wordprocessingDrawing" xmlns:wp="http://schemas.openxmlformats.org/drawingml/2006/wordprocessingDrawing" xmlns:w10="urn:schemas-microsoft-com:office:word" xmlns:w="http://schemas.openxmlformats.org/wordprocessingml/2006/main" xmlns:w14="http://schemas.microsoft.com/office/word/2010/wordml" xmlns:wpg="http://schemas.microsoft.com/office/word/2010/wordprocessingGroup" xmlns:wpi="http://schemas.microsoft.com/office/word/2010/wordprocessingInk" xmlns:wne="http://schemas.microsoft.com/office/word/2006/wordml" xmlns:wps="http://schemas.microsoft.com/office/word/2010/wordprocessingShape" xmlns:wpsCustomData="http://www.wps.cn/officeDocument/2013/wpsCustomData" mc:Ignorable="w14 wp14">
+<w:numbering xmlns:wpc="http://schemas.microsoft.com/office/word/2010/wordprocessingCanvas" xmlns:mc="http://schemas.openxmlformats.org/markup-compatibility/2006" xmlns:o="urn:schemas-microsoft-com:office:office" xmlns:r="http://schemas.openxmlformats.org/officeDocument/2006/relationships" xmlns:m="http://schemas.openxmlformats.org/officeDocument/2006/math" xmlns:v="urn:schemas-microsoft-com:vml" xmlns:wp14="http://schemas.microsoft.com/office/word/2010/wordprocessingDrawing" xmlns:wp="http://schemas.openxmlformats.org/drawingml/2006/wordprocessingDrawing" xmlns:w10="urn:schemas-microsoft-com:office:word" xmlns:w="http://schemas.openxmlformats.org/wordprocessingml/2006/main" xmlns:w14="http://schemas.microsoft.com/office/word/2010/wordml" xmlns:w15="http://schemas.microsoft.com/office/word/2012/wordml" xmlns:wne="http://schemas.microsoft.com/office/word/2006/wordml" xmlns:wpg="http://schemas.microsoft.com/office/word/2010/wordprocessingGroup" xmlns:wpi="http://schemas.microsoft.com/office/word/2010/wordprocessingInk" xmlns:wps="http://schemas.microsoft.com/office/word/2010/wordprocessingShape" mc:Ignorable="w14 w15 wp14">
   <w:abstractNum w:abstractNumId="0">
     <w:nsid w:val="8E964DCE"/>
     <w:multiLevelType w:val="multilevel"/>
     <w:tmpl w:val="8E964DCE"/>
-    <w:lvl w:ilvl="0" w:tentative="0">
+    <w:lvl w:ilvl="0">
       <w:start w:val="1"/>
       <w:numFmt w:val="decimal"/>
-      <w:pStyle w:val="2"/>
+      <w:pStyle w:val="Heading1"/>
       <w:lvlText w:val="%1."/>
       <w:lvlJc w:val="left"/>
       <w:pPr>
@@ -6275,10 +6168,10 @@
         <w:rFonts w:hint="default"/>
       </w:rPr>
     </w:lvl>
-    <w:lvl w:ilvl="1" w:tentative="0">
+    <w:lvl w:ilvl="1">
       <w:start w:val="1"/>
       <w:numFmt w:val="decimal"/>
-      <w:pStyle w:val="3"/>
+      <w:pStyle w:val="Heading2"/>
       <w:lvlText w:val="%1.%2."/>
       <w:lvlJc w:val="left"/>
       <w:pPr>
@@ -6288,10 +6181,10 @@
         <w:rFonts w:hint="default"/>
       </w:rPr>
     </w:lvl>
-    <w:lvl w:ilvl="2" w:tentative="0">
+    <w:lvl w:ilvl="2">
       <w:start w:val="1"/>
       <w:numFmt w:val="decimal"/>
-      <w:pStyle w:val="4"/>
+      <w:pStyle w:val="Heading3"/>
       <w:lvlText w:val="%1.%2.%3."/>
       <w:lvlJc w:val="left"/>
       <w:pPr>
@@ -6301,10 +6194,10 @@
         <w:rFonts w:hint="default"/>
       </w:rPr>
     </w:lvl>
-    <w:lvl w:ilvl="3" w:tentative="0">
+    <w:lvl w:ilvl="3">
       <w:start w:val="1"/>
       <w:numFmt w:val="decimal"/>
-      <w:pStyle w:val="5"/>
+      <w:pStyle w:val="Heading4"/>
       <w:lvlText w:val="%1.%2.%3.%4."/>
       <w:lvlJc w:val="left"/>
       <w:pPr>
@@ -6314,10 +6207,10 @@
         <w:rFonts w:hint="default"/>
       </w:rPr>
     </w:lvl>
-    <w:lvl w:ilvl="4" w:tentative="0">
+    <w:lvl w:ilvl="4">
       <w:start w:val="1"/>
       <w:numFmt w:val="decimal"/>
-      <w:pStyle w:val="6"/>
+      <w:pStyle w:val="Heading5"/>
       <w:lvlText w:val="%1.%2.%3.%4.%5."/>
       <w:lvlJc w:val="left"/>
       <w:pPr>
@@ -6327,10 +6220,10 @@
         <w:rFonts w:hint="default"/>
       </w:rPr>
     </w:lvl>
-    <w:lvl w:ilvl="5" w:tentative="0">
+    <w:lvl w:ilvl="5">
       <w:start w:val="1"/>
       <w:numFmt w:val="decimal"/>
-      <w:pStyle w:val="7"/>
+      <w:pStyle w:val="Heading6"/>
       <w:lvlText w:val="%1.%2.%3.%4.%5.%6."/>
       <w:lvlJc w:val="left"/>
       <w:pPr>
@@ -6340,10 +6233,10 @@
         <w:rFonts w:hint="default"/>
       </w:rPr>
     </w:lvl>
-    <w:lvl w:ilvl="6" w:tentative="0">
+    <w:lvl w:ilvl="6">
       <w:start w:val="1"/>
       <w:numFmt w:val="decimal"/>
-      <w:pStyle w:val="8"/>
+      <w:pStyle w:val="Heading7"/>
       <w:lvlText w:val="%1.%2.%3.%4.%5.%6.%7."/>
       <w:lvlJc w:val="left"/>
       <w:pPr>
@@ -6353,10 +6246,10 @@
         <w:rFonts w:hint="default"/>
       </w:rPr>
     </w:lvl>
-    <w:lvl w:ilvl="7" w:tentative="0">
+    <w:lvl w:ilvl="7">
       <w:start w:val="1"/>
       <w:numFmt w:val="decimal"/>
-      <w:pStyle w:val="9"/>
+      <w:pStyle w:val="Heading8"/>
       <w:lvlText w:val="%1.%2.%3.%4.%5.%6.%7.%8."/>
       <w:lvlJc w:val="left"/>
       <w:pPr>
@@ -6366,10 +6259,10 @@
         <w:rFonts w:hint="default"/>
       </w:rPr>
     </w:lvl>
-    <w:lvl w:ilvl="8" w:tentative="0">
+    <w:lvl w:ilvl="8">
       <w:start w:val="1"/>
       <w:numFmt w:val="decimal"/>
-      <w:pStyle w:val="10"/>
+      <w:pStyle w:val="Heading9"/>
       <w:lvlText w:val="%1.%2.%3.%4.%5.%6.%7.%8.%9."/>
       <w:lvlJc w:val="left"/>
       <w:pPr>
@@ -6384,7 +6277,7 @@
     <w:nsid w:val="99DCAE17"/>
     <w:multiLevelType w:val="singleLevel"/>
     <w:tmpl w:val="99DCAE17"/>
-    <w:lvl w:ilvl="0" w:tentative="0">
+    <w:lvl w:ilvl="0">
       <w:start w:val="1"/>
       <w:numFmt w:val="decimal"/>
       <w:lvlText w:val="%1."/>
@@ -6401,7 +6294,7 @@
     <w:nsid w:val="B80CE53C"/>
     <w:multiLevelType w:val="singleLevel"/>
     <w:tmpl w:val="B80CE53C"/>
-    <w:lvl w:ilvl="0" w:tentative="0">
+    <w:lvl w:ilvl="0">
       <w:start w:val="1"/>
       <w:numFmt w:val="decimal"/>
       <w:lvlText w:val="%1."/>
@@ -6418,7 +6311,7 @@
     <w:nsid w:val="C41C6DB7"/>
     <w:multiLevelType w:val="singleLevel"/>
     <w:tmpl w:val="C41C6DB7"/>
-    <w:lvl w:ilvl="0" w:tentative="0">
+    <w:lvl w:ilvl="0">
       <w:start w:val="1"/>
       <w:numFmt w:val="decimal"/>
       <w:lvlText w:val="%1."/>
@@ -6435,7 +6328,7 @@
     <w:nsid w:val="261C73BA"/>
     <w:multiLevelType w:val="singleLevel"/>
     <w:tmpl w:val="261C73BA"/>
-    <w:lvl w:ilvl="0" w:tentative="0">
+    <w:lvl w:ilvl="0">
       <w:start w:val="1"/>
       <w:numFmt w:val="decimal"/>
       <w:lvlText w:val="%1."/>
@@ -6467,269 +6360,267 @@
 </file>
 
 <file path=word/styles.xml><?xml version="1.0" encoding="utf-8"?>
-<w:styles xmlns:mc="http://schemas.openxmlformats.org/markup-compatibility/2006" xmlns:o="urn:schemas-microsoft-com:office:office" xmlns:r="http://schemas.openxmlformats.org/officeDocument/2006/relationships" xmlns:m="http://schemas.openxmlformats.org/officeDocument/2006/math" xmlns:v="urn:schemas-microsoft-com:vml" xmlns:w="http://schemas.openxmlformats.org/wordprocessingml/2006/main" xmlns:w14="http://schemas.microsoft.com/office/word/2010/wordml" xmlns:w10="urn:schemas-microsoft-com:office:word" xmlns:sl="http://schemas.openxmlformats.org/schemaLibrary/2006/main" xmlns:wpsCustomData="http://www.wps.cn/officeDocument/2013/wpsCustomData" mc:Ignorable="w14">
+<w:styles xmlns:mc="http://schemas.openxmlformats.org/markup-compatibility/2006" xmlns:r="http://schemas.openxmlformats.org/officeDocument/2006/relationships" xmlns:w="http://schemas.openxmlformats.org/wordprocessingml/2006/main" xmlns:w14="http://schemas.microsoft.com/office/word/2010/wordml" xmlns:w15="http://schemas.microsoft.com/office/word/2012/wordml" mc:Ignorable="w14 w15">
   <w:docDefaults>
     <w:rPrDefault>
       <w:rPr>
-        <w:rFonts w:ascii="Times New Roman" w:hAnsi="Times New Roman" w:eastAsia="宋体" w:cs="Times New Roman"/>
+        <w:rFonts w:ascii="Times New Roman" w:eastAsia="宋体" w:hAnsi="Times New Roman" w:cs="Times New Roman"/>
       </w:rPr>
     </w:rPrDefault>
     <w:pPrDefault/>
   </w:docDefaults>
-  <w:latentStyles w:count="260" w:defQFormat="0" w:defUnhideWhenUsed="1" w:defSemiHidden="1" w:defUIPriority="99" w:defLockedState="0">
-    <w:lsdException w:qFormat="1" w:unhideWhenUsed="0" w:uiPriority="0" w:semiHidden="0" w:name="Normal"/>
-    <w:lsdException w:qFormat="1" w:unhideWhenUsed="0" w:uiPriority="0" w:semiHidden="0" w:name="heading 1"/>
-    <w:lsdException w:qFormat="1" w:uiPriority="0" w:semiHidden="0" w:name="heading 2"/>
-    <w:lsdException w:qFormat="1" w:uiPriority="0" w:name="heading 3"/>
-    <w:lsdException w:qFormat="1" w:uiPriority="0" w:semiHidden="0" w:name="heading 4"/>
-    <w:lsdException w:qFormat="1" w:uiPriority="0" w:name="heading 5"/>
-    <w:lsdException w:qFormat="1" w:uiPriority="0" w:name="heading 6"/>
-    <w:lsdException w:qFormat="1" w:uiPriority="0" w:name="heading 7"/>
-    <w:lsdException w:qFormat="1" w:uiPriority="0" w:name="heading 8"/>
-    <w:lsdException w:qFormat="1" w:uiPriority="0" w:name="heading 9"/>
-    <w:lsdException w:unhideWhenUsed="0" w:uiPriority="0" w:semiHidden="0" w:name="index 1"/>
-    <w:lsdException w:unhideWhenUsed="0" w:uiPriority="0" w:semiHidden="0" w:name="index 2"/>
-    <w:lsdException w:unhideWhenUsed="0" w:uiPriority="0" w:semiHidden="0" w:name="index 3"/>
-    <w:lsdException w:unhideWhenUsed="0" w:uiPriority="0" w:semiHidden="0" w:name="index 4"/>
-    <w:lsdException w:unhideWhenUsed="0" w:uiPriority="0" w:semiHidden="0" w:name="index 5"/>
-    <w:lsdException w:unhideWhenUsed="0" w:uiPriority="0" w:semiHidden="0" w:name="index 6"/>
-    <w:lsdException w:unhideWhenUsed="0" w:uiPriority="0" w:semiHidden="0" w:name="index 7"/>
-    <w:lsdException w:unhideWhenUsed="0" w:uiPriority="0" w:semiHidden="0" w:name="index 8"/>
-    <w:lsdException w:unhideWhenUsed="0" w:uiPriority="0" w:semiHidden="0" w:name="index 9"/>
-    <w:lsdException w:qFormat="1" w:unhideWhenUsed="0" w:uiPriority="0" w:semiHidden="0" w:name="toc 1"/>
-    <w:lsdException w:qFormat="1" w:unhideWhenUsed="0" w:uiPriority="0" w:semiHidden="0" w:name="toc 2"/>
-    <w:lsdException w:qFormat="1" w:unhideWhenUsed="0" w:uiPriority="0" w:semiHidden="0" w:name="toc 3"/>
-    <w:lsdException w:unhideWhenUsed="0" w:uiPriority="0" w:semiHidden="0" w:name="toc 4"/>
-    <w:lsdException w:unhideWhenUsed="0" w:uiPriority="0" w:semiHidden="0" w:name="toc 5"/>
-    <w:lsdException w:unhideWhenUsed="0" w:uiPriority="0" w:semiHidden="0" w:name="toc 6"/>
-    <w:lsdException w:unhideWhenUsed="0" w:uiPriority="0" w:semiHidden="0" w:name="toc 7"/>
-    <w:lsdException w:unhideWhenUsed="0" w:uiPriority="0" w:semiHidden="0" w:name="toc 8"/>
-    <w:lsdException w:unhideWhenUsed="0" w:uiPriority="0" w:semiHidden="0" w:name="toc 9"/>
-    <w:lsdException w:unhideWhenUsed="0" w:uiPriority="0" w:semiHidden="0" w:name="Normal Indent"/>
-    <w:lsdException w:unhideWhenUsed="0" w:uiPriority="0" w:semiHidden="0" w:name="footnote text"/>
-    <w:lsdException w:qFormat="1" w:unhideWhenUsed="0" w:uiPriority="0" w:semiHidden="0" w:name="annotation text"/>
-    <w:lsdException w:qFormat="1" w:unhideWhenUsed="0" w:uiPriority="0" w:semiHidden="0" w:name="header"/>
-    <w:lsdException w:qFormat="1" w:unhideWhenUsed="0" w:uiPriority="0" w:semiHidden="0" w:name="footer"/>
-    <w:lsdException w:unhideWhenUsed="0" w:uiPriority="0" w:semiHidden="0" w:name="index heading"/>
-    <w:lsdException w:qFormat="1" w:uiPriority="0" w:name="caption"/>
-    <w:lsdException w:unhideWhenUsed="0" w:uiPriority="0" w:semiHidden="0" w:name="table of figures"/>
-    <w:lsdException w:unhideWhenUsed="0" w:uiPriority="0" w:semiHidden="0" w:name="envelope address"/>
-    <w:lsdException w:unhideWhenUsed="0" w:uiPriority="0" w:semiHidden="0" w:name="envelope return"/>
-    <w:lsdException w:unhideWhenUsed="0" w:uiPriority="0" w:semiHidden="0" w:name="footnote reference"/>
-    <w:lsdException w:unhideWhenUsed="0" w:uiPriority="0" w:semiHidden="0" w:name="annotation reference"/>
-    <w:lsdException w:unhideWhenUsed="0" w:uiPriority="0" w:semiHidden="0" w:name="line number"/>
-    <w:lsdException w:unhideWhenUsed="0" w:uiPriority="0" w:semiHidden="0" w:name="page number"/>
-    <w:lsdException w:unhideWhenUsed="0" w:uiPriority="0" w:semiHidden="0" w:name="endnote reference"/>
-    <w:lsdException w:unhideWhenUsed="0" w:uiPriority="0" w:semiHidden="0" w:name="endnote text"/>
-    <w:lsdException w:unhideWhenUsed="0" w:uiPriority="0" w:semiHidden="0" w:name="table of authorities"/>
-    <w:lsdException w:unhideWhenUsed="0" w:uiPriority="0" w:semiHidden="0" w:name="macro"/>
-    <w:lsdException w:unhideWhenUsed="0" w:uiPriority="0" w:semiHidden="0" w:name="toa heading"/>
-    <w:lsdException w:unhideWhenUsed="0" w:uiPriority="0" w:semiHidden="0" w:name="List"/>
-    <w:lsdException w:unhideWhenUsed="0" w:uiPriority="0" w:semiHidden="0" w:name="List Bullet"/>
-    <w:lsdException w:unhideWhenUsed="0" w:uiPriority="0" w:semiHidden="0" w:name="List Number"/>
-    <w:lsdException w:unhideWhenUsed="0" w:uiPriority="0" w:semiHidden="0" w:name="List 2"/>
-    <w:lsdException w:unhideWhenUsed="0" w:uiPriority="0" w:semiHidden="0" w:name="List 3"/>
-    <w:lsdException w:unhideWhenUsed="0" w:uiPriority="0" w:semiHidden="0" w:name="List 4"/>
-    <w:lsdException w:unhideWhenUsed="0" w:uiPriority="0" w:semiHidden="0" w:name="List 5"/>
-    <w:lsdException w:unhideWhenUsed="0" w:uiPriority="0" w:semiHidden="0" w:name="List Bullet 2"/>
-    <w:lsdException w:unhideWhenUsed="0" w:uiPriority="0" w:semiHidden="0" w:name="List Bullet 3"/>
-    <w:lsdException w:unhideWhenUsed="0" w:uiPriority="0" w:semiHidden="0" w:name="List Bullet 4"/>
-    <w:lsdException w:unhideWhenUsed="0" w:uiPriority="0" w:semiHidden="0" w:name="List Bullet 5"/>
-    <w:lsdException w:unhideWhenUsed="0" w:uiPriority="0" w:semiHidden="0" w:name="List Number 2"/>
-    <w:lsdException w:unhideWhenUsed="0" w:uiPriority="0" w:semiHidden="0" w:name="List Number 3"/>
-    <w:lsdException w:unhideWhenUsed="0" w:uiPriority="0" w:semiHidden="0" w:name="List Number 4"/>
-    <w:lsdException w:unhideWhenUsed="0" w:uiPriority="0" w:semiHidden="0" w:name="List Number 5"/>
-    <w:lsdException w:qFormat="1" w:unhideWhenUsed="0" w:uiPriority="0" w:semiHidden="0" w:name="Title"/>
-    <w:lsdException w:unhideWhenUsed="0" w:uiPriority="0" w:semiHidden="0" w:name="Closing"/>
-    <w:lsdException w:unhideWhenUsed="0" w:uiPriority="0" w:semiHidden="0" w:name="Signature"/>
-    <w:lsdException w:qFormat="1" w:unhideWhenUsed="0" w:uiPriority="0" w:name="Default Paragraph Font"/>
-    <w:lsdException w:qFormat="1" w:unhideWhenUsed="0" w:uiPriority="0" w:name="Body Text"/>
-    <w:lsdException w:unhideWhenUsed="0" w:uiPriority="0" w:semiHidden="0" w:name="Body Text Indent"/>
-    <w:lsdException w:unhideWhenUsed="0" w:uiPriority="0" w:semiHidden="0" w:name="List Continue"/>
-    <w:lsdException w:unhideWhenUsed="0" w:uiPriority="0" w:semiHidden="0" w:name="List Continue 2"/>
-    <w:lsdException w:unhideWhenUsed="0" w:uiPriority="0" w:semiHidden="0" w:name="List Continue 3"/>
-    <w:lsdException w:unhideWhenUsed="0" w:uiPriority="0" w:semiHidden="0" w:name="List Continue 4"/>
-    <w:lsdException w:unhideWhenUsed="0" w:uiPriority="0" w:semiHidden="0" w:name="List Continue 5"/>
-    <w:lsdException w:unhideWhenUsed="0" w:uiPriority="0" w:semiHidden="0" w:name="Message Header"/>
-    <w:lsdException w:qFormat="1" w:unhideWhenUsed="0" w:uiPriority="0" w:semiHidden="0" w:name="Subtitle"/>
-    <w:lsdException w:unhideWhenUsed="0" w:uiPriority="0" w:semiHidden="0" w:name="Salutation"/>
-    <w:lsdException w:unhideWhenUsed="0" w:uiPriority="0" w:semiHidden="0" w:name="Date"/>
-    <w:lsdException w:unhideWhenUsed="0" w:uiPriority="0" w:semiHidden="0" w:name="Body Text First Indent"/>
-    <w:lsdException w:unhideWhenUsed="0" w:uiPriority="0" w:semiHidden="0" w:name="Body Text First Indent 2"/>
-    <w:lsdException w:uiPriority="99" w:name="Note Heading"/>
-    <w:lsdException w:unhideWhenUsed="0" w:uiPriority="0" w:semiHidden="0" w:name="Body Text 2"/>
-    <w:lsdException w:unhideWhenUsed="0" w:uiPriority="0" w:semiHidden="0" w:name="Body Text 3"/>
-    <w:lsdException w:unhideWhenUsed="0" w:uiPriority="0" w:semiHidden="0" w:name="Body Text Indent 2"/>
-    <w:lsdException w:unhideWhenUsed="0" w:uiPriority="0" w:semiHidden="0" w:name="Body Text Indent 3"/>
-    <w:lsdException w:unhideWhenUsed="0" w:uiPriority="0" w:semiHidden="0" w:name="Block Text"/>
-    <w:lsdException w:unhideWhenUsed="0" w:uiPriority="0" w:semiHidden="0" w:name="Hyperlink"/>
-    <w:lsdException w:unhideWhenUsed="0" w:uiPriority="0" w:semiHidden="0" w:name="FollowedHyperlink"/>
-    <w:lsdException w:qFormat="1" w:unhideWhenUsed="0" w:uiPriority="0" w:semiHidden="0" w:name="Strong"/>
-    <w:lsdException w:qFormat="1" w:unhideWhenUsed="0" w:uiPriority="0" w:semiHidden="0" w:name="Emphasis"/>
-    <w:lsdException w:unhideWhenUsed="0" w:uiPriority="0" w:semiHidden="0" w:name="Document Map"/>
-    <w:lsdException w:unhideWhenUsed="0" w:uiPriority="0" w:semiHidden="0" w:name="Plain Text"/>
-    <w:lsdException w:unhideWhenUsed="0" w:uiPriority="0" w:semiHidden="0" w:name="E-mail Signature"/>
-    <w:lsdException w:qFormat="1" w:unhideWhenUsed="0" w:uiPriority="0" w:semiHidden="0" w:name="Normal (Web)"/>
-    <w:lsdException w:unhideWhenUsed="0" w:uiPriority="0" w:semiHidden="0" w:name="HTML Acronym"/>
-    <w:lsdException w:unhideWhenUsed="0" w:uiPriority="0" w:semiHidden="0" w:name="HTML Address"/>
-    <w:lsdException w:unhideWhenUsed="0" w:uiPriority="0" w:semiHidden="0" w:name="HTML Cite"/>
-    <w:lsdException w:unhideWhenUsed="0" w:uiPriority="0" w:semiHidden="0" w:name="HTML Code"/>
-    <w:lsdException w:unhideWhenUsed="0" w:uiPriority="0" w:semiHidden="0" w:name="HTML Definition"/>
-    <w:lsdException w:unhideWhenUsed="0" w:uiPriority="0" w:semiHidden="0" w:name="HTML Keyboard"/>
-    <w:lsdException w:unhideWhenUsed="0" w:uiPriority="0" w:semiHidden="0" w:name="HTML Preformatted"/>
-    <w:lsdException w:unhideWhenUsed="0" w:uiPriority="0" w:semiHidden="0" w:name="HTML Sample"/>
-    <w:lsdException w:unhideWhenUsed="0" w:uiPriority="0" w:semiHidden="0" w:name="HTML Typewriter"/>
-    <w:lsdException w:unhideWhenUsed="0" w:uiPriority="0" w:semiHidden="0" w:name="HTML Variable"/>
-    <w:lsdException w:qFormat="1" w:unhideWhenUsed="0" w:uiPriority="0" w:name="Normal Table"/>
-    <w:lsdException w:unhideWhenUsed="0" w:uiPriority="0" w:semiHidden="0" w:name="annotation subject"/>
-    <w:lsdException w:unhideWhenUsed="0" w:uiPriority="0" w:semiHidden="0" w:name="Table Simple 1"/>
-    <w:lsdException w:unhideWhenUsed="0" w:uiPriority="0" w:semiHidden="0" w:name="Table Simple 2"/>
-    <w:lsdException w:unhideWhenUsed="0" w:uiPriority="0" w:semiHidden="0" w:name="Table Simple 3"/>
-    <w:lsdException w:unhideWhenUsed="0" w:uiPriority="0" w:semiHidden="0" w:name="Table Classic 1"/>
-    <w:lsdException w:unhideWhenUsed="0" w:uiPriority="0" w:semiHidden="0" w:name="Table Classic 2"/>
-    <w:lsdException w:unhideWhenUsed="0" w:uiPriority="0" w:semiHidden="0" w:name="Table Classic 3"/>
-    <w:lsdException w:unhideWhenUsed="0" w:uiPriority="0" w:semiHidden="0" w:name="Table Classic 4"/>
-    <w:lsdException w:unhideWhenUsed="0" w:uiPriority="0" w:semiHidden="0" w:name="Table Colorful 1"/>
-    <w:lsdException w:unhideWhenUsed="0" w:uiPriority="0" w:semiHidden="0" w:name="Table Colorful 2"/>
-    <w:lsdException w:unhideWhenUsed="0" w:uiPriority="0" w:semiHidden="0" w:name="Table Colorful 3"/>
-    <w:lsdException w:unhideWhenUsed="0" w:uiPriority="0" w:semiHidden="0" w:name="Table Columns 1"/>
-    <w:lsdException w:unhideWhenUsed="0" w:uiPriority="0" w:semiHidden="0" w:name="Table Columns 2"/>
-    <w:lsdException w:unhideWhenUsed="0" w:uiPriority="0" w:semiHidden="0" w:name="Table Columns 3"/>
-    <w:lsdException w:unhideWhenUsed="0" w:uiPriority="0" w:semiHidden="0" w:name="Table Columns 4"/>
-    <w:lsdException w:unhideWhenUsed="0" w:uiPriority="0" w:semiHidden="0" w:name="Table Columns 5"/>
-    <w:lsdException w:unhideWhenUsed="0" w:uiPriority="0" w:semiHidden="0" w:name="Table Grid 1"/>
-    <w:lsdException w:unhideWhenUsed="0" w:uiPriority="0" w:semiHidden="0" w:name="Table Grid 2"/>
-    <w:lsdException w:unhideWhenUsed="0" w:uiPriority="0" w:semiHidden="0" w:name="Table Grid 3"/>
-    <w:lsdException w:unhideWhenUsed="0" w:uiPriority="0" w:semiHidden="0" w:name="Table Grid 4"/>
-    <w:lsdException w:unhideWhenUsed="0" w:uiPriority="0" w:semiHidden="0" w:name="Table Grid 5"/>
-    <w:lsdException w:unhideWhenUsed="0" w:uiPriority="0" w:semiHidden="0" w:name="Table Grid 6"/>
-    <w:lsdException w:unhideWhenUsed="0" w:uiPriority="0" w:semiHidden="0" w:name="Table Grid 7"/>
-    <w:lsdException w:unhideWhenUsed="0" w:uiPriority="0" w:semiHidden="0" w:name="Table Grid 8"/>
-    <w:lsdException w:unhideWhenUsed="0" w:uiPriority="0" w:semiHidden="0" w:name="Table List 1"/>
-    <w:lsdException w:unhideWhenUsed="0" w:uiPriority="0" w:semiHidden="0" w:name="Table List 2"/>
-    <w:lsdException w:unhideWhenUsed="0" w:uiPriority="0" w:semiHidden="0" w:name="Table List 3"/>
-    <w:lsdException w:unhideWhenUsed="0" w:uiPriority="0" w:semiHidden="0" w:name="Table List 4"/>
-    <w:lsdException w:unhideWhenUsed="0" w:uiPriority="0" w:semiHidden="0" w:name="Table List 5"/>
-    <w:lsdException w:unhideWhenUsed="0" w:uiPriority="0" w:semiHidden="0" w:name="Table List 6"/>
-    <w:lsdException w:unhideWhenUsed="0" w:uiPriority="0" w:semiHidden="0" w:name="Table List 7"/>
-    <w:lsdException w:unhideWhenUsed="0" w:uiPriority="0" w:semiHidden="0" w:name="Table List 8"/>
-    <w:lsdException w:unhideWhenUsed="0" w:uiPriority="0" w:semiHidden="0" w:name="Table 3D effects 1"/>
-    <w:lsdException w:unhideWhenUsed="0" w:uiPriority="0" w:semiHidden="0" w:name="Table 3D effects 2"/>
-    <w:lsdException w:unhideWhenUsed="0" w:uiPriority="0" w:semiHidden="0" w:name="Table 3D effects 3"/>
-    <w:lsdException w:unhideWhenUsed="0" w:uiPriority="0" w:semiHidden="0" w:name="Table Contemporary"/>
-    <w:lsdException w:unhideWhenUsed="0" w:uiPriority="0" w:semiHidden="0" w:name="Table Elegant"/>
-    <w:lsdException w:unhideWhenUsed="0" w:uiPriority="0" w:semiHidden="0" w:name="Table Professional"/>
-    <w:lsdException w:unhideWhenUsed="0" w:uiPriority="0" w:semiHidden="0" w:name="Table Subtle 1"/>
-    <w:lsdException w:unhideWhenUsed="0" w:uiPriority="0" w:semiHidden="0" w:name="Table Subtle 2"/>
-    <w:lsdException w:unhideWhenUsed="0" w:uiPriority="0" w:semiHidden="0" w:name="Table Web 1"/>
-    <w:lsdException w:unhideWhenUsed="0" w:uiPriority="0" w:semiHidden="0" w:name="Table Web 2"/>
-    <w:lsdException w:unhideWhenUsed="0" w:uiPriority="0" w:semiHidden="0" w:name="Table Web 3"/>
-    <w:lsdException w:unhideWhenUsed="0" w:uiPriority="0" w:semiHidden="0" w:name="Balloon Text"/>
-    <w:lsdException w:qFormat="1" w:unhideWhenUsed="0" w:uiPriority="0" w:semiHidden="0" w:name="Table Grid"/>
-    <w:lsdException w:unhideWhenUsed="0" w:uiPriority="0" w:semiHidden="0" w:name="Table Theme"/>
-    <w:lsdException w:unhideWhenUsed="0" w:uiPriority="60" w:semiHidden="0" w:name="Light Shading"/>
-    <w:lsdException w:unhideWhenUsed="0" w:uiPriority="61" w:semiHidden="0" w:name="Light List"/>
-    <w:lsdException w:unhideWhenUsed="0" w:uiPriority="62" w:semiHidden="0" w:name="Light Grid"/>
-    <w:lsdException w:unhideWhenUsed="0" w:uiPriority="63" w:semiHidden="0" w:name="Medium Shading 1"/>
-    <w:lsdException w:unhideWhenUsed="0" w:uiPriority="64" w:semiHidden="0" w:name="Medium Shading 2"/>
-    <w:lsdException w:unhideWhenUsed="0" w:uiPriority="65" w:semiHidden="0" w:name="Medium List 1"/>
-    <w:lsdException w:unhideWhenUsed="0" w:uiPriority="66" w:semiHidden="0" w:name="Medium List 2"/>
-    <w:lsdException w:unhideWhenUsed="0" w:uiPriority="67" w:semiHidden="0" w:name="Medium Grid 1"/>
-    <w:lsdException w:unhideWhenUsed="0" w:uiPriority="68" w:semiHidden="0" w:name="Medium Grid 2"/>
-    <w:lsdException w:unhideWhenUsed="0" w:uiPriority="69" w:semiHidden="0" w:name="Medium Grid 3"/>
-    <w:lsdException w:unhideWhenUsed="0" w:uiPriority="70" w:semiHidden="0" w:name="Dark List"/>
-    <w:lsdException w:unhideWhenUsed="0" w:uiPriority="71" w:semiHidden="0" w:name="Colorful Shading"/>
-    <w:lsdException w:unhideWhenUsed="0" w:uiPriority="72" w:semiHidden="0" w:name="Colorful List"/>
-    <w:lsdException w:unhideWhenUsed="0" w:uiPriority="73" w:semiHidden="0" w:name="Colorful Grid"/>
-    <w:lsdException w:unhideWhenUsed="0" w:uiPriority="60" w:semiHidden="0" w:name="Light Shading Accent 1"/>
-    <w:lsdException w:unhideWhenUsed="0" w:uiPriority="61" w:semiHidden="0" w:name="Light List Accent 1"/>
-    <w:lsdException w:unhideWhenUsed="0" w:uiPriority="62" w:semiHidden="0" w:name="Light Grid Accent 1"/>
-    <w:lsdException w:unhideWhenUsed="0" w:uiPriority="63" w:semiHidden="0" w:name="Medium Shading 1 Accent 1"/>
-    <w:lsdException w:unhideWhenUsed="0" w:uiPriority="64" w:semiHidden="0" w:name="Medium Shading 2 Accent 1"/>
-    <w:lsdException w:unhideWhenUsed="0" w:uiPriority="65" w:semiHidden="0" w:name="Medium List 1 Accent 1"/>
-    <w:lsdException w:unhideWhenUsed="0" w:uiPriority="66" w:semiHidden="0" w:name="Medium List 2 Accent 1"/>
-    <w:lsdException w:unhideWhenUsed="0" w:uiPriority="67" w:semiHidden="0" w:name="Medium Grid 1 Accent 1"/>
-    <w:lsdException w:unhideWhenUsed="0" w:uiPriority="68" w:semiHidden="0" w:name="Medium Grid 2 Accent 1"/>
-    <w:lsdException w:unhideWhenUsed="0" w:uiPriority="69" w:semiHidden="0" w:name="Medium Grid 3 Accent 1"/>
-    <w:lsdException w:unhideWhenUsed="0" w:uiPriority="70" w:semiHidden="0" w:name="Dark List Accent 1"/>
-    <w:lsdException w:unhideWhenUsed="0" w:uiPriority="71" w:semiHidden="0" w:name="Colorful Shading Accent 1"/>
-    <w:lsdException w:unhideWhenUsed="0" w:uiPriority="72" w:semiHidden="0" w:name="Colorful List Accent 1"/>
-    <w:lsdException w:unhideWhenUsed="0" w:uiPriority="73" w:semiHidden="0" w:name="Colorful Grid Accent 1"/>
-    <w:lsdException w:unhideWhenUsed="0" w:uiPriority="60" w:semiHidden="0" w:name="Light Shading Accent 2"/>
-    <w:lsdException w:unhideWhenUsed="0" w:uiPriority="61" w:semiHidden="0" w:name="Light List Accent 2"/>
-    <w:lsdException w:unhideWhenUsed="0" w:uiPriority="62" w:semiHidden="0" w:name="Light Grid Accent 2"/>
-    <w:lsdException w:unhideWhenUsed="0" w:uiPriority="63" w:semiHidden="0" w:name="Medium Shading 1 Accent 2"/>
-    <w:lsdException w:unhideWhenUsed="0" w:uiPriority="64" w:semiHidden="0" w:name="Medium Shading 2 Accent 2"/>
-    <w:lsdException w:unhideWhenUsed="0" w:uiPriority="65" w:semiHidden="0" w:name="Medium List 1 Accent 2"/>
-    <w:lsdException w:unhideWhenUsed="0" w:uiPriority="66" w:semiHidden="0" w:name="Medium List 2 Accent 2"/>
-    <w:lsdException w:unhideWhenUsed="0" w:uiPriority="67" w:semiHidden="0" w:name="Medium Grid 1 Accent 2"/>
-    <w:lsdException w:unhideWhenUsed="0" w:uiPriority="68" w:semiHidden="0" w:name="Medium Grid 2 Accent 2"/>
-    <w:lsdException w:unhideWhenUsed="0" w:uiPriority="69" w:semiHidden="0" w:name="Medium Grid 3 Accent 2"/>
-    <w:lsdException w:unhideWhenUsed="0" w:uiPriority="70" w:semiHidden="0" w:name="Dark List Accent 2"/>
-    <w:lsdException w:unhideWhenUsed="0" w:uiPriority="71" w:semiHidden="0" w:name="Colorful Shading Accent 2"/>
-    <w:lsdException w:unhideWhenUsed="0" w:uiPriority="72" w:semiHidden="0" w:name="Colorful List Accent 2"/>
-    <w:lsdException w:unhideWhenUsed="0" w:uiPriority="73" w:semiHidden="0" w:name="Colorful Grid Accent 2"/>
-    <w:lsdException w:unhideWhenUsed="0" w:uiPriority="60" w:semiHidden="0" w:name="Light Shading Accent 3"/>
-    <w:lsdException w:unhideWhenUsed="0" w:uiPriority="61" w:semiHidden="0" w:name="Light List Accent 3"/>
-    <w:lsdException w:unhideWhenUsed="0" w:uiPriority="62" w:semiHidden="0" w:name="Light Grid Accent 3"/>
-    <w:lsdException w:unhideWhenUsed="0" w:uiPriority="63" w:semiHidden="0" w:name="Medium Shading 1 Accent 3"/>
-    <w:lsdException w:unhideWhenUsed="0" w:uiPriority="64" w:semiHidden="0" w:name="Medium Shading 2 Accent 3"/>
-    <w:lsdException w:unhideWhenUsed="0" w:uiPriority="65" w:semiHidden="0" w:name="Medium List 1 Accent 3"/>
-    <w:lsdException w:unhideWhenUsed="0" w:uiPriority="66" w:semiHidden="0" w:name="Medium List 2 Accent 3"/>
-    <w:lsdException w:unhideWhenUsed="0" w:uiPriority="67" w:semiHidden="0" w:name="Medium Grid 1 Accent 3"/>
-    <w:lsdException w:unhideWhenUsed="0" w:uiPriority="68" w:semiHidden="0" w:name="Medium Grid 2 Accent 3"/>
-    <w:lsdException w:unhideWhenUsed="0" w:uiPriority="69" w:semiHidden="0" w:name="Medium Grid 3 Accent 3"/>
-    <w:lsdException w:unhideWhenUsed="0" w:uiPriority="70" w:semiHidden="0" w:name="Dark List Accent 3"/>
-    <w:lsdException w:unhideWhenUsed="0" w:uiPriority="71" w:semiHidden="0" w:name="Colorful Shading Accent 3"/>
-    <w:lsdException w:unhideWhenUsed="0" w:uiPriority="72" w:semiHidden="0" w:name="Colorful List Accent 3"/>
-    <w:lsdException w:unhideWhenUsed="0" w:uiPriority="73" w:semiHidden="0" w:name="Colorful Grid Accent 3"/>
-    <w:lsdException w:unhideWhenUsed="0" w:uiPriority="60" w:semiHidden="0" w:name="Light Shading Accent 4"/>
-    <w:lsdException w:unhideWhenUsed="0" w:uiPriority="61" w:semiHidden="0" w:name="Light List Accent 4"/>
-    <w:lsdException w:unhideWhenUsed="0" w:uiPriority="62" w:semiHidden="0" w:name="Light Grid Accent 4"/>
-    <w:lsdException w:unhideWhenUsed="0" w:uiPriority="63" w:semiHidden="0" w:name="Medium Shading 1 Accent 4"/>
-    <w:lsdException w:unhideWhenUsed="0" w:uiPriority="64" w:semiHidden="0" w:name="Medium Shading 2 Accent 4"/>
-    <w:lsdException w:unhideWhenUsed="0" w:uiPriority="65" w:semiHidden="0" w:name="Medium List 1 Accent 4"/>
-    <w:lsdException w:unhideWhenUsed="0" w:uiPriority="66" w:semiHidden="0" w:name="Medium List 2 Accent 4"/>
-    <w:lsdException w:unhideWhenUsed="0" w:uiPriority="67" w:semiHidden="0" w:name="Medium Grid 1 Accent 4"/>
-    <w:lsdException w:unhideWhenUsed="0" w:uiPriority="68" w:semiHidden="0" w:name="Medium Grid 2 Accent 4"/>
-    <w:lsdException w:unhideWhenUsed="0" w:uiPriority="69" w:semiHidden="0" w:name="Medium Grid 3 Accent 4"/>
-    <w:lsdException w:unhideWhenUsed="0" w:uiPriority="70" w:semiHidden="0" w:name="Dark List Accent 4"/>
-    <w:lsdException w:unhideWhenUsed="0" w:uiPriority="71" w:semiHidden="0" w:name="Colorful Shading Accent 4"/>
-    <w:lsdException w:unhideWhenUsed="0" w:uiPriority="72" w:semiHidden="0" w:name="Colorful List Accent 4"/>
-    <w:lsdException w:unhideWhenUsed="0" w:uiPriority="73" w:semiHidden="0" w:name="Colorful Grid Accent 4"/>
-    <w:lsdException w:unhideWhenUsed="0" w:uiPriority="60" w:semiHidden="0" w:name="Light Shading Accent 5"/>
-    <w:lsdException w:unhideWhenUsed="0" w:uiPriority="61" w:semiHidden="0" w:name="Light List Accent 5"/>
-    <w:lsdException w:unhideWhenUsed="0" w:uiPriority="62" w:semiHidden="0" w:name="Light Grid Accent 5"/>
-    <w:lsdException w:unhideWhenUsed="0" w:uiPriority="63" w:semiHidden="0" w:name="Medium Shading 1 Accent 5"/>
-    <w:lsdException w:unhideWhenUsed="0" w:uiPriority="64" w:semiHidden="0" w:name="Medium Shading 2 Accent 5"/>
-    <w:lsdException w:unhideWhenUsed="0" w:uiPriority="65" w:semiHidden="0" w:name="Medium List 1 Accent 5"/>
-    <w:lsdException w:unhideWhenUsed="0" w:uiPriority="66" w:semiHidden="0" w:name="Medium List 2 Accent 5"/>
-    <w:lsdException w:unhideWhenUsed="0" w:uiPriority="67" w:semiHidden="0" w:name="Medium Grid 1 Accent 5"/>
-    <w:lsdException w:unhideWhenUsed="0" w:uiPriority="68" w:semiHidden="0" w:name="Medium Grid 2 Accent 5"/>
-    <w:lsdException w:unhideWhenUsed="0" w:uiPriority="69" w:semiHidden="0" w:name="Medium Grid 3 Accent 5"/>
-    <w:lsdException w:unhideWhenUsed="0" w:uiPriority="70" w:semiHidden="0" w:name="Dark List Accent 5"/>
-    <w:lsdException w:unhideWhenUsed="0" w:uiPriority="71" w:semiHidden="0" w:name="Colorful Shading Accent 5"/>
-    <w:lsdException w:unhideWhenUsed="0" w:uiPriority="72" w:semiHidden="0" w:name="Colorful List Accent 5"/>
-    <w:lsdException w:unhideWhenUsed="0" w:uiPriority="73" w:semiHidden="0" w:name="Colorful Grid Accent 5"/>
-    <w:lsdException w:unhideWhenUsed="0" w:uiPriority="60" w:semiHidden="0" w:name="Light Shading Accent 6"/>
-    <w:lsdException w:unhideWhenUsed="0" w:uiPriority="61" w:semiHidden="0" w:name="Light List Accent 6"/>
-    <w:lsdException w:unhideWhenUsed="0" w:uiPriority="62" w:semiHidden="0" w:name="Light Grid Accent 6"/>
-    <w:lsdException w:unhideWhenUsed="0" w:uiPriority="63" w:semiHidden="0" w:name="Medium Shading 1 Accent 6"/>
-    <w:lsdException w:unhideWhenUsed="0" w:uiPriority="64" w:semiHidden="0" w:name="Medium Shading 2 Accent 6"/>
-    <w:lsdException w:unhideWhenUsed="0" w:uiPriority="65" w:semiHidden="0" w:name="Medium List 1 Accent 6"/>
-    <w:lsdException w:unhideWhenUsed="0" w:uiPriority="66" w:semiHidden="0" w:name="Medium List 2 Accent 6"/>
-    <w:lsdException w:unhideWhenUsed="0" w:uiPriority="67" w:semiHidden="0" w:name="Medium Grid 1 Accent 6"/>
-    <w:lsdException w:unhideWhenUsed="0" w:uiPriority="68" w:semiHidden="0" w:name="Medium Grid 2 Accent 6"/>
-    <w:lsdException w:unhideWhenUsed="0" w:uiPriority="69" w:semiHidden="0" w:name="Medium Grid 3 Accent 6"/>
-    <w:lsdException w:unhideWhenUsed="0" w:uiPriority="70" w:semiHidden="0" w:name="Dark List Accent 6"/>
-    <w:lsdException w:unhideWhenUsed="0" w:uiPriority="71" w:semiHidden="0" w:name="Colorful Shading Accent 6"/>
-    <w:lsdException w:unhideWhenUsed="0" w:uiPriority="72" w:semiHidden="0" w:name="Colorful List Accent 6"/>
-    <w:lsdException w:unhideWhenUsed="0" w:uiPriority="73" w:semiHidden="0" w:name="Colorful Grid Accent 6"/>
+  <w:latentStyles w:defLockedState="0" w:defUIPriority="99" w:defSemiHidden="1" w:defUnhideWhenUsed="1" w:defQFormat="0" w:count="260">
+    <w:lsdException w:name="Normal" w:semiHidden="0" w:uiPriority="0" w:unhideWhenUsed="0" w:qFormat="1"/>
+    <w:lsdException w:name="heading 1" w:semiHidden="0" w:uiPriority="0" w:unhideWhenUsed="0" w:qFormat="1"/>
+    <w:lsdException w:name="heading 2" w:semiHidden="0" w:uiPriority="0" w:qFormat="1"/>
+    <w:lsdException w:name="heading 3" w:uiPriority="0" w:qFormat="1"/>
+    <w:lsdException w:name="heading 4" w:semiHidden="0" w:uiPriority="0" w:qFormat="1"/>
+    <w:lsdException w:name="heading 5" w:uiPriority="0" w:qFormat="1"/>
+    <w:lsdException w:name="heading 6" w:uiPriority="0" w:qFormat="1"/>
+    <w:lsdException w:name="heading 7" w:uiPriority="0" w:qFormat="1"/>
+    <w:lsdException w:name="heading 8" w:uiPriority="0" w:qFormat="1"/>
+    <w:lsdException w:name="heading 9" w:uiPriority="0" w:qFormat="1"/>
+    <w:lsdException w:name="index 1" w:semiHidden="0" w:uiPriority="0" w:unhideWhenUsed="0"/>
+    <w:lsdException w:name="index 2" w:semiHidden="0" w:uiPriority="0" w:unhideWhenUsed="0"/>
+    <w:lsdException w:name="index 3" w:semiHidden="0" w:uiPriority="0" w:unhideWhenUsed="0"/>
+    <w:lsdException w:name="index 4" w:semiHidden="0" w:uiPriority="0" w:unhideWhenUsed="0"/>
+    <w:lsdException w:name="index 5" w:semiHidden="0" w:uiPriority="0" w:unhideWhenUsed="0"/>
+    <w:lsdException w:name="index 6" w:semiHidden="0" w:uiPriority="0" w:unhideWhenUsed="0"/>
+    <w:lsdException w:name="index 7" w:semiHidden="0" w:uiPriority="0" w:unhideWhenUsed="0"/>
+    <w:lsdException w:name="index 8" w:semiHidden="0" w:uiPriority="0" w:unhideWhenUsed="0"/>
+    <w:lsdException w:name="index 9" w:semiHidden="0" w:uiPriority="0" w:unhideWhenUsed="0"/>
+    <w:lsdException w:name="toc 1" w:semiHidden="0" w:uiPriority="0" w:unhideWhenUsed="0" w:qFormat="1"/>
+    <w:lsdException w:name="toc 2" w:semiHidden="0" w:uiPriority="0" w:unhideWhenUsed="0" w:qFormat="1"/>
+    <w:lsdException w:name="toc 3" w:semiHidden="0" w:uiPriority="0" w:unhideWhenUsed="0" w:qFormat="1"/>
+    <w:lsdException w:name="toc 4" w:semiHidden="0" w:uiPriority="0" w:unhideWhenUsed="0"/>
+    <w:lsdException w:name="toc 5" w:semiHidden="0" w:uiPriority="0" w:unhideWhenUsed="0"/>
+    <w:lsdException w:name="toc 6" w:semiHidden="0" w:uiPriority="0" w:unhideWhenUsed="0"/>
+    <w:lsdException w:name="toc 7" w:semiHidden="0" w:uiPriority="0" w:unhideWhenUsed="0"/>
+    <w:lsdException w:name="toc 8" w:semiHidden="0" w:uiPriority="0" w:unhideWhenUsed="0"/>
+    <w:lsdException w:name="toc 9" w:semiHidden="0" w:uiPriority="0" w:unhideWhenUsed="0"/>
+    <w:lsdException w:name="Normal Indent" w:semiHidden="0" w:uiPriority="0" w:unhideWhenUsed="0"/>
+    <w:lsdException w:name="footnote text" w:semiHidden="0" w:uiPriority="0" w:unhideWhenUsed="0"/>
+    <w:lsdException w:name="annotation text" w:semiHidden="0" w:uiPriority="0" w:unhideWhenUsed="0" w:qFormat="1"/>
+    <w:lsdException w:name="header" w:semiHidden="0" w:uiPriority="0" w:unhideWhenUsed="0" w:qFormat="1"/>
+    <w:lsdException w:name="footer" w:semiHidden="0" w:uiPriority="0" w:unhideWhenUsed="0" w:qFormat="1"/>
+    <w:lsdException w:name="index heading" w:semiHidden="0" w:uiPriority="0" w:unhideWhenUsed="0"/>
+    <w:lsdException w:name="caption" w:uiPriority="0" w:qFormat="1"/>
+    <w:lsdException w:name="table of figures" w:semiHidden="0" w:uiPriority="0" w:unhideWhenUsed="0"/>
+    <w:lsdException w:name="envelope address" w:semiHidden="0" w:uiPriority="0" w:unhideWhenUsed="0"/>
+    <w:lsdException w:name="envelope return" w:semiHidden="0" w:uiPriority="0" w:unhideWhenUsed="0"/>
+    <w:lsdException w:name="footnote reference" w:semiHidden="0" w:uiPriority="0" w:unhideWhenUsed="0"/>
+    <w:lsdException w:name="annotation reference" w:semiHidden="0" w:uiPriority="0" w:unhideWhenUsed="0"/>
+    <w:lsdException w:name="line number" w:semiHidden="0" w:uiPriority="0" w:unhideWhenUsed="0"/>
+    <w:lsdException w:name="page number" w:semiHidden="0" w:uiPriority="0" w:unhideWhenUsed="0"/>
+    <w:lsdException w:name="endnote reference" w:semiHidden="0" w:uiPriority="0" w:unhideWhenUsed="0"/>
+    <w:lsdException w:name="endnote text" w:semiHidden="0" w:uiPriority="0" w:unhideWhenUsed="0"/>
+    <w:lsdException w:name="table of authorities" w:semiHidden="0" w:uiPriority="0" w:unhideWhenUsed="0"/>
+    <w:lsdException w:name="macro" w:semiHidden="0" w:uiPriority="0" w:unhideWhenUsed="0"/>
+    <w:lsdException w:name="toa heading" w:semiHidden="0" w:uiPriority="0" w:unhideWhenUsed="0"/>
+    <w:lsdException w:name="List" w:semiHidden="0" w:uiPriority="0" w:unhideWhenUsed="0"/>
+    <w:lsdException w:name="List Bullet" w:semiHidden="0" w:uiPriority="0" w:unhideWhenUsed="0"/>
+    <w:lsdException w:name="List Number" w:semiHidden="0" w:uiPriority="0" w:unhideWhenUsed="0"/>
+    <w:lsdException w:name="List 2" w:semiHidden="0" w:uiPriority="0" w:unhideWhenUsed="0"/>
+    <w:lsdException w:name="List 3" w:semiHidden="0" w:uiPriority="0" w:unhideWhenUsed="0"/>
+    <w:lsdException w:name="List 4" w:semiHidden="0" w:uiPriority="0" w:unhideWhenUsed="0"/>
+    <w:lsdException w:name="List 5" w:semiHidden="0" w:uiPriority="0" w:unhideWhenUsed="0"/>
+    <w:lsdException w:name="List Bullet 2" w:semiHidden="0" w:uiPriority="0" w:unhideWhenUsed="0"/>
+    <w:lsdException w:name="List Bullet 3" w:semiHidden="0" w:uiPriority="0" w:unhideWhenUsed="0"/>
+    <w:lsdException w:name="List Bullet 4" w:semiHidden="0" w:uiPriority="0" w:unhideWhenUsed="0"/>
+    <w:lsdException w:name="List Bullet 5" w:semiHidden="0" w:uiPriority="0" w:unhideWhenUsed="0"/>
+    <w:lsdException w:name="List Number 2" w:semiHidden="0" w:uiPriority="0" w:unhideWhenUsed="0"/>
+    <w:lsdException w:name="List Number 3" w:semiHidden="0" w:uiPriority="0" w:unhideWhenUsed="0"/>
+    <w:lsdException w:name="List Number 4" w:semiHidden="0" w:uiPriority="0" w:unhideWhenUsed="0"/>
+    <w:lsdException w:name="List Number 5" w:semiHidden="0" w:uiPriority="0" w:unhideWhenUsed="0"/>
+    <w:lsdException w:name="Title" w:semiHidden="0" w:uiPriority="0" w:unhideWhenUsed="0" w:qFormat="1"/>
+    <w:lsdException w:name="Closing" w:semiHidden="0" w:uiPriority="0" w:unhideWhenUsed="0"/>
+    <w:lsdException w:name="Signature" w:semiHidden="0" w:uiPriority="0" w:unhideWhenUsed="0"/>
+    <w:lsdException w:name="Default Paragraph Font" w:uiPriority="0" w:unhideWhenUsed="0" w:qFormat="1"/>
+    <w:lsdException w:name="Body Text" w:uiPriority="0" w:unhideWhenUsed="0" w:qFormat="1"/>
+    <w:lsdException w:name="Body Text Indent" w:semiHidden="0" w:uiPriority="0" w:unhideWhenUsed="0"/>
+    <w:lsdException w:name="List Continue" w:semiHidden="0" w:uiPriority="0" w:unhideWhenUsed="0"/>
+    <w:lsdException w:name="List Continue 2" w:semiHidden="0" w:uiPriority="0" w:unhideWhenUsed="0"/>
+    <w:lsdException w:name="List Continue 3" w:semiHidden="0" w:uiPriority="0" w:unhideWhenUsed="0"/>
+    <w:lsdException w:name="List Continue 4" w:semiHidden="0" w:uiPriority="0" w:unhideWhenUsed="0"/>
+    <w:lsdException w:name="List Continue 5" w:semiHidden="0" w:uiPriority="0" w:unhideWhenUsed="0"/>
+    <w:lsdException w:name="Message Header" w:semiHidden="0" w:uiPriority="0" w:unhideWhenUsed="0"/>
+    <w:lsdException w:name="Subtitle" w:semiHidden="0" w:uiPriority="0" w:unhideWhenUsed="0" w:qFormat="1"/>
+    <w:lsdException w:name="Salutation" w:semiHidden="0" w:uiPriority="0" w:unhideWhenUsed="0"/>
+    <w:lsdException w:name="Date" w:semiHidden="0" w:uiPriority="0" w:unhideWhenUsed="0"/>
+    <w:lsdException w:name="Body Text First Indent" w:semiHidden="0" w:uiPriority="0" w:unhideWhenUsed="0"/>
+    <w:lsdException w:name="Body Text First Indent 2" w:semiHidden="0" w:uiPriority="0" w:unhideWhenUsed="0"/>
+    <w:lsdException w:name="Body Text 2" w:semiHidden="0" w:uiPriority="0" w:unhideWhenUsed="0"/>
+    <w:lsdException w:name="Body Text 3" w:semiHidden="0" w:uiPriority="0" w:unhideWhenUsed="0"/>
+    <w:lsdException w:name="Body Text Indent 2" w:semiHidden="0" w:uiPriority="0" w:unhideWhenUsed="0"/>
+    <w:lsdException w:name="Body Text Indent 3" w:semiHidden="0" w:uiPriority="0" w:unhideWhenUsed="0"/>
+    <w:lsdException w:name="Block Text" w:semiHidden="0" w:uiPriority="0" w:unhideWhenUsed="0"/>
+    <w:lsdException w:name="Hyperlink" w:semiHidden="0" w:uiPriority="0" w:unhideWhenUsed="0"/>
+    <w:lsdException w:name="FollowedHyperlink" w:semiHidden="0" w:uiPriority="0" w:unhideWhenUsed="0"/>
+    <w:lsdException w:name="Strong" w:semiHidden="0" w:uiPriority="0" w:unhideWhenUsed="0" w:qFormat="1"/>
+    <w:lsdException w:name="Emphasis" w:semiHidden="0" w:uiPriority="0" w:unhideWhenUsed="0" w:qFormat="1"/>
+    <w:lsdException w:name="Document Map" w:semiHidden="0" w:uiPriority="0" w:unhideWhenUsed="0"/>
+    <w:lsdException w:name="Plain Text" w:semiHidden="0" w:uiPriority="0" w:unhideWhenUsed="0"/>
+    <w:lsdException w:name="E-mail Signature" w:semiHidden="0" w:uiPriority="0" w:unhideWhenUsed="0"/>
+    <w:lsdException w:name="Normal (Web)" w:semiHidden="0" w:uiPriority="0" w:unhideWhenUsed="0" w:qFormat="1"/>
+    <w:lsdException w:name="HTML Acronym" w:semiHidden="0" w:uiPriority="0" w:unhideWhenUsed="0"/>
+    <w:lsdException w:name="HTML Address" w:semiHidden="0" w:uiPriority="0" w:unhideWhenUsed="0"/>
+    <w:lsdException w:name="HTML Cite" w:semiHidden="0" w:uiPriority="0" w:unhideWhenUsed="0"/>
+    <w:lsdException w:name="HTML Code" w:semiHidden="0" w:uiPriority="0" w:unhideWhenUsed="0"/>
+    <w:lsdException w:name="HTML Definition" w:semiHidden="0" w:uiPriority="0" w:unhideWhenUsed="0"/>
+    <w:lsdException w:name="HTML Keyboard" w:semiHidden="0" w:uiPriority="0" w:unhideWhenUsed="0"/>
+    <w:lsdException w:name="HTML Preformatted" w:semiHidden="0" w:uiPriority="0" w:unhideWhenUsed="0"/>
+    <w:lsdException w:name="HTML Sample" w:semiHidden="0" w:uiPriority="0" w:unhideWhenUsed="0"/>
+    <w:lsdException w:name="HTML Typewriter" w:semiHidden="0" w:uiPriority="0" w:unhideWhenUsed="0"/>
+    <w:lsdException w:name="HTML Variable" w:semiHidden="0" w:uiPriority="0" w:unhideWhenUsed="0"/>
+    <w:lsdException w:name="Normal Table" w:uiPriority="0" w:unhideWhenUsed="0" w:qFormat="1"/>
+    <w:lsdException w:name="annotation subject" w:semiHidden="0" w:uiPriority="0" w:unhideWhenUsed="0"/>
+    <w:lsdException w:name="Table Simple 1" w:semiHidden="0" w:uiPriority="0" w:unhideWhenUsed="0"/>
+    <w:lsdException w:name="Table Simple 2" w:semiHidden="0" w:uiPriority="0" w:unhideWhenUsed="0"/>
+    <w:lsdException w:name="Table Simple 3" w:semiHidden="0" w:uiPriority="0" w:unhideWhenUsed="0"/>
+    <w:lsdException w:name="Table Classic 1" w:semiHidden="0" w:uiPriority="0" w:unhideWhenUsed="0"/>
+    <w:lsdException w:name="Table Classic 2" w:semiHidden="0" w:uiPriority="0" w:unhideWhenUsed="0"/>
+    <w:lsdException w:name="Table Classic 3" w:semiHidden="0" w:uiPriority="0" w:unhideWhenUsed="0"/>
+    <w:lsdException w:name="Table Classic 4" w:semiHidden="0" w:uiPriority="0" w:unhideWhenUsed="0"/>
+    <w:lsdException w:name="Table Colorful 1" w:semiHidden="0" w:uiPriority="0" w:unhideWhenUsed="0"/>
+    <w:lsdException w:name="Table Colorful 2" w:semiHidden="0" w:uiPriority="0" w:unhideWhenUsed="0"/>
+    <w:lsdException w:name="Table Colorful 3" w:semiHidden="0" w:uiPriority="0" w:unhideWhenUsed="0"/>
+    <w:lsdException w:name="Table Columns 1" w:semiHidden="0" w:uiPriority="0" w:unhideWhenUsed="0"/>
+    <w:lsdException w:name="Table Columns 2" w:semiHidden="0" w:uiPriority="0" w:unhideWhenUsed="0"/>
+    <w:lsdException w:name="Table Columns 3" w:semiHidden="0" w:uiPriority="0" w:unhideWhenUsed="0"/>
+    <w:lsdException w:name="Table Columns 4" w:semiHidden="0" w:uiPriority="0" w:unhideWhenUsed="0"/>
+    <w:lsdException w:name="Table Columns 5" w:semiHidden="0" w:uiPriority="0" w:unhideWhenUsed="0"/>
+    <w:lsdException w:name="Table Grid 1" w:semiHidden="0" w:uiPriority="0" w:unhideWhenUsed="0"/>
+    <w:lsdException w:name="Table Grid 2" w:semiHidden="0" w:uiPriority="0" w:unhideWhenUsed="0"/>
+    <w:lsdException w:name="Table Grid 3" w:semiHidden="0" w:uiPriority="0" w:unhideWhenUsed="0"/>
+    <w:lsdException w:name="Table Grid 4" w:semiHidden="0" w:uiPriority="0" w:unhideWhenUsed="0"/>
+    <w:lsdException w:name="Table Grid 5" w:semiHidden="0" w:uiPriority="0" w:unhideWhenUsed="0"/>
+    <w:lsdException w:name="Table Grid 6" w:semiHidden="0" w:uiPriority="0" w:unhideWhenUsed="0"/>
+    <w:lsdException w:name="Table Grid 7" w:semiHidden="0" w:uiPriority="0" w:unhideWhenUsed="0"/>
+    <w:lsdException w:name="Table Grid 8" w:semiHidden="0" w:uiPriority="0" w:unhideWhenUsed="0"/>
+    <w:lsdException w:name="Table List 1" w:semiHidden="0" w:uiPriority="0" w:unhideWhenUsed="0"/>
+    <w:lsdException w:name="Table List 2" w:semiHidden="0" w:uiPriority="0" w:unhideWhenUsed="0"/>
+    <w:lsdException w:name="Table List 3" w:semiHidden="0" w:uiPriority="0" w:unhideWhenUsed="0"/>
+    <w:lsdException w:name="Table List 4" w:semiHidden="0" w:uiPriority="0" w:unhideWhenUsed="0"/>
+    <w:lsdException w:name="Table List 5" w:semiHidden="0" w:uiPriority="0" w:unhideWhenUsed="0"/>
+    <w:lsdException w:name="Table List 6" w:semiHidden="0" w:uiPriority="0" w:unhideWhenUsed="0"/>
+    <w:lsdException w:name="Table List 7" w:semiHidden="0" w:uiPriority="0" w:unhideWhenUsed="0"/>
+    <w:lsdException w:name="Table List 8" w:semiHidden="0" w:uiPriority="0" w:unhideWhenUsed="0"/>
+    <w:lsdException w:name="Table 3D effects 1" w:semiHidden="0" w:uiPriority="0" w:unhideWhenUsed="0"/>
+    <w:lsdException w:name="Table 3D effects 2" w:semiHidden="0" w:uiPriority="0" w:unhideWhenUsed="0"/>
+    <w:lsdException w:name="Table 3D effects 3" w:semiHidden="0" w:uiPriority="0" w:unhideWhenUsed="0"/>
+    <w:lsdException w:name="Table Contemporary" w:semiHidden="0" w:uiPriority="0" w:unhideWhenUsed="0"/>
+    <w:lsdException w:name="Table Elegant" w:semiHidden="0" w:uiPriority="0" w:unhideWhenUsed="0"/>
+    <w:lsdException w:name="Table Professional" w:semiHidden="0" w:uiPriority="0" w:unhideWhenUsed="0"/>
+    <w:lsdException w:name="Table Subtle 1" w:semiHidden="0" w:uiPriority="0" w:unhideWhenUsed="0"/>
+    <w:lsdException w:name="Table Subtle 2" w:semiHidden="0" w:uiPriority="0" w:unhideWhenUsed="0"/>
+    <w:lsdException w:name="Table Web 1" w:semiHidden="0" w:uiPriority="0" w:unhideWhenUsed="0"/>
+    <w:lsdException w:name="Table Web 2" w:semiHidden="0" w:uiPriority="0" w:unhideWhenUsed="0"/>
+    <w:lsdException w:name="Table Web 3" w:semiHidden="0" w:uiPriority="0" w:unhideWhenUsed="0"/>
+    <w:lsdException w:name="Balloon Text" w:semiHidden="0" w:uiPriority="0" w:unhideWhenUsed="0"/>
+    <w:lsdException w:name="Table Grid" w:semiHidden="0" w:uiPriority="0" w:unhideWhenUsed="0" w:qFormat="1"/>
+    <w:lsdException w:name="Table Theme" w:semiHidden="0" w:uiPriority="0" w:unhideWhenUsed="0"/>
+    <w:lsdException w:name="Light Shading" w:semiHidden="0" w:uiPriority="60" w:unhideWhenUsed="0"/>
+    <w:lsdException w:name="Light List" w:semiHidden="0" w:uiPriority="61" w:unhideWhenUsed="0"/>
+    <w:lsdException w:name="Light Grid" w:semiHidden="0" w:uiPriority="62" w:unhideWhenUsed="0"/>
+    <w:lsdException w:name="Medium Shading 1" w:semiHidden="0" w:uiPriority="63" w:unhideWhenUsed="0"/>
+    <w:lsdException w:name="Medium Shading 2" w:semiHidden="0" w:uiPriority="64" w:unhideWhenUsed="0"/>
+    <w:lsdException w:name="Medium List 1" w:semiHidden="0" w:uiPriority="65" w:unhideWhenUsed="0"/>
+    <w:lsdException w:name="Medium List 2" w:semiHidden="0" w:uiPriority="66" w:unhideWhenUsed="0"/>
+    <w:lsdException w:name="Medium Grid 1" w:semiHidden="0" w:uiPriority="67" w:unhideWhenUsed="0"/>
+    <w:lsdException w:name="Medium Grid 2" w:semiHidden="0" w:uiPriority="68" w:unhideWhenUsed="0"/>
+    <w:lsdException w:name="Medium Grid 3" w:semiHidden="0" w:uiPriority="69" w:unhideWhenUsed="0"/>
+    <w:lsdException w:name="Dark List" w:semiHidden="0" w:uiPriority="70" w:unhideWhenUsed="0"/>
+    <w:lsdException w:name="Colorful Shading" w:semiHidden="0" w:uiPriority="71" w:unhideWhenUsed="0"/>
+    <w:lsdException w:name="Colorful List" w:semiHidden="0" w:uiPriority="72" w:unhideWhenUsed="0"/>
+    <w:lsdException w:name="Colorful Grid" w:semiHidden="0" w:uiPriority="73" w:unhideWhenUsed="0"/>
+    <w:lsdException w:name="Light Shading Accent 1" w:semiHidden="0" w:uiPriority="60" w:unhideWhenUsed="0"/>
+    <w:lsdException w:name="Light List Accent 1" w:semiHidden="0" w:uiPriority="61" w:unhideWhenUsed="0"/>
+    <w:lsdException w:name="Light Grid Accent 1" w:semiHidden="0" w:uiPriority="62" w:unhideWhenUsed="0"/>
+    <w:lsdException w:name="Medium Shading 1 Accent 1" w:semiHidden="0" w:uiPriority="63" w:unhideWhenUsed="0"/>
+    <w:lsdException w:name="Medium Shading 2 Accent 1" w:semiHidden="0" w:uiPriority="64" w:unhideWhenUsed="0"/>
+    <w:lsdException w:name="Medium List 1 Accent 1" w:semiHidden="0" w:uiPriority="65" w:unhideWhenUsed="0"/>
+    <w:lsdException w:name="Medium List 2 Accent 1" w:semiHidden="0" w:uiPriority="66" w:unhideWhenUsed="0"/>
+    <w:lsdException w:name="Medium Grid 1 Accent 1" w:semiHidden="0" w:uiPriority="67" w:unhideWhenUsed="0"/>
+    <w:lsdException w:name="Medium Grid 2 Accent 1" w:semiHidden="0" w:uiPriority="68" w:unhideWhenUsed="0"/>
+    <w:lsdException w:name="Medium Grid 3 Accent 1" w:semiHidden="0" w:uiPriority="69" w:unhideWhenUsed="0"/>
+    <w:lsdException w:name="Dark List Accent 1" w:semiHidden="0" w:uiPriority="70" w:unhideWhenUsed="0"/>
+    <w:lsdException w:name="Colorful Shading Accent 1" w:semiHidden="0" w:uiPriority="71" w:unhideWhenUsed="0"/>
+    <w:lsdException w:name="Colorful List Accent 1" w:semiHidden="0" w:uiPriority="72" w:unhideWhenUsed="0"/>
+    <w:lsdException w:name="Colorful Grid Accent 1" w:semiHidden="0" w:uiPriority="73" w:unhideWhenUsed="0"/>
+    <w:lsdException w:name="Light Shading Accent 2" w:semiHidden="0" w:uiPriority="60" w:unhideWhenUsed="0"/>
+    <w:lsdException w:name="Light List Accent 2" w:semiHidden="0" w:uiPriority="61" w:unhideWhenUsed="0"/>
+    <w:lsdException w:name="Light Grid Accent 2" w:semiHidden="0" w:uiPriority="62" w:unhideWhenUsed="0"/>
+    <w:lsdException w:name="Medium Shading 1 Accent 2" w:semiHidden="0" w:uiPriority="63" w:unhideWhenUsed="0"/>
+    <w:lsdException w:name="Medium Shading 2 Accent 2" w:semiHidden="0" w:uiPriority="64" w:unhideWhenUsed="0"/>
+    <w:lsdException w:name="Medium List 1 Accent 2" w:semiHidden="0" w:uiPriority="65" w:unhideWhenUsed="0"/>
+    <w:lsdException w:name="Medium List 2 Accent 2" w:semiHidden="0" w:uiPriority="66" w:unhideWhenUsed="0"/>
+    <w:lsdException w:name="Medium Grid 1 Accent 2" w:semiHidden="0" w:uiPriority="67" w:unhideWhenUsed="0"/>
+    <w:lsdException w:name="Medium Grid 2 Accent 2" w:semiHidden="0" w:uiPriority="68" w:unhideWhenUsed="0"/>
+    <w:lsdException w:name="Medium Grid 3 Accent 2" w:semiHidden="0" w:uiPriority="69" w:unhideWhenUsed="0"/>
+    <w:lsdException w:name="Dark List Accent 2" w:semiHidden="0" w:uiPriority="70" w:unhideWhenUsed="0"/>
+    <w:lsdException w:name="Colorful Shading Accent 2" w:semiHidden="0" w:uiPriority="71" w:unhideWhenUsed="0"/>
+    <w:lsdException w:name="Colorful List Accent 2" w:semiHidden="0" w:uiPriority="72" w:unhideWhenUsed="0"/>
+    <w:lsdException w:name="Colorful Grid Accent 2" w:semiHidden="0" w:uiPriority="73" w:unhideWhenUsed="0"/>
+    <w:lsdException w:name="Light Shading Accent 3" w:semiHidden="0" w:uiPriority="60" w:unhideWhenUsed="0"/>
+    <w:lsdException w:name="Light List Accent 3" w:semiHidden="0" w:uiPriority="61" w:unhideWhenUsed="0"/>
+    <w:lsdException w:name="Light Grid Accent 3" w:semiHidden="0" w:uiPriority="62" w:unhideWhenUsed="0"/>
+    <w:lsdException w:name="Medium Shading 1 Accent 3" w:semiHidden="0" w:uiPriority="63" w:unhideWhenUsed="0"/>
+    <w:lsdException w:name="Medium Shading 2 Accent 3" w:semiHidden="0" w:uiPriority="64" w:unhideWhenUsed="0"/>
+    <w:lsdException w:name="Medium List 1 Accent 3" w:semiHidden="0" w:uiPriority="65" w:unhideWhenUsed="0"/>
+    <w:lsdException w:name="Medium List 2 Accent 3" w:semiHidden="0" w:uiPriority="66" w:unhideWhenUsed="0"/>
+    <w:lsdException w:name="Medium Grid 1 Accent 3" w:semiHidden="0" w:uiPriority="67" w:unhideWhenUsed="0"/>
+    <w:lsdException w:name="Medium Grid 2 Accent 3" w:semiHidden="0" w:uiPriority="68" w:unhideWhenUsed="0"/>
+    <w:lsdException w:name="Medium Grid 3 Accent 3" w:semiHidden="0" w:uiPriority="69" w:unhideWhenUsed="0"/>
+    <w:lsdException w:name="Dark List Accent 3" w:semiHidden="0" w:uiPriority="70" w:unhideWhenUsed="0"/>
+    <w:lsdException w:name="Colorful Shading Accent 3" w:semiHidden="0" w:uiPriority="71" w:unhideWhenUsed="0"/>
+    <w:lsdException w:name="Colorful List Accent 3" w:semiHidden="0" w:uiPriority="72" w:unhideWhenUsed="0"/>
+    <w:lsdException w:name="Colorful Grid Accent 3" w:semiHidden="0" w:uiPriority="73" w:unhideWhenUsed="0"/>
+    <w:lsdException w:name="Light Shading Accent 4" w:semiHidden="0" w:uiPriority="60" w:unhideWhenUsed="0"/>
+    <w:lsdException w:name="Light List Accent 4" w:semiHidden="0" w:uiPriority="61" w:unhideWhenUsed="0"/>
+    <w:lsdException w:name="Light Grid Accent 4" w:semiHidden="0" w:uiPriority="62" w:unhideWhenUsed="0"/>
+    <w:lsdException w:name="Medium Shading 1 Accent 4" w:semiHidden="0" w:uiPriority="63" w:unhideWhenUsed="0"/>
+    <w:lsdException w:name="Medium Shading 2 Accent 4" w:semiHidden="0" w:uiPriority="64" w:unhideWhenUsed="0"/>
+    <w:lsdException w:name="Medium List 1 Accent 4" w:semiHidden="0" w:uiPriority="65" w:unhideWhenUsed="0"/>
+    <w:lsdException w:name="Medium List 2 Accent 4" w:semiHidden="0" w:uiPriority="66" w:unhideWhenUsed="0"/>
+    <w:lsdException w:name="Medium Grid 1 Accent 4" w:semiHidden="0" w:uiPriority="67" w:unhideWhenUsed="0"/>
+    <w:lsdException w:name="Medium Grid 2 Accent 4" w:semiHidden="0" w:uiPriority="68" w:unhideWhenUsed="0"/>
+    <w:lsdException w:name="Medium Grid 3 Accent 4" w:semiHidden="0" w:uiPriority="69" w:unhideWhenUsed="0"/>
+    <w:lsdException w:name="Dark List Accent 4" w:semiHidden="0" w:uiPriority="70" w:unhideWhenUsed="0"/>
+    <w:lsdException w:name="Colorful Shading Accent 4" w:semiHidden="0" w:uiPriority="71" w:unhideWhenUsed="0"/>
+    <w:lsdException w:name="Colorful List Accent 4" w:semiHidden="0" w:uiPriority="72" w:unhideWhenUsed="0"/>
+    <w:lsdException w:name="Colorful Grid Accent 4" w:semiHidden="0" w:uiPriority="73" w:unhideWhenUsed="0"/>
+    <w:lsdException w:name="Light Shading Accent 5" w:semiHidden="0" w:uiPriority="60" w:unhideWhenUsed="0"/>
+    <w:lsdException w:name="Light List Accent 5" w:semiHidden="0" w:uiPriority="61" w:unhideWhenUsed="0"/>
+    <w:lsdException w:name="Light Grid Accent 5" w:semiHidden="0" w:uiPriority="62" w:unhideWhenUsed="0"/>
+    <w:lsdException w:name="Medium Shading 1 Accent 5" w:semiHidden="0" w:uiPriority="63" w:unhideWhenUsed="0"/>
+    <w:lsdException w:name="Medium Shading 2 Accent 5" w:semiHidden="0" w:uiPriority="64" w:unhideWhenUsed="0"/>
+    <w:lsdException w:name="Medium List 1 Accent 5" w:semiHidden="0" w:uiPriority="65" w:unhideWhenUsed="0"/>
+    <w:lsdException w:name="Medium List 2 Accent 5" w:semiHidden="0" w:uiPriority="66" w:unhideWhenUsed="0"/>
+    <w:lsdException w:name="Medium Grid 1 Accent 5" w:semiHidden="0" w:uiPriority="67" w:unhideWhenUsed="0"/>
+    <w:lsdException w:name="Medium Grid 2 Accent 5" w:semiHidden="0" w:uiPriority="68" w:unhideWhenUsed="0"/>
+    <w:lsdException w:name="Medium Grid 3 Accent 5" w:semiHidden="0" w:uiPriority="69" w:unhideWhenUsed="0"/>
+    <w:lsdException w:name="Dark List Accent 5" w:semiHidden="0" w:uiPriority="70" w:unhideWhenUsed="0"/>
+    <w:lsdException w:name="Colorful Shading Accent 5" w:semiHidden="0" w:uiPriority="71" w:unhideWhenUsed="0"/>
+    <w:lsdException w:name="Colorful List Accent 5" w:semiHidden="0" w:uiPriority="72" w:unhideWhenUsed="0"/>
+    <w:lsdException w:name="Colorful Grid Accent 5" w:semiHidden="0" w:uiPriority="73" w:unhideWhenUsed="0"/>
+    <w:lsdException w:name="Light Shading Accent 6" w:semiHidden="0" w:uiPriority="60" w:unhideWhenUsed="0"/>
+    <w:lsdException w:name="Light List Accent 6" w:semiHidden="0" w:uiPriority="61" w:unhideWhenUsed="0"/>
+    <w:lsdException w:name="Light Grid Accent 6" w:semiHidden="0" w:uiPriority="62" w:unhideWhenUsed="0"/>
+    <w:lsdException w:name="Medium Shading 1 Accent 6" w:semiHidden="0" w:uiPriority="63" w:unhideWhenUsed="0"/>
+    <w:lsdException w:name="Medium Shading 2 Accent 6" w:semiHidden="0" w:uiPriority="64" w:unhideWhenUsed="0"/>
+    <w:lsdException w:name="Medium List 1 Accent 6" w:semiHidden="0" w:uiPriority="65" w:unhideWhenUsed="0"/>
+    <w:lsdException w:name="Medium List 2 Accent 6" w:semiHidden="0" w:uiPriority="66" w:unhideWhenUsed="0"/>
+    <w:lsdException w:name="Medium Grid 1 Accent 6" w:semiHidden="0" w:uiPriority="67" w:unhideWhenUsed="0"/>
+    <w:lsdException w:name="Medium Grid 2 Accent 6" w:semiHidden="0" w:uiPriority="68" w:unhideWhenUsed="0"/>
+    <w:lsdException w:name="Medium Grid 3 Accent 6" w:semiHidden="0" w:uiPriority="69" w:unhideWhenUsed="0"/>
+    <w:lsdException w:name="Dark List Accent 6" w:semiHidden="0" w:uiPriority="70" w:unhideWhenUsed="0"/>
+    <w:lsdException w:name="Colorful Shading Accent 6" w:semiHidden="0" w:uiPriority="71" w:unhideWhenUsed="0"/>
+    <w:lsdException w:name="Colorful List Accent 6" w:semiHidden="0" w:uiPriority="72" w:unhideWhenUsed="0"/>
+    <w:lsdException w:name="Colorful Grid Accent 6" w:semiHidden="0" w:uiPriority="73" w:unhideWhenUsed="0"/>
   </w:latentStyles>
-  <w:style w:type="paragraph" w:default="1" w:styleId="1">
+  <w:style w:type="paragraph" w:default="1" w:styleId="Normal">
     <w:name w:val="Normal"/>
     <w:qFormat/>
-    <w:uiPriority w:val="0"/>
     <w:pPr>
       <w:kinsoku w:val="0"/>
       <w:autoSpaceDE w:val="0"/>
@@ -6741,7 +6632,7 @@
       <w:textAlignment w:val="baseline"/>
     </w:pPr>
     <w:rPr>
-      <w:rFonts w:ascii="Arial" w:hAnsi="Arial" w:eastAsia="宋体" w:cs="Arial"/>
+      <w:rFonts w:ascii="Arial" w:eastAsia="宋体" w:hAnsi="Arial" w:cs="Arial"/>
       <w:snapToGrid w:val="0"/>
       <w:color w:val="000000"/>
       <w:kern w:val="0"/>
@@ -6750,12 +6641,11 @@
       <w:lang w:val="en-US" w:eastAsia="en-US" w:bidi="ar-SA"/>
     </w:rPr>
   </w:style>
-  <w:style w:type="paragraph" w:styleId="2">
+  <w:style w:type="paragraph" w:styleId="Heading1">
     <w:name w:val="heading 1"/>
-    <w:basedOn w:val="1"/>
-    <w:next w:val="1"/>
+    <w:basedOn w:val="Normal"/>
+    <w:next w:val="Normal"/>
     <w:qFormat/>
-    <w:uiPriority w:val="0"/>
     <w:pPr>
       <w:keepNext/>
       <w:keepLines/>
@@ -6773,13 +6663,12 @@
       <w:sz w:val="44"/>
     </w:rPr>
   </w:style>
-  <w:style w:type="paragraph" w:styleId="3">
+  <w:style w:type="paragraph" w:styleId="Heading2">
     <w:name w:val="heading 2"/>
-    <w:basedOn w:val="1"/>
-    <w:next w:val="1"/>
+    <w:basedOn w:val="Normal"/>
+    <w:next w:val="Normal"/>
     <w:unhideWhenUsed/>
     <w:qFormat/>
-    <w:uiPriority w:val="0"/>
     <w:pPr>
       <w:keepNext/>
       <w:keepLines/>
@@ -6792,19 +6681,18 @@
       <w:outlineLvl w:val="1"/>
     </w:pPr>
     <w:rPr>
-      <w:rFonts w:ascii="Arial" w:hAnsi="Arial" w:eastAsia="黑体"/>
+      <w:rFonts w:ascii="Arial" w:eastAsia="黑体" w:hAnsi="Arial"/>
       <w:b/>
       <w:sz w:val="32"/>
     </w:rPr>
   </w:style>
-  <w:style w:type="paragraph" w:styleId="4">
+  <w:style w:type="paragraph" w:styleId="Heading3">
     <w:name w:val="heading 3"/>
-    <w:basedOn w:val="1"/>
-    <w:next w:val="1"/>
+    <w:basedOn w:val="Normal"/>
+    <w:next w:val="Normal"/>
     <w:semiHidden/>
     <w:unhideWhenUsed/>
     <w:qFormat/>
-    <w:uiPriority w:val="0"/>
     <w:pPr>
       <w:keepNext/>
       <w:keepLines/>
@@ -6821,13 +6709,12 @@
       <w:sz w:val="32"/>
     </w:rPr>
   </w:style>
-  <w:style w:type="paragraph" w:styleId="5">
+  <w:style w:type="paragraph" w:styleId="Heading4">
     <w:name w:val="heading 4"/>
-    <w:basedOn w:val="1"/>
-    <w:next w:val="1"/>
+    <w:basedOn w:val="Normal"/>
+    <w:next w:val="Normal"/>
     <w:unhideWhenUsed/>
     <w:qFormat/>
-    <w:uiPriority w:val="0"/>
     <w:pPr>
       <w:keepNext/>
       <w:keepLines/>
@@ -6840,19 +6727,18 @@
       <w:outlineLvl w:val="3"/>
     </w:pPr>
     <w:rPr>
-      <w:rFonts w:ascii="Arial" w:hAnsi="Arial" w:eastAsia="黑体"/>
+      <w:rFonts w:ascii="Arial" w:eastAsia="黑体" w:hAnsi="Arial"/>
       <w:b/>
       <w:sz w:val="28"/>
     </w:rPr>
   </w:style>
-  <w:style w:type="paragraph" w:styleId="6">
+  <w:style w:type="paragraph" w:styleId="Heading5">
     <w:name w:val="heading 5"/>
-    <w:basedOn w:val="1"/>
-    <w:next w:val="1"/>
+    <w:basedOn w:val="Normal"/>
+    <w:next w:val="Normal"/>
     <w:semiHidden/>
     <w:unhideWhenUsed/>
     <w:qFormat/>
-    <w:uiPriority w:val="0"/>
     <w:pPr>
       <w:keepNext/>
       <w:keepLines/>
@@ -6869,14 +6755,13 @@
       <w:sz w:val="28"/>
     </w:rPr>
   </w:style>
-  <w:style w:type="paragraph" w:styleId="7">
+  <w:style w:type="paragraph" w:styleId="Heading6">
     <w:name w:val="heading 6"/>
-    <w:basedOn w:val="1"/>
-    <w:next w:val="1"/>
+    <w:basedOn w:val="Normal"/>
+    <w:next w:val="Normal"/>
     <w:semiHidden/>
     <w:unhideWhenUsed/>
     <w:qFormat/>
-    <w:uiPriority w:val="0"/>
     <w:pPr>
       <w:keepNext/>
       <w:keepLines/>
@@ -6889,19 +6774,18 @@
       <w:outlineLvl w:val="5"/>
     </w:pPr>
     <w:rPr>
-      <w:rFonts w:ascii="Arial" w:hAnsi="Arial" w:eastAsia="黑体"/>
+      <w:rFonts w:ascii="Arial" w:eastAsia="黑体" w:hAnsi="Arial"/>
       <w:b/>
       <w:sz w:val="24"/>
     </w:rPr>
   </w:style>
-  <w:style w:type="paragraph" w:styleId="8">
+  <w:style w:type="paragraph" w:styleId="Heading7">
     <w:name w:val="heading 7"/>
-    <w:basedOn w:val="1"/>
-    <w:next w:val="1"/>
+    <w:basedOn w:val="Normal"/>
+    <w:next w:val="Normal"/>
     <w:semiHidden/>
     <w:unhideWhenUsed/>
     <w:qFormat/>
-    <w:uiPriority w:val="0"/>
     <w:pPr>
       <w:keepNext/>
       <w:keepLines/>
@@ -6918,14 +6802,13 @@
       <w:sz w:val="24"/>
     </w:rPr>
   </w:style>
-  <w:style w:type="paragraph" w:styleId="9">
+  <w:style w:type="paragraph" w:styleId="Heading8">
     <w:name w:val="heading 8"/>
-    <w:basedOn w:val="1"/>
-    <w:next w:val="1"/>
+    <w:basedOn w:val="Normal"/>
+    <w:next w:val="Normal"/>
     <w:semiHidden/>
     <w:unhideWhenUsed/>
     <w:qFormat/>
-    <w:uiPriority w:val="0"/>
     <w:pPr>
       <w:keepNext/>
       <w:keepLines/>
@@ -6938,18 +6821,17 @@
       <w:outlineLvl w:val="7"/>
     </w:pPr>
     <w:rPr>
-      <w:rFonts w:ascii="Arial" w:hAnsi="Arial" w:eastAsia="黑体"/>
+      <w:rFonts w:ascii="Arial" w:eastAsia="黑体" w:hAnsi="Arial"/>
       <w:sz w:val="24"/>
     </w:rPr>
   </w:style>
-  <w:style w:type="paragraph" w:styleId="10">
+  <w:style w:type="paragraph" w:styleId="Heading9">
     <w:name w:val="heading 9"/>
-    <w:basedOn w:val="1"/>
-    <w:next w:val="1"/>
+    <w:basedOn w:val="Normal"/>
+    <w:next w:val="Normal"/>
     <w:semiHidden/>
     <w:unhideWhenUsed/>
     <w:qFormat/>
-    <w:uiPriority w:val="0"/>
     <w:pPr>
       <w:keepNext/>
       <w:keepLines/>
@@ -6962,21 +6844,19 @@
       <w:outlineLvl w:val="8"/>
     </w:pPr>
     <w:rPr>
-      <w:rFonts w:ascii="Arial" w:hAnsi="Arial" w:eastAsia="黑体"/>
+      <w:rFonts w:ascii="Arial" w:eastAsia="黑体" w:hAnsi="Arial"/>
       <w:sz w:val="21"/>
     </w:rPr>
   </w:style>
-  <w:style w:type="character" w:default="1" w:styleId="22">
+  <w:style w:type="character" w:default="1" w:styleId="DefaultParagraphFont">
     <w:name w:val="Default Paragraph Font"/>
     <w:semiHidden/>
     <w:qFormat/>
-    <w:uiPriority w:val="0"/>
   </w:style>
-  <w:style w:type="table" w:default="1" w:styleId="20">
+  <w:style w:type="table" w:default="1" w:styleId="TableNormal">
     <w:name w:val="Normal Table"/>
     <w:semiHidden/>
     <w:qFormat/>
-    <w:uiPriority w:val="0"/>
     <w:tblPr>
       <w:tblCellMar>
         <w:top w:w="0" w:type="dxa"/>
@@ -6986,43 +6866,39 @@
       </w:tblCellMar>
     </w:tblPr>
   </w:style>
-  <w:style w:type="paragraph" w:styleId="11">
+  <w:style w:type="paragraph" w:styleId="CommentText">
     <w:name w:val="annotation text"/>
-    <w:basedOn w:val="1"/>
+    <w:basedOn w:val="Normal"/>
     <w:qFormat/>
-    <w:uiPriority w:val="0"/>
     <w:pPr>
       <w:jc w:val="left"/>
     </w:pPr>
   </w:style>
-  <w:style w:type="paragraph" w:styleId="12">
+  <w:style w:type="paragraph" w:styleId="BodyText">
     <w:name w:val="Body Text"/>
-    <w:basedOn w:val="1"/>
+    <w:basedOn w:val="Normal"/>
     <w:semiHidden/>
     <w:qFormat/>
-    <w:uiPriority w:val="0"/>
     <w:rPr>
-      <w:rFonts w:ascii="Arial" w:hAnsi="Arial" w:eastAsia="Arial" w:cs="Arial"/>
+      <w:rFonts w:ascii="Arial" w:eastAsia="Arial" w:hAnsi="Arial" w:cs="Arial"/>
       <w:sz w:val="21"/>
       <w:szCs w:val="21"/>
       <w:lang w:val="en-US" w:eastAsia="en-US" w:bidi="ar-SA"/>
     </w:rPr>
   </w:style>
-  <w:style w:type="paragraph" w:styleId="13">
+  <w:style w:type="paragraph" w:styleId="TOC3">
     <w:name w:val="toc 3"/>
-    <w:basedOn w:val="1"/>
-    <w:next w:val="1"/>
+    <w:basedOn w:val="Normal"/>
+    <w:next w:val="Normal"/>
     <w:qFormat/>
-    <w:uiPriority w:val="0"/>
     <w:pPr>
       <w:ind w:left="840" w:leftChars="400"/>
     </w:pPr>
   </w:style>
-  <w:style w:type="paragraph" w:styleId="14">
+  <w:style w:type="paragraph" w:styleId="Footer">
     <w:name w:val="footer"/>
-    <w:basedOn w:val="1"/>
+    <w:basedOn w:val="Normal"/>
     <w:qFormat/>
-    <w:uiPriority w:val="0"/>
     <w:pPr>
       <w:tabs>
         <w:tab w:val="center" w:pos="4153"/>
@@ -7035,17 +6911,16 @@
       <w:sz w:val="18"/>
     </w:rPr>
   </w:style>
-  <w:style w:type="paragraph" w:styleId="15">
+  <w:style w:type="paragraph" w:styleId="Header">
     <w:name w:val="header"/>
-    <w:basedOn w:val="1"/>
+    <w:basedOn w:val="Normal"/>
     <w:qFormat/>
-    <w:uiPriority w:val="0"/>
     <w:pPr>
       <w:pBdr>
-        <w:top w:val="none" w:color="auto" w:sz="0" w:space="0"/>
-        <w:left w:val="none" w:color="auto" w:sz="0" w:space="0"/>
-        <w:bottom w:val="none" w:color="auto" w:sz="0" w:space="0"/>
-        <w:right w:val="none" w:color="auto" w:sz="0" w:space="0"/>
+        <w:top w:val="nil"/>
+        <w:left w:val="nil"/>
+        <w:bottom w:val="nil"/>
+        <w:right w:val="nil"/>
       </w:pBdr>
       <w:tabs>
         <w:tab w:val="center" w:pos="4153"/>
@@ -7060,41 +6935,37 @@
       <w:sz w:val="18"/>
     </w:rPr>
   </w:style>
-  <w:style w:type="paragraph" w:styleId="16">
+  <w:style w:type="paragraph" w:styleId="TOC1">
     <w:name w:val="toc 1"/>
-    <w:basedOn w:val="1"/>
-    <w:next w:val="1"/>
+    <w:basedOn w:val="Normal"/>
+    <w:next w:val="Normal"/>
     <w:qFormat/>
-    <w:uiPriority w:val="0"/>
     <w:rPr>
-      <w:rFonts w:ascii="Arial" w:hAnsi="Arial" w:eastAsia="Microsoft JhengHei"/>
+      <w:rFonts w:ascii="Arial" w:eastAsia="Microsoft JhengHei" w:hAnsi="Arial"/>
       <w:sz w:val="24"/>
     </w:rPr>
   </w:style>
-  <w:style w:type="paragraph" w:styleId="17">
+  <w:style w:type="paragraph" w:styleId="TOC2">
     <w:name w:val="toc 2"/>
-    <w:basedOn w:val="1"/>
-    <w:next w:val="1"/>
+    <w:basedOn w:val="Normal"/>
+    <w:next w:val="Normal"/>
     <w:qFormat/>
-    <w:uiPriority w:val="0"/>
     <w:pPr>
       <w:ind w:left="420" w:leftChars="200"/>
     </w:pPr>
   </w:style>
-  <w:style w:type="paragraph" w:styleId="18">
+  <w:style w:type="paragraph" w:styleId="NormalWeb">
     <w:name w:val="Normal (Web)"/>
-    <w:basedOn w:val="1"/>
+    <w:basedOn w:val="Normal"/>
     <w:qFormat/>
-    <w:uiPriority w:val="0"/>
     <w:rPr>
       <w:sz w:val="24"/>
     </w:rPr>
   </w:style>
-  <w:style w:type="paragraph" w:styleId="19">
+  <w:style w:type="paragraph" w:styleId="Title">
     <w:name w:val="Title"/>
-    <w:basedOn w:val="1"/>
+    <w:basedOn w:val="Normal"/>
     <w:qFormat/>
-    <w:uiPriority w:val="0"/>
     <w:pPr>
       <w:spacing w:before="240" w:beforeLines="0" w:beforeAutospacing="0" w:after="60" w:afterLines="0" w:afterAutospacing="0"/>
       <w:jc w:val="center"/>
@@ -7106,73 +6977,68 @@
       <w:sz w:val="32"/>
     </w:rPr>
   </w:style>
-  <w:style w:type="table" w:styleId="21">
+  <w:style w:type="table" w:styleId="TableGrid">
     <w:name w:val="Table Grid"/>
-    <w:basedOn w:val="20"/>
+    <w:basedOn w:val="TableNormal"/>
     <w:qFormat/>
-    <w:uiPriority w:val="0"/>
     <w:pPr>
       <w:widowControl w:val="0"/>
       <w:jc w:val="both"/>
     </w:pPr>
     <w:tblPr>
       <w:tblBorders>
-        <w:top w:val="single" w:color="auto" w:sz="4" w:space="0"/>
-        <w:left w:val="single" w:color="auto" w:sz="4" w:space="0"/>
-        <w:bottom w:val="single" w:color="auto" w:sz="4" w:space="0"/>
-        <w:right w:val="single" w:color="auto" w:sz="4" w:space="0"/>
-        <w:insideH w:val="single" w:color="auto" w:sz="4" w:space="0"/>
-        <w:insideV w:val="single" w:color="auto" w:sz="4" w:space="0"/>
+        <w:top w:val="single" w:sz="4" w:space="0" w:color="auto"/>
+        <w:left w:val="single" w:sz="4" w:space="0" w:color="auto"/>
+        <w:bottom w:val="single" w:sz="4" w:space="0" w:color="auto"/>
+        <w:right w:val="single" w:sz="4" w:space="0" w:color="auto"/>
+        <w:insideH w:val="single" w:sz="4" w:space="0" w:color="auto"/>
+        <w:insideV w:val="single" w:sz="4" w:space="0" w:color="auto"/>
       </w:tblBorders>
     </w:tblPr>
   </w:style>
-  <w:style w:type="character" w:styleId="23">
+  <w:style w:type="character" w:styleId="Strong">
     <w:name w:val="Strong"/>
-    <w:basedOn w:val="22"/>
+    <w:basedOn w:val="DefaultParagraphFont"/>
     <w:qFormat/>
-    <w:uiPriority w:val="0"/>
     <w:rPr>
       <w:b/>
     </w:rPr>
   </w:style>
-  <w:style w:type="paragraph" w:customStyle="1" w:styleId="24">
+  <w:style w:type="paragraph" w:customStyle="1" w:styleId="a">
     <w:name w:val="柴_公司名"/>
-    <w:basedOn w:val="19"/>
+    <w:basedOn w:val="Title"/>
     <w:qFormat/>
-    <w:uiPriority w:val="0"/>
     <w:pPr>
       <w:spacing w:after="600" w:afterLines="600"/>
     </w:pPr>
     <w:rPr>
-      <w:rFonts w:hint="eastAsia" w:ascii="宋体" w:hAnsi="宋体" w:eastAsia="宋体" w:cs="宋体"/>
+      <w:rFonts w:ascii="宋体" w:eastAsia="宋体" w:hAnsi="宋体" w:cs="宋体" w:hint="eastAsia"/>
       <w:bCs/>
       <w:spacing w:val="-6"/>
       <w:sz w:val="52"/>
       <w:szCs w:val="52"/>
     </w:rPr>
   </w:style>
-  <w:style w:type="paragraph" w:customStyle="1" w:styleId="25">
+  <w:style w:type="paragraph" w:customStyle="1" w:styleId="a0">
     <w:name w:val="柴_文档名"/>
-    <w:basedOn w:val="19"/>
+    <w:basedOn w:val="Title"/>
     <w:qFormat/>
-    <w:uiPriority w:val="0"/>
     <w:pPr>
       <w:spacing w:after="900" w:afterLines="900"/>
     </w:pPr>
     <w:rPr>
-      <w:rFonts w:ascii="黑体" w:hAnsi="黑体" w:eastAsia="黑体" w:cs="黑体"/>
+      <w:rFonts w:ascii="黑体" w:eastAsia="黑体" w:hAnsi="黑体" w:cs="黑体"/>
       <w:bCs/>
       <w:spacing w:val="-7"/>
       <w:sz w:val="52"/>
       <w:szCs w:val="52"/>
     </w:rPr>
   </w:style>
-  <w:style w:type="table" w:customStyle="1" w:styleId="26">
+  <w:style w:type="table" w:customStyle="1" w:styleId="TableNormal0">
     <w:name w:val="Table Normal_0"/>
     <w:semiHidden/>
     <w:unhideWhenUsed/>
     <w:qFormat/>
-    <w:uiPriority w:val="0"/>
     <w:tblPr>
       <w:tblCellMar>
         <w:top w:w="0" w:type="dxa"/>
@@ -7182,87 +7048,81 @@
       </w:tblCellMar>
     </w:tblPr>
   </w:style>
-  <w:style w:type="paragraph" w:customStyle="1" w:styleId="27">
+  <w:style w:type="paragraph" w:customStyle="1" w:styleId="TableText">
     <w:name w:val="Table Text"/>
-    <w:basedOn w:val="1"/>
+    <w:basedOn w:val="Normal"/>
     <w:semiHidden/>
     <w:qFormat/>
-    <w:uiPriority w:val="0"/>
     <w:rPr>
-      <w:rFonts w:ascii="宋体" w:hAnsi="宋体" w:eastAsia="宋体" w:cs="宋体"/>
+      <w:rFonts w:ascii="宋体" w:eastAsia="宋体" w:hAnsi="宋体" w:cs="宋体"/>
       <w:sz w:val="21"/>
       <w:szCs w:val="21"/>
       <w:lang w:val="en-US" w:eastAsia="en-US" w:bidi="ar-SA"/>
     </w:rPr>
   </w:style>
-  <w:style w:type="paragraph" w:customStyle="1" w:styleId="28">
+  <w:style w:type="paragraph" w:customStyle="1" w:styleId="1">
     <w:name w:val="柴_标题1"/>
-    <w:basedOn w:val="2"/>
-    <w:next w:val="29"/>
-    <w:link w:val="38"/>
+    <w:basedOn w:val="Heading1"/>
+    <w:next w:val="a1"/>
+    <w:link w:val="1Char"/>
     <w:qFormat/>
-    <w:uiPriority w:val="0"/>
     <w:pPr>
       <w:spacing w:before="100" w:after="90" w:line="360" w:lineRule="auto"/>
     </w:pPr>
     <w:rPr>
-      <w:rFonts w:ascii="Arial" w:hAnsi="Arial" w:eastAsia="宋体"/>
+      <w:rFonts w:ascii="Arial" w:eastAsia="宋体" w:hAnsi="Arial"/>
       <w:sz w:val="32"/>
     </w:rPr>
   </w:style>
-  <w:style w:type="paragraph" w:customStyle="1" w:styleId="29">
+  <w:style w:type="paragraph" w:customStyle="1" w:styleId="a1">
     <w:name w:val="柴_正文"/>
-    <w:basedOn w:val="12"/>
-    <w:link w:val="42"/>
+    <w:basedOn w:val="BodyText"/>
+    <w:link w:val="Char"/>
     <w:qFormat/>
-    <w:uiPriority w:val="0"/>
     <w:pPr>
       <w:spacing w:line="360" w:lineRule="auto"/>
       <w:ind w:firstLine="470" w:firstLineChars="200"/>
     </w:pPr>
     <w:rPr>
-      <w:rFonts w:ascii="Arial" w:hAnsi="Arial" w:eastAsia="宋体"/>
+      <w:rFonts w:ascii="Arial" w:eastAsia="宋体" w:hAnsi="Arial"/>
       <w:sz w:val="24"/>
       <w:lang w:eastAsia="zh-CN"/>
     </w:rPr>
   </w:style>
-  <w:style w:type="paragraph" w:customStyle="1" w:styleId="30">
+  <w:style w:type="paragraph" w:customStyle="1" w:styleId="2">
     <w:name w:val="柴_标题2"/>
-    <w:basedOn w:val="3"/>
-    <w:next w:val="29"/>
+    <w:basedOn w:val="Heading2"/>
+    <w:next w:val="a1"/>
     <w:qFormat/>
-    <w:uiPriority w:val="0"/>
     <w:pPr>
       <w:spacing w:line="360" w:lineRule="auto"/>
     </w:pPr>
     <w:rPr>
-      <w:rFonts w:ascii="Arial" w:hAnsi="Arial" w:eastAsia="宋体"/>
+      <w:rFonts w:ascii="Arial" w:eastAsia="宋体" w:hAnsi="Arial"/>
       <w:sz w:val="28"/>
     </w:rPr>
   </w:style>
-  <w:style w:type="paragraph" w:customStyle="1" w:styleId="31">
+  <w:style w:type="paragraph" w:customStyle="1" w:styleId="3">
     <w:name w:val="柴_标题3"/>
-    <w:basedOn w:val="4"/>
-    <w:next w:val="29"/>
+    <w:basedOn w:val="Heading3"/>
+    <w:next w:val="a1"/>
     <w:qFormat/>
-    <w:uiPriority w:val="0"/>
     <w:pPr>
       <w:spacing w:line="360" w:lineRule="auto"/>
       <w:ind w:left="0" w:firstLine="472" w:firstLineChars="200"/>
     </w:pPr>
     <w:rPr>
-      <w:rFonts w:ascii="宋体" w:hAnsi="宋体" w:eastAsia="宋体" w:cs="宋体"/>
+      <w:rFonts w:ascii="宋体" w:eastAsia="宋体" w:hAnsi="宋体" w:cs="宋体"/>
       <w:spacing w:val="-2"/>
       <w:sz w:val="24"/>
       <w:szCs w:val="24"/>
     </w:rPr>
   </w:style>
-  <w:style w:type="paragraph" w:customStyle="1" w:styleId="32">
+  <w:style w:type="paragraph" w:customStyle="1" w:styleId="a2">
     <w:name w:val="柴_目录"/>
-    <w:basedOn w:val="1"/>
-    <w:next w:val="12"/>
+    <w:basedOn w:val="Normal"/>
+    <w:next w:val="BodyText"/>
     <w:qFormat/>
-    <w:uiPriority w:val="0"/>
     <w:pPr>
       <w:tabs>
         <w:tab w:val="right" w:leader="dot" w:pos="8442"/>
@@ -7270,64 +7130,59 @@
       <w:ind w:left="0" w:leftChars="0"/>
     </w:pPr>
     <w:rPr>
-      <w:rFonts w:ascii="Arial" w:hAnsi="Arial" w:eastAsia="Microsoft JhengHei"/>
+      <w:rFonts w:ascii="Arial" w:eastAsia="Microsoft JhengHei" w:hAnsi="Arial"/>
       <w:sz w:val="24"/>
     </w:rPr>
   </w:style>
-  <w:style w:type="paragraph" w:customStyle="1" w:styleId="33">
+  <w:style w:type="paragraph" w:customStyle="1" w:styleId="WPSOffice1">
     <w:name w:val="WPSOffice手动目录 1"/>
     <w:qFormat/>
-    <w:uiPriority w:val="0"/>
     <w:pPr>
       <w:ind w:leftChars="0"/>
     </w:pPr>
     <w:rPr>
-      <w:rFonts w:ascii="Times New Roman" w:hAnsi="Times New Roman" w:eastAsia="宋体" w:cs="Times New Roman"/>
+      <w:rFonts w:ascii="Times New Roman" w:eastAsia="宋体" w:hAnsi="Times New Roman" w:cs="Times New Roman"/>
       <w:sz w:val="20"/>
       <w:szCs w:val="20"/>
     </w:rPr>
   </w:style>
-  <w:style w:type="paragraph" w:customStyle="1" w:styleId="34">
+  <w:style w:type="paragraph" w:customStyle="1" w:styleId="WPSOffice2">
     <w:name w:val="WPSOffice手动目录 2"/>
     <w:qFormat/>
-    <w:uiPriority w:val="0"/>
     <w:pPr>
       <w:ind w:leftChars="200"/>
     </w:pPr>
     <w:rPr>
-      <w:rFonts w:ascii="Times New Roman" w:hAnsi="Times New Roman" w:eastAsia="宋体" w:cs="Times New Roman"/>
+      <w:rFonts w:ascii="Times New Roman" w:eastAsia="宋体" w:hAnsi="Times New Roman" w:cs="Times New Roman"/>
       <w:sz w:val="20"/>
       <w:szCs w:val="20"/>
     </w:rPr>
   </w:style>
-  <w:style w:type="paragraph" w:customStyle="1" w:styleId="35">
+  <w:style w:type="paragraph" w:customStyle="1" w:styleId="WPSOffice3">
     <w:name w:val="WPSOffice手动目录 3"/>
     <w:qFormat/>
-    <w:uiPriority w:val="0"/>
     <w:pPr>
       <w:ind w:leftChars="400"/>
     </w:pPr>
     <w:rPr>
-      <w:rFonts w:ascii="Times New Roman" w:hAnsi="Times New Roman" w:eastAsia="宋体" w:cs="Times New Roman"/>
+      <w:rFonts w:ascii="Times New Roman" w:eastAsia="宋体" w:hAnsi="Times New Roman" w:cs="Times New Roman"/>
       <w:sz w:val="20"/>
       <w:szCs w:val="20"/>
     </w:rPr>
   </w:style>
-  <w:style w:type="paragraph" w:customStyle="1" w:styleId="36">
+  <w:style w:type="paragraph" w:customStyle="1" w:styleId="Compact">
     <w:name w:val="Compact"/>
-    <w:basedOn w:val="12"/>
+    <w:basedOn w:val="BodyText"/>
     <w:qFormat/>
-    <w:uiPriority w:val="0"/>
     <w:pPr>
       <w:spacing w:before="36" w:after="36"/>
     </w:pPr>
   </w:style>
-  <w:style w:type="table" w:customStyle="1" w:styleId="37">
+  <w:style w:type="table" w:customStyle="1" w:styleId="Table">
     <w:name w:val="Table"/>
     <w:semiHidden/>
     <w:unhideWhenUsed/>
     <w:qFormat/>
-    <w:uiPriority w:val="0"/>
     <w:tblPr>
       <w:tblCellMar>
         <w:top w:w="0" w:type="dxa"/>
@@ -7339,28 +7194,26 @@
     <w:tblStylePr w:type="firstRow">
       <w:tcPr>
         <w:tcBorders>
-          <w:bottom w:val="single" w:color="auto" w:sz="0" w:space="0"/>
+          <w:bottom w:val="single" w:sz="0" w:space="0" w:color="auto"/>
         </w:tcBorders>
         <w:vAlign w:val="bottom"/>
       </w:tcPr>
     </w:tblStylePr>
   </w:style>
-  <w:style w:type="character" w:customStyle="1" w:styleId="38">
+  <w:style w:type="character" w:customStyle="1" w:styleId="1Char">
     <w:name w:val="柴_标题1 Char"/>
-    <w:link w:val="28"/>
+    <w:link w:val="1"/>
     <w:qFormat/>
-    <w:uiPriority w:val="0"/>
     <w:rPr>
-      <w:rFonts w:ascii="Arial" w:hAnsi="Arial" w:eastAsia="宋体"/>
+      <w:rFonts w:ascii="Arial" w:eastAsia="宋体" w:hAnsi="Arial"/>
       <w:sz w:val="32"/>
     </w:rPr>
   </w:style>
-  <w:style w:type="table" w:customStyle="1" w:styleId="39">
+  <w:style w:type="table" w:customStyle="1" w:styleId="TableNormal1">
     <w:name w:val="Table Normal_1"/>
     <w:semiHidden/>
     <w:unhideWhenUsed/>
     <w:qFormat/>
-    <w:uiPriority w:val="0"/>
     <w:tblPr>
       <w:tblCellMar>
         <w:top w:w="0" w:type="dxa"/>
@@ -7370,11 +7223,10 @@
       </w:tblCellMar>
     </w:tblPr>
   </w:style>
-  <w:style w:type="paragraph" w:customStyle="1" w:styleId="40">
+  <w:style w:type="paragraph" w:customStyle="1" w:styleId="a3">
     <w:name w:val="柴_正文_无缩进"/>
-    <w:basedOn w:val="1"/>
+    <w:basedOn w:val="Normal"/>
     <w:qFormat/>
-    <w:uiPriority w:val="0"/>
     <w:pPr>
       <w:ind w:firstLine="0" w:firstLineChars="0"/>
     </w:pPr>
@@ -7384,31 +7236,29 @@
       <w:lang w:eastAsia="zh-CN"/>
     </w:rPr>
   </w:style>
-  <w:style w:type="paragraph" w:customStyle="1" w:styleId="41">
+  <w:style w:type="paragraph" w:customStyle="1" w:styleId="4">
     <w:name w:val="柴_标题4"/>
-    <w:basedOn w:val="5"/>
-    <w:next w:val="1"/>
+    <w:basedOn w:val="Heading4"/>
+    <w:next w:val="Normal"/>
     <w:qFormat/>
-    <w:uiPriority w:val="0"/>
     <w:pPr>
       <w:widowControl w:val="0"/>
       <w:spacing w:before="160" w:line="360" w:lineRule="auto"/>
-      <w:ind w:left="981" w:leftChars="300" w:hanging="862"/>
+      <w:ind w:left="981" w:hanging="862" w:leftChars="300"/>
     </w:pPr>
     <w:rPr>
-      <w:rFonts w:hint="eastAsia" w:ascii="Calibri" w:hAnsi="Calibri" w:eastAsia="宋体" w:cs="宋体"/>
+      <w:rFonts w:ascii="Calibri" w:eastAsia="宋体" w:hAnsi="Calibri" w:cs="宋体" w:hint="eastAsia"/>
       <w:sz w:val="24"/>
       <w:szCs w:val="24"/>
       <w:lang w:eastAsia="zh-CN" w:bidi="zh-CN"/>
     </w:rPr>
   </w:style>
-  <w:style w:type="character" w:customStyle="1" w:styleId="42">
+  <w:style w:type="character" w:customStyle="1" w:styleId="Char">
     <w:name w:val="柴_正文 Char"/>
-    <w:link w:val="29"/>
+    <w:link w:val="a1"/>
     <w:qFormat/>
-    <w:uiPriority w:val="0"/>
     <w:rPr>
-      <w:rFonts w:ascii="Arial" w:hAnsi="Arial" w:eastAsia="宋体"/>
+      <w:rFonts w:ascii="Arial" w:eastAsia="宋体" w:hAnsi="Arial"/>
       <w:sz w:val="24"/>
       <w:lang w:eastAsia="zh-CN"/>
     </w:rPr>

--- a/5.人员管理/1.流程制度规范类文件/TXHS-05-03-人员招聘管理制度.docx
+++ b/5.人员管理/1.流程制度规范类文件/TXHS-05-03-人员招聘管理制度.docx
@@ -1379,7 +1379,7 @@
                 <w:vertAlign w:val="baseline"/>
                 <w:lang w:val="en-US" w:eastAsia="zh-CN"/>
               </w:rPr>
-              <w:t>陈凯</w:t>
+              <w:t>茅建根</w:t>
             </w:r>
           </w:p>
         </w:tc>
@@ -1684,7 +1684,7 @@
                 <w:vertAlign w:val="baseline"/>
                 <w:lang w:val="en-US" w:eastAsia="zh-CN"/>
               </w:rPr>
-              <w:t>陈凯</w:t>
+              <w:t>茅建根</w:t>
             </w:r>
           </w:p>
         </w:tc>

--- a/5.人员管理/1.流程制度规范类文件/TXHS-05-03-人员招聘管理制度.docx
+++ b/5.人员管理/1.流程制度规范类文件/TXHS-05-03-人员招聘管理制度.docx
@@ -1,11 +1,10 @@
 
 <file path=word/document.xml><?xml version="1.0" encoding="utf-8"?>
-<w:document xmlns:wpc="http://schemas.microsoft.com/office/word/2010/wordprocessingCanvas" xmlns:mc="http://schemas.openxmlformats.org/markup-compatibility/2006" xmlns:o="urn:schemas-microsoft-com:office:office" xmlns:r="http://schemas.openxmlformats.org/officeDocument/2006/relationships" xmlns:m="http://schemas.openxmlformats.org/officeDocument/2006/math" xmlns:v="urn:schemas-microsoft-com:vml" xmlns:wp14="http://schemas.microsoft.com/office/word/2010/wordprocessingDrawing" xmlns:wp="http://schemas.openxmlformats.org/drawingml/2006/wordprocessingDrawing" xmlns:w10="urn:schemas-microsoft-com:office:word" xmlns:w="http://schemas.openxmlformats.org/wordprocessingml/2006/main" xmlns:w14="http://schemas.microsoft.com/office/word/2010/wordml" xmlns:w15="http://schemas.microsoft.com/office/word/2012/wordml" xmlns:wne="http://schemas.microsoft.com/office/word/2006/wordml" xmlns:wpg="http://schemas.microsoft.com/office/word/2010/wordprocessingGroup" xmlns:wpi="http://schemas.microsoft.com/office/word/2010/wordprocessingInk" xmlns:wps="http://schemas.microsoft.com/office/word/2010/wordprocessingShape" mc:Ignorable="w14 w15 wp14">
-  <!-- Generated by Aspose.Words for .NET 13.3.0.1 -->
+<w:document xmlns:wpc="http://schemas.microsoft.com/office/word/2010/wordprocessingCanvas" xmlns:mc="http://schemas.openxmlformats.org/markup-compatibility/2006" xmlns:o="urn:schemas-microsoft-com:office:office" xmlns:r="http://schemas.openxmlformats.org/officeDocument/2006/relationships" xmlns:m="http://schemas.openxmlformats.org/officeDocument/2006/math" xmlns:v="urn:schemas-microsoft-com:vml" xmlns:wp14="http://schemas.microsoft.com/office/word/2010/wordprocessingDrawing" xmlns:wp="http://schemas.openxmlformats.org/drawingml/2006/wordprocessingDrawing" xmlns:w="http://schemas.openxmlformats.org/wordprocessingml/2006/main" xmlns:w14="http://schemas.microsoft.com/office/word/2010/wordml" xmlns:w10="urn:schemas-microsoft-com:office:word" xmlns:w15="http://schemas.microsoft.com/office/word/2012/wordml" xmlns:wpg="http://schemas.microsoft.com/office/word/2010/wordprocessingGroup" xmlns:wpi="http://schemas.microsoft.com/office/word/2010/wordprocessingInk" xmlns:wne="http://schemas.microsoft.com/office/word/2006/wordml" xmlns:wps="http://schemas.microsoft.com/office/word/2010/wordprocessingShape" xmlns:wpsCustomData="http://www.wps.cn/officeDocument/2013/wpsCustomData" mc:Ignorable="w14 w15 wp14">
   <w:body>
     <w:p>
       <w:pPr>
-        <w:pStyle w:val="a"/>
+        <w:pStyle w:val="24"/>
         <w:keepNext w:val="0"/>
         <w:keepLines w:val="0"/>
         <w:pageBreakBefore w:val="0"/>
@@ -25,7 +24,7 @@
       <w:bookmarkStart w:id="0" w:name="_Toc22080"/>
       <w:r>
         <w:drawing>
-          <wp:anchor distT="0" distB="0" distL="114300" distR="114300" simplePos="0" relativeHeight="251660288" behindDoc="1" locked="0" layoutInCell="1" allowOverlap="1">
+          <wp:anchor distT="0" distB="0" distL="114300" distR="114300" simplePos="0" relativeHeight="251661312" behindDoc="1" locked="0" layoutInCell="1" allowOverlap="1">
             <wp:simplePos x="0" y="0"/>
             <wp:positionH relativeFrom="column">
               <wp:posOffset>-19050</wp:posOffset>
@@ -50,7 +49,7 @@
                     </pic:cNvPicPr>
                   </pic:nvPicPr>
                   <pic:blipFill>
-                    <a:blip xmlns:r="http://schemas.openxmlformats.org/officeDocument/2006/relationships" r:embed="rId4"/>
+                    <a:blip r:embed="rId8"/>
                     <a:stretch>
                       <a:fillRect/>
                     </a:stretch>
@@ -76,7 +75,7 @@
       </w:r>
       <w:r>
         <w:drawing>
-          <wp:anchor distT="0" distB="0" distL="114300" distR="114300" simplePos="0" relativeHeight="251659264" behindDoc="1" locked="0" layoutInCell="1" allowOverlap="1">
+          <wp:anchor distT="0" distB="0" distL="114300" distR="114300" simplePos="0" relativeHeight="251660288" behindDoc="1" locked="0" layoutInCell="1" allowOverlap="1">
             <wp:simplePos x="0" y="0"/>
             <wp:positionH relativeFrom="column">
               <wp:posOffset>0</wp:posOffset>
@@ -101,7 +100,7 @@
                     </pic:cNvPicPr>
                   </pic:nvPicPr>
                   <pic:blipFill>
-                    <a:blip xmlns:r="http://schemas.openxmlformats.org/officeDocument/2006/relationships" r:embed="rId5"/>
+                    <a:blip r:embed="rId9"/>
                     <a:stretch>
                       <a:fillRect/>
                     </a:stretch>
@@ -131,7 +130,7 @@
           <w:lang w:val="en-US" w:eastAsia="zh-CN"/>
         </w:rPr>
         <w:drawing>
-          <wp:anchor distT="0" distB="0" distL="114300" distR="114300" simplePos="0" relativeHeight="251658240" behindDoc="1" locked="0" layoutInCell="1" allowOverlap="1">
+          <wp:anchor distT="0" distB="0" distL="114300" distR="114300" simplePos="0" relativeHeight="251659264" behindDoc="1" locked="0" layoutInCell="1" allowOverlap="1">
             <wp:simplePos x="0" y="0"/>
             <wp:positionH relativeFrom="column">
               <wp:posOffset>635</wp:posOffset>
@@ -156,7 +155,7 @@
                     </pic:cNvPicPr>
                   </pic:nvPicPr>
                   <pic:blipFill>
-                    <a:blip xmlns:r="http://schemas.openxmlformats.org/officeDocument/2006/relationships" r:embed="rId6">
+                    <a:blip r:embed="rId10">
                       <a:alphaModFix amt="58000"/>
                       <a:lum contrast="-52000"/>
                     </a:blip>
@@ -190,7 +189,7 @@
     </w:p>
     <w:p>
       <w:pPr>
-        <w:pStyle w:val="a0"/>
+        <w:pStyle w:val="25"/>
         <w:keepNext w:val="0"/>
         <w:keepLines w:val="0"/>
         <w:pageBreakBefore w:val="0"/>
@@ -239,11 +238,11 @@
         <w:adjustRightInd w:val="0"/>
         <w:snapToGrid w:val="0"/>
         <w:spacing w:after="624" w:afterLines="200" w:line="219" w:lineRule="auto"/>
-        <w:ind w:left="0" w:right="0" w:firstLine="0" w:leftChars="0" w:rightChars="0" w:firstLineChars="0"/>
+        <w:ind w:left="0" w:leftChars="0" w:right="0" w:rightChars="0" w:firstLine="0" w:firstLineChars="0"/>
         <w:jc w:val="center"/>
         <w:textAlignment w:val="baseline"/>
         <w:rPr>
-          <w:rFonts w:ascii="宋体" w:eastAsia="宋体" w:hAnsi="宋体" w:cs="宋体" w:hint="eastAsia"/>
+          <w:rFonts w:hint="eastAsia" w:ascii="宋体" w:hAnsi="宋体" w:eastAsia="宋体" w:cs="宋体"/>
           <w:sz w:val="24"/>
           <w:szCs w:val="24"/>
           <w:lang w:val="en-US" w:eastAsia="zh-CN"/>
@@ -251,7 +250,7 @@
       </w:pPr>
       <w:r>
         <w:rPr>
-          <w:rFonts w:ascii="宋体" w:eastAsia="宋体" w:hAnsi="宋体" w:cs="宋体"/>
+          <w:rFonts w:ascii="宋体" w:hAnsi="宋体" w:eastAsia="宋体" w:cs="宋体"/>
           <w:b/>
           <w:bCs/>
           <w:spacing w:val="-3"/>
@@ -262,7 +261,7 @@
       </w:r>
       <w:r>
         <w:rPr>
-          <w:rFonts w:ascii="宋体" w:eastAsia="宋体" w:hAnsi="宋体" w:cs="宋体" w:hint="eastAsia"/>
+          <w:rFonts w:hint="eastAsia" w:ascii="宋体" w:hAnsi="宋体" w:eastAsia="宋体" w:cs="宋体"/>
           <w:b/>
           <w:bCs/>
           <w:spacing w:val="-3"/>
@@ -274,7 +273,7 @@
       </w:r>
       <w:r>
         <w:rPr>
-          <w:rFonts w:ascii="宋体" w:eastAsia="宋体" w:hAnsi="宋体" w:cs="宋体"/>
+          <w:rFonts w:ascii="宋体" w:hAnsi="宋体" w:eastAsia="宋体" w:cs="宋体"/>
           <w:b/>
           <w:bCs/>
           <w:spacing w:val="-3"/>
@@ -285,7 +284,7 @@
       </w:r>
       <w:r>
         <w:rPr>
-          <w:rFonts w:ascii="宋体" w:eastAsia="宋体" w:hAnsi="宋体" w:cs="宋体" w:hint="eastAsia"/>
+          <w:rFonts w:hint="eastAsia" w:ascii="宋体" w:hAnsi="宋体" w:eastAsia="宋体" w:cs="宋体"/>
           <w:b/>
           <w:bCs/>
           <w:spacing w:val="-3"/>
@@ -297,7 +296,7 @@
       </w:r>
       <w:r>
         <w:rPr>
-          <w:rFonts w:ascii="宋体" w:eastAsia="宋体" w:hAnsi="宋体" w:cs="宋体"/>
+          <w:rFonts w:ascii="宋体" w:hAnsi="宋体" w:eastAsia="宋体" w:cs="宋体"/>
           <w:b/>
           <w:bCs/>
           <w:spacing w:val="-3"/>
@@ -308,7 +307,7 @@
       </w:r>
       <w:r>
         <w:rPr>
-          <w:rFonts w:ascii="宋体" w:hAnsi="宋体" w:cs="宋体" w:hint="eastAsia"/>
+          <w:rFonts w:hint="eastAsia" w:ascii="宋体" w:hAnsi="宋体" w:cs="宋体"/>
           <w:b/>
           <w:bCs/>
           <w:spacing w:val="-3"/>
@@ -321,17 +320,18 @@
     </w:p>
     <w:tbl>
       <w:tblPr>
-        <w:tblStyle w:val="TableGrid"/>
+        <w:tblStyle w:val="21"/>
         <w:tblW w:w="0" w:type="auto"/>
         <w:jc w:val="center"/>
         <w:tblBorders>
-          <w:top w:val="nil"/>
-          <w:left w:val="nil"/>
-          <w:bottom w:val="nil"/>
-          <w:right w:val="nil"/>
-          <w:insideH w:val="nil"/>
-          <w:insideV w:val="nil"/>
+          <w:top w:val="none" w:color="auto" w:sz="0" w:space="0"/>
+          <w:left w:val="none" w:color="auto" w:sz="0" w:space="0"/>
+          <w:bottom w:val="none" w:color="auto" w:sz="0" w:space="0"/>
+          <w:right w:val="none" w:color="auto" w:sz="0" w:space="0"/>
+          <w:insideH w:val="none" w:color="auto" w:sz="0" w:space="0"/>
+          <w:insideV w:val="none" w:color="auto" w:sz="0" w:space="0"/>
         </w:tblBorders>
+        <w:tblLayout w:type="autofit"/>
         <w:tblCellMar>
           <w:top w:w="0" w:type="dxa"/>
           <w:left w:w="108" w:type="dxa"/>
@@ -345,15 +345,13 @@
       </w:tblGrid>
       <w:tr>
         <w:tblPrEx>
-          <w:tblW w:w="0" w:type="auto"/>
-          <w:jc w:val="center"/>
           <w:tblBorders>
-            <w:top w:val="nil"/>
-            <w:left w:val="nil"/>
-            <w:bottom w:val="nil"/>
-            <w:right w:val="nil"/>
-            <w:insideH w:val="nil"/>
-            <w:insideV w:val="nil"/>
+            <w:top w:val="none" w:color="auto" w:sz="0" w:space="0"/>
+            <w:left w:val="none" w:color="auto" w:sz="0" w:space="0"/>
+            <w:bottom w:val="none" w:color="auto" w:sz="0" w:space="0"/>
+            <w:right w:val="none" w:color="auto" w:sz="0" w:space="0"/>
+            <w:insideH w:val="none" w:color="auto" w:sz="0" w:space="0"/>
+            <w:insideV w:val="none" w:color="auto" w:sz="0" w:space="0"/>
           </w:tblBorders>
           <w:tblCellMar>
             <w:top w:w="0" w:type="dxa"/>
@@ -363,7 +361,7 @@
           </w:tblCellMar>
         </w:tblPrEx>
         <w:trPr>
-          <w:trHeight w:val="810"/>
+          <w:trHeight w:val="810" w:hRule="atLeast"/>
           <w:jc w:val="center"/>
         </w:trPr>
         <w:tc>
@@ -402,7 +400,7 @@
             </w:r>
             <w:r>
               <w:rPr>
-                <w:rFonts w:asciiTheme="minorAscii" w:eastAsiaTheme="minorEastAsia" w:hAnsiTheme="minorAscii" w:hint="default"/>
+                <w:rFonts w:hint="default" w:asciiTheme="minorAscii" w:hAnsiTheme="minorAscii" w:eastAsiaTheme="minorEastAsia"/>
                 <w:spacing w:val="227"/>
                 <w:sz w:val="21"/>
                 <w:vertAlign w:val="baseline"/>
@@ -457,7 +455,7 @@
             </w:r>
             <w:r>
               <w:rPr>
-                <w:rFonts w:asciiTheme="minorAscii" w:eastAsiaTheme="minorEastAsia" w:hAnsiTheme="minorAscii" w:hint="eastAsia"/>
+                <w:rFonts w:hint="eastAsia" w:asciiTheme="minorAscii" w:hAnsiTheme="minorAscii" w:eastAsiaTheme="minorEastAsia"/>
                 <w:spacing w:val="227"/>
                 <w:sz w:val="21"/>
                 <w:vertAlign w:val="baseline"/>
@@ -479,8 +477,14 @@
       </w:tr>
       <w:tr>
         <w:tblPrEx>
-          <w:tblW w:w="0" w:type="auto"/>
-          <w:jc w:val="center"/>
+          <w:tblBorders>
+            <w:top w:val="none" w:color="auto" w:sz="0" w:space="0"/>
+            <w:left w:val="none" w:color="auto" w:sz="0" w:space="0"/>
+            <w:bottom w:val="none" w:color="auto" w:sz="0" w:space="0"/>
+            <w:right w:val="none" w:color="auto" w:sz="0" w:space="0"/>
+            <w:insideH w:val="none" w:color="auto" w:sz="0" w:space="0"/>
+            <w:insideV w:val="none" w:color="auto" w:sz="0" w:space="0"/>
+          </w:tblBorders>
           <w:tblCellMar>
             <w:top w:w="0" w:type="dxa"/>
             <w:left w:w="108" w:type="dxa"/>
@@ -489,7 +493,7 @@
           </w:tblCellMar>
         </w:tblPrEx>
         <w:trPr>
-          <w:trHeight w:val="810"/>
+          <w:trHeight w:val="810" w:hRule="atLeast"/>
           <w:jc w:val="center"/>
         </w:trPr>
         <w:tc>
@@ -514,7 +518,7 @@
               <w:snapToGrid w:val="0"/>
               <w:textAlignment w:val="baseline"/>
               <w:rPr>
-                <w:rFonts w:ascii="Arial" w:eastAsia="Arial" w:hAnsi="Arial" w:cs="Arial" w:hint="default"/>
+                <w:rFonts w:hint="default" w:ascii="Arial" w:hAnsi="Arial" w:eastAsia="Arial" w:cs="Arial"/>
                 <w:snapToGrid w:val="0"/>
                 <w:color w:val="000000"/>
                 <w:kern w:val="0"/>
@@ -546,7 +550,7 @@
             </w:r>
             <w:r>
               <w:rPr>
-                <w:rFonts w:asciiTheme="minorAscii" w:eastAsiaTheme="minorEastAsia" w:hAnsiTheme="minorAscii" w:hint="default"/>
+                <w:rFonts w:hint="default" w:asciiTheme="minorAscii" w:hAnsiTheme="minorAscii" w:eastAsiaTheme="minorEastAsia"/>
                 <w:spacing w:val="227"/>
                 <w:sz w:val="21"/>
                 <w:vertAlign w:val="baseline"/>
@@ -589,7 +593,7 @@
               <w:snapToGrid w:val="0"/>
               <w:textAlignment w:val="baseline"/>
               <w:rPr>
-                <w:rFonts w:ascii="Arial" w:eastAsia="Arial" w:hAnsi="Arial" w:cs="Arial" w:hint="default"/>
+                <w:rFonts w:hint="default" w:ascii="Arial" w:hAnsi="Arial" w:eastAsia="Arial" w:cs="Arial"/>
                 <w:snapToGrid w:val="0"/>
                 <w:color w:val="000000"/>
                 <w:kern w:val="0"/>
@@ -609,7 +613,7 @@
             </w:r>
             <w:r>
               <w:rPr>
-                <w:rFonts w:asciiTheme="minorAscii" w:eastAsiaTheme="minorEastAsia" w:hAnsiTheme="minorAscii" w:hint="eastAsia"/>
+                <w:rFonts w:hint="eastAsia" w:asciiTheme="minorAscii" w:hAnsiTheme="minorAscii" w:eastAsiaTheme="minorEastAsia"/>
                 <w:spacing w:val="227"/>
                 <w:sz w:val="21"/>
                 <w:vertAlign w:val="baseline"/>
@@ -631,8 +635,14 @@
       </w:tr>
       <w:tr>
         <w:tblPrEx>
-          <w:tblW w:w="0" w:type="auto"/>
-          <w:jc w:val="center"/>
+          <w:tblBorders>
+            <w:top w:val="none" w:color="auto" w:sz="0" w:space="0"/>
+            <w:left w:val="none" w:color="auto" w:sz="0" w:space="0"/>
+            <w:bottom w:val="none" w:color="auto" w:sz="0" w:space="0"/>
+            <w:right w:val="none" w:color="auto" w:sz="0" w:space="0"/>
+            <w:insideH w:val="none" w:color="auto" w:sz="0" w:space="0"/>
+            <w:insideV w:val="none" w:color="auto" w:sz="0" w:space="0"/>
+          </w:tblBorders>
           <w:tblCellMar>
             <w:top w:w="0" w:type="dxa"/>
             <w:left w:w="108" w:type="dxa"/>
@@ -641,7 +651,7 @@
           </w:tblCellMar>
         </w:tblPrEx>
         <w:trPr>
-          <w:trHeight w:val="635"/>
+          <w:trHeight w:val="635" w:hRule="atLeast"/>
           <w:jc w:val="center"/>
         </w:trPr>
         <w:tc>
@@ -692,7 +702,7 @@
             </w:r>
             <w:r>
               <w:rPr>
-                <w:rFonts w:asciiTheme="minorAscii" w:eastAsiaTheme="minorEastAsia" w:hAnsiTheme="minorAscii" w:hint="eastAsia"/>
+                <w:rFonts w:hint="eastAsia" w:asciiTheme="minorAscii" w:hAnsiTheme="minorAscii" w:eastAsiaTheme="minorEastAsia"/>
                 <w:spacing w:val="227"/>
                 <w:sz w:val="21"/>
                 <w:vertAlign w:val="baseline"/>
@@ -746,7 +756,7 @@
             </w:r>
             <w:r>
               <w:rPr>
-                <w:rFonts w:asciiTheme="minorAscii" w:eastAsiaTheme="minorEastAsia" w:hAnsiTheme="minorAscii" w:hint="eastAsia"/>
+                <w:rFonts w:hint="eastAsia" w:asciiTheme="minorAscii" w:hAnsiTheme="minorAscii" w:eastAsiaTheme="minorEastAsia"/>
                 <w:spacing w:val="227"/>
                 <w:sz w:val="21"/>
                 <w:vertAlign w:val="baseline"/>
@@ -807,14 +817,14 @@
         <w:ind w:left="3634"/>
         <w:textAlignment w:val="baseline"/>
         <w:rPr>
-          <w:rFonts w:ascii="宋体" w:eastAsia="宋体" w:hAnsi="宋体" w:cs="宋体"/>
+          <w:rFonts w:ascii="宋体" w:hAnsi="宋体" w:eastAsia="宋体" w:cs="宋体"/>
           <w:sz w:val="31"/>
           <w:szCs w:val="31"/>
         </w:rPr>
       </w:pPr>
       <w:r>
         <w:rPr>
-          <w:rFonts w:ascii="宋体" w:eastAsia="宋体" w:hAnsi="宋体" w:cs="宋体"/>
+          <w:rFonts w:ascii="宋体" w:hAnsi="宋体" w:eastAsia="宋体" w:cs="宋体"/>
           <w:b/>
           <w:bCs/>
           <w:spacing w:val="4"/>
@@ -826,16 +836,16 @@
     </w:p>
     <w:tbl>
       <w:tblPr>
-        <w:tblStyle w:val="TableNormal0"/>
+        <w:tblStyle w:val="26"/>
         <w:tblW w:w="8214" w:type="dxa"/>
         <w:jc w:val="center"/>
         <w:tblBorders>
-          <w:top w:val="single" w:sz="2" w:space="0" w:color="000000"/>
-          <w:left w:val="single" w:sz="2" w:space="0" w:color="000000"/>
-          <w:bottom w:val="single" w:sz="2" w:space="0" w:color="000000"/>
-          <w:right w:val="single" w:sz="2" w:space="0" w:color="000000"/>
-          <w:insideH w:val="single" w:sz="2" w:space="0" w:color="000000"/>
-          <w:insideV w:val="single" w:sz="2" w:space="0" w:color="000000"/>
+          <w:top w:val="single" w:color="000000" w:sz="2" w:space="0"/>
+          <w:left w:val="single" w:color="000000" w:sz="2" w:space="0"/>
+          <w:bottom w:val="single" w:color="000000" w:sz="2" w:space="0"/>
+          <w:right w:val="single" w:color="000000" w:sz="2" w:space="0"/>
+          <w:insideH w:val="single" w:color="000000" w:sz="2" w:space="0"/>
+          <w:insideV w:val="single" w:color="000000" w:sz="2" w:space="0"/>
         </w:tblBorders>
         <w:tblLayout w:type="fixed"/>
         <w:tblCellMar>
@@ -855,17 +865,14 @@
       </w:tblGrid>
       <w:tr>
         <w:tblPrEx>
-          <w:tblW w:w="8214" w:type="dxa"/>
-          <w:jc w:val="center"/>
           <w:tblBorders>
-            <w:top w:val="single" w:sz="2" w:space="0" w:color="000000"/>
-            <w:left w:val="single" w:sz="2" w:space="0" w:color="000000"/>
-            <w:bottom w:val="single" w:sz="2" w:space="0" w:color="000000"/>
-            <w:right w:val="single" w:sz="2" w:space="0" w:color="000000"/>
-            <w:insideH w:val="single" w:sz="2" w:space="0" w:color="000000"/>
-            <w:insideV w:val="single" w:sz="2" w:space="0" w:color="000000"/>
+            <w:top w:val="single" w:color="000000" w:sz="2" w:space="0"/>
+            <w:left w:val="single" w:color="000000" w:sz="2" w:space="0"/>
+            <w:bottom w:val="single" w:color="000000" w:sz="2" w:space="0"/>
+            <w:right w:val="single" w:color="000000" w:sz="2" w:space="0"/>
+            <w:insideH w:val="single" w:color="000000" w:sz="2" w:space="0"/>
+            <w:insideV w:val="single" w:color="000000" w:sz="2" w:space="0"/>
           </w:tblBorders>
-          <w:tblLayout w:type="fixed"/>
           <w:tblCellMar>
             <w:top w:w="0" w:type="dxa"/>
             <w:left w:w="0" w:type="dxa"/>
@@ -874,7 +881,7 @@
           </w:tblCellMar>
         </w:tblPrEx>
         <w:trPr>
-          <w:trHeight w:val="593"/>
+          <w:trHeight w:val="593" w:hRule="atLeast"/>
           <w:jc w:val="center"/>
         </w:trPr>
         <w:tc>
@@ -896,18 +903,18 @@
               <w:adjustRightInd w:val="0"/>
               <w:snapToGrid w:val="0"/>
               <w:spacing w:before="176" w:line="228" w:lineRule="auto"/>
-              <w:ind w:left="0" w:right="0" w:firstLine="0" w:leftChars="0" w:rightChars="0" w:firstLineChars="0"/>
+              <w:ind w:left="0" w:leftChars="0" w:right="0" w:rightChars="0" w:firstLine="0" w:firstLineChars="0"/>
               <w:jc w:val="center"/>
               <w:textAlignment w:val="baseline"/>
               <w:rPr>
-                <w:rFonts w:ascii="宋体" w:eastAsia="宋体" w:hAnsi="宋体" w:cs="宋体"/>
+                <w:rFonts w:ascii="宋体" w:hAnsi="宋体" w:eastAsia="宋体" w:cs="宋体"/>
                 <w:sz w:val="20"/>
                 <w:szCs w:val="20"/>
               </w:rPr>
             </w:pPr>
             <w:r>
               <w:rPr>
-                <w:rFonts w:ascii="宋体" w:hAnsi="宋体" w:cs="宋体" w:hint="eastAsia"/>
+                <w:rFonts w:hint="eastAsia" w:ascii="宋体" w:hAnsi="宋体" w:cs="宋体"/>
                 <w:spacing w:val="-14"/>
                 <w:sz w:val="20"/>
                 <w:szCs w:val="20"/>
@@ -917,7 +924,7 @@
             </w:r>
             <w:r>
               <w:rPr>
-                <w:rFonts w:ascii="宋体" w:eastAsia="宋体" w:hAnsi="宋体" w:cs="宋体"/>
+                <w:rFonts w:ascii="宋体" w:hAnsi="宋体" w:eastAsia="宋体" w:cs="宋体"/>
                 <w:spacing w:val="-14"/>
                 <w:sz w:val="20"/>
                 <w:szCs w:val="20"/>
@@ -945,18 +952,18 @@
               <w:adjustRightInd w:val="0"/>
               <w:snapToGrid w:val="0"/>
               <w:spacing w:before="175" w:line="227" w:lineRule="auto"/>
-              <w:ind w:left="0" w:right="0" w:firstLine="0" w:leftChars="0" w:rightChars="0" w:firstLineChars="0"/>
+              <w:ind w:left="0" w:leftChars="0" w:right="0" w:rightChars="0" w:firstLine="0" w:firstLineChars="0"/>
               <w:jc w:val="center"/>
               <w:textAlignment w:val="baseline"/>
               <w:rPr>
-                <w:rFonts w:ascii="宋体" w:eastAsia="宋体" w:hAnsi="宋体" w:cs="宋体"/>
+                <w:rFonts w:ascii="宋体" w:hAnsi="宋体" w:eastAsia="宋体" w:cs="宋体"/>
                 <w:sz w:val="20"/>
                 <w:szCs w:val="20"/>
               </w:rPr>
             </w:pPr>
             <w:r>
               <w:rPr>
-                <w:rFonts w:ascii="宋体" w:eastAsia="宋体" w:hAnsi="宋体" w:cs="宋体"/>
+                <w:rFonts w:ascii="宋体" w:hAnsi="宋体" w:eastAsia="宋体" w:cs="宋体"/>
                 <w:spacing w:val="4"/>
                 <w:sz w:val="20"/>
                 <w:szCs w:val="20"/>
@@ -984,18 +991,18 @@
               <w:adjustRightInd w:val="0"/>
               <w:snapToGrid w:val="0"/>
               <w:spacing w:before="175" w:line="228" w:lineRule="auto"/>
-              <w:ind w:left="0" w:right="0" w:firstLine="0" w:leftChars="0" w:rightChars="0" w:firstLineChars="0"/>
+              <w:ind w:left="0" w:leftChars="0" w:right="0" w:rightChars="0" w:firstLine="0" w:firstLineChars="0"/>
               <w:jc w:val="center"/>
               <w:textAlignment w:val="baseline"/>
               <w:rPr>
-                <w:rFonts w:ascii="宋体" w:eastAsia="宋体" w:hAnsi="宋体" w:cs="宋体"/>
+                <w:rFonts w:ascii="宋体" w:hAnsi="宋体" w:eastAsia="宋体" w:cs="宋体"/>
                 <w:sz w:val="20"/>
                 <w:szCs w:val="20"/>
               </w:rPr>
             </w:pPr>
             <w:r>
               <w:rPr>
-                <w:rFonts w:ascii="宋体" w:eastAsia="宋体" w:hAnsi="宋体" w:cs="宋体"/>
+                <w:rFonts w:ascii="宋体" w:hAnsi="宋体" w:eastAsia="宋体" w:cs="宋体"/>
                 <w:spacing w:val="7"/>
                 <w:sz w:val="20"/>
                 <w:szCs w:val="20"/>
@@ -1023,11 +1030,11 @@
               <w:adjustRightInd w:val="0"/>
               <w:snapToGrid w:val="0"/>
               <w:spacing w:before="175" w:line="228" w:lineRule="auto"/>
-              <w:ind w:left="0" w:right="0" w:firstLine="0" w:leftChars="0" w:rightChars="0" w:firstLineChars="0"/>
+              <w:ind w:left="0" w:leftChars="0" w:right="0" w:rightChars="0" w:firstLine="0" w:firstLineChars="0"/>
               <w:jc w:val="center"/>
               <w:textAlignment w:val="baseline"/>
               <w:rPr>
-                <w:rFonts w:ascii="宋体" w:eastAsia="宋体" w:hAnsi="宋体" w:cs="宋体" w:hint="eastAsia"/>
+                <w:rFonts w:hint="eastAsia" w:ascii="宋体" w:hAnsi="宋体" w:eastAsia="宋体" w:cs="宋体"/>
                 <w:spacing w:val="7"/>
                 <w:sz w:val="20"/>
                 <w:szCs w:val="20"/>
@@ -1036,7 +1043,7 @@
             </w:pPr>
             <w:r>
               <w:rPr>
-                <w:rFonts w:ascii="宋体" w:hAnsi="宋体" w:cs="宋体" w:hint="eastAsia"/>
+                <w:rFonts w:hint="eastAsia" w:ascii="宋体" w:hAnsi="宋体" w:cs="宋体"/>
                 <w:spacing w:val="7"/>
                 <w:sz w:val="20"/>
                 <w:szCs w:val="20"/>
@@ -1065,11 +1072,11 @@
               <w:adjustRightInd w:val="0"/>
               <w:snapToGrid w:val="0"/>
               <w:spacing w:before="175" w:line="228" w:lineRule="auto"/>
-              <w:ind w:left="0" w:right="0" w:firstLine="0" w:leftChars="0" w:rightChars="0" w:firstLineChars="0"/>
+              <w:ind w:left="0" w:leftChars="0" w:right="0" w:rightChars="0" w:firstLine="0" w:firstLineChars="0"/>
               <w:jc w:val="center"/>
               <w:textAlignment w:val="baseline"/>
               <w:rPr>
-                <w:rFonts w:ascii="宋体" w:hAnsi="宋体" w:cs="宋体" w:hint="default"/>
+                <w:rFonts w:hint="default" w:ascii="宋体" w:hAnsi="宋体" w:cs="宋体"/>
                 <w:spacing w:val="7"/>
                 <w:sz w:val="20"/>
                 <w:szCs w:val="20"/>
@@ -1078,7 +1085,7 @@
             </w:pPr>
             <w:r>
               <w:rPr>
-                <w:rFonts w:ascii="宋体" w:hAnsi="宋体" w:cs="宋体" w:hint="eastAsia"/>
+                <w:rFonts w:hint="eastAsia" w:ascii="宋体" w:hAnsi="宋体" w:cs="宋体"/>
                 <w:spacing w:val="7"/>
                 <w:sz w:val="20"/>
                 <w:szCs w:val="20"/>
@@ -1107,18 +1114,18 @@
               <w:adjustRightInd w:val="0"/>
               <w:snapToGrid w:val="0"/>
               <w:spacing w:before="176" w:line="229" w:lineRule="auto"/>
-              <w:ind w:left="0" w:right="0" w:firstLine="0" w:leftChars="0" w:rightChars="0" w:firstLineChars="0"/>
+              <w:ind w:left="0" w:leftChars="0" w:right="0" w:rightChars="0" w:firstLine="0" w:firstLineChars="0"/>
               <w:jc w:val="center"/>
               <w:textAlignment w:val="baseline"/>
               <w:rPr>
-                <w:rFonts w:ascii="宋体" w:eastAsia="宋体" w:hAnsi="宋体" w:cs="宋体"/>
+                <w:rFonts w:ascii="宋体" w:hAnsi="宋体" w:eastAsia="宋体" w:cs="宋体"/>
                 <w:sz w:val="20"/>
                 <w:szCs w:val="20"/>
               </w:rPr>
             </w:pPr>
             <w:r>
               <w:rPr>
-                <w:rFonts w:ascii="宋体" w:eastAsia="宋体" w:hAnsi="宋体" w:cs="宋体"/>
+                <w:rFonts w:ascii="宋体" w:hAnsi="宋体" w:eastAsia="宋体" w:cs="宋体"/>
                 <w:spacing w:val="7"/>
                 <w:sz w:val="20"/>
                 <w:szCs w:val="20"/>
@@ -1130,9 +1137,14 @@
       </w:tr>
       <w:tr>
         <w:tblPrEx>
-          <w:tblW w:w="8214" w:type="dxa"/>
-          <w:jc w:val="center"/>
-          <w:tblLayout w:type="fixed"/>
+          <w:tblBorders>
+            <w:top w:val="single" w:color="000000" w:sz="2" w:space="0"/>
+            <w:left w:val="single" w:color="000000" w:sz="2" w:space="0"/>
+            <w:bottom w:val="single" w:color="000000" w:sz="2" w:space="0"/>
+            <w:right w:val="single" w:color="000000" w:sz="2" w:space="0"/>
+            <w:insideH w:val="single" w:color="000000" w:sz="2" w:space="0"/>
+            <w:insideV w:val="single" w:color="000000" w:sz="2" w:space="0"/>
+          </w:tblBorders>
           <w:tblCellMar>
             <w:top w:w="0" w:type="dxa"/>
             <w:left w:w="0" w:type="dxa"/>
@@ -1141,7 +1153,300 @@
           </w:tblCellMar>
         </w:tblPrEx>
         <w:trPr>
-          <w:trHeight w:val="516"/>
+          <w:trHeight w:val="516" w:hRule="atLeast"/>
+          <w:jc w:val="center"/>
+        </w:trPr>
+        <w:tc>
+          <w:tcPr>
+            <w:tcW w:w="1317" w:type="dxa"/>
+          </w:tcPr>
+          <w:p>
+            <w:pPr>
+              <w:keepNext w:val="0"/>
+              <w:keepLines w:val="0"/>
+              <w:pageBreakBefore w:val="0"/>
+              <w:widowControl w:val="0"/>
+              <w:kinsoku w:val="0"/>
+              <w:wordWrap/>
+              <w:overflowPunct/>
+              <w:autoSpaceDE w:val="0"/>
+              <w:autoSpaceDN w:val="0"/>
+              <w:bidi w:val="0"/>
+              <w:adjustRightInd w:val="0"/>
+              <w:snapToGrid w:val="0"/>
+              <w:spacing w:before="173" w:line="267" w:lineRule="exact"/>
+              <w:ind w:left="0" w:leftChars="0" w:right="0" w:rightChars="0" w:firstLine="0" w:firstLineChars="0"/>
+              <w:jc w:val="center"/>
+              <w:textAlignment w:val="baseline"/>
+              <w:rPr>
+                <w:rFonts w:hint="default" w:ascii="宋体" w:hAnsi="宋体" w:eastAsia="宋体" w:cs="宋体"/>
+                <w:sz w:val="20"/>
+                <w:szCs w:val="20"/>
+                <w:lang w:val="en-US"/>
+              </w:rPr>
+            </w:pPr>
+            <w:r>
+              <w:rPr>
+                <w:rFonts w:ascii="宋体" w:hAnsi="宋体" w:eastAsia="宋体" w:cs="宋体"/>
+                <w:spacing w:val="3"/>
+                <w:position w:val="1"/>
+                <w:sz w:val="20"/>
+                <w:szCs w:val="20"/>
+              </w:rPr>
+              <w:t>2025.1.</w:t>
+            </w:r>
+            <w:r>
+              <w:rPr>
+                <w:rFonts w:hint="eastAsia" w:ascii="宋体" w:hAnsi="宋体" w:cs="宋体"/>
+                <w:spacing w:val="3"/>
+                <w:position w:val="1"/>
+                <w:sz w:val="20"/>
+                <w:szCs w:val="20"/>
+                <w:lang w:val="en-US" w:eastAsia="zh-CN"/>
+              </w:rPr>
+              <w:t>10</w:t>
+            </w:r>
+          </w:p>
+        </w:tc>
+        <w:tc>
+          <w:tcPr>
+            <w:tcW w:w="972" w:type="dxa"/>
+          </w:tcPr>
+          <w:p>
+            <w:pPr>
+              <w:keepNext w:val="0"/>
+              <w:keepLines w:val="0"/>
+              <w:pageBreakBefore w:val="0"/>
+              <w:widowControl w:val="0"/>
+              <w:kinsoku w:val="0"/>
+              <w:wordWrap/>
+              <w:overflowPunct/>
+              <w:autoSpaceDE w:val="0"/>
+              <w:autoSpaceDN w:val="0"/>
+              <w:bidi w:val="0"/>
+              <w:adjustRightInd w:val="0"/>
+              <w:snapToGrid w:val="0"/>
+              <w:spacing w:before="173" w:line="267" w:lineRule="exact"/>
+              <w:ind w:left="0" w:leftChars="0" w:right="0" w:rightChars="0" w:firstLine="0" w:firstLineChars="0"/>
+              <w:jc w:val="center"/>
+              <w:textAlignment w:val="baseline"/>
+              <w:rPr>
+                <w:rFonts w:ascii="宋体" w:hAnsi="宋体" w:eastAsia="宋体" w:cs="宋体"/>
+                <w:sz w:val="20"/>
+                <w:szCs w:val="20"/>
+              </w:rPr>
+            </w:pPr>
+            <w:r>
+              <w:rPr>
+                <w:rFonts w:ascii="宋体" w:hAnsi="宋体" w:eastAsia="宋体" w:cs="宋体"/>
+                <w:spacing w:val="4"/>
+                <w:position w:val="1"/>
+                <w:sz w:val="20"/>
+                <w:szCs w:val="20"/>
+              </w:rPr>
+              <w:t>V1.0</w:t>
+            </w:r>
+          </w:p>
+        </w:tc>
+        <w:tc>
+          <w:tcPr>
+            <w:tcW w:w="1575" w:type="dxa"/>
+          </w:tcPr>
+          <w:p>
+            <w:pPr>
+              <w:keepNext w:val="0"/>
+              <w:keepLines w:val="0"/>
+              <w:pageBreakBefore w:val="0"/>
+              <w:widowControl w:val="0"/>
+              <w:kinsoku w:val="0"/>
+              <w:wordWrap/>
+              <w:overflowPunct/>
+              <w:autoSpaceDE w:val="0"/>
+              <w:autoSpaceDN w:val="0"/>
+              <w:bidi w:val="0"/>
+              <w:adjustRightInd w:val="0"/>
+              <w:snapToGrid w:val="0"/>
+              <w:spacing w:before="172" w:line="228" w:lineRule="auto"/>
+              <w:ind w:left="0" w:leftChars="0" w:right="0" w:rightChars="0" w:firstLine="0" w:firstLineChars="0"/>
+              <w:jc w:val="center"/>
+              <w:textAlignment w:val="baseline"/>
+              <w:rPr>
+                <w:rFonts w:ascii="宋体" w:hAnsi="宋体" w:eastAsia="宋体" w:cs="宋体"/>
+                <w:sz w:val="20"/>
+                <w:szCs w:val="20"/>
+              </w:rPr>
+            </w:pPr>
+            <w:r>
+              <w:rPr>
+                <w:rFonts w:ascii="宋体" w:hAnsi="宋体" w:eastAsia="宋体" w:cs="宋体"/>
+                <w:spacing w:val="200"/>
+                <w:kern w:val="0"/>
+                <w:sz w:val="20"/>
+                <w:szCs w:val="20"/>
+              </w:rPr>
+              <w:t>新</w:t>
+            </w:r>
+            <w:r>
+              <w:rPr>
+                <w:rFonts w:ascii="宋体" w:hAnsi="宋体" w:eastAsia="宋体" w:cs="宋体"/>
+                <w:spacing w:val="0"/>
+                <w:kern w:val="0"/>
+                <w:sz w:val="20"/>
+                <w:szCs w:val="20"/>
+              </w:rPr>
+              <w:t>建</w:t>
+            </w:r>
+          </w:p>
+        </w:tc>
+        <w:tc>
+          <w:tcPr>
+            <w:tcW w:w="1829" w:type="dxa"/>
+          </w:tcPr>
+          <w:p>
+            <w:pPr>
+              <w:keepNext w:val="0"/>
+              <w:keepLines w:val="0"/>
+              <w:pageBreakBefore w:val="0"/>
+              <w:widowControl w:val="0"/>
+              <w:kinsoku w:val="0"/>
+              <w:wordWrap/>
+              <w:overflowPunct/>
+              <w:autoSpaceDE w:val="0"/>
+              <w:autoSpaceDN w:val="0"/>
+              <w:bidi w:val="0"/>
+              <w:adjustRightInd w:val="0"/>
+              <w:snapToGrid w:val="0"/>
+              <w:spacing w:before="172" w:line="228" w:lineRule="auto"/>
+              <w:ind w:left="0" w:leftChars="0" w:right="0" w:rightChars="0" w:firstLine="0" w:firstLineChars="0"/>
+              <w:jc w:val="center"/>
+              <w:textAlignment w:val="baseline"/>
+              <w:rPr>
+                <w:rFonts w:ascii="宋体" w:hAnsi="宋体" w:eastAsia="宋体" w:cs="宋体"/>
+                <w:spacing w:val="200"/>
+                <w:kern w:val="0"/>
+                <w:sz w:val="20"/>
+                <w:szCs w:val="20"/>
+              </w:rPr>
+            </w:pPr>
+            <w:r>
+              <w:rPr>
+                <w:rFonts w:hint="eastAsia" w:ascii="宋体" w:hAnsi="宋体" w:cs="宋体"/>
+                <w:spacing w:val="200"/>
+                <w:kern w:val="0"/>
+                <w:sz w:val="20"/>
+                <w:szCs w:val="20"/>
+                <w:lang w:val="en-US" w:eastAsia="zh-CN"/>
+              </w:rPr>
+              <w:t>平湾</w:t>
+            </w:r>
+            <w:bookmarkStart w:id="20" w:name="_GoBack"/>
+            <w:bookmarkEnd w:id="20"/>
+          </w:p>
+        </w:tc>
+        <w:tc>
+          <w:tcPr>
+            <w:tcW w:w="1606" w:type="dxa"/>
+          </w:tcPr>
+          <w:p>
+            <w:pPr>
+              <w:keepNext w:val="0"/>
+              <w:keepLines w:val="0"/>
+              <w:pageBreakBefore w:val="0"/>
+              <w:widowControl w:val="0"/>
+              <w:kinsoku w:val="0"/>
+              <w:wordWrap/>
+              <w:overflowPunct/>
+              <w:autoSpaceDE w:val="0"/>
+              <w:autoSpaceDN w:val="0"/>
+              <w:bidi w:val="0"/>
+              <w:adjustRightInd w:val="0"/>
+              <w:snapToGrid w:val="0"/>
+              <w:spacing w:before="173" w:line="229" w:lineRule="auto"/>
+              <w:ind w:left="0" w:leftChars="0" w:right="0" w:rightChars="0" w:firstLine="0" w:firstLineChars="0"/>
+              <w:jc w:val="center"/>
+              <w:textAlignment w:val="baseline"/>
+              <w:rPr>
+                <w:rFonts w:ascii="宋体" w:hAnsi="宋体" w:eastAsia="宋体" w:cs="宋体"/>
+                <w:spacing w:val="200"/>
+                <w:kern w:val="0"/>
+                <w:sz w:val="20"/>
+                <w:szCs w:val="20"/>
+              </w:rPr>
+            </w:pPr>
+            <w:r>
+              <w:rPr>
+                <w:rFonts w:hint="eastAsia" w:asciiTheme="minorAscii" w:hAnsiTheme="minorAscii" w:eastAsiaTheme="minorEastAsia"/>
+                <w:spacing w:val="0"/>
+                <w:kern w:val="0"/>
+                <w:sz w:val="21"/>
+                <w:vertAlign w:val="baseline"/>
+                <w:lang w:val="en-US" w:eastAsia="zh-CN"/>
+              </w:rPr>
+              <w:t>茅建根</w:t>
+            </w:r>
+          </w:p>
+        </w:tc>
+        <w:tc>
+          <w:tcPr>
+            <w:tcW w:w="915" w:type="dxa"/>
+          </w:tcPr>
+          <w:p>
+            <w:pPr>
+              <w:keepNext w:val="0"/>
+              <w:keepLines w:val="0"/>
+              <w:pageBreakBefore w:val="0"/>
+              <w:widowControl w:val="0"/>
+              <w:kinsoku w:val="0"/>
+              <w:wordWrap/>
+              <w:overflowPunct/>
+              <w:autoSpaceDE w:val="0"/>
+              <w:autoSpaceDN w:val="0"/>
+              <w:bidi w:val="0"/>
+              <w:adjustRightInd w:val="0"/>
+              <w:snapToGrid w:val="0"/>
+              <w:spacing w:before="173" w:line="229" w:lineRule="auto"/>
+              <w:ind w:left="0" w:leftChars="0" w:right="0" w:rightChars="0" w:firstLine="0" w:firstLineChars="0"/>
+              <w:jc w:val="center"/>
+              <w:textAlignment w:val="baseline"/>
+              <w:rPr>
+                <w:rFonts w:ascii="宋体" w:hAnsi="宋体" w:eastAsia="宋体" w:cs="宋体"/>
+                <w:sz w:val="20"/>
+                <w:szCs w:val="20"/>
+              </w:rPr>
+            </w:pPr>
+            <w:r>
+              <w:rPr>
+                <w:rFonts w:hint="eastAsia" w:asciiTheme="minorAscii" w:hAnsiTheme="minorAscii" w:eastAsiaTheme="minorEastAsia"/>
+                <w:spacing w:val="0"/>
+                <w:kern w:val="0"/>
+                <w:sz w:val="21"/>
+                <w:vertAlign w:val="baseline"/>
+                <w:lang w:val="en-US" w:eastAsia="zh-CN"/>
+              </w:rPr>
+              <w:t>吴亚红</w:t>
+            </w:r>
+          </w:p>
+        </w:tc>
+      </w:tr>
+      <w:tr>
+        <w:tblPrEx>
+          <w:tblBorders>
+            <w:top w:val="single" w:color="000000" w:sz="2" w:space="0"/>
+            <w:left w:val="single" w:color="000000" w:sz="2" w:space="0"/>
+            <w:bottom w:val="single" w:color="000000" w:sz="2" w:space="0"/>
+            <w:right w:val="single" w:color="000000" w:sz="2" w:space="0"/>
+            <w:insideH w:val="single" w:color="000000" w:sz="2" w:space="0"/>
+            <w:insideV w:val="single" w:color="000000" w:sz="2" w:space="0"/>
+          </w:tblBorders>
+          <w:tblCellMar>
+            <w:top w:w="0" w:type="dxa"/>
+            <w:left w:w="0" w:type="dxa"/>
+            <w:bottom w:w="0" w:type="dxa"/>
+            <w:right w:w="0" w:type="dxa"/>
+          </w:tblCellMar>
+        </w:tblPrEx>
+        <w:trPr>
+          <w:trHeight w:val="516" w:hRule="atLeast"/>
           <w:jc w:val="center"/>
         </w:trPr>
         <w:tc>
@@ -1164,11 +1469,11 @@
               <w:adjustRightInd w:val="0"/>
               <w:snapToGrid w:val="0"/>
               <w:spacing w:before="173" w:line="267" w:lineRule="exact"/>
-              <w:ind w:left="0" w:right="0" w:firstLine="0" w:leftChars="0" w:rightChars="0" w:firstLineChars="0"/>
+              <w:ind w:left="0" w:leftChars="0" w:right="0" w:rightChars="0" w:firstLine="0" w:firstLineChars="0"/>
               <w:jc w:val="center"/>
               <w:textAlignment w:val="baseline"/>
               <w:rPr>
-                <w:rFonts w:ascii="宋体" w:eastAsia="宋体" w:hAnsi="宋体" w:cs="宋体" w:hint="default"/>
+                <w:rFonts w:hint="default" w:ascii="宋体" w:hAnsi="宋体" w:eastAsia="宋体" w:cs="宋体"/>
                 <w:snapToGrid w:val="0"/>
                 <w:color w:val="000000"/>
                 <w:kern w:val="0"/>
@@ -1177,16 +1482,6 @@
                 <w:lang w:val="en-US" w:eastAsia="en-US" w:bidi="ar-SA"/>
               </w:rPr>
             </w:pPr>
-            <w:r>
-              <w:rPr>
-                <w:rFonts w:ascii="宋体" w:eastAsia="宋体" w:hAnsi="宋体" w:cs="宋体"/>
-                <w:spacing w:val="3"/>
-                <w:position w:val="1"/>
-                <w:sz w:val="20"/>
-                <w:szCs w:val="20"/>
-              </w:rPr>
-              <w:t>2022.6.20</w:t>
-            </w:r>
           </w:p>
         </w:tc>
         <w:tc>
@@ -1209,11 +1504,11 @@
               <w:adjustRightInd w:val="0"/>
               <w:snapToGrid w:val="0"/>
               <w:spacing w:before="173" w:line="267" w:lineRule="exact"/>
-              <w:ind w:left="0" w:right="0" w:firstLine="0" w:leftChars="0" w:rightChars="0" w:firstLineChars="0"/>
+              <w:ind w:left="0" w:leftChars="0" w:right="0" w:rightChars="0" w:firstLine="0" w:firstLineChars="0"/>
               <w:jc w:val="center"/>
               <w:textAlignment w:val="baseline"/>
               <w:rPr>
-                <w:rFonts w:ascii="宋体" w:eastAsia="宋体" w:hAnsi="宋体" w:cs="宋体"/>
+                <w:rFonts w:ascii="宋体" w:hAnsi="宋体" w:eastAsia="宋体" w:cs="宋体"/>
                 <w:snapToGrid w:val="0"/>
                 <w:color w:val="000000"/>
                 <w:kern w:val="0"/>
@@ -1222,16 +1517,6 @@
                 <w:lang w:val="en-US" w:eastAsia="en-US" w:bidi="ar-SA"/>
               </w:rPr>
             </w:pPr>
-            <w:r>
-              <w:rPr>
-                <w:rFonts w:ascii="宋体" w:eastAsia="宋体" w:hAnsi="宋体" w:cs="宋体"/>
-                <w:spacing w:val="4"/>
-                <w:position w:val="1"/>
-                <w:sz w:val="20"/>
-                <w:szCs w:val="20"/>
-              </w:rPr>
-              <w:t>V1.0</w:t>
-            </w:r>
           </w:p>
         </w:tc>
         <w:tc>
@@ -1254,11 +1539,11 @@
               <w:adjustRightInd w:val="0"/>
               <w:snapToGrid w:val="0"/>
               <w:spacing w:before="172" w:line="228" w:lineRule="auto"/>
-              <w:ind w:left="0" w:right="0" w:firstLine="0" w:leftChars="0" w:rightChars="0" w:firstLineChars="0"/>
+              <w:ind w:left="0" w:leftChars="0" w:right="0" w:rightChars="0" w:firstLine="0" w:firstLineChars="0"/>
               <w:jc w:val="center"/>
               <w:textAlignment w:val="baseline"/>
               <w:rPr>
-                <w:rFonts w:ascii="宋体" w:eastAsia="宋体" w:hAnsi="宋体" w:cs="宋体"/>
+                <w:rFonts w:ascii="宋体" w:hAnsi="宋体" w:eastAsia="宋体" w:cs="宋体"/>
                 <w:snapToGrid w:val="0"/>
                 <w:color w:val="000000"/>
                 <w:kern w:val="0"/>
@@ -1267,26 +1552,6 @@
                 <w:lang w:val="en-US" w:eastAsia="en-US" w:bidi="ar-SA"/>
               </w:rPr>
             </w:pPr>
-            <w:r>
-              <w:rPr>
-                <w:rFonts w:ascii="宋体" w:eastAsia="宋体" w:hAnsi="宋体" w:cs="宋体"/>
-                <w:spacing w:val="200"/>
-                <w:kern w:val="0"/>
-                <w:sz w:val="20"/>
-                <w:szCs w:val="20"/>
-              </w:rPr>
-              <w:t>新</w:t>
-            </w:r>
-            <w:r>
-              <w:rPr>
-                <w:rFonts w:ascii="宋体" w:eastAsia="宋体" w:hAnsi="宋体" w:cs="宋体"/>
-                <w:spacing w:val="0"/>
-                <w:kern w:val="0"/>
-                <w:sz w:val="20"/>
-                <w:szCs w:val="20"/>
-              </w:rPr>
-              <w:t>建</w:t>
-            </w:r>
           </w:p>
         </w:tc>
         <w:tc>
@@ -1309,11 +1574,11 @@
               <w:adjustRightInd w:val="0"/>
               <w:snapToGrid w:val="0"/>
               <w:spacing w:before="172" w:line="228" w:lineRule="auto"/>
-              <w:ind w:left="0" w:right="0" w:firstLine="0" w:leftChars="0" w:rightChars="0" w:firstLineChars="0"/>
+              <w:ind w:left="0" w:leftChars="0" w:right="0" w:rightChars="0" w:firstLine="0" w:firstLineChars="0"/>
               <w:jc w:val="center"/>
               <w:textAlignment w:val="baseline"/>
               <w:rPr>
-                <w:rFonts w:ascii="宋体" w:eastAsia="宋体" w:hAnsi="宋体" w:cs="宋体"/>
+                <w:rFonts w:ascii="宋体" w:hAnsi="宋体" w:eastAsia="宋体" w:cs="宋体"/>
                 <w:snapToGrid w:val="0"/>
                 <w:color w:val="000000"/>
                 <w:spacing w:val="200"/>
@@ -1323,17 +1588,6 @@
                 <w:lang w:val="en-US" w:eastAsia="en-US" w:bidi="ar-SA"/>
               </w:rPr>
             </w:pPr>
-            <w:r>
-              <w:rPr>
-                <w:rFonts w:ascii="宋体" w:eastAsia="宋体" w:hAnsi="宋体" w:cs="宋体" w:hint="eastAsia"/>
-                <w:spacing w:val="200"/>
-                <w:kern w:val="0"/>
-                <w:sz w:val="20"/>
-                <w:szCs w:val="20"/>
-                <w:lang w:val="en-US" w:eastAsia="zh-CN"/>
-              </w:rPr>
-              <w:t>平湾</w:t>
-            </w:r>
           </w:p>
         </w:tc>
         <w:tc>
@@ -1356,11 +1610,11 @@
               <w:adjustRightInd w:val="0"/>
               <w:snapToGrid w:val="0"/>
               <w:spacing w:before="173" w:line="229" w:lineRule="auto"/>
-              <w:ind w:left="0" w:right="0" w:firstLine="0" w:leftChars="0" w:rightChars="0" w:firstLineChars="0"/>
+              <w:ind w:left="0" w:leftChars="0" w:right="0" w:rightChars="0" w:firstLine="0" w:firstLineChars="0"/>
               <w:jc w:val="center"/>
               <w:textAlignment w:val="baseline"/>
               <w:rPr>
-                <w:rFonts w:ascii="宋体" w:eastAsia="宋体" w:hAnsi="宋体" w:cs="宋体"/>
+                <w:rFonts w:ascii="宋体" w:hAnsi="宋体" w:eastAsia="宋体" w:cs="宋体"/>
                 <w:snapToGrid w:val="0"/>
                 <w:color w:val="000000"/>
                 <w:spacing w:val="200"/>
@@ -1370,17 +1624,6 @@
                 <w:lang w:val="en-US" w:eastAsia="en-US" w:bidi="ar-SA"/>
               </w:rPr>
             </w:pPr>
-            <w:r>
-              <w:rPr>
-                <w:rFonts w:asciiTheme="minorAscii" w:eastAsiaTheme="minorEastAsia" w:hAnsiTheme="minorAscii" w:hint="eastAsia"/>
-                <w:spacing w:val="0"/>
-                <w:kern w:val="0"/>
-                <w:sz w:val="21"/>
-                <w:vertAlign w:val="baseline"/>
-                <w:lang w:val="en-US" w:eastAsia="zh-CN"/>
-              </w:rPr>
-              <w:t>茅建根</w:t>
-            </w:r>
           </w:p>
         </w:tc>
         <w:tc>
@@ -1403,11 +1646,11 @@
               <w:adjustRightInd w:val="0"/>
               <w:snapToGrid w:val="0"/>
               <w:spacing w:before="173" w:line="229" w:lineRule="auto"/>
-              <w:ind w:left="0" w:right="0" w:firstLine="0" w:leftChars="0" w:rightChars="0" w:firstLineChars="0"/>
+              <w:ind w:left="0" w:leftChars="0" w:right="0" w:rightChars="0" w:firstLine="0" w:firstLineChars="0"/>
               <w:jc w:val="center"/>
               <w:textAlignment w:val="baseline"/>
               <w:rPr>
-                <w:rFonts w:ascii="宋体" w:eastAsia="宋体" w:hAnsi="宋体" w:cs="宋体"/>
+                <w:rFonts w:ascii="宋体" w:hAnsi="宋体" w:eastAsia="宋体" w:cs="宋体"/>
                 <w:snapToGrid w:val="0"/>
                 <w:color w:val="000000"/>
                 <w:kern w:val="0"/>
@@ -1416,25 +1659,19 @@
                 <w:lang w:val="en-US" w:eastAsia="en-US" w:bidi="ar-SA"/>
               </w:rPr>
             </w:pPr>
-            <w:r>
-              <w:rPr>
-                <w:rFonts w:asciiTheme="minorAscii" w:eastAsiaTheme="minorEastAsia" w:hAnsiTheme="minorAscii" w:hint="eastAsia"/>
-                <w:spacing w:val="0"/>
-                <w:kern w:val="0"/>
-                <w:sz w:val="21"/>
-                <w:vertAlign w:val="baseline"/>
-                <w:lang w:val="en-US" w:eastAsia="zh-CN"/>
-              </w:rPr>
-              <w:t>吴亚红</w:t>
-            </w:r>
           </w:p>
         </w:tc>
       </w:tr>
       <w:tr>
         <w:tblPrEx>
-          <w:tblW w:w="8214" w:type="dxa"/>
-          <w:jc w:val="center"/>
-          <w:tblLayout w:type="fixed"/>
+          <w:tblBorders>
+            <w:top w:val="single" w:color="000000" w:sz="2" w:space="0"/>
+            <w:left w:val="single" w:color="000000" w:sz="2" w:space="0"/>
+            <w:bottom w:val="single" w:color="000000" w:sz="2" w:space="0"/>
+            <w:right w:val="single" w:color="000000" w:sz="2" w:space="0"/>
+            <w:insideH w:val="single" w:color="000000" w:sz="2" w:space="0"/>
+            <w:insideV w:val="single" w:color="000000" w:sz="2" w:space="0"/>
+          </w:tblBorders>
           <w:tblCellMar>
             <w:top w:w="0" w:type="dxa"/>
             <w:left w:w="0" w:type="dxa"/>
@@ -1443,7 +1680,7 @@
           </w:tblCellMar>
         </w:tblPrEx>
         <w:trPr>
-          <w:trHeight w:val="556"/>
+          <w:trHeight w:val="556" w:hRule="atLeast"/>
           <w:jc w:val="center"/>
         </w:trPr>
         <w:tc>
@@ -1466,11 +1703,11 @@
               <w:adjustRightInd w:val="0"/>
               <w:snapToGrid w:val="0"/>
               <w:spacing w:before="173" w:line="267" w:lineRule="exact"/>
-              <w:ind w:left="0" w:right="0" w:firstLine="0" w:leftChars="0" w:rightChars="0" w:firstLineChars="0"/>
+              <w:ind w:left="0" w:leftChars="0" w:right="0" w:rightChars="0" w:firstLine="0" w:firstLineChars="0"/>
               <w:jc w:val="center"/>
               <w:textAlignment w:val="baseline"/>
               <w:rPr>
-                <w:rFonts w:ascii="宋体" w:eastAsia="宋体" w:hAnsi="宋体" w:cs="宋体" w:hint="default"/>
+                <w:rFonts w:hint="default" w:ascii="宋体" w:hAnsi="宋体" w:eastAsia="宋体" w:cs="宋体"/>
                 <w:snapToGrid w:val="0"/>
                 <w:color w:val="000000"/>
                 <w:kern w:val="0"/>
@@ -1479,27 +1716,6 @@
                 <w:lang w:val="en-US" w:eastAsia="en-US" w:bidi="ar-SA"/>
               </w:rPr>
             </w:pPr>
-            <w:r>
-              <w:rPr>
-                <w:rFonts w:ascii="宋体" w:eastAsia="宋体" w:hAnsi="宋体" w:cs="宋体"/>
-                <w:spacing w:val="3"/>
-                <w:position w:val="1"/>
-                <w:sz w:val="20"/>
-                <w:szCs w:val="20"/>
-              </w:rPr>
-              <w:t>2025.1.</w:t>
-            </w:r>
-            <w:r>
-              <w:rPr>
-                <w:rFonts w:ascii="宋体" w:hAnsi="宋体" w:cs="宋体" w:hint="eastAsia"/>
-                <w:spacing w:val="3"/>
-                <w:position w:val="1"/>
-                <w:sz w:val="20"/>
-                <w:szCs w:val="20"/>
-                <w:lang w:val="en-US" w:eastAsia="zh-CN"/>
-              </w:rPr>
-              <w:t>10</w:t>
-            </w:r>
           </w:p>
         </w:tc>
         <w:tc>
@@ -1522,11 +1738,11 @@
               <w:adjustRightInd w:val="0"/>
               <w:snapToGrid w:val="0"/>
               <w:spacing w:before="173" w:line="267" w:lineRule="exact"/>
-              <w:ind w:left="0" w:right="0" w:firstLine="0" w:leftChars="0" w:rightChars="0" w:firstLineChars="0"/>
+              <w:ind w:left="0" w:leftChars="0" w:right="0" w:rightChars="0" w:firstLine="0" w:firstLineChars="0"/>
               <w:jc w:val="center"/>
               <w:textAlignment w:val="baseline"/>
               <w:rPr>
-                <w:rFonts w:ascii="宋体" w:eastAsia="宋体" w:hAnsi="宋体" w:cs="宋体"/>
+                <w:rFonts w:ascii="宋体" w:hAnsi="宋体" w:eastAsia="宋体" w:cs="宋体"/>
                 <w:snapToGrid w:val="0"/>
                 <w:color w:val="000000"/>
                 <w:kern w:val="0"/>
@@ -1535,16 +1751,6 @@
                 <w:lang w:val="en-US" w:eastAsia="en-US" w:bidi="ar-SA"/>
               </w:rPr>
             </w:pPr>
-            <w:r>
-              <w:rPr>
-                <w:rFonts w:ascii="宋体" w:eastAsia="宋体" w:hAnsi="宋体" w:cs="宋体"/>
-                <w:spacing w:val="4"/>
-                <w:position w:val="1"/>
-                <w:sz w:val="20"/>
-                <w:szCs w:val="20"/>
-              </w:rPr>
-              <w:t>V1.0</w:t>
-            </w:r>
           </w:p>
         </w:tc>
         <w:tc>
@@ -1567,11 +1773,11 @@
               <w:adjustRightInd w:val="0"/>
               <w:snapToGrid w:val="0"/>
               <w:spacing w:before="172" w:line="228" w:lineRule="auto"/>
-              <w:ind w:left="0" w:right="0" w:firstLine="0" w:leftChars="0" w:rightChars="0" w:firstLineChars="0"/>
+              <w:ind w:left="0" w:leftChars="0" w:right="0" w:rightChars="0" w:firstLine="0" w:firstLineChars="0"/>
               <w:jc w:val="center"/>
               <w:textAlignment w:val="baseline"/>
               <w:rPr>
-                <w:rFonts w:ascii="宋体" w:eastAsia="宋体" w:hAnsi="宋体" w:cs="宋体" w:hint="default"/>
+                <w:rFonts w:hint="default" w:ascii="宋体" w:hAnsi="宋体" w:eastAsia="宋体" w:cs="宋体"/>
                 <w:snapToGrid w:val="0"/>
                 <w:color w:val="000000"/>
                 <w:kern w:val="0"/>
@@ -1580,18 +1786,6 @@
                 <w:lang w:val="en-US" w:eastAsia="zh-CN" w:bidi="ar-SA"/>
               </w:rPr>
             </w:pPr>
-            <w:r>
-              <w:rPr>
-                <w:rFonts w:ascii="宋体" w:hAnsi="宋体" w:cs="宋体" w:hint="eastAsia"/>
-                <w:snapToGrid w:val="0"/>
-                <w:color w:val="000000"/>
-                <w:kern w:val="0"/>
-                <w:sz w:val="20"/>
-                <w:szCs w:val="20"/>
-                <w:lang w:val="en-US" w:eastAsia="zh-CN" w:bidi="ar-SA"/>
-              </w:rPr>
-              <w:t>完善转正管理</w:t>
-            </w:r>
           </w:p>
         </w:tc>
         <w:tc>
@@ -1614,11 +1808,11 @@
               <w:adjustRightInd w:val="0"/>
               <w:snapToGrid w:val="0"/>
               <w:spacing w:before="172" w:line="228" w:lineRule="auto"/>
-              <w:ind w:left="0" w:right="0" w:firstLine="0" w:leftChars="0" w:rightChars="0" w:firstLineChars="0"/>
+              <w:ind w:left="0" w:leftChars="0" w:right="0" w:rightChars="0" w:firstLine="0" w:firstLineChars="0"/>
               <w:jc w:val="center"/>
               <w:textAlignment w:val="baseline"/>
               <w:rPr>
-                <w:rFonts w:ascii="宋体" w:eastAsia="宋体" w:hAnsi="宋体" w:cs="宋体"/>
+                <w:rFonts w:ascii="宋体" w:hAnsi="宋体" w:eastAsia="宋体" w:cs="宋体"/>
                 <w:snapToGrid w:val="0"/>
                 <w:color w:val="000000"/>
                 <w:spacing w:val="200"/>
@@ -1628,17 +1822,6 @@
                 <w:lang w:val="en-US" w:eastAsia="en-US" w:bidi="ar-SA"/>
               </w:rPr>
             </w:pPr>
-            <w:r>
-              <w:rPr>
-                <w:rFonts w:ascii="宋体" w:eastAsia="宋体" w:hAnsi="宋体" w:cs="宋体" w:hint="eastAsia"/>
-                <w:spacing w:val="200"/>
-                <w:kern w:val="0"/>
-                <w:sz w:val="20"/>
-                <w:szCs w:val="20"/>
-                <w:lang w:val="en-US" w:eastAsia="zh-CN"/>
-              </w:rPr>
-              <w:t>平湾</w:t>
-            </w:r>
           </w:p>
         </w:tc>
         <w:tc>
@@ -1661,11 +1844,11 @@
               <w:adjustRightInd w:val="0"/>
               <w:snapToGrid w:val="0"/>
               <w:spacing w:before="173" w:line="229" w:lineRule="auto"/>
-              <w:ind w:left="0" w:right="0" w:firstLine="0" w:leftChars="0" w:rightChars="0" w:firstLineChars="0"/>
+              <w:ind w:left="0" w:leftChars="0" w:right="0" w:rightChars="0" w:firstLine="0" w:firstLineChars="0"/>
               <w:jc w:val="center"/>
               <w:textAlignment w:val="baseline"/>
               <w:rPr>
-                <w:rFonts w:ascii="宋体" w:eastAsia="宋体" w:hAnsi="宋体" w:cs="宋体"/>
+                <w:rFonts w:ascii="宋体" w:hAnsi="宋体" w:eastAsia="宋体" w:cs="宋体"/>
                 <w:snapToGrid w:val="0"/>
                 <w:color w:val="000000"/>
                 <w:spacing w:val="200"/>
@@ -1675,17 +1858,6 @@
                 <w:lang w:val="en-US" w:eastAsia="en-US" w:bidi="ar-SA"/>
               </w:rPr>
             </w:pPr>
-            <w:r>
-              <w:rPr>
-                <w:rFonts w:asciiTheme="minorAscii" w:eastAsiaTheme="minorEastAsia" w:hAnsiTheme="minorAscii" w:hint="eastAsia"/>
-                <w:spacing w:val="0"/>
-                <w:kern w:val="0"/>
-                <w:sz w:val="21"/>
-                <w:vertAlign w:val="baseline"/>
-                <w:lang w:val="en-US" w:eastAsia="zh-CN"/>
-              </w:rPr>
-              <w:t>茅建根</w:t>
-            </w:r>
           </w:p>
         </w:tc>
         <w:tc>
@@ -1708,11 +1880,11 @@
               <w:adjustRightInd w:val="0"/>
               <w:snapToGrid w:val="0"/>
               <w:spacing w:before="173" w:line="229" w:lineRule="auto"/>
-              <w:ind w:left="0" w:right="0" w:firstLine="0" w:leftChars="0" w:rightChars="0" w:firstLineChars="0"/>
+              <w:ind w:left="0" w:leftChars="0" w:right="0" w:rightChars="0" w:firstLine="0" w:firstLineChars="0"/>
               <w:jc w:val="center"/>
               <w:textAlignment w:val="baseline"/>
               <w:rPr>
-                <w:rFonts w:ascii="宋体" w:eastAsia="宋体" w:hAnsi="宋体" w:cs="宋体"/>
+                <w:rFonts w:ascii="宋体" w:hAnsi="宋体" w:eastAsia="宋体" w:cs="宋体"/>
                 <w:snapToGrid w:val="0"/>
                 <w:color w:val="000000"/>
                 <w:kern w:val="0"/>
@@ -1721,25 +1893,19 @@
                 <w:lang w:val="en-US" w:eastAsia="en-US" w:bidi="ar-SA"/>
               </w:rPr>
             </w:pPr>
-            <w:r>
-              <w:rPr>
-                <w:rFonts w:asciiTheme="minorAscii" w:eastAsiaTheme="minorEastAsia" w:hAnsiTheme="minorAscii" w:hint="eastAsia"/>
-                <w:spacing w:val="0"/>
-                <w:kern w:val="0"/>
-                <w:sz w:val="21"/>
-                <w:vertAlign w:val="baseline"/>
-                <w:lang w:val="en-US" w:eastAsia="zh-CN"/>
-              </w:rPr>
-              <w:t>吴亚红</w:t>
-            </w:r>
           </w:p>
         </w:tc>
       </w:tr>
       <w:tr>
         <w:tblPrEx>
-          <w:tblW w:w="8214" w:type="dxa"/>
-          <w:jc w:val="center"/>
-          <w:tblLayout w:type="fixed"/>
+          <w:tblBorders>
+            <w:top w:val="single" w:color="000000" w:sz="2" w:space="0"/>
+            <w:left w:val="single" w:color="000000" w:sz="2" w:space="0"/>
+            <w:bottom w:val="single" w:color="000000" w:sz="2" w:space="0"/>
+            <w:right w:val="single" w:color="000000" w:sz="2" w:space="0"/>
+            <w:insideH w:val="single" w:color="000000" w:sz="2" w:space="0"/>
+            <w:insideV w:val="single" w:color="000000" w:sz="2" w:space="0"/>
+          </w:tblBorders>
           <w:tblCellMar>
             <w:top w:w="0" w:type="dxa"/>
             <w:left w:w="0" w:type="dxa"/>
@@ -1748,7 +1914,7 @@
           </w:tblCellMar>
         </w:tblPrEx>
         <w:trPr>
-          <w:trHeight w:val="556"/>
+          <w:trHeight w:val="556" w:hRule="atLeast"/>
           <w:jc w:val="center"/>
         </w:trPr>
         <w:tc>
@@ -1757,7 +1923,7 @@
           </w:tcPr>
           <w:p>
             <w:pPr>
-              <w:pStyle w:val="TableText"/>
+              <w:pStyle w:val="27"/>
               <w:keepNext w:val="0"/>
               <w:keepLines w:val="0"/>
               <w:pageBreakBefore w:val="0"/>
@@ -1770,7 +1936,7 @@
               <w:bidi w:val="0"/>
               <w:adjustRightInd w:val="0"/>
               <w:snapToGrid w:val="0"/>
-              <w:ind w:left="0" w:right="0" w:firstLine="0" w:leftChars="0" w:rightChars="0" w:firstLineChars="0"/>
+              <w:ind w:left="0" w:leftChars="0" w:right="0" w:rightChars="0" w:firstLine="0" w:firstLineChars="0"/>
               <w:jc w:val="center"/>
               <w:textAlignment w:val="baseline"/>
             </w:pPr>
@@ -1782,7 +1948,7 @@
           </w:tcPr>
           <w:p>
             <w:pPr>
-              <w:pStyle w:val="TableText"/>
+              <w:pStyle w:val="27"/>
               <w:keepNext w:val="0"/>
               <w:keepLines w:val="0"/>
               <w:pageBreakBefore w:val="0"/>
@@ -1795,7 +1961,7 @@
               <w:bidi w:val="0"/>
               <w:adjustRightInd w:val="0"/>
               <w:snapToGrid w:val="0"/>
-              <w:ind w:left="0" w:right="0" w:firstLine="0" w:leftChars="0" w:rightChars="0" w:firstLineChars="0"/>
+              <w:ind w:left="0" w:leftChars="0" w:right="0" w:rightChars="0" w:firstLine="0" w:firstLineChars="0"/>
               <w:jc w:val="center"/>
               <w:textAlignment w:val="baseline"/>
             </w:pPr>
@@ -1807,7 +1973,7 @@
           </w:tcPr>
           <w:p>
             <w:pPr>
-              <w:pStyle w:val="TableText"/>
+              <w:pStyle w:val="27"/>
               <w:keepNext w:val="0"/>
               <w:keepLines w:val="0"/>
               <w:pageBreakBefore w:val="0"/>
@@ -1820,7 +1986,7 @@
               <w:bidi w:val="0"/>
               <w:adjustRightInd w:val="0"/>
               <w:snapToGrid w:val="0"/>
-              <w:ind w:left="0" w:right="0" w:firstLine="0" w:leftChars="0" w:rightChars="0" w:firstLineChars="0"/>
+              <w:ind w:left="0" w:leftChars="0" w:right="0" w:rightChars="0" w:firstLine="0" w:firstLineChars="0"/>
               <w:jc w:val="center"/>
               <w:textAlignment w:val="baseline"/>
             </w:pPr>
@@ -1832,7 +1998,7 @@
           </w:tcPr>
           <w:p>
             <w:pPr>
-              <w:pStyle w:val="TableText"/>
+              <w:pStyle w:val="27"/>
               <w:keepNext w:val="0"/>
               <w:keepLines w:val="0"/>
               <w:pageBreakBefore w:val="0"/>
@@ -1845,7 +2011,7 @@
               <w:bidi w:val="0"/>
               <w:adjustRightInd w:val="0"/>
               <w:snapToGrid w:val="0"/>
-              <w:ind w:left="0" w:right="0" w:firstLine="0" w:leftChars="0" w:rightChars="0" w:firstLineChars="0"/>
+              <w:ind w:left="0" w:leftChars="0" w:right="0" w:rightChars="0" w:firstLine="0" w:firstLineChars="0"/>
               <w:jc w:val="center"/>
               <w:textAlignment w:val="baseline"/>
             </w:pPr>
@@ -1857,7 +2023,7 @@
           </w:tcPr>
           <w:p>
             <w:pPr>
-              <w:pStyle w:val="TableText"/>
+              <w:pStyle w:val="27"/>
               <w:keepNext w:val="0"/>
               <w:keepLines w:val="0"/>
               <w:pageBreakBefore w:val="0"/>
@@ -1870,7 +2036,7 @@
               <w:bidi w:val="0"/>
               <w:adjustRightInd w:val="0"/>
               <w:snapToGrid w:val="0"/>
-              <w:ind w:left="0" w:right="0" w:firstLine="0" w:leftChars="0" w:rightChars="0" w:firstLineChars="0"/>
+              <w:ind w:left="0" w:leftChars="0" w:right="0" w:rightChars="0" w:firstLine="0" w:firstLineChars="0"/>
               <w:jc w:val="center"/>
               <w:textAlignment w:val="baseline"/>
             </w:pPr>
@@ -1882,7 +2048,7 @@
           </w:tcPr>
           <w:p>
             <w:pPr>
-              <w:pStyle w:val="TableText"/>
+              <w:pStyle w:val="27"/>
               <w:keepNext w:val="0"/>
               <w:keepLines w:val="0"/>
               <w:pageBreakBefore w:val="0"/>
@@ -1895,7 +2061,7 @@
               <w:bidi w:val="0"/>
               <w:adjustRightInd w:val="0"/>
               <w:snapToGrid w:val="0"/>
-              <w:ind w:left="0" w:right="0" w:firstLine="0" w:leftChars="0" w:rightChars="0" w:firstLineChars="0"/>
+              <w:ind w:left="0" w:leftChars="0" w:right="0" w:rightChars="0" w:firstLine="0" w:firstLineChars="0"/>
               <w:jc w:val="center"/>
               <w:textAlignment w:val="baseline"/>
             </w:pPr>
@@ -1904,9 +2070,14 @@
       </w:tr>
       <w:tr>
         <w:tblPrEx>
-          <w:tblW w:w="8214" w:type="dxa"/>
-          <w:jc w:val="center"/>
-          <w:tblLayout w:type="fixed"/>
+          <w:tblBorders>
+            <w:top w:val="single" w:color="000000" w:sz="2" w:space="0"/>
+            <w:left w:val="single" w:color="000000" w:sz="2" w:space="0"/>
+            <w:bottom w:val="single" w:color="000000" w:sz="2" w:space="0"/>
+            <w:right w:val="single" w:color="000000" w:sz="2" w:space="0"/>
+            <w:insideH w:val="single" w:color="000000" w:sz="2" w:space="0"/>
+            <w:insideV w:val="single" w:color="000000" w:sz="2" w:space="0"/>
+          </w:tblBorders>
           <w:tblCellMar>
             <w:top w:w="0" w:type="dxa"/>
             <w:left w:w="0" w:type="dxa"/>
@@ -1915,7 +2086,7 @@
           </w:tblCellMar>
         </w:tblPrEx>
         <w:trPr>
-          <w:trHeight w:val="557"/>
+          <w:trHeight w:val="557" w:hRule="atLeast"/>
           <w:jc w:val="center"/>
         </w:trPr>
         <w:tc>
@@ -1924,7 +2095,7 @@
           </w:tcPr>
           <w:p>
             <w:pPr>
-              <w:pStyle w:val="TableText"/>
+              <w:pStyle w:val="27"/>
               <w:keepNext w:val="0"/>
               <w:keepLines w:val="0"/>
               <w:pageBreakBefore w:val="0"/>
@@ -1937,7 +2108,7 @@
               <w:bidi w:val="0"/>
               <w:adjustRightInd w:val="0"/>
               <w:snapToGrid w:val="0"/>
-              <w:ind w:left="0" w:right="0" w:firstLine="0" w:leftChars="0" w:rightChars="0" w:firstLineChars="0"/>
+              <w:ind w:left="0" w:leftChars="0" w:right="0" w:rightChars="0" w:firstLine="0" w:firstLineChars="0"/>
               <w:jc w:val="center"/>
               <w:textAlignment w:val="baseline"/>
             </w:pPr>
@@ -1949,7 +2120,7 @@
           </w:tcPr>
           <w:p>
             <w:pPr>
-              <w:pStyle w:val="TableText"/>
+              <w:pStyle w:val="27"/>
               <w:keepNext w:val="0"/>
               <w:keepLines w:val="0"/>
               <w:pageBreakBefore w:val="0"/>
@@ -1962,7 +2133,7 @@
               <w:bidi w:val="0"/>
               <w:adjustRightInd w:val="0"/>
               <w:snapToGrid w:val="0"/>
-              <w:ind w:left="0" w:right="0" w:firstLine="0" w:leftChars="0" w:rightChars="0" w:firstLineChars="0"/>
+              <w:ind w:left="0" w:leftChars="0" w:right="0" w:rightChars="0" w:firstLine="0" w:firstLineChars="0"/>
               <w:jc w:val="center"/>
               <w:textAlignment w:val="baseline"/>
             </w:pPr>
@@ -1974,7 +2145,7 @@
           </w:tcPr>
           <w:p>
             <w:pPr>
-              <w:pStyle w:val="TableText"/>
+              <w:pStyle w:val="27"/>
               <w:keepNext w:val="0"/>
               <w:keepLines w:val="0"/>
               <w:pageBreakBefore w:val="0"/>
@@ -1987,7 +2158,7 @@
               <w:bidi w:val="0"/>
               <w:adjustRightInd w:val="0"/>
               <w:snapToGrid w:val="0"/>
-              <w:ind w:left="0" w:right="0" w:firstLine="0" w:leftChars="0" w:rightChars="0" w:firstLineChars="0"/>
+              <w:ind w:left="0" w:leftChars="0" w:right="0" w:rightChars="0" w:firstLine="0" w:firstLineChars="0"/>
               <w:jc w:val="center"/>
               <w:textAlignment w:val="baseline"/>
             </w:pPr>
@@ -1999,7 +2170,7 @@
           </w:tcPr>
           <w:p>
             <w:pPr>
-              <w:pStyle w:val="TableText"/>
+              <w:pStyle w:val="27"/>
               <w:keepNext w:val="0"/>
               <w:keepLines w:val="0"/>
               <w:pageBreakBefore w:val="0"/>
@@ -2012,7 +2183,7 @@
               <w:bidi w:val="0"/>
               <w:adjustRightInd w:val="0"/>
               <w:snapToGrid w:val="0"/>
-              <w:ind w:left="0" w:right="0" w:firstLine="0" w:leftChars="0" w:rightChars="0" w:firstLineChars="0"/>
+              <w:ind w:left="0" w:leftChars="0" w:right="0" w:rightChars="0" w:firstLine="0" w:firstLineChars="0"/>
               <w:jc w:val="center"/>
               <w:textAlignment w:val="baseline"/>
             </w:pPr>
@@ -2024,7 +2195,7 @@
           </w:tcPr>
           <w:p>
             <w:pPr>
-              <w:pStyle w:val="TableText"/>
+              <w:pStyle w:val="27"/>
               <w:keepNext w:val="0"/>
               <w:keepLines w:val="0"/>
               <w:pageBreakBefore w:val="0"/>
@@ -2037,7 +2208,7 @@
               <w:bidi w:val="0"/>
               <w:adjustRightInd w:val="0"/>
               <w:snapToGrid w:val="0"/>
-              <w:ind w:left="0" w:right="0" w:firstLine="0" w:leftChars="0" w:rightChars="0" w:firstLineChars="0"/>
+              <w:ind w:left="0" w:leftChars="0" w:right="0" w:rightChars="0" w:firstLine="0" w:firstLineChars="0"/>
               <w:jc w:val="center"/>
               <w:textAlignment w:val="baseline"/>
             </w:pPr>
@@ -2049,7 +2220,7 @@
           </w:tcPr>
           <w:p>
             <w:pPr>
-              <w:pStyle w:val="TableText"/>
+              <w:pStyle w:val="27"/>
               <w:keepNext w:val="0"/>
               <w:keepLines w:val="0"/>
               <w:pageBreakBefore w:val="0"/>
@@ -2062,7 +2233,7 @@
               <w:bidi w:val="0"/>
               <w:adjustRightInd w:val="0"/>
               <w:snapToGrid w:val="0"/>
-              <w:ind w:left="0" w:right="0" w:firstLine="0" w:leftChars="0" w:rightChars="0" w:firstLineChars="0"/>
+              <w:ind w:left="0" w:leftChars="0" w:right="0" w:rightChars="0" w:firstLine="0" w:firstLineChars="0"/>
               <w:jc w:val="center"/>
               <w:textAlignment w:val="baseline"/>
             </w:pPr>
@@ -2094,7 +2265,7 @@
     <w:sdt>
       <w:sdtPr>
         <w:rPr>
-          <w:rFonts w:ascii="宋体" w:eastAsia="宋体" w:hAnsi="宋体" w:cs="Arial"/>
+          <w:rFonts w:ascii="宋体" w:hAnsi="宋体" w:eastAsia="宋体" w:cs="Arial"/>
           <w:snapToGrid w:val="0"/>
           <w:color w:val="000000"/>
           <w:kern w:val="0"/>
@@ -2110,7 +2281,7 @@
       </w:sdtPr>
       <w:sdtEndPr>
         <w:rPr>
-          <w:rFonts w:ascii="宋体" w:eastAsia="宋体" w:hAnsi="宋体" w:cs="宋体" w:hint="eastAsia"/>
+          <w:rFonts w:hint="eastAsia" w:ascii="宋体" w:hAnsi="宋体" w:eastAsia="宋体" w:cs="宋体"/>
           <w:snapToGrid w:val="0"/>
           <w:color w:val="000000"/>
           <w:kern w:val="0"/>
@@ -2136,18 +2307,18 @@
             <w:adjustRightInd w:val="0"/>
             <w:snapToGrid w:val="0"/>
             <w:spacing w:before="0" w:beforeLines="0" w:after="0" w:afterLines="0" w:line="240" w:lineRule="auto"/>
-            <w:ind w:left="0" w:right="0" w:firstLine="0" w:leftChars="0" w:rightChars="0" w:firstLineChars="0"/>
+            <w:ind w:left="0" w:leftChars="0" w:right="0" w:rightChars="0" w:firstLine="0" w:firstLineChars="0"/>
             <w:jc w:val="center"/>
             <w:textAlignment w:val="baseline"/>
             <w:rPr>
-              <w:rFonts w:ascii="宋体" w:eastAsia="宋体" w:hAnsi="宋体" w:cs="宋体" w:hint="eastAsia"/>
+              <w:rFonts w:hint="eastAsia" w:ascii="宋体" w:hAnsi="宋体" w:eastAsia="宋体" w:cs="宋体"/>
               <w:sz w:val="24"/>
               <w:szCs w:val="24"/>
             </w:rPr>
           </w:pPr>
           <w:r>
             <w:rPr>
-              <w:rFonts w:ascii="宋体" w:eastAsia="宋体" w:hAnsi="宋体" w:cs="宋体" w:hint="eastAsia"/>
+              <w:rFonts w:hint="eastAsia" w:ascii="宋体" w:hAnsi="宋体" w:eastAsia="宋体" w:cs="宋体"/>
               <w:sz w:val="24"/>
               <w:szCs w:val="24"/>
             </w:rPr>
@@ -2156,14 +2327,14 @@
         </w:p>
         <w:p>
           <w:pPr>
-            <w:pStyle w:val="TOC1"/>
+            <w:pStyle w:val="16"/>
             <w:tabs>
               <w:tab w:val="right" w:leader="dot" w:pos="8306"/>
             </w:tabs>
           </w:pPr>
           <w:r>
             <w:rPr>
-              <w:rFonts w:ascii="宋体" w:eastAsia="宋体" w:hAnsi="宋体" w:cs="宋体" w:hint="eastAsia"/>
+              <w:rFonts w:hint="eastAsia" w:ascii="宋体" w:hAnsi="宋体" w:eastAsia="宋体" w:cs="宋体"/>
               <w:sz w:val="24"/>
               <w:szCs w:val="24"/>
             </w:rPr>
@@ -2171,7 +2342,7 @@
           </w:r>
           <w:r>
             <w:rPr>
-              <w:rFonts w:ascii="宋体" w:eastAsia="宋体" w:hAnsi="宋体" w:cs="宋体" w:hint="eastAsia"/>
+              <w:rFonts w:hint="eastAsia" w:ascii="宋体" w:hAnsi="宋体" w:eastAsia="宋体" w:cs="宋体"/>
               <w:sz w:val="24"/>
               <w:szCs w:val="24"/>
             </w:rPr>
@@ -2179,7 +2350,7 @@
           </w:r>
           <w:r>
             <w:rPr>
-              <w:rFonts w:ascii="宋体" w:eastAsia="宋体" w:hAnsi="宋体" w:cs="宋体" w:hint="eastAsia"/>
+              <w:rFonts w:hint="eastAsia" w:ascii="宋体" w:hAnsi="宋体" w:eastAsia="宋体" w:cs="宋体"/>
               <w:sz w:val="24"/>
               <w:szCs w:val="24"/>
             </w:rPr>
@@ -2187,21 +2358,21 @@
           </w:r>
           <w:r>
             <w:rPr>
-              <w:rFonts w:ascii="宋体" w:eastAsia="宋体" w:hAnsi="宋体" w:cs="宋体" w:hint="eastAsia"/>
+              <w:rFonts w:hint="eastAsia" w:ascii="宋体" w:hAnsi="宋体" w:eastAsia="宋体" w:cs="宋体"/>
               <w:szCs w:val="24"/>
             </w:rPr>
             <w:fldChar w:fldCharType="begin"/>
           </w:r>
           <w:r>
             <w:rPr>
-              <w:rFonts w:ascii="宋体" w:eastAsia="宋体" w:hAnsi="宋体" w:cs="宋体" w:hint="eastAsia"/>
+              <w:rFonts w:hint="eastAsia" w:ascii="宋体" w:hAnsi="宋体" w:eastAsia="宋体" w:cs="宋体"/>
               <w:szCs w:val="24"/>
             </w:rPr>
             <w:instrText xml:space="preserve"> HYPERLINK \l _Toc22080 </w:instrText>
           </w:r>
           <w:r>
             <w:rPr>
-              <w:rFonts w:ascii="宋体" w:eastAsia="宋体" w:hAnsi="宋体" w:cs="宋体" w:hint="eastAsia"/>
+              <w:rFonts w:hint="eastAsia" w:ascii="宋体" w:hAnsi="宋体" w:eastAsia="宋体" w:cs="宋体"/>
               <w:szCs w:val="24"/>
             </w:rPr>
             <w:fldChar w:fldCharType="separate"/>
@@ -2233,7 +2404,7 @@
           </w:r>
           <w:r>
             <w:rPr>
-              <w:rFonts w:ascii="宋体" w:eastAsia="宋体" w:hAnsi="宋体" w:cs="宋体" w:hint="eastAsia"/>
+              <w:rFonts w:hint="eastAsia" w:ascii="宋体" w:hAnsi="宋体" w:eastAsia="宋体" w:cs="宋体"/>
               <w:szCs w:val="24"/>
             </w:rPr>
             <w:fldChar w:fldCharType="end"/>
@@ -2241,28 +2412,28 @@
         </w:p>
         <w:p>
           <w:pPr>
-            <w:pStyle w:val="TOC1"/>
+            <w:pStyle w:val="16"/>
             <w:tabs>
               <w:tab w:val="right" w:leader="dot" w:pos="8306"/>
             </w:tabs>
           </w:pPr>
           <w:r>
             <w:rPr>
-              <w:rFonts w:ascii="宋体" w:eastAsia="宋体" w:hAnsi="宋体" w:cs="宋体" w:hint="eastAsia"/>
+              <w:rFonts w:hint="eastAsia" w:ascii="宋体" w:hAnsi="宋体" w:eastAsia="宋体" w:cs="宋体"/>
               <w:szCs w:val="24"/>
             </w:rPr>
             <w:fldChar w:fldCharType="begin"/>
           </w:r>
           <w:r>
             <w:rPr>
-              <w:rFonts w:ascii="宋体" w:eastAsia="宋体" w:hAnsi="宋体" w:cs="宋体" w:hint="eastAsia"/>
+              <w:rFonts w:hint="eastAsia" w:ascii="宋体" w:hAnsi="宋体" w:eastAsia="宋体" w:cs="宋体"/>
               <w:szCs w:val="24"/>
             </w:rPr>
             <w:instrText xml:space="preserve"> HYPERLINK \l _Toc23747 </w:instrText>
           </w:r>
           <w:r>
             <w:rPr>
-              <w:rFonts w:ascii="宋体" w:eastAsia="宋体" w:hAnsi="宋体" w:cs="宋体" w:hint="eastAsia"/>
+              <w:rFonts w:hint="eastAsia" w:ascii="宋体" w:hAnsi="宋体" w:eastAsia="宋体" w:cs="宋体"/>
               <w:szCs w:val="24"/>
             </w:rPr>
             <w:fldChar w:fldCharType="separate"/>
@@ -2294,7 +2465,7 @@
           </w:r>
           <w:r>
             <w:rPr>
-              <w:rFonts w:ascii="宋体" w:eastAsia="宋体" w:hAnsi="宋体" w:cs="宋体" w:hint="eastAsia"/>
+              <w:rFonts w:hint="eastAsia" w:ascii="宋体" w:hAnsi="宋体" w:eastAsia="宋体" w:cs="宋体"/>
               <w:szCs w:val="24"/>
             </w:rPr>
             <w:fldChar w:fldCharType="end"/>
@@ -2302,28 +2473,28 @@
         </w:p>
         <w:p>
           <w:pPr>
-            <w:pStyle w:val="TOC1"/>
+            <w:pStyle w:val="16"/>
             <w:tabs>
               <w:tab w:val="right" w:leader="dot" w:pos="8306"/>
             </w:tabs>
           </w:pPr>
           <w:r>
             <w:rPr>
-              <w:rFonts w:ascii="宋体" w:eastAsia="宋体" w:hAnsi="宋体" w:cs="宋体" w:hint="eastAsia"/>
+              <w:rFonts w:hint="eastAsia" w:ascii="宋体" w:hAnsi="宋体" w:eastAsia="宋体" w:cs="宋体"/>
               <w:szCs w:val="24"/>
             </w:rPr>
             <w:fldChar w:fldCharType="begin"/>
           </w:r>
           <w:r>
             <w:rPr>
-              <w:rFonts w:ascii="宋体" w:eastAsia="宋体" w:hAnsi="宋体" w:cs="宋体" w:hint="eastAsia"/>
+              <w:rFonts w:hint="eastAsia" w:ascii="宋体" w:hAnsi="宋体" w:eastAsia="宋体" w:cs="宋体"/>
               <w:szCs w:val="24"/>
             </w:rPr>
             <w:instrText xml:space="preserve"> HYPERLINK \l _Toc25827 </w:instrText>
           </w:r>
           <w:r>
             <w:rPr>
-              <w:rFonts w:ascii="宋体" w:eastAsia="宋体" w:hAnsi="宋体" w:cs="宋体" w:hint="eastAsia"/>
+              <w:rFonts w:hint="eastAsia" w:ascii="宋体" w:hAnsi="宋体" w:eastAsia="宋体" w:cs="宋体"/>
               <w:szCs w:val="24"/>
             </w:rPr>
             <w:fldChar w:fldCharType="separate"/>
@@ -2355,7 +2526,7 @@
           </w:r>
           <w:r>
             <w:rPr>
-              <w:rFonts w:ascii="宋体" w:eastAsia="宋体" w:hAnsi="宋体" w:cs="宋体" w:hint="eastAsia"/>
+              <w:rFonts w:hint="eastAsia" w:ascii="宋体" w:hAnsi="宋体" w:eastAsia="宋体" w:cs="宋体"/>
               <w:szCs w:val="24"/>
             </w:rPr>
             <w:fldChar w:fldCharType="end"/>
@@ -2363,28 +2534,28 @@
         </w:p>
         <w:p>
           <w:pPr>
-            <w:pStyle w:val="TOC1"/>
+            <w:pStyle w:val="16"/>
             <w:tabs>
               <w:tab w:val="right" w:leader="dot" w:pos="8306"/>
             </w:tabs>
           </w:pPr>
           <w:r>
             <w:rPr>
-              <w:rFonts w:ascii="宋体" w:eastAsia="宋体" w:hAnsi="宋体" w:cs="宋体" w:hint="eastAsia"/>
+              <w:rFonts w:hint="eastAsia" w:ascii="宋体" w:hAnsi="宋体" w:eastAsia="宋体" w:cs="宋体"/>
               <w:szCs w:val="24"/>
             </w:rPr>
             <w:fldChar w:fldCharType="begin"/>
           </w:r>
           <w:r>
             <w:rPr>
-              <w:rFonts w:ascii="宋体" w:eastAsia="宋体" w:hAnsi="宋体" w:cs="宋体" w:hint="eastAsia"/>
+              <w:rFonts w:hint="eastAsia" w:ascii="宋体" w:hAnsi="宋体" w:eastAsia="宋体" w:cs="宋体"/>
               <w:szCs w:val="24"/>
             </w:rPr>
             <w:instrText xml:space="preserve"> HYPERLINK \l _Toc14585 </w:instrText>
           </w:r>
           <w:r>
             <w:rPr>
-              <w:rFonts w:ascii="宋体" w:eastAsia="宋体" w:hAnsi="宋体" w:cs="宋体" w:hint="eastAsia"/>
+              <w:rFonts w:hint="eastAsia" w:ascii="宋体" w:hAnsi="宋体" w:eastAsia="宋体" w:cs="宋体"/>
               <w:szCs w:val="24"/>
             </w:rPr>
             <w:fldChar w:fldCharType="separate"/>
@@ -2416,7 +2587,7 @@
           </w:r>
           <w:r>
             <w:rPr>
-              <w:rFonts w:ascii="宋体" w:eastAsia="宋体" w:hAnsi="宋体" w:cs="宋体" w:hint="eastAsia"/>
+              <w:rFonts w:hint="eastAsia" w:ascii="宋体" w:hAnsi="宋体" w:eastAsia="宋体" w:cs="宋体"/>
               <w:szCs w:val="24"/>
             </w:rPr>
             <w:fldChar w:fldCharType="end"/>
@@ -2424,28 +2595,28 @@
         </w:p>
         <w:p>
           <w:pPr>
-            <w:pStyle w:val="TOC2"/>
+            <w:pStyle w:val="17"/>
             <w:tabs>
               <w:tab w:val="right" w:leader="dot" w:pos="8306"/>
             </w:tabs>
           </w:pPr>
           <w:r>
             <w:rPr>
-              <w:rFonts w:ascii="宋体" w:eastAsia="宋体" w:hAnsi="宋体" w:cs="宋体" w:hint="eastAsia"/>
+              <w:rFonts w:hint="eastAsia" w:ascii="宋体" w:hAnsi="宋体" w:eastAsia="宋体" w:cs="宋体"/>
               <w:szCs w:val="24"/>
             </w:rPr>
             <w:fldChar w:fldCharType="begin"/>
           </w:r>
           <w:r>
             <w:rPr>
-              <w:rFonts w:ascii="宋体" w:eastAsia="宋体" w:hAnsi="宋体" w:cs="宋体" w:hint="eastAsia"/>
+              <w:rFonts w:hint="eastAsia" w:ascii="宋体" w:hAnsi="宋体" w:eastAsia="宋体" w:cs="宋体"/>
               <w:szCs w:val="24"/>
             </w:rPr>
             <w:instrText xml:space="preserve"> HYPERLINK \l _Toc30984 </w:instrText>
           </w:r>
           <w:r>
             <w:rPr>
-              <w:rFonts w:ascii="宋体" w:eastAsia="宋体" w:hAnsi="宋体" w:cs="宋体" w:hint="eastAsia"/>
+              <w:rFonts w:hint="eastAsia" w:ascii="宋体" w:hAnsi="宋体" w:eastAsia="宋体" w:cs="宋体"/>
               <w:szCs w:val="24"/>
             </w:rPr>
             <w:fldChar w:fldCharType="separate"/>
@@ -2477,7 +2648,7 @@
           </w:r>
           <w:r>
             <w:rPr>
-              <w:rFonts w:ascii="宋体" w:eastAsia="宋体" w:hAnsi="宋体" w:cs="宋体" w:hint="eastAsia"/>
+              <w:rFonts w:hint="eastAsia" w:ascii="宋体" w:hAnsi="宋体" w:eastAsia="宋体" w:cs="宋体"/>
               <w:szCs w:val="24"/>
             </w:rPr>
             <w:fldChar w:fldCharType="end"/>
@@ -2485,28 +2656,28 @@
         </w:p>
         <w:p>
           <w:pPr>
-            <w:pStyle w:val="TOC2"/>
+            <w:pStyle w:val="17"/>
             <w:tabs>
               <w:tab w:val="right" w:leader="dot" w:pos="8306"/>
             </w:tabs>
           </w:pPr>
           <w:r>
             <w:rPr>
-              <w:rFonts w:ascii="宋体" w:eastAsia="宋体" w:hAnsi="宋体" w:cs="宋体" w:hint="eastAsia"/>
+              <w:rFonts w:hint="eastAsia" w:ascii="宋体" w:hAnsi="宋体" w:eastAsia="宋体" w:cs="宋体"/>
               <w:szCs w:val="24"/>
             </w:rPr>
             <w:fldChar w:fldCharType="begin"/>
           </w:r>
           <w:r>
             <w:rPr>
-              <w:rFonts w:ascii="宋体" w:eastAsia="宋体" w:hAnsi="宋体" w:cs="宋体" w:hint="eastAsia"/>
+              <w:rFonts w:hint="eastAsia" w:ascii="宋体" w:hAnsi="宋体" w:eastAsia="宋体" w:cs="宋体"/>
               <w:szCs w:val="24"/>
             </w:rPr>
             <w:instrText xml:space="preserve"> HYPERLINK \l _Toc16087 </w:instrText>
           </w:r>
           <w:r>
             <w:rPr>
-              <w:rFonts w:ascii="宋体" w:eastAsia="宋体" w:hAnsi="宋体" w:cs="宋体" w:hint="eastAsia"/>
+              <w:rFonts w:hint="eastAsia" w:ascii="宋体" w:hAnsi="宋体" w:eastAsia="宋体" w:cs="宋体"/>
               <w:szCs w:val="24"/>
             </w:rPr>
             <w:fldChar w:fldCharType="separate"/>
@@ -2538,7 +2709,7 @@
           </w:r>
           <w:r>
             <w:rPr>
-              <w:rFonts w:ascii="宋体" w:eastAsia="宋体" w:hAnsi="宋体" w:cs="宋体" w:hint="eastAsia"/>
+              <w:rFonts w:hint="eastAsia" w:ascii="宋体" w:hAnsi="宋体" w:eastAsia="宋体" w:cs="宋体"/>
               <w:szCs w:val="24"/>
             </w:rPr>
             <w:fldChar w:fldCharType="end"/>
@@ -2546,28 +2717,28 @@
         </w:p>
         <w:p>
           <w:pPr>
-            <w:pStyle w:val="TOC2"/>
+            <w:pStyle w:val="17"/>
             <w:tabs>
               <w:tab w:val="right" w:leader="dot" w:pos="8306"/>
             </w:tabs>
           </w:pPr>
           <w:r>
             <w:rPr>
-              <w:rFonts w:ascii="宋体" w:eastAsia="宋体" w:hAnsi="宋体" w:cs="宋体" w:hint="eastAsia"/>
+              <w:rFonts w:hint="eastAsia" w:ascii="宋体" w:hAnsi="宋体" w:eastAsia="宋体" w:cs="宋体"/>
               <w:szCs w:val="24"/>
             </w:rPr>
             <w:fldChar w:fldCharType="begin"/>
           </w:r>
           <w:r>
             <w:rPr>
-              <w:rFonts w:ascii="宋体" w:eastAsia="宋体" w:hAnsi="宋体" w:cs="宋体" w:hint="eastAsia"/>
+              <w:rFonts w:hint="eastAsia" w:ascii="宋体" w:hAnsi="宋体" w:eastAsia="宋体" w:cs="宋体"/>
               <w:szCs w:val="24"/>
             </w:rPr>
             <w:instrText xml:space="preserve"> HYPERLINK \l _Toc27307 </w:instrText>
           </w:r>
           <w:r>
             <w:rPr>
-              <w:rFonts w:ascii="宋体" w:eastAsia="宋体" w:hAnsi="宋体" w:cs="宋体" w:hint="eastAsia"/>
+              <w:rFonts w:hint="eastAsia" w:ascii="宋体" w:hAnsi="宋体" w:eastAsia="宋体" w:cs="宋体"/>
               <w:szCs w:val="24"/>
             </w:rPr>
             <w:fldChar w:fldCharType="separate"/>
@@ -2606,7 +2777,7 @@
           </w:r>
           <w:r>
             <w:rPr>
-              <w:rFonts w:ascii="宋体" w:eastAsia="宋体" w:hAnsi="宋体" w:cs="宋体" w:hint="eastAsia"/>
+              <w:rFonts w:hint="eastAsia" w:ascii="宋体" w:hAnsi="宋体" w:eastAsia="宋体" w:cs="宋体"/>
               <w:szCs w:val="24"/>
             </w:rPr>
             <w:fldChar w:fldCharType="end"/>
@@ -2614,28 +2785,28 @@
         </w:p>
         <w:p>
           <w:pPr>
-            <w:pStyle w:val="TOC1"/>
+            <w:pStyle w:val="16"/>
             <w:tabs>
               <w:tab w:val="right" w:leader="dot" w:pos="8306"/>
             </w:tabs>
           </w:pPr>
           <w:r>
             <w:rPr>
-              <w:rFonts w:ascii="宋体" w:eastAsia="宋体" w:hAnsi="宋体" w:cs="宋体" w:hint="eastAsia"/>
+              <w:rFonts w:hint="eastAsia" w:ascii="宋体" w:hAnsi="宋体" w:eastAsia="宋体" w:cs="宋体"/>
               <w:szCs w:val="24"/>
             </w:rPr>
             <w:fldChar w:fldCharType="begin"/>
           </w:r>
           <w:r>
             <w:rPr>
-              <w:rFonts w:ascii="宋体" w:eastAsia="宋体" w:hAnsi="宋体" w:cs="宋体" w:hint="eastAsia"/>
+              <w:rFonts w:hint="eastAsia" w:ascii="宋体" w:hAnsi="宋体" w:eastAsia="宋体" w:cs="宋体"/>
               <w:szCs w:val="24"/>
             </w:rPr>
             <w:instrText xml:space="preserve"> HYPERLINK \l _Toc473 </w:instrText>
           </w:r>
           <w:r>
             <w:rPr>
-              <w:rFonts w:ascii="宋体" w:eastAsia="宋体" w:hAnsi="宋体" w:cs="宋体" w:hint="eastAsia"/>
+              <w:rFonts w:hint="eastAsia" w:ascii="宋体" w:hAnsi="宋体" w:eastAsia="宋体" w:cs="宋体"/>
               <w:szCs w:val="24"/>
             </w:rPr>
             <w:fldChar w:fldCharType="separate"/>
@@ -2667,7 +2838,7 @@
           </w:r>
           <w:r>
             <w:rPr>
-              <w:rFonts w:ascii="宋体" w:eastAsia="宋体" w:hAnsi="宋体" w:cs="宋体" w:hint="eastAsia"/>
+              <w:rFonts w:hint="eastAsia" w:ascii="宋体" w:hAnsi="宋体" w:eastAsia="宋体" w:cs="宋体"/>
               <w:szCs w:val="24"/>
             </w:rPr>
             <w:fldChar w:fldCharType="end"/>
@@ -2675,28 +2846,28 @@
         </w:p>
         <w:p>
           <w:pPr>
-            <w:pStyle w:val="TOC1"/>
+            <w:pStyle w:val="16"/>
             <w:tabs>
               <w:tab w:val="right" w:leader="dot" w:pos="8306"/>
             </w:tabs>
           </w:pPr>
           <w:r>
             <w:rPr>
-              <w:rFonts w:ascii="宋体" w:eastAsia="宋体" w:hAnsi="宋体" w:cs="宋体" w:hint="eastAsia"/>
+              <w:rFonts w:hint="eastAsia" w:ascii="宋体" w:hAnsi="宋体" w:eastAsia="宋体" w:cs="宋体"/>
               <w:szCs w:val="24"/>
             </w:rPr>
             <w:fldChar w:fldCharType="begin"/>
           </w:r>
           <w:r>
             <w:rPr>
-              <w:rFonts w:ascii="宋体" w:eastAsia="宋体" w:hAnsi="宋体" w:cs="宋体" w:hint="eastAsia"/>
+              <w:rFonts w:hint="eastAsia" w:ascii="宋体" w:hAnsi="宋体" w:eastAsia="宋体" w:cs="宋体"/>
               <w:szCs w:val="24"/>
             </w:rPr>
             <w:instrText xml:space="preserve"> HYPERLINK \l _Toc29950 </w:instrText>
           </w:r>
           <w:r>
             <w:rPr>
-              <w:rFonts w:ascii="宋体" w:eastAsia="宋体" w:hAnsi="宋体" w:cs="宋体" w:hint="eastAsia"/>
+              <w:rFonts w:hint="eastAsia" w:ascii="宋体" w:hAnsi="宋体" w:eastAsia="宋体" w:cs="宋体"/>
               <w:szCs w:val="24"/>
             </w:rPr>
             <w:fldChar w:fldCharType="separate"/>
@@ -2728,7 +2899,7 @@
           </w:r>
           <w:r>
             <w:rPr>
-              <w:rFonts w:ascii="宋体" w:eastAsia="宋体" w:hAnsi="宋体" w:cs="宋体" w:hint="eastAsia"/>
+              <w:rFonts w:hint="eastAsia" w:ascii="宋体" w:hAnsi="宋体" w:eastAsia="宋体" w:cs="宋体"/>
               <w:szCs w:val="24"/>
             </w:rPr>
             <w:fldChar w:fldCharType="end"/>
@@ -2736,28 +2907,28 @@
         </w:p>
         <w:p>
           <w:pPr>
-            <w:pStyle w:val="TOC2"/>
+            <w:pStyle w:val="17"/>
             <w:tabs>
               <w:tab w:val="right" w:leader="dot" w:pos="8306"/>
             </w:tabs>
           </w:pPr>
           <w:r>
             <w:rPr>
-              <w:rFonts w:ascii="宋体" w:eastAsia="宋体" w:hAnsi="宋体" w:cs="宋体" w:hint="eastAsia"/>
+              <w:rFonts w:hint="eastAsia" w:ascii="宋体" w:hAnsi="宋体" w:eastAsia="宋体" w:cs="宋体"/>
               <w:szCs w:val="24"/>
             </w:rPr>
             <w:fldChar w:fldCharType="begin"/>
           </w:r>
           <w:r>
             <w:rPr>
-              <w:rFonts w:ascii="宋体" w:eastAsia="宋体" w:hAnsi="宋体" w:cs="宋体" w:hint="eastAsia"/>
+              <w:rFonts w:hint="eastAsia" w:ascii="宋体" w:hAnsi="宋体" w:eastAsia="宋体" w:cs="宋体"/>
               <w:szCs w:val="24"/>
             </w:rPr>
             <w:instrText xml:space="preserve"> HYPERLINK \l _Toc5997 </w:instrText>
           </w:r>
           <w:r>
             <w:rPr>
-              <w:rFonts w:ascii="宋体" w:eastAsia="宋体" w:hAnsi="宋体" w:cs="宋体" w:hint="eastAsia"/>
+              <w:rFonts w:hint="eastAsia" w:ascii="宋体" w:hAnsi="宋体" w:eastAsia="宋体" w:cs="宋体"/>
               <w:szCs w:val="24"/>
             </w:rPr>
             <w:fldChar w:fldCharType="separate"/>
@@ -2789,7 +2960,7 @@
           </w:r>
           <w:r>
             <w:rPr>
-              <w:rFonts w:ascii="宋体" w:eastAsia="宋体" w:hAnsi="宋体" w:cs="宋体" w:hint="eastAsia"/>
+              <w:rFonts w:hint="eastAsia" w:ascii="宋体" w:hAnsi="宋体" w:eastAsia="宋体" w:cs="宋体"/>
               <w:szCs w:val="24"/>
             </w:rPr>
             <w:fldChar w:fldCharType="end"/>
@@ -2797,28 +2968,28 @@
         </w:p>
         <w:p>
           <w:pPr>
-            <w:pStyle w:val="TOC2"/>
+            <w:pStyle w:val="17"/>
             <w:tabs>
               <w:tab w:val="right" w:leader="dot" w:pos="8306"/>
             </w:tabs>
           </w:pPr>
           <w:r>
             <w:rPr>
-              <w:rFonts w:ascii="宋体" w:eastAsia="宋体" w:hAnsi="宋体" w:cs="宋体" w:hint="eastAsia"/>
+              <w:rFonts w:hint="eastAsia" w:ascii="宋体" w:hAnsi="宋体" w:eastAsia="宋体" w:cs="宋体"/>
               <w:szCs w:val="24"/>
             </w:rPr>
             <w:fldChar w:fldCharType="begin"/>
           </w:r>
           <w:r>
             <w:rPr>
-              <w:rFonts w:ascii="宋体" w:eastAsia="宋体" w:hAnsi="宋体" w:cs="宋体" w:hint="eastAsia"/>
+              <w:rFonts w:hint="eastAsia" w:ascii="宋体" w:hAnsi="宋体" w:eastAsia="宋体" w:cs="宋体"/>
               <w:szCs w:val="24"/>
             </w:rPr>
             <w:instrText xml:space="preserve"> HYPERLINK \l _Toc2743 </w:instrText>
           </w:r>
           <w:r>
             <w:rPr>
-              <w:rFonts w:ascii="宋体" w:eastAsia="宋体" w:hAnsi="宋体" w:cs="宋体" w:hint="eastAsia"/>
+              <w:rFonts w:hint="eastAsia" w:ascii="宋体" w:hAnsi="宋体" w:eastAsia="宋体" w:cs="宋体"/>
               <w:szCs w:val="24"/>
             </w:rPr>
             <w:fldChar w:fldCharType="separate"/>
@@ -2850,7 +3021,7 @@
           </w:r>
           <w:r>
             <w:rPr>
-              <w:rFonts w:ascii="宋体" w:eastAsia="宋体" w:hAnsi="宋体" w:cs="宋体" w:hint="eastAsia"/>
+              <w:rFonts w:hint="eastAsia" w:ascii="宋体" w:hAnsi="宋体" w:eastAsia="宋体" w:cs="宋体"/>
               <w:szCs w:val="24"/>
             </w:rPr>
             <w:fldChar w:fldCharType="end"/>
@@ -2858,28 +3029,28 @@
         </w:p>
         <w:p>
           <w:pPr>
-            <w:pStyle w:val="TOC1"/>
+            <w:pStyle w:val="16"/>
             <w:tabs>
               <w:tab w:val="right" w:leader="dot" w:pos="8306"/>
             </w:tabs>
           </w:pPr>
           <w:r>
             <w:rPr>
-              <w:rFonts w:ascii="宋体" w:eastAsia="宋体" w:hAnsi="宋体" w:cs="宋体" w:hint="eastAsia"/>
+              <w:rFonts w:hint="eastAsia" w:ascii="宋体" w:hAnsi="宋体" w:eastAsia="宋体" w:cs="宋体"/>
               <w:szCs w:val="24"/>
             </w:rPr>
             <w:fldChar w:fldCharType="begin"/>
           </w:r>
           <w:r>
             <w:rPr>
-              <w:rFonts w:ascii="宋体" w:eastAsia="宋体" w:hAnsi="宋体" w:cs="宋体" w:hint="eastAsia"/>
+              <w:rFonts w:hint="eastAsia" w:ascii="宋体" w:hAnsi="宋体" w:eastAsia="宋体" w:cs="宋体"/>
               <w:szCs w:val="24"/>
             </w:rPr>
             <w:instrText xml:space="preserve"> HYPERLINK \l _Toc30343 </w:instrText>
           </w:r>
           <w:r>
             <w:rPr>
-              <w:rFonts w:ascii="宋体" w:eastAsia="宋体" w:hAnsi="宋体" w:cs="宋体" w:hint="eastAsia"/>
+              <w:rFonts w:hint="eastAsia" w:ascii="宋体" w:hAnsi="宋体" w:eastAsia="宋体" w:cs="宋体"/>
               <w:szCs w:val="24"/>
             </w:rPr>
             <w:fldChar w:fldCharType="separate"/>
@@ -2911,7 +3082,7 @@
           </w:r>
           <w:r>
             <w:rPr>
-              <w:rFonts w:ascii="宋体" w:eastAsia="宋体" w:hAnsi="宋体" w:cs="宋体" w:hint="eastAsia"/>
+              <w:rFonts w:hint="eastAsia" w:ascii="宋体" w:hAnsi="宋体" w:eastAsia="宋体" w:cs="宋体"/>
               <w:szCs w:val="24"/>
             </w:rPr>
             <w:fldChar w:fldCharType="end"/>
@@ -2919,28 +3090,28 @@
         </w:p>
         <w:p>
           <w:pPr>
-            <w:pStyle w:val="TOC1"/>
+            <w:pStyle w:val="16"/>
             <w:tabs>
               <w:tab w:val="right" w:leader="dot" w:pos="8306"/>
             </w:tabs>
           </w:pPr>
           <w:r>
             <w:rPr>
-              <w:rFonts w:ascii="宋体" w:eastAsia="宋体" w:hAnsi="宋体" w:cs="宋体" w:hint="eastAsia"/>
+              <w:rFonts w:hint="eastAsia" w:ascii="宋体" w:hAnsi="宋体" w:eastAsia="宋体" w:cs="宋体"/>
               <w:szCs w:val="24"/>
             </w:rPr>
             <w:fldChar w:fldCharType="begin"/>
           </w:r>
           <w:r>
             <w:rPr>
-              <w:rFonts w:ascii="宋体" w:eastAsia="宋体" w:hAnsi="宋体" w:cs="宋体" w:hint="eastAsia"/>
+              <w:rFonts w:hint="eastAsia" w:ascii="宋体" w:hAnsi="宋体" w:eastAsia="宋体" w:cs="宋体"/>
               <w:szCs w:val="24"/>
             </w:rPr>
             <w:instrText xml:space="preserve"> HYPERLINK \l _Toc8641 </w:instrText>
           </w:r>
           <w:r>
             <w:rPr>
-              <w:rFonts w:ascii="宋体" w:eastAsia="宋体" w:hAnsi="宋体" w:cs="宋体" w:hint="eastAsia"/>
+              <w:rFonts w:hint="eastAsia" w:ascii="宋体" w:hAnsi="宋体" w:eastAsia="宋体" w:cs="宋体"/>
               <w:szCs w:val="24"/>
             </w:rPr>
             <w:fldChar w:fldCharType="separate"/>
@@ -2972,7 +3143,7 @@
           </w:r>
           <w:r>
             <w:rPr>
-              <w:rFonts w:ascii="宋体" w:eastAsia="宋体" w:hAnsi="宋体" w:cs="宋体" w:hint="eastAsia"/>
+              <w:rFonts w:hint="eastAsia" w:ascii="宋体" w:hAnsi="宋体" w:eastAsia="宋体" w:cs="宋体"/>
               <w:szCs w:val="24"/>
             </w:rPr>
             <w:fldChar w:fldCharType="end"/>
@@ -2980,28 +3151,28 @@
         </w:p>
         <w:p>
           <w:pPr>
-            <w:pStyle w:val="TOC2"/>
+            <w:pStyle w:val="17"/>
             <w:tabs>
               <w:tab w:val="right" w:leader="dot" w:pos="8306"/>
             </w:tabs>
           </w:pPr>
           <w:r>
             <w:rPr>
-              <w:rFonts w:ascii="宋体" w:eastAsia="宋体" w:hAnsi="宋体" w:cs="宋体" w:hint="eastAsia"/>
+              <w:rFonts w:hint="eastAsia" w:ascii="宋体" w:hAnsi="宋体" w:eastAsia="宋体" w:cs="宋体"/>
               <w:szCs w:val="24"/>
             </w:rPr>
             <w:fldChar w:fldCharType="begin"/>
           </w:r>
           <w:r>
             <w:rPr>
-              <w:rFonts w:ascii="宋体" w:eastAsia="宋体" w:hAnsi="宋体" w:cs="宋体" w:hint="eastAsia"/>
+              <w:rFonts w:hint="eastAsia" w:ascii="宋体" w:hAnsi="宋体" w:eastAsia="宋体" w:cs="宋体"/>
               <w:szCs w:val="24"/>
             </w:rPr>
             <w:instrText xml:space="preserve"> HYPERLINK \l _Toc21760 </w:instrText>
           </w:r>
           <w:r>
             <w:rPr>
-              <w:rFonts w:ascii="宋体" w:eastAsia="宋体" w:hAnsi="宋体" w:cs="宋体" w:hint="eastAsia"/>
+              <w:rFonts w:hint="eastAsia" w:ascii="宋体" w:hAnsi="宋体" w:eastAsia="宋体" w:cs="宋体"/>
               <w:szCs w:val="24"/>
             </w:rPr>
             <w:fldChar w:fldCharType="separate"/>
@@ -3033,7 +3204,7 @@
           </w:r>
           <w:r>
             <w:rPr>
-              <w:rFonts w:ascii="宋体" w:eastAsia="宋体" w:hAnsi="宋体" w:cs="宋体" w:hint="eastAsia"/>
+              <w:rFonts w:hint="eastAsia" w:ascii="宋体" w:hAnsi="宋体" w:eastAsia="宋体" w:cs="宋体"/>
               <w:szCs w:val="24"/>
             </w:rPr>
             <w:fldChar w:fldCharType="end"/>
@@ -3041,28 +3212,28 @@
         </w:p>
         <w:p>
           <w:pPr>
-            <w:pStyle w:val="TOC2"/>
+            <w:pStyle w:val="17"/>
             <w:tabs>
               <w:tab w:val="right" w:leader="dot" w:pos="8306"/>
             </w:tabs>
           </w:pPr>
           <w:r>
             <w:rPr>
-              <w:rFonts w:ascii="宋体" w:eastAsia="宋体" w:hAnsi="宋体" w:cs="宋体" w:hint="eastAsia"/>
+              <w:rFonts w:hint="eastAsia" w:ascii="宋体" w:hAnsi="宋体" w:eastAsia="宋体" w:cs="宋体"/>
               <w:szCs w:val="24"/>
             </w:rPr>
             <w:fldChar w:fldCharType="begin"/>
           </w:r>
           <w:r>
             <w:rPr>
-              <w:rFonts w:ascii="宋体" w:eastAsia="宋体" w:hAnsi="宋体" w:cs="宋体" w:hint="eastAsia"/>
+              <w:rFonts w:hint="eastAsia" w:ascii="宋体" w:hAnsi="宋体" w:eastAsia="宋体" w:cs="宋体"/>
               <w:szCs w:val="24"/>
             </w:rPr>
             <w:instrText xml:space="preserve"> HYPERLINK \l _Toc22956 </w:instrText>
           </w:r>
           <w:r>
             <w:rPr>
-              <w:rFonts w:ascii="宋体" w:eastAsia="宋体" w:hAnsi="宋体" w:cs="宋体" w:hint="eastAsia"/>
+              <w:rFonts w:hint="eastAsia" w:ascii="宋体" w:hAnsi="宋体" w:eastAsia="宋体" w:cs="宋体"/>
               <w:szCs w:val="24"/>
             </w:rPr>
             <w:fldChar w:fldCharType="separate"/>
@@ -3094,7 +3265,7 @@
           </w:r>
           <w:r>
             <w:rPr>
-              <w:rFonts w:ascii="宋体" w:eastAsia="宋体" w:hAnsi="宋体" w:cs="宋体" w:hint="eastAsia"/>
+              <w:rFonts w:hint="eastAsia" w:ascii="宋体" w:hAnsi="宋体" w:eastAsia="宋体" w:cs="宋体"/>
               <w:szCs w:val="24"/>
             </w:rPr>
             <w:fldChar w:fldCharType="end"/>
@@ -3102,28 +3273,28 @@
         </w:p>
         <w:p>
           <w:pPr>
-            <w:pStyle w:val="TOC2"/>
+            <w:pStyle w:val="17"/>
             <w:tabs>
               <w:tab w:val="right" w:leader="dot" w:pos="8306"/>
             </w:tabs>
           </w:pPr>
           <w:r>
             <w:rPr>
-              <w:rFonts w:ascii="宋体" w:eastAsia="宋体" w:hAnsi="宋体" w:cs="宋体" w:hint="eastAsia"/>
+              <w:rFonts w:hint="eastAsia" w:ascii="宋体" w:hAnsi="宋体" w:eastAsia="宋体" w:cs="宋体"/>
               <w:szCs w:val="24"/>
             </w:rPr>
             <w:fldChar w:fldCharType="begin"/>
           </w:r>
           <w:r>
             <w:rPr>
-              <w:rFonts w:ascii="宋体" w:eastAsia="宋体" w:hAnsi="宋体" w:cs="宋体" w:hint="eastAsia"/>
+              <w:rFonts w:hint="eastAsia" w:ascii="宋体" w:hAnsi="宋体" w:eastAsia="宋体" w:cs="宋体"/>
               <w:szCs w:val="24"/>
             </w:rPr>
             <w:instrText xml:space="preserve"> HYPERLINK \l _Toc30945 </w:instrText>
           </w:r>
           <w:r>
             <w:rPr>
-              <w:rFonts w:ascii="宋体" w:eastAsia="宋体" w:hAnsi="宋体" w:cs="宋体" w:hint="eastAsia"/>
+              <w:rFonts w:hint="eastAsia" w:ascii="宋体" w:hAnsi="宋体" w:eastAsia="宋体" w:cs="宋体"/>
               <w:szCs w:val="24"/>
             </w:rPr>
             <w:fldChar w:fldCharType="separate"/>
@@ -3155,7 +3326,7 @@
           </w:r>
           <w:r>
             <w:rPr>
-              <w:rFonts w:ascii="宋体" w:eastAsia="宋体" w:hAnsi="宋体" w:cs="宋体" w:hint="eastAsia"/>
+              <w:rFonts w:hint="eastAsia" w:ascii="宋体" w:hAnsi="宋体" w:eastAsia="宋体" w:cs="宋体"/>
               <w:szCs w:val="24"/>
             </w:rPr>
             <w:fldChar w:fldCharType="end"/>
@@ -3163,28 +3334,28 @@
         </w:p>
         <w:p>
           <w:pPr>
-            <w:pStyle w:val="TOC1"/>
+            <w:pStyle w:val="16"/>
             <w:tabs>
               <w:tab w:val="right" w:leader="dot" w:pos="8306"/>
             </w:tabs>
           </w:pPr>
           <w:r>
             <w:rPr>
-              <w:rFonts w:ascii="宋体" w:eastAsia="宋体" w:hAnsi="宋体" w:cs="宋体" w:hint="eastAsia"/>
+              <w:rFonts w:hint="eastAsia" w:ascii="宋体" w:hAnsi="宋体" w:eastAsia="宋体" w:cs="宋体"/>
               <w:szCs w:val="24"/>
             </w:rPr>
             <w:fldChar w:fldCharType="begin"/>
           </w:r>
           <w:r>
             <w:rPr>
-              <w:rFonts w:ascii="宋体" w:eastAsia="宋体" w:hAnsi="宋体" w:cs="宋体" w:hint="eastAsia"/>
+              <w:rFonts w:hint="eastAsia" w:ascii="宋体" w:hAnsi="宋体" w:eastAsia="宋体" w:cs="宋体"/>
               <w:szCs w:val="24"/>
             </w:rPr>
             <w:instrText xml:space="preserve"> HYPERLINK \l _Toc14916 </w:instrText>
           </w:r>
           <w:r>
             <w:rPr>
-              <w:rFonts w:ascii="宋体" w:eastAsia="宋体" w:hAnsi="宋体" w:cs="宋体" w:hint="eastAsia"/>
+              <w:rFonts w:hint="eastAsia" w:ascii="宋体" w:hAnsi="宋体" w:eastAsia="宋体" w:cs="宋体"/>
               <w:szCs w:val="24"/>
             </w:rPr>
             <w:fldChar w:fldCharType="separate"/>
@@ -3216,7 +3387,7 @@
           </w:r>
           <w:r>
             <w:rPr>
-              <w:rFonts w:ascii="宋体" w:eastAsia="宋体" w:hAnsi="宋体" w:cs="宋体" w:hint="eastAsia"/>
+              <w:rFonts w:hint="eastAsia" w:ascii="宋体" w:hAnsi="宋体" w:eastAsia="宋体" w:cs="宋体"/>
               <w:szCs w:val="24"/>
             </w:rPr>
             <w:fldChar w:fldCharType="end"/>
@@ -3224,28 +3395,28 @@
         </w:p>
         <w:p>
           <w:pPr>
-            <w:pStyle w:val="TOC1"/>
+            <w:pStyle w:val="16"/>
             <w:tabs>
               <w:tab w:val="right" w:leader="dot" w:pos="8306"/>
             </w:tabs>
           </w:pPr>
           <w:r>
             <w:rPr>
-              <w:rFonts w:ascii="宋体" w:eastAsia="宋体" w:hAnsi="宋体" w:cs="宋体" w:hint="eastAsia"/>
+              <w:rFonts w:hint="eastAsia" w:ascii="宋体" w:hAnsi="宋体" w:eastAsia="宋体" w:cs="宋体"/>
               <w:szCs w:val="24"/>
             </w:rPr>
             <w:fldChar w:fldCharType="begin"/>
           </w:r>
           <w:r>
             <w:rPr>
-              <w:rFonts w:ascii="宋体" w:eastAsia="宋体" w:hAnsi="宋体" w:cs="宋体" w:hint="eastAsia"/>
+              <w:rFonts w:hint="eastAsia" w:ascii="宋体" w:hAnsi="宋体" w:eastAsia="宋体" w:cs="宋体"/>
               <w:szCs w:val="24"/>
             </w:rPr>
             <w:instrText xml:space="preserve"> HYPERLINK \l _Toc25860 </w:instrText>
           </w:r>
           <w:r>
             <w:rPr>
-              <w:rFonts w:ascii="宋体" w:eastAsia="宋体" w:hAnsi="宋体" w:cs="宋体" w:hint="eastAsia"/>
+              <w:rFonts w:hint="eastAsia" w:ascii="宋体" w:hAnsi="宋体" w:eastAsia="宋体" w:cs="宋体"/>
               <w:szCs w:val="24"/>
             </w:rPr>
             <w:fldChar w:fldCharType="separate"/>
@@ -3284,7 +3455,7 @@
           </w:r>
           <w:r>
             <w:rPr>
-              <w:rFonts w:ascii="宋体" w:eastAsia="宋体" w:hAnsi="宋体" w:cs="宋体" w:hint="eastAsia"/>
+              <w:rFonts w:hint="eastAsia" w:ascii="宋体" w:hAnsi="宋体" w:eastAsia="宋体" w:cs="宋体"/>
               <w:szCs w:val="24"/>
             </w:rPr>
             <w:fldChar w:fldCharType="end"/>
@@ -3292,28 +3463,28 @@
         </w:p>
         <w:p>
           <w:pPr>
-            <w:pStyle w:val="TOC1"/>
+            <w:pStyle w:val="16"/>
             <w:tabs>
               <w:tab w:val="right" w:leader="dot" w:pos="8306"/>
             </w:tabs>
           </w:pPr>
           <w:r>
             <w:rPr>
-              <w:rFonts w:ascii="宋体" w:eastAsia="宋体" w:hAnsi="宋体" w:cs="宋体" w:hint="eastAsia"/>
+              <w:rFonts w:hint="eastAsia" w:ascii="宋体" w:hAnsi="宋体" w:eastAsia="宋体" w:cs="宋体"/>
               <w:szCs w:val="24"/>
             </w:rPr>
             <w:fldChar w:fldCharType="begin"/>
           </w:r>
           <w:r>
             <w:rPr>
-              <w:rFonts w:ascii="宋体" w:eastAsia="宋体" w:hAnsi="宋体" w:cs="宋体" w:hint="eastAsia"/>
+              <w:rFonts w:hint="eastAsia" w:ascii="宋体" w:hAnsi="宋体" w:eastAsia="宋体" w:cs="宋体"/>
               <w:szCs w:val="24"/>
             </w:rPr>
             <w:instrText xml:space="preserve"> HYPERLINK \l _Toc29753 </w:instrText>
           </w:r>
           <w:r>
             <w:rPr>
-              <w:rFonts w:ascii="宋体" w:eastAsia="宋体" w:hAnsi="宋体" w:cs="宋体" w:hint="eastAsia"/>
+              <w:rFonts w:hint="eastAsia" w:ascii="宋体" w:hAnsi="宋体" w:eastAsia="宋体" w:cs="宋体"/>
               <w:szCs w:val="24"/>
             </w:rPr>
             <w:fldChar w:fldCharType="separate"/>
@@ -3345,7 +3516,7 @@
           </w:r>
           <w:r>
             <w:rPr>
-              <w:rFonts w:ascii="宋体" w:eastAsia="宋体" w:hAnsi="宋体" w:cs="宋体" w:hint="eastAsia"/>
+              <w:rFonts w:hint="eastAsia" w:ascii="宋体" w:hAnsi="宋体" w:eastAsia="宋体" w:cs="宋体"/>
               <w:szCs w:val="24"/>
             </w:rPr>
             <w:fldChar w:fldCharType="end"/>
@@ -3368,7 +3539,7 @@
             <w:snapToGrid w:val="0"/>
             <w:textAlignment w:val="baseline"/>
             <w:rPr>
-              <w:rFonts w:ascii="宋体" w:eastAsia="宋体" w:hAnsi="宋体" w:cs="宋体" w:hint="eastAsia"/>
+              <w:rFonts w:hint="eastAsia" w:ascii="宋体" w:hAnsi="宋体" w:eastAsia="宋体" w:cs="宋体"/>
               <w:snapToGrid w:val="0"/>
               <w:color w:val="000000"/>
               <w:kern w:val="0"/>
@@ -3379,7 +3550,7 @@
           </w:pPr>
           <w:r>
             <w:rPr>
-              <w:rFonts w:ascii="宋体" w:eastAsia="宋体" w:hAnsi="宋体" w:cs="宋体" w:hint="eastAsia"/>
+              <w:rFonts w:hint="eastAsia" w:ascii="宋体" w:hAnsi="宋体" w:eastAsia="宋体" w:cs="宋体"/>
               <w:szCs w:val="24"/>
             </w:rPr>
             <w:fldChar w:fldCharType="end"/>
@@ -3404,7 +3575,7 @@
         <w:snapToGrid w:val="0"/>
         <w:textAlignment w:val="baseline"/>
         <w:rPr>
-          <w:rFonts w:ascii="Arial" w:eastAsia="Arial" w:hAnsi="Arial" w:cs="Arial"/>
+          <w:rFonts w:ascii="Arial" w:hAnsi="Arial" w:eastAsia="Arial" w:cs="Arial"/>
           <w:snapToGrid w:val="0"/>
           <w:color w:val="000000"/>
           <w:kern w:val="0"/>
@@ -3415,7 +3586,7 @@
       </w:pPr>
       <w:r>
         <w:rPr>
-          <w:rFonts w:ascii="Arial" w:eastAsia="Arial" w:hAnsi="Arial" w:cs="Arial"/>
+          <w:rFonts w:ascii="Arial" w:hAnsi="Arial" w:eastAsia="Arial" w:cs="Arial"/>
           <w:snapToGrid w:val="0"/>
           <w:color w:val="000000"/>
           <w:kern w:val="0"/>
@@ -3428,7 +3599,7 @@
     </w:p>
     <w:p>
       <w:pPr>
-        <w:pStyle w:val="1"/>
+        <w:pStyle w:val="28"/>
         <w:keepNext w:val="0"/>
         <w:keepLines w:val="0"/>
         <w:pageBreakBefore w:val="0"/>
@@ -3460,7 +3631,7 @@
     </w:p>
     <w:p>
       <w:pPr>
-        <w:pStyle w:val="a1"/>
+        <w:pStyle w:val="29"/>
         <w:keepNext w:val="0"/>
         <w:keepLines w:val="0"/>
         <w:pageBreakBefore w:val="0"/>
@@ -3485,21 +3656,12 @@
           <w:rFonts w:hint="default"/>
           <w:lang w:val="en-US" w:eastAsia="zh-CN"/>
         </w:rPr>
-        <w:t>为规范公司员工招聘活动，建立科学、公开、公平、公正的人才选拔与引进机制，确保为公司</w:t>
-      </w:r>
-      <w:bookmarkStart w:id="4" w:name="_GoBack"/>
-      <w:bookmarkEnd w:id="4"/>
-      <w:r>
-        <w:rPr>
-          <w:rFonts w:hint="default"/>
-          <w:lang w:val="en-US" w:eastAsia="zh-CN"/>
-        </w:rPr>
-        <w:t>运维服务业务持续、高效地吸纳与配置符合岗位要求、认同企业文化的专业人才，保障公司发展战略与业务目标的实现，特制定本制度。</w:t>
-      </w:r>
-    </w:p>
-    <w:p>
-      <w:pPr>
-        <w:pStyle w:val="1"/>
+        <w:t>为规范公司员工招聘活动，建立科学、公开、公平、公正的人才选拔与引进机制，确保为公司运维服务业务持续、高效地吸纳与配置符合岗位要求、认同企业文化的专业人才，保障公司发展战略与业务目标的实现，特制定本制度。</w:t>
+      </w:r>
+    </w:p>
+    <w:p>
+      <w:pPr>
+        <w:pStyle w:val="28"/>
         <w:keepNext w:val="0"/>
         <w:keepLines w:val="0"/>
         <w:pageBreakBefore w:val="0"/>
@@ -3519,7 +3681,7 @@
           <w:lang w:val="en-US" w:eastAsia="zh-CN"/>
         </w:rPr>
       </w:pPr>
-      <w:bookmarkStart w:id="5" w:name="_Toc14585"/>
+      <w:bookmarkStart w:id="4" w:name="_Toc14585"/>
       <w:r>
         <w:rPr>
           <w:rFonts w:hint="default"/>
@@ -3527,11 +3689,11 @@
         </w:rPr>
         <w:t>管理职责</w:t>
       </w:r>
-      <w:bookmarkEnd w:id="5"/>
-    </w:p>
-    <w:p>
-      <w:pPr>
-        <w:pStyle w:val="2"/>
+      <w:bookmarkEnd w:id="4"/>
+    </w:p>
+    <w:p>
+      <w:pPr>
+        <w:pStyle w:val="30"/>
         <w:keepNext w:val="0"/>
         <w:keepLines w:val="0"/>
         <w:pageBreakBefore w:val="0"/>
@@ -3551,7 +3713,7 @@
           <w:lang w:val="en-US" w:eastAsia="zh-CN"/>
         </w:rPr>
       </w:pPr>
-      <w:bookmarkStart w:id="6" w:name="_Toc30984"/>
+      <w:bookmarkStart w:id="5" w:name="_Toc30984"/>
       <w:r>
         <w:rPr>
           <w:rFonts w:hint="default"/>
@@ -3559,11 +3721,11 @@
         </w:rPr>
         <w:t>人力资源部</w:t>
       </w:r>
-      <w:bookmarkEnd w:id="6"/>
-    </w:p>
-    <w:p>
-      <w:pPr>
-        <w:pStyle w:val="a1"/>
+      <w:bookmarkEnd w:id="5"/>
+    </w:p>
+    <w:p>
+      <w:pPr>
+        <w:pStyle w:val="29"/>
         <w:keepNext w:val="0"/>
         <w:keepLines w:val="0"/>
         <w:pageBreakBefore w:val="0"/>
@@ -3593,7 +3755,7 @@
     </w:p>
     <w:p>
       <w:pPr>
-        <w:pStyle w:val="a1"/>
+        <w:pStyle w:val="29"/>
         <w:keepNext w:val="0"/>
         <w:keepLines w:val="0"/>
         <w:pageBreakBefore w:val="0"/>
@@ -3623,7 +3785,7 @@
     </w:p>
     <w:p>
       <w:pPr>
-        <w:pStyle w:val="a1"/>
+        <w:pStyle w:val="29"/>
         <w:keepNext w:val="0"/>
         <w:keepLines w:val="0"/>
         <w:pageBreakBefore w:val="0"/>
@@ -3653,7 +3815,7 @@
     </w:p>
     <w:p>
       <w:pPr>
-        <w:pStyle w:val="a1"/>
+        <w:pStyle w:val="29"/>
         <w:keepNext w:val="0"/>
         <w:keepLines w:val="0"/>
         <w:pageBreakBefore w:val="0"/>
@@ -3683,7 +3845,7 @@
     </w:p>
     <w:p>
       <w:pPr>
-        <w:pStyle w:val="a1"/>
+        <w:pStyle w:val="29"/>
         <w:keepNext w:val="0"/>
         <w:keepLines w:val="0"/>
         <w:pageBreakBefore w:val="0"/>
@@ -3713,7 +3875,7 @@
     </w:p>
     <w:p>
       <w:pPr>
-        <w:pStyle w:val="a1"/>
+        <w:pStyle w:val="29"/>
         <w:keepNext w:val="0"/>
         <w:keepLines w:val="0"/>
         <w:pageBreakBefore w:val="0"/>
@@ -3743,7 +3905,7 @@
     </w:p>
     <w:p>
       <w:pPr>
-        <w:pStyle w:val="a1"/>
+        <w:pStyle w:val="29"/>
         <w:keepNext w:val="0"/>
         <w:keepLines w:val="0"/>
         <w:pageBreakBefore w:val="0"/>
@@ -3773,7 +3935,7 @@
     </w:p>
     <w:p>
       <w:pPr>
-        <w:pStyle w:val="a1"/>
+        <w:pStyle w:val="29"/>
         <w:keepNext w:val="0"/>
         <w:keepLines w:val="0"/>
         <w:pageBreakBefore w:val="0"/>
@@ -3803,7 +3965,7 @@
     </w:p>
     <w:p>
       <w:pPr>
-        <w:pStyle w:val="a1"/>
+        <w:pStyle w:val="29"/>
         <w:keepNext w:val="0"/>
         <w:keepLines w:val="0"/>
         <w:pageBreakBefore w:val="0"/>
@@ -3833,7 +3995,7 @@
     </w:p>
     <w:p>
       <w:pPr>
-        <w:pStyle w:val="a1"/>
+        <w:pStyle w:val="29"/>
         <w:keepNext w:val="0"/>
         <w:keepLines w:val="0"/>
         <w:pageBreakBefore w:val="0"/>
@@ -3863,7 +4025,7 @@
     </w:p>
     <w:p>
       <w:pPr>
-        <w:pStyle w:val="2"/>
+        <w:pStyle w:val="30"/>
         <w:keepNext w:val="0"/>
         <w:keepLines w:val="0"/>
         <w:pageBreakBefore w:val="0"/>
@@ -3883,7 +4045,7 @@
           <w:lang w:val="en-US" w:eastAsia="zh-CN"/>
         </w:rPr>
       </w:pPr>
-      <w:bookmarkStart w:id="7" w:name="_Toc16087"/>
+      <w:bookmarkStart w:id="6" w:name="_Toc16087"/>
       <w:r>
         <w:rPr>
           <w:rFonts w:hint="default"/>
@@ -3891,11 +4053,11 @@
         </w:rPr>
         <w:t>公司管理层</w:t>
       </w:r>
-      <w:bookmarkEnd w:id="7"/>
-    </w:p>
-    <w:p>
-      <w:pPr>
-        <w:pStyle w:val="a1"/>
+      <w:bookmarkEnd w:id="6"/>
+    </w:p>
+    <w:p>
+      <w:pPr>
+        <w:pStyle w:val="29"/>
         <w:keepNext w:val="0"/>
         <w:keepLines w:val="0"/>
         <w:pageBreakBefore w:val="0"/>
@@ -3925,7 +4087,7 @@
     </w:p>
     <w:p>
       <w:pPr>
-        <w:pStyle w:val="a1"/>
+        <w:pStyle w:val="29"/>
         <w:keepNext w:val="0"/>
         <w:keepLines w:val="0"/>
         <w:pageBreakBefore w:val="0"/>
@@ -3955,7 +4117,7 @@
     </w:p>
     <w:p>
       <w:pPr>
-        <w:pStyle w:val="2"/>
+        <w:pStyle w:val="30"/>
         <w:keepNext w:val="0"/>
         <w:keepLines w:val="0"/>
         <w:pageBreakBefore w:val="0"/>
@@ -3975,7 +4137,7 @@
           <w:lang w:val="en-US" w:eastAsia="zh-CN"/>
         </w:rPr>
       </w:pPr>
-      <w:bookmarkStart w:id="8" w:name="_Toc27307"/>
+      <w:bookmarkStart w:id="7" w:name="_Toc27307"/>
       <w:r>
         <w:rPr>
           <w:rFonts w:hint="eastAsia"/>
@@ -3983,11 +4145,11 @@
         </w:rPr>
         <w:t>其他运维相关部门</w:t>
       </w:r>
-      <w:bookmarkEnd w:id="8"/>
-    </w:p>
-    <w:p>
-      <w:pPr>
-        <w:pStyle w:val="a1"/>
+      <w:bookmarkEnd w:id="7"/>
+    </w:p>
+    <w:p>
+      <w:pPr>
+        <w:pStyle w:val="29"/>
         <w:keepNext w:val="0"/>
         <w:keepLines w:val="0"/>
         <w:pageBreakBefore w:val="0"/>
@@ -4017,7 +4179,7 @@
     </w:p>
     <w:p>
       <w:pPr>
-        <w:pStyle w:val="1"/>
+        <w:pStyle w:val="28"/>
         <w:keepNext w:val="0"/>
         <w:keepLines w:val="0"/>
         <w:pageBreakBefore w:val="0"/>
@@ -4037,7 +4199,7 @@
           <w:lang w:val="en-US" w:eastAsia="zh-CN"/>
         </w:rPr>
       </w:pPr>
-      <w:bookmarkStart w:id="9" w:name="_Toc473"/>
+      <w:bookmarkStart w:id="8" w:name="_Toc473"/>
       <w:r>
         <w:rPr>
           <w:rFonts w:hint="default"/>
@@ -4045,11 +4207,11 @@
         </w:rPr>
         <w:t>招聘工作管理原则</w:t>
       </w:r>
-      <w:bookmarkEnd w:id="9"/>
-    </w:p>
-    <w:p>
-      <w:pPr>
-        <w:pStyle w:val="a1"/>
+      <w:bookmarkEnd w:id="8"/>
+    </w:p>
+    <w:p>
+      <w:pPr>
+        <w:pStyle w:val="29"/>
         <w:keepNext w:val="0"/>
         <w:keepLines w:val="0"/>
         <w:pageBreakBefore w:val="0"/>
@@ -4067,7 +4229,7 @@
         <w:bidi w:val="0"/>
         <w:adjustRightInd w:val="0"/>
         <w:snapToGrid w:val="0"/>
-        <w:ind w:left="425" w:hanging="425" w:leftChars="0" w:firstLineChars="0"/>
+        <w:ind w:left="425" w:leftChars="0" w:hanging="425" w:firstLineChars="0"/>
         <w:textAlignment w:val="baseline"/>
         <w:rPr>
           <w:rFonts w:hint="default"/>
@@ -4084,7 +4246,7 @@
     </w:p>
     <w:p>
       <w:pPr>
-        <w:pStyle w:val="a1"/>
+        <w:pStyle w:val="29"/>
         <w:keepNext w:val="0"/>
         <w:keepLines w:val="0"/>
         <w:pageBreakBefore w:val="0"/>
@@ -4102,7 +4264,7 @@
         <w:bidi w:val="0"/>
         <w:adjustRightInd w:val="0"/>
         <w:snapToGrid w:val="0"/>
-        <w:ind w:left="425" w:hanging="425" w:leftChars="0" w:firstLineChars="0"/>
+        <w:ind w:left="425" w:leftChars="0" w:hanging="425" w:firstLineChars="0"/>
         <w:textAlignment w:val="baseline"/>
         <w:rPr>
           <w:rFonts w:hint="default"/>
@@ -4119,7 +4281,7 @@
     </w:p>
     <w:p>
       <w:pPr>
-        <w:pStyle w:val="a1"/>
+        <w:pStyle w:val="29"/>
         <w:keepNext w:val="0"/>
         <w:keepLines w:val="0"/>
         <w:pageBreakBefore w:val="0"/>
@@ -4137,7 +4299,7 @@
         <w:bidi w:val="0"/>
         <w:adjustRightInd w:val="0"/>
         <w:snapToGrid w:val="0"/>
-        <w:ind w:left="425" w:hanging="425" w:leftChars="0" w:firstLineChars="0"/>
+        <w:ind w:left="425" w:leftChars="0" w:hanging="425" w:firstLineChars="0"/>
         <w:textAlignment w:val="baseline"/>
         <w:rPr>
           <w:rFonts w:hint="default"/>
@@ -4154,7 +4316,7 @@
     </w:p>
     <w:p>
       <w:pPr>
-        <w:pStyle w:val="a1"/>
+        <w:pStyle w:val="29"/>
         <w:keepNext w:val="0"/>
         <w:keepLines w:val="0"/>
         <w:pageBreakBefore w:val="0"/>
@@ -4172,7 +4334,7 @@
         <w:bidi w:val="0"/>
         <w:adjustRightInd w:val="0"/>
         <w:snapToGrid w:val="0"/>
-        <w:ind w:left="425" w:hanging="425" w:leftChars="0" w:firstLineChars="0"/>
+        <w:ind w:left="425" w:leftChars="0" w:hanging="425" w:firstLineChars="0"/>
         <w:textAlignment w:val="baseline"/>
         <w:rPr>
           <w:rFonts w:hint="default"/>
@@ -4189,7 +4351,7 @@
     </w:p>
     <w:p>
       <w:pPr>
-        <w:pStyle w:val="a1"/>
+        <w:pStyle w:val="29"/>
         <w:keepNext w:val="0"/>
         <w:keepLines w:val="0"/>
         <w:pageBreakBefore w:val="0"/>
@@ -4207,7 +4369,7 @@
         <w:bidi w:val="0"/>
         <w:adjustRightInd w:val="0"/>
         <w:snapToGrid w:val="0"/>
-        <w:ind w:left="425" w:hanging="425" w:leftChars="0" w:firstLineChars="0"/>
+        <w:ind w:left="425" w:leftChars="0" w:hanging="425" w:firstLineChars="0"/>
         <w:textAlignment w:val="baseline"/>
         <w:rPr>
           <w:rFonts w:hint="default"/>
@@ -4224,7 +4386,7 @@
     </w:p>
     <w:p>
       <w:pPr>
-        <w:pStyle w:val="1"/>
+        <w:pStyle w:val="28"/>
         <w:keepNext w:val="0"/>
         <w:keepLines w:val="0"/>
         <w:pageBreakBefore w:val="0"/>
@@ -4244,7 +4406,7 @@
           <w:lang w:val="en-US" w:eastAsia="zh-CN"/>
         </w:rPr>
       </w:pPr>
-      <w:bookmarkStart w:id="10" w:name="_Toc29950"/>
+      <w:bookmarkStart w:id="9" w:name="_Toc29950"/>
       <w:r>
         <w:rPr>
           <w:rFonts w:hint="default"/>
@@ -4252,11 +4414,11 @@
         </w:rPr>
         <w:t>招聘计划与需求管理</w:t>
       </w:r>
-      <w:bookmarkEnd w:id="10"/>
-    </w:p>
-    <w:p>
-      <w:pPr>
-        <w:pStyle w:val="2"/>
+      <w:bookmarkEnd w:id="9"/>
+    </w:p>
+    <w:p>
+      <w:pPr>
+        <w:pStyle w:val="30"/>
         <w:keepNext w:val="0"/>
         <w:keepLines w:val="0"/>
         <w:pageBreakBefore w:val="0"/>
@@ -4276,7 +4438,7 @@
           <w:lang w:val="en-US" w:eastAsia="zh-CN"/>
         </w:rPr>
       </w:pPr>
-      <w:bookmarkStart w:id="11" w:name="_Toc5997"/>
+      <w:bookmarkStart w:id="10" w:name="_Toc5997"/>
       <w:r>
         <w:rPr>
           <w:rFonts w:hint="default"/>
@@ -4284,11 +4446,11 @@
         </w:rPr>
         <w:t>需求提报</w:t>
       </w:r>
-      <w:bookmarkEnd w:id="11"/>
-    </w:p>
-    <w:p>
-      <w:pPr>
-        <w:pStyle w:val="a1"/>
+      <w:bookmarkEnd w:id="10"/>
+    </w:p>
+    <w:p>
+      <w:pPr>
+        <w:pStyle w:val="29"/>
         <w:keepNext w:val="0"/>
         <w:keepLines w:val="0"/>
         <w:pageBreakBefore w:val="0"/>
@@ -4318,7 +4480,7 @@
     </w:p>
     <w:p>
       <w:pPr>
-        <w:pStyle w:val="a1"/>
+        <w:pStyle w:val="29"/>
         <w:keepNext w:val="0"/>
         <w:keepLines w:val="0"/>
         <w:pageBreakBefore w:val="0"/>
@@ -4348,7 +4510,7 @@
     </w:p>
     <w:p>
       <w:pPr>
-        <w:pStyle w:val="2"/>
+        <w:pStyle w:val="30"/>
         <w:keepNext w:val="0"/>
         <w:keepLines w:val="0"/>
         <w:pageBreakBefore w:val="0"/>
@@ -4368,7 +4530,7 @@
           <w:lang w:val="en-US" w:eastAsia="zh-CN"/>
         </w:rPr>
       </w:pPr>
-      <w:bookmarkStart w:id="12" w:name="_Toc2743"/>
+      <w:bookmarkStart w:id="11" w:name="_Toc2743"/>
       <w:r>
         <w:rPr>
           <w:rFonts w:hint="default"/>
@@ -4376,11 +4538,11 @@
         </w:rPr>
         <w:t>计划制定与审批</w:t>
       </w:r>
-      <w:bookmarkEnd w:id="12"/>
-    </w:p>
-    <w:p>
-      <w:pPr>
-        <w:pStyle w:val="a1"/>
+      <w:bookmarkEnd w:id="11"/>
+    </w:p>
+    <w:p>
+      <w:pPr>
+        <w:pStyle w:val="29"/>
         <w:keepNext w:val="0"/>
         <w:keepLines w:val="0"/>
         <w:pageBreakBefore w:val="0"/>
@@ -4410,7 +4572,7 @@
     </w:p>
     <w:p>
       <w:pPr>
-        <w:pStyle w:val="a1"/>
+        <w:pStyle w:val="29"/>
         <w:keepNext w:val="0"/>
         <w:keepLines w:val="0"/>
         <w:pageBreakBefore w:val="0"/>
@@ -4440,7 +4602,7 @@
     </w:p>
     <w:p>
       <w:pPr>
-        <w:pStyle w:val="a1"/>
+        <w:pStyle w:val="29"/>
         <w:keepNext w:val="0"/>
         <w:keepLines w:val="0"/>
         <w:pageBreakBefore w:val="0"/>
@@ -4470,7 +4632,7 @@
     </w:p>
     <w:p>
       <w:pPr>
-        <w:pStyle w:val="1"/>
+        <w:pStyle w:val="28"/>
         <w:keepNext w:val="0"/>
         <w:keepLines w:val="0"/>
         <w:pageBreakBefore w:val="0"/>
@@ -4490,7 +4652,7 @@
           <w:lang w:val="en-US" w:eastAsia="zh-CN"/>
         </w:rPr>
       </w:pPr>
-      <w:bookmarkStart w:id="13" w:name="_Toc30343"/>
+      <w:bookmarkStart w:id="12" w:name="_Toc30343"/>
       <w:r>
         <w:rPr>
           <w:rFonts w:hint="default"/>
@@ -4498,11 +4660,11 @@
         </w:rPr>
         <w:t>招聘实施流程</w:t>
       </w:r>
-      <w:bookmarkEnd w:id="13"/>
-    </w:p>
-    <w:p>
-      <w:pPr>
-        <w:pStyle w:val="a1"/>
+      <w:bookmarkEnd w:id="12"/>
+    </w:p>
+    <w:p>
+      <w:pPr>
+        <w:pStyle w:val="29"/>
         <w:keepNext w:val="0"/>
         <w:keepLines w:val="0"/>
         <w:pageBreakBefore w:val="0"/>
@@ -4532,7 +4694,7 @@
     </w:p>
     <w:p>
       <w:pPr>
-        <w:pStyle w:val="a1"/>
+        <w:pStyle w:val="29"/>
         <w:keepNext w:val="0"/>
         <w:keepLines w:val="0"/>
         <w:pageBreakBefore w:val="0"/>
@@ -4562,7 +4724,7 @@
     </w:p>
     <w:p>
       <w:pPr>
-        <w:pStyle w:val="a1"/>
+        <w:pStyle w:val="29"/>
         <w:keepNext w:val="0"/>
         <w:keepLines w:val="0"/>
         <w:pageBreakBefore w:val="0"/>
@@ -4592,7 +4754,7 @@
     </w:p>
     <w:p>
       <w:pPr>
-        <w:pStyle w:val="a1"/>
+        <w:pStyle w:val="29"/>
         <w:keepNext w:val="0"/>
         <w:keepLines w:val="0"/>
         <w:pageBreakBefore w:val="0"/>
@@ -4622,7 +4784,7 @@
     </w:p>
     <w:p>
       <w:pPr>
-        <w:pStyle w:val="a1"/>
+        <w:pStyle w:val="29"/>
         <w:keepNext w:val="0"/>
         <w:keepLines w:val="0"/>
         <w:pageBreakBefore w:val="0"/>
@@ -4652,7 +4814,7 @@
     </w:p>
     <w:p>
       <w:pPr>
-        <w:pStyle w:val="a1"/>
+        <w:pStyle w:val="29"/>
         <w:keepNext w:val="0"/>
         <w:keepLines w:val="0"/>
         <w:pageBreakBefore w:val="0"/>
@@ -4682,7 +4844,7 @@
     </w:p>
     <w:p>
       <w:pPr>
-        <w:pStyle w:val="a1"/>
+        <w:pStyle w:val="29"/>
         <w:keepNext w:val="0"/>
         <w:keepLines w:val="0"/>
         <w:pageBreakBefore w:val="0"/>
@@ -4712,7 +4874,7 @@
     </w:p>
     <w:p>
       <w:pPr>
-        <w:pStyle w:val="a1"/>
+        <w:pStyle w:val="29"/>
         <w:keepNext w:val="0"/>
         <w:keepLines w:val="0"/>
         <w:pageBreakBefore w:val="0"/>
@@ -4742,7 +4904,7 @@
     </w:p>
     <w:p>
       <w:pPr>
-        <w:pStyle w:val="a1"/>
+        <w:pStyle w:val="29"/>
         <w:keepNext w:val="0"/>
         <w:keepLines w:val="0"/>
         <w:pageBreakBefore w:val="0"/>
@@ -4772,7 +4934,7 @@
     </w:p>
     <w:p>
       <w:pPr>
-        <w:pStyle w:val="1"/>
+        <w:pStyle w:val="28"/>
         <w:keepNext w:val="0"/>
         <w:keepLines w:val="0"/>
         <w:pageBreakBefore w:val="0"/>
@@ -4792,7 +4954,7 @@
           <w:lang w:val="en-US" w:eastAsia="zh-CN"/>
         </w:rPr>
       </w:pPr>
-      <w:bookmarkStart w:id="14" w:name="_Toc8641"/>
+      <w:bookmarkStart w:id="13" w:name="_Toc8641"/>
       <w:r>
         <w:rPr>
           <w:rFonts w:hint="default"/>
@@ -4800,11 +4962,11 @@
         </w:rPr>
         <w:t>录用、审批与入职</w:t>
       </w:r>
-      <w:bookmarkEnd w:id="14"/>
-    </w:p>
-    <w:p>
-      <w:pPr>
-        <w:pStyle w:val="2"/>
+      <w:bookmarkEnd w:id="13"/>
+    </w:p>
+    <w:p>
+      <w:pPr>
+        <w:pStyle w:val="30"/>
         <w:keepNext w:val="0"/>
         <w:keepLines w:val="0"/>
         <w:pageBreakBefore w:val="0"/>
@@ -4824,7 +4986,7 @@
           <w:lang w:val="en-US" w:eastAsia="zh-CN"/>
         </w:rPr>
       </w:pPr>
-      <w:bookmarkStart w:id="15" w:name="_Toc21760"/>
+      <w:bookmarkStart w:id="14" w:name="_Toc21760"/>
       <w:r>
         <w:rPr>
           <w:rFonts w:hint="default"/>
@@ -4832,11 +4994,11 @@
         </w:rPr>
         <w:t>录用决策与审批</w:t>
       </w:r>
-      <w:bookmarkEnd w:id="15"/>
-    </w:p>
-    <w:p>
-      <w:pPr>
-        <w:pStyle w:val="a1"/>
+      <w:bookmarkEnd w:id="14"/>
+    </w:p>
+    <w:p>
+      <w:pPr>
+        <w:pStyle w:val="29"/>
         <w:keepNext w:val="0"/>
         <w:keepLines w:val="0"/>
         <w:pageBreakBefore w:val="0"/>
@@ -4866,7 +5028,7 @@
     </w:p>
     <w:p>
       <w:pPr>
-        <w:pStyle w:val="a1"/>
+        <w:pStyle w:val="29"/>
         <w:keepNext w:val="0"/>
         <w:keepLines w:val="0"/>
         <w:pageBreakBefore w:val="0"/>
@@ -4896,7 +5058,7 @@
     </w:p>
     <w:p>
       <w:pPr>
-        <w:pStyle w:val="a1"/>
+        <w:pStyle w:val="29"/>
         <w:keepNext w:val="0"/>
         <w:keepLines w:val="0"/>
         <w:pageBreakBefore w:val="0"/>
@@ -4926,7 +5088,7 @@
     </w:p>
     <w:p>
       <w:pPr>
-        <w:pStyle w:val="2"/>
+        <w:pStyle w:val="30"/>
         <w:keepNext w:val="0"/>
         <w:keepLines w:val="0"/>
         <w:pageBreakBefore w:val="0"/>
@@ -4946,7 +5108,7 @@
           <w:lang w:val="en-US" w:eastAsia="zh-CN"/>
         </w:rPr>
       </w:pPr>
-      <w:bookmarkStart w:id="16" w:name="_Toc22956"/>
+      <w:bookmarkStart w:id="15" w:name="_Toc22956"/>
       <w:r>
         <w:rPr>
           <w:rFonts w:hint="default"/>
@@ -4954,11 +5116,11 @@
         </w:rPr>
         <w:t>入职报到手续</w:t>
       </w:r>
-      <w:bookmarkEnd w:id="16"/>
-    </w:p>
-    <w:p>
-      <w:pPr>
-        <w:pStyle w:val="a1"/>
+      <w:bookmarkEnd w:id="15"/>
+    </w:p>
+    <w:p>
+      <w:pPr>
+        <w:pStyle w:val="29"/>
         <w:keepNext w:val="0"/>
         <w:keepLines w:val="0"/>
         <w:pageBreakBefore w:val="0"/>
@@ -4988,7 +5150,7 @@
     </w:p>
     <w:p>
       <w:pPr>
-        <w:pStyle w:val="a1"/>
+        <w:pStyle w:val="29"/>
         <w:keepNext w:val="0"/>
         <w:keepLines w:val="0"/>
         <w:pageBreakBefore w:val="0"/>
@@ -5018,7 +5180,7 @@
     </w:p>
     <w:p>
       <w:pPr>
-        <w:pStyle w:val="a1"/>
+        <w:pStyle w:val="29"/>
         <w:keepNext w:val="0"/>
         <w:keepLines w:val="0"/>
         <w:pageBreakBefore w:val="0"/>
@@ -5048,7 +5210,7 @@
     </w:p>
     <w:p>
       <w:pPr>
-        <w:pStyle w:val="2"/>
+        <w:pStyle w:val="30"/>
         <w:keepNext w:val="0"/>
         <w:keepLines w:val="0"/>
         <w:pageBreakBefore w:val="0"/>
@@ -5068,7 +5230,7 @@
           <w:lang w:val="en-US" w:eastAsia="zh-CN"/>
         </w:rPr>
       </w:pPr>
-      <w:bookmarkStart w:id="17" w:name="_Toc30945"/>
+      <w:bookmarkStart w:id="16" w:name="_Toc30945"/>
       <w:r>
         <w:rPr>
           <w:rFonts w:hint="default"/>
@@ -5076,11 +5238,11 @@
         </w:rPr>
         <w:t>入职引导与培训</w:t>
       </w:r>
-      <w:bookmarkEnd w:id="17"/>
-    </w:p>
-    <w:p>
-      <w:pPr>
-        <w:pStyle w:val="a1"/>
+      <w:bookmarkEnd w:id="16"/>
+    </w:p>
+    <w:p>
+      <w:pPr>
+        <w:pStyle w:val="29"/>
         <w:keepNext w:val="0"/>
         <w:keepLines w:val="0"/>
         <w:pageBreakBefore w:val="0"/>
@@ -5110,7 +5272,7 @@
     </w:p>
     <w:p>
       <w:pPr>
-        <w:pStyle w:val="a1"/>
+        <w:pStyle w:val="29"/>
         <w:keepNext w:val="0"/>
         <w:keepLines w:val="0"/>
         <w:pageBreakBefore w:val="0"/>
@@ -5140,7 +5302,7 @@
     </w:p>
     <w:p>
       <w:pPr>
-        <w:pStyle w:val="1"/>
+        <w:pStyle w:val="28"/>
         <w:keepNext w:val="0"/>
         <w:keepLines w:val="0"/>
         <w:pageBreakBefore w:val="0"/>
@@ -5160,7 +5322,7 @@
           <w:lang w:val="en-US" w:eastAsia="zh-CN"/>
         </w:rPr>
       </w:pPr>
-      <w:bookmarkStart w:id="18" w:name="_Toc14916"/>
+      <w:bookmarkStart w:id="17" w:name="_Toc14916"/>
       <w:r>
         <w:rPr>
           <w:rFonts w:hint="default"/>
@@ -5168,11 +5330,11 @@
         </w:rPr>
         <w:t>试用期与转正管理</w:t>
       </w:r>
-      <w:bookmarkEnd w:id="18"/>
-    </w:p>
-    <w:p>
-      <w:pPr>
-        <w:pStyle w:val="a1"/>
+      <w:bookmarkEnd w:id="17"/>
+    </w:p>
+    <w:p>
+      <w:pPr>
+        <w:pStyle w:val="29"/>
         <w:keepNext w:val="0"/>
         <w:keepLines w:val="0"/>
         <w:pageBreakBefore w:val="0"/>
@@ -5202,7 +5364,7 @@
     </w:p>
     <w:p>
       <w:pPr>
-        <w:pStyle w:val="a1"/>
+        <w:pStyle w:val="29"/>
         <w:keepNext w:val="0"/>
         <w:keepLines w:val="0"/>
         <w:pageBreakBefore w:val="0"/>
@@ -5232,7 +5394,7 @@
     </w:p>
     <w:p>
       <w:pPr>
-        <w:pStyle w:val="a1"/>
+        <w:pStyle w:val="29"/>
         <w:keepNext w:val="0"/>
         <w:keepLines w:val="0"/>
         <w:pageBreakBefore w:val="0"/>
@@ -5250,7 +5412,7 @@
         <w:bidi w:val="0"/>
         <w:adjustRightInd w:val="0"/>
         <w:snapToGrid w:val="0"/>
-        <w:ind w:left="425" w:hanging="425" w:leftChars="0" w:firstLineChars="0"/>
+        <w:ind w:left="425" w:leftChars="0" w:hanging="425" w:firstLineChars="0"/>
         <w:textAlignment w:val="baseline"/>
         <w:rPr>
           <w:rFonts w:hint="default"/>
@@ -5267,7 +5429,7 @@
     </w:p>
     <w:p>
       <w:pPr>
-        <w:pStyle w:val="a1"/>
+        <w:pStyle w:val="29"/>
         <w:keepNext w:val="0"/>
         <w:keepLines w:val="0"/>
         <w:pageBreakBefore w:val="0"/>
@@ -5285,7 +5447,7 @@
         <w:bidi w:val="0"/>
         <w:adjustRightInd w:val="0"/>
         <w:snapToGrid w:val="0"/>
-        <w:ind w:left="425" w:hanging="425" w:leftChars="0" w:firstLineChars="0"/>
+        <w:ind w:left="425" w:leftChars="0" w:hanging="425" w:firstLineChars="0"/>
         <w:textAlignment w:val="baseline"/>
         <w:rPr>
           <w:rFonts w:hint="default"/>
@@ -5302,7 +5464,7 @@
     </w:p>
     <w:p>
       <w:pPr>
-        <w:pStyle w:val="a1"/>
+        <w:pStyle w:val="29"/>
         <w:keepNext w:val="0"/>
         <w:keepLines w:val="0"/>
         <w:pageBreakBefore w:val="0"/>
@@ -5320,7 +5482,7 @@
         <w:bidi w:val="0"/>
         <w:adjustRightInd w:val="0"/>
         <w:snapToGrid w:val="0"/>
-        <w:ind w:left="425" w:hanging="425" w:leftChars="0" w:firstLineChars="0"/>
+        <w:ind w:left="425" w:leftChars="0" w:hanging="425" w:firstLineChars="0"/>
         <w:textAlignment w:val="baseline"/>
         <w:rPr>
           <w:rFonts w:hint="default"/>
@@ -5337,7 +5499,7 @@
     </w:p>
     <w:p>
       <w:pPr>
-        <w:pStyle w:val="a1"/>
+        <w:pStyle w:val="29"/>
         <w:keepNext w:val="0"/>
         <w:keepLines w:val="0"/>
         <w:pageBreakBefore w:val="0"/>
@@ -5367,7 +5529,7 @@
     </w:p>
     <w:p>
       <w:pPr>
-        <w:pStyle w:val="a1"/>
+        <w:pStyle w:val="29"/>
         <w:keepNext w:val="0"/>
         <w:keepLines w:val="0"/>
         <w:pageBreakBefore w:val="0"/>
@@ -5385,7 +5547,7 @@
         <w:bidi w:val="0"/>
         <w:adjustRightInd w:val="0"/>
         <w:snapToGrid w:val="0"/>
-        <w:ind w:left="425" w:hanging="425" w:leftChars="0" w:firstLineChars="0"/>
+        <w:ind w:left="425" w:leftChars="0" w:hanging="425" w:firstLineChars="0"/>
         <w:textAlignment w:val="baseline"/>
         <w:rPr>
           <w:rFonts w:hint="default"/>
@@ -5402,7 +5564,7 @@
     </w:p>
     <w:p>
       <w:pPr>
-        <w:pStyle w:val="a1"/>
+        <w:pStyle w:val="29"/>
         <w:keepNext w:val="0"/>
         <w:keepLines w:val="0"/>
         <w:pageBreakBefore w:val="0"/>
@@ -5420,7 +5582,7 @@
         <w:bidi w:val="0"/>
         <w:adjustRightInd w:val="0"/>
         <w:snapToGrid w:val="0"/>
-        <w:ind w:left="425" w:hanging="425" w:leftChars="0" w:firstLineChars="0"/>
+        <w:ind w:left="425" w:leftChars="0" w:hanging="425" w:firstLineChars="0"/>
         <w:textAlignment w:val="baseline"/>
         <w:rPr>
           <w:rFonts w:hint="default"/>
@@ -5437,7 +5599,7 @@
     </w:p>
     <w:p>
       <w:pPr>
-        <w:pStyle w:val="1"/>
+        <w:pStyle w:val="28"/>
         <w:keepNext w:val="0"/>
         <w:keepLines w:val="0"/>
         <w:pageBreakBefore w:val="0"/>
@@ -5457,7 +5619,7 @@
           <w:lang w:val="en-US" w:eastAsia="zh-CN"/>
         </w:rPr>
       </w:pPr>
-      <w:bookmarkStart w:id="19" w:name="_Toc25860"/>
+      <w:bookmarkStart w:id="18" w:name="_Toc25860"/>
       <w:r>
         <w:rPr>
           <w:rFonts w:hint="eastAsia"/>
@@ -5465,22 +5627,23 @@
         </w:rPr>
         <w:t>考核指标</w:t>
       </w:r>
-      <w:bookmarkEnd w:id="19"/>
+      <w:bookmarkEnd w:id="18"/>
     </w:p>
     <w:tbl>
       <w:tblPr>
-        <w:tblStyle w:val="TableNormal"/>
+        <w:tblStyle w:val="20"/>
         <w:tblW w:w="7675" w:type="dxa"/>
         <w:tblInd w:w="96" w:type="dxa"/>
         <w:tblBorders>
-          <w:top w:val="nil"/>
-          <w:left w:val="nil"/>
-          <w:bottom w:val="nil"/>
-          <w:right w:val="nil"/>
-          <w:insideH w:val="nil"/>
-          <w:insideV w:val="nil"/>
+          <w:top w:val="none" w:color="auto" w:sz="0" w:space="0"/>
+          <w:left w:val="none" w:color="auto" w:sz="0" w:space="0"/>
+          <w:bottom w:val="none" w:color="auto" w:sz="0" w:space="0"/>
+          <w:right w:val="none" w:color="auto" w:sz="0" w:space="0"/>
+          <w:insideH w:val="none" w:color="auto" w:sz="0" w:space="0"/>
+          <w:insideV w:val="none" w:color="auto" w:sz="0" w:space="0"/>
         </w:tblBorders>
         <w:shd w:val="clear" w:color="auto" w:fill="auto"/>
+        <w:tblLayout w:type="autofit"/>
         <w:tblCellMar>
           <w:top w:w="0" w:type="dxa"/>
           <w:left w:w="108" w:type="dxa"/>
@@ -5496,15 +5659,13 @@
       </w:tblGrid>
       <w:tr>
         <w:tblPrEx>
-          <w:tblW w:w="7675" w:type="dxa"/>
-          <w:tblInd w:w="96" w:type="dxa"/>
           <w:tblBorders>
-            <w:top w:val="nil"/>
-            <w:left w:val="nil"/>
-            <w:bottom w:val="nil"/>
-            <w:right w:val="nil"/>
-            <w:insideH w:val="nil"/>
-            <w:insideV w:val="nil"/>
+            <w:top w:val="none" w:color="auto" w:sz="0" w:space="0"/>
+            <w:left w:val="none" w:color="auto" w:sz="0" w:space="0"/>
+            <w:bottom w:val="none" w:color="auto" w:sz="0" w:space="0"/>
+            <w:right w:val="none" w:color="auto" w:sz="0" w:space="0"/>
+            <w:insideH w:val="none" w:color="auto" w:sz="0" w:space="0"/>
+            <w:insideV w:val="none" w:color="auto" w:sz="0" w:space="0"/>
           </w:tblBorders>
           <w:shd w:val="clear" w:color="auto" w:fill="auto"/>
           <w:tblCellMar>
@@ -5515,16 +5676,16 @@
           </w:tblCellMar>
         </w:tblPrEx>
         <w:trPr>
-          <w:trHeight w:val="493"/>
+          <w:trHeight w:val="493" w:hRule="atLeast"/>
         </w:trPr>
         <w:tc>
           <w:tcPr>
             <w:tcW w:w="1927" w:type="dxa"/>
             <w:tcBorders>
-              <w:top w:val="single" w:sz="4" w:space="0" w:color="000000"/>
-              <w:left w:val="single" w:sz="4" w:space="0" w:color="000000"/>
-              <w:bottom w:val="single" w:sz="4" w:space="0" w:color="000000"/>
-              <w:right w:val="single" w:sz="4" w:space="0" w:color="000000"/>
+              <w:top w:val="single" w:color="000000" w:sz="4" w:space="0"/>
+              <w:left w:val="single" w:color="000000" w:sz="4" w:space="0"/>
+              <w:bottom w:val="single" w:color="000000" w:sz="4" w:space="0"/>
+              <w:right w:val="single" w:color="000000" w:sz="4" w:space="0"/>
             </w:tcBorders>
             <w:shd w:val="clear" w:color="auto" w:fill="C0C0C0"/>
             <w:vAlign w:val="center"/>
@@ -5538,7 +5699,7 @@
               <w:jc w:val="center"/>
               <w:textAlignment w:val="center"/>
               <w:rPr>
-                <w:rFonts w:ascii="楷体_GB2312" w:eastAsia="楷体_GB2312" w:hAnsi="宋体" w:cs="楷体_GB2312" w:hint="default"/>
+                <w:rFonts w:hint="default" w:ascii="楷体_GB2312" w:hAnsi="宋体" w:eastAsia="楷体_GB2312" w:cs="楷体_GB2312"/>
                 <w:b/>
                 <w:bCs/>
                 <w:i w:val="0"/>
@@ -5551,7 +5712,7 @@
             </w:pPr>
             <w:r>
               <w:rPr>
-                <w:rFonts w:ascii="楷体_GB2312" w:eastAsia="楷体_GB2312" w:hAnsi="宋体" w:cs="楷体_GB2312" w:hint="default"/>
+                <w:rFonts w:hint="default" w:ascii="楷体_GB2312" w:hAnsi="宋体" w:eastAsia="楷体_GB2312" w:cs="楷体_GB2312"/>
                 <w:b/>
                 <w:bCs/>
                 <w:i w:val="0"/>
@@ -5572,10 +5733,10 @@
           <w:tcPr>
             <w:tcW w:w="888" w:type="dxa"/>
             <w:tcBorders>
-              <w:top w:val="single" w:sz="4" w:space="0" w:color="000000"/>
-              <w:left w:val="single" w:sz="4" w:space="0" w:color="000000"/>
-              <w:bottom w:val="single" w:sz="4" w:space="0" w:color="000000"/>
-              <w:right w:val="single" w:sz="4" w:space="0" w:color="000000"/>
+              <w:top w:val="single" w:color="000000" w:sz="4" w:space="0"/>
+              <w:left w:val="single" w:color="000000" w:sz="4" w:space="0"/>
+              <w:bottom w:val="single" w:color="000000" w:sz="4" w:space="0"/>
+              <w:right w:val="single" w:color="000000" w:sz="4" w:space="0"/>
             </w:tcBorders>
             <w:shd w:val="clear" w:color="auto" w:fill="C0C0C0"/>
             <w:vAlign w:val="center"/>
@@ -5589,7 +5750,7 @@
               <w:jc w:val="center"/>
               <w:textAlignment w:val="center"/>
               <w:rPr>
-                <w:rFonts w:ascii="楷体_GB2312" w:eastAsia="楷体_GB2312" w:hAnsi="宋体" w:cs="楷体_GB2312" w:hint="default"/>
+                <w:rFonts w:hint="default" w:ascii="楷体_GB2312" w:hAnsi="宋体" w:eastAsia="楷体_GB2312" w:cs="楷体_GB2312"/>
                 <w:b/>
                 <w:bCs/>
                 <w:i w:val="0"/>
@@ -5602,7 +5763,7 @@
             </w:pPr>
             <w:r>
               <w:rPr>
-                <w:rFonts w:ascii="楷体_GB2312" w:eastAsia="楷体_GB2312" w:hAnsi="宋体" w:cs="楷体_GB2312" w:hint="default"/>
+                <w:rFonts w:hint="default" w:ascii="楷体_GB2312" w:hAnsi="宋体" w:eastAsia="楷体_GB2312" w:cs="楷体_GB2312"/>
                 <w:b/>
                 <w:bCs/>
                 <w:i w:val="0"/>
@@ -5623,10 +5784,10 @@
           <w:tcPr>
             <w:tcW w:w="3552" w:type="dxa"/>
             <w:tcBorders>
-              <w:top w:val="single" w:sz="4" w:space="0" w:color="000000"/>
-              <w:left w:val="single" w:sz="4" w:space="0" w:color="000000"/>
-              <w:bottom w:val="single" w:sz="4" w:space="0" w:color="000000"/>
-              <w:right w:val="single" w:sz="4" w:space="0" w:color="000000"/>
+              <w:top w:val="single" w:color="000000" w:sz="4" w:space="0"/>
+              <w:left w:val="single" w:color="000000" w:sz="4" w:space="0"/>
+              <w:bottom w:val="single" w:color="000000" w:sz="4" w:space="0"/>
+              <w:right w:val="single" w:color="000000" w:sz="4" w:space="0"/>
             </w:tcBorders>
             <w:shd w:val="clear" w:color="auto" w:fill="C0C0C0"/>
             <w:vAlign w:val="center"/>
@@ -5640,7 +5801,7 @@
               <w:jc w:val="center"/>
               <w:textAlignment w:val="center"/>
               <w:rPr>
-                <w:rFonts w:ascii="楷体_GB2312" w:eastAsia="楷体_GB2312" w:hAnsi="宋体" w:cs="楷体_GB2312" w:hint="default"/>
+                <w:rFonts w:hint="default" w:ascii="楷体_GB2312" w:hAnsi="宋体" w:eastAsia="楷体_GB2312" w:cs="楷体_GB2312"/>
                 <w:b/>
                 <w:bCs/>
                 <w:i w:val="0"/>
@@ -5653,7 +5814,7 @@
             </w:pPr>
             <w:r>
               <w:rPr>
-                <w:rFonts w:ascii="楷体_GB2312" w:eastAsia="楷体_GB2312" w:hAnsi="宋体" w:cs="楷体_GB2312" w:hint="default"/>
+                <w:rFonts w:hint="default" w:ascii="楷体_GB2312" w:hAnsi="宋体" w:eastAsia="楷体_GB2312" w:cs="楷体_GB2312"/>
                 <w:b/>
                 <w:bCs/>
                 <w:i w:val="0"/>
@@ -5674,10 +5835,10 @@
           <w:tcPr>
             <w:tcW w:w="1308" w:type="dxa"/>
             <w:tcBorders>
-              <w:top w:val="single" w:sz="4" w:space="0" w:color="000000"/>
-              <w:left w:val="single" w:sz="4" w:space="0" w:color="000000"/>
-              <w:bottom w:val="single" w:sz="4" w:space="0" w:color="000000"/>
-              <w:right w:val="single" w:sz="4" w:space="0" w:color="000000"/>
+              <w:top w:val="single" w:color="000000" w:sz="4" w:space="0"/>
+              <w:left w:val="single" w:color="000000" w:sz="4" w:space="0"/>
+              <w:bottom w:val="single" w:color="000000" w:sz="4" w:space="0"/>
+              <w:right w:val="single" w:color="000000" w:sz="4" w:space="0"/>
             </w:tcBorders>
             <w:shd w:val="clear" w:color="auto" w:fill="C0C0C0"/>
             <w:vAlign w:val="center"/>
@@ -5691,7 +5852,7 @@
               <w:jc w:val="center"/>
               <w:textAlignment w:val="center"/>
               <w:rPr>
-                <w:rFonts w:ascii="楷体_GB2312" w:eastAsia="楷体_GB2312" w:hAnsi="宋体" w:cs="楷体_GB2312" w:hint="default"/>
+                <w:rFonts w:hint="default" w:ascii="楷体_GB2312" w:hAnsi="宋体" w:eastAsia="楷体_GB2312" w:cs="楷体_GB2312"/>
                 <w:b/>
                 <w:bCs/>
                 <w:i w:val="0"/>
@@ -5704,7 +5865,7 @@
             </w:pPr>
             <w:r>
               <w:rPr>
-                <w:rFonts w:ascii="楷体_GB2312" w:eastAsia="楷体_GB2312" w:hAnsi="宋体" w:cs="楷体_GB2312" w:hint="default"/>
+                <w:rFonts w:hint="default" w:ascii="楷体_GB2312" w:hAnsi="宋体" w:eastAsia="楷体_GB2312" w:cs="楷体_GB2312"/>
                 <w:b/>
                 <w:bCs/>
                 <w:i w:val="0"/>
@@ -5724,8 +5885,14 @@
       </w:tr>
       <w:tr>
         <w:tblPrEx>
-          <w:tblW w:w="7675" w:type="dxa"/>
-          <w:tblInd w:w="96" w:type="dxa"/>
+          <w:tblBorders>
+            <w:top w:val="none" w:color="auto" w:sz="0" w:space="0"/>
+            <w:left w:val="none" w:color="auto" w:sz="0" w:space="0"/>
+            <w:bottom w:val="none" w:color="auto" w:sz="0" w:space="0"/>
+            <w:right w:val="none" w:color="auto" w:sz="0" w:space="0"/>
+            <w:insideH w:val="none" w:color="auto" w:sz="0" w:space="0"/>
+            <w:insideV w:val="none" w:color="auto" w:sz="0" w:space="0"/>
+          </w:tblBorders>
           <w:shd w:val="clear" w:color="auto" w:fill="auto"/>
           <w:tblCellMar>
             <w:top w:w="0" w:type="dxa"/>
@@ -5735,16 +5902,16 @@
           </w:tblCellMar>
         </w:tblPrEx>
         <w:trPr>
-          <w:trHeight w:val="493"/>
+          <w:trHeight w:val="493" w:hRule="atLeast"/>
         </w:trPr>
         <w:tc>
           <w:tcPr>
             <w:tcW w:w="1927" w:type="dxa"/>
             <w:tcBorders>
-              <w:top w:val="single" w:sz="4" w:space="0" w:color="000000"/>
-              <w:left w:val="single" w:sz="4" w:space="0" w:color="000000"/>
-              <w:bottom w:val="single" w:sz="4" w:space="0" w:color="000000"/>
-              <w:right w:val="single" w:sz="4" w:space="0" w:color="000000"/>
+              <w:top w:val="single" w:color="000000" w:sz="4" w:space="0"/>
+              <w:left w:val="single" w:color="000000" w:sz="4" w:space="0"/>
+              <w:bottom w:val="single" w:color="000000" w:sz="4" w:space="0"/>
+              <w:right w:val="single" w:color="000000" w:sz="4" w:space="0"/>
             </w:tcBorders>
             <w:shd w:val="clear" w:color="auto" w:fill="auto"/>
             <w:vAlign w:val="center"/>
@@ -5758,7 +5925,7 @@
               <w:jc w:val="left"/>
               <w:textAlignment w:val="center"/>
               <w:rPr>
-                <w:rFonts w:ascii="楷体_GB2312" w:eastAsia="楷体_GB2312" w:hAnsi="宋体" w:cs="楷体_GB2312" w:hint="default"/>
+                <w:rFonts w:hint="default" w:ascii="楷体_GB2312" w:hAnsi="宋体" w:eastAsia="楷体_GB2312" w:cs="楷体_GB2312"/>
                 <w:b/>
                 <w:bCs/>
                 <w:i w:val="0"/>
@@ -5774,7 +5941,7 @@
             </w:pPr>
             <w:r>
               <w:rPr>
-                <w:rFonts w:ascii="宋体" w:eastAsia="宋体" w:hAnsi="宋体" w:cs="宋体" w:hint="eastAsia"/>
+                <w:rFonts w:hint="eastAsia" w:ascii="宋体" w:hAnsi="宋体" w:eastAsia="宋体" w:cs="宋体"/>
                 <w:i w:val="0"/>
                 <w:iCs w:val="0"/>
                 <w:snapToGrid w:val="0"/>
@@ -5793,10 +5960,10 @@
           <w:tcPr>
             <w:tcW w:w="888" w:type="dxa"/>
             <w:tcBorders>
-              <w:top w:val="single" w:sz="4" w:space="0" w:color="000000"/>
-              <w:left w:val="single" w:sz="4" w:space="0" w:color="000000"/>
-              <w:bottom w:val="single" w:sz="4" w:space="0" w:color="000000"/>
-              <w:right w:val="single" w:sz="4" w:space="0" w:color="000000"/>
+              <w:top w:val="single" w:color="000000" w:sz="4" w:space="0"/>
+              <w:left w:val="single" w:color="000000" w:sz="4" w:space="0"/>
+              <w:bottom w:val="single" w:color="000000" w:sz="4" w:space="0"/>
+              <w:right w:val="single" w:color="000000" w:sz="4" w:space="0"/>
             </w:tcBorders>
             <w:shd w:val="clear" w:color="auto" w:fill="auto"/>
             <w:vAlign w:val="center"/>
@@ -5810,7 +5977,7 @@
               <w:jc w:val="left"/>
               <w:textAlignment w:val="center"/>
               <w:rPr>
-                <w:rFonts w:ascii="楷体_GB2312" w:eastAsia="楷体_GB2312" w:hAnsi="宋体" w:cs="楷体_GB2312" w:hint="default"/>
+                <w:rFonts w:hint="default" w:ascii="楷体_GB2312" w:hAnsi="宋体" w:eastAsia="楷体_GB2312" w:cs="楷体_GB2312"/>
                 <w:b/>
                 <w:bCs/>
                 <w:i w:val="0"/>
@@ -5826,7 +5993,7 @@
             </w:pPr>
             <w:r>
               <w:rPr>
-                <w:rFonts w:ascii="宋体" w:eastAsia="宋体" w:hAnsi="宋体" w:cs="宋体" w:hint="eastAsia"/>
+                <w:rFonts w:hint="eastAsia" w:ascii="宋体" w:hAnsi="宋体" w:eastAsia="宋体" w:cs="宋体"/>
                 <w:i w:val="0"/>
                 <w:iCs w:val="0"/>
                 <w:snapToGrid w:val="0"/>
@@ -5845,10 +6012,10 @@
           <w:tcPr>
             <w:tcW w:w="3552" w:type="dxa"/>
             <w:tcBorders>
-              <w:top w:val="single" w:sz="4" w:space="0" w:color="000000"/>
-              <w:left w:val="single" w:sz="4" w:space="0" w:color="000000"/>
-              <w:bottom w:val="single" w:sz="4" w:space="0" w:color="000000"/>
-              <w:right w:val="single" w:sz="4" w:space="0" w:color="000000"/>
+              <w:top w:val="single" w:color="000000" w:sz="4" w:space="0"/>
+              <w:left w:val="single" w:color="000000" w:sz="4" w:space="0"/>
+              <w:bottom w:val="single" w:color="000000" w:sz="4" w:space="0"/>
+              <w:right w:val="single" w:color="000000" w:sz="4" w:space="0"/>
             </w:tcBorders>
             <w:shd w:val="clear" w:color="auto" w:fill="auto"/>
             <w:vAlign w:val="center"/>
@@ -5862,7 +6029,7 @@
               <w:jc w:val="left"/>
               <w:textAlignment w:val="center"/>
               <w:rPr>
-                <w:rFonts w:ascii="楷体_GB2312" w:eastAsia="楷体_GB2312" w:hAnsi="宋体" w:cs="楷体_GB2312" w:hint="default"/>
+                <w:rFonts w:hint="default" w:ascii="楷体_GB2312" w:hAnsi="宋体" w:eastAsia="楷体_GB2312" w:cs="楷体_GB2312"/>
                 <w:b/>
                 <w:bCs/>
                 <w:i w:val="0"/>
@@ -5878,7 +6045,7 @@
             </w:pPr>
             <w:r>
               <w:rPr>
-                <w:rFonts w:ascii="宋体" w:eastAsia="宋体" w:hAnsi="宋体" w:cs="宋体" w:hint="eastAsia"/>
+                <w:rFonts w:hint="eastAsia" w:ascii="宋体" w:hAnsi="宋体" w:eastAsia="宋体" w:cs="宋体"/>
                 <w:i w:val="0"/>
                 <w:iCs w:val="0"/>
                 <w:snapToGrid w:val="0"/>
@@ -5897,10 +6064,10 @@
           <w:tcPr>
             <w:tcW w:w="1308" w:type="dxa"/>
             <w:tcBorders>
-              <w:top w:val="single" w:sz="4" w:space="0" w:color="000000"/>
-              <w:left w:val="single" w:sz="4" w:space="0" w:color="000000"/>
-              <w:bottom w:val="single" w:sz="4" w:space="0" w:color="000000"/>
-              <w:right w:val="single" w:sz="4" w:space="0" w:color="000000"/>
+              <w:top w:val="single" w:color="000000" w:sz="4" w:space="0"/>
+              <w:left w:val="single" w:color="000000" w:sz="4" w:space="0"/>
+              <w:bottom w:val="single" w:color="000000" w:sz="4" w:space="0"/>
+              <w:right w:val="single" w:color="000000" w:sz="4" w:space="0"/>
             </w:tcBorders>
             <w:shd w:val="clear" w:color="auto" w:fill="auto"/>
             <w:vAlign w:val="center"/>
@@ -5914,7 +6081,7 @@
               <w:jc w:val="left"/>
               <w:textAlignment w:val="center"/>
               <w:rPr>
-                <w:rFonts w:ascii="楷体_GB2312" w:eastAsia="楷体_GB2312" w:hAnsi="宋体" w:cs="楷体_GB2312" w:hint="default"/>
+                <w:rFonts w:hint="default" w:ascii="楷体_GB2312" w:hAnsi="宋体" w:eastAsia="楷体_GB2312" w:cs="楷体_GB2312"/>
                 <w:b/>
                 <w:bCs/>
                 <w:i w:val="0"/>
@@ -5930,7 +6097,7 @@
             </w:pPr>
             <w:r>
               <w:rPr>
-                <w:rFonts w:ascii="宋体" w:eastAsia="宋体" w:hAnsi="宋体" w:cs="宋体" w:hint="eastAsia"/>
+                <w:rFonts w:hint="eastAsia" w:ascii="宋体" w:hAnsi="宋体" w:eastAsia="宋体" w:cs="宋体"/>
                 <w:i w:val="0"/>
                 <w:iCs w:val="0"/>
                 <w:snapToGrid w:val="0"/>
@@ -5949,7 +6116,7 @@
     </w:tbl>
     <w:p>
       <w:pPr>
-        <w:pStyle w:val="1"/>
+        <w:pStyle w:val="28"/>
         <w:keepNext w:val="0"/>
         <w:keepLines w:val="0"/>
         <w:pageBreakBefore w:val="0"/>
@@ -5969,7 +6136,7 @@
           <w:lang w:val="en-US" w:eastAsia="zh-CN"/>
         </w:rPr>
       </w:pPr>
-      <w:bookmarkStart w:id="20" w:name="_Toc29753"/>
+      <w:bookmarkStart w:id="19" w:name="_Toc29753"/>
       <w:r>
         <w:rPr>
           <w:rFonts w:hint="default"/>
@@ -5977,11 +6144,11 @@
         </w:rPr>
         <w:t>附则</w:t>
       </w:r>
-      <w:bookmarkEnd w:id="20"/>
-    </w:p>
-    <w:p>
-      <w:pPr>
-        <w:pStyle w:val="a1"/>
+      <w:bookmarkEnd w:id="19"/>
+    </w:p>
+    <w:p>
+      <w:pPr>
+        <w:pStyle w:val="29"/>
         <w:keepNext w:val="0"/>
         <w:keepLines w:val="0"/>
         <w:pageBreakBefore w:val="0"/>
@@ -5999,7 +6166,7 @@
         <w:bidi w:val="0"/>
         <w:adjustRightInd w:val="0"/>
         <w:snapToGrid w:val="0"/>
-        <w:ind w:left="425" w:hanging="425" w:leftChars="0" w:firstLineChars="0"/>
+        <w:ind w:left="425" w:leftChars="0" w:hanging="425" w:firstLineChars="0"/>
         <w:textAlignment w:val="baseline"/>
         <w:rPr>
           <w:rFonts w:hint="default"/>
@@ -6016,7 +6183,7 @@
     </w:p>
     <w:p>
       <w:pPr>
-        <w:pStyle w:val="a1"/>
+        <w:pStyle w:val="29"/>
         <w:keepNext w:val="0"/>
         <w:keepLines w:val="0"/>
         <w:pageBreakBefore w:val="0"/>
@@ -6034,7 +6201,7 @@
         <w:bidi w:val="0"/>
         <w:adjustRightInd w:val="0"/>
         <w:snapToGrid w:val="0"/>
-        <w:ind w:left="425" w:hanging="425" w:leftChars="0" w:firstLineChars="0"/>
+        <w:ind w:left="425" w:leftChars="0" w:hanging="425" w:firstLineChars="0"/>
         <w:textAlignment w:val="baseline"/>
         <w:rPr>
           <w:rFonts w:hint="default"/>
@@ -6051,7 +6218,7 @@
     </w:p>
     <w:p>
       <w:pPr>
-        <w:pStyle w:val="a1"/>
+        <w:pStyle w:val="29"/>
         <w:keepNext w:val="0"/>
         <w:keepLines w:val="0"/>
         <w:pageBreakBefore w:val="0"/>
@@ -6069,7 +6236,7 @@
         <w:bidi w:val="0"/>
         <w:adjustRightInd w:val="0"/>
         <w:snapToGrid w:val="0"/>
-        <w:ind w:left="425" w:hanging="425" w:leftChars="0" w:firstLineChars="0"/>
+        <w:ind w:left="425" w:leftChars="0" w:hanging="425" w:firstLineChars="0"/>
         <w:textAlignment w:val="baseline"/>
         <w:rPr>
           <w:rFonts w:hint="default"/>
@@ -6085,34 +6252,84 @@
       </w:r>
     </w:p>
     <w:sectPr>
-      <w:headerReference w:type="default" r:id="rId7"/>
-      <w:footerReference w:type="default" r:id="rId8"/>
+      <w:headerReference r:id="rId5" w:type="default"/>
+      <w:footerReference r:id="rId6" w:type="default"/>
       <w:pgSz w:w="11906" w:h="16838"/>
       <w:pgMar w:top="1417" w:right="1800" w:bottom="1440" w:left="1800" w:header="1140" w:footer="992" w:gutter="0"/>
-      <w:cols w:num="1" w:space="425"/>
+      <w:cols w:space="425" w:num="1"/>
       <w:docGrid w:type="lines" w:linePitch="312" w:charSpace="0"/>
     </w:sectPr>
   </w:body>
 </w:document>
 </file>
 
+<file path=word/endnotes.xml><?xml version="1.0" encoding="utf-8"?>
+<w:endnotes xmlns:wpc="http://schemas.microsoft.com/office/word/2010/wordprocessingCanvas" xmlns:mc="http://schemas.openxmlformats.org/markup-compatibility/2006" xmlns:o="urn:schemas-microsoft-com:office:office" xmlns:r="http://schemas.openxmlformats.org/officeDocument/2006/relationships" xmlns:m="http://schemas.openxmlformats.org/officeDocument/2006/math" xmlns:v="urn:schemas-microsoft-com:vml" xmlns:wp14="http://schemas.microsoft.com/office/word/2010/wordprocessingDrawing" xmlns:wp="http://schemas.openxmlformats.org/drawingml/2006/wordprocessingDrawing" xmlns:w="http://schemas.openxmlformats.org/wordprocessingml/2006/main" xmlns:w14="http://schemas.microsoft.com/office/word/2010/wordml" xmlns:w15="http://schemas.microsoft.com/office/word/2012/wordml" xmlns:w10="urn:schemas-microsoft-com:office:word" xmlns:wpg="http://schemas.microsoft.com/office/word/2010/wordprocessingGroup" xmlns:wpi="http://schemas.microsoft.com/office/word/2010/wordprocessingInk" xmlns:wne="http://schemas.microsoft.com/office/word/2006/wordml" xmlns:wps="http://schemas.microsoft.com/office/word/2010/wordprocessingShape" xmlns:wpsCustomData="http://www.wps.cn/officeDocument/2013/wpsCustomData" mc:Ignorable="w14 w15 wp14">
+  <w:endnote w:type="separator" w:id="0">
+    <w:p>
+      <w:pPr>
+        <w:spacing w:line="240" w:lineRule="auto"/>
+      </w:pPr>
+      <w:r>
+        <w:separator/>
+      </w:r>
+    </w:p>
+  </w:endnote>
+  <w:endnote w:type="continuationSeparator" w:id="1">
+    <w:p>
+      <w:pPr>
+        <w:spacing w:line="240" w:lineRule="auto"/>
+      </w:pPr>
+      <w:r>
+        <w:continuationSeparator/>
+      </w:r>
+    </w:p>
+  </w:endnote>
+</w:endnotes>
+</file>
+
 <file path=word/footer1.xml><?xml version="1.0" encoding="utf-8"?>
-<w:ftr xmlns:wpc="http://schemas.microsoft.com/office/word/2010/wordprocessingCanvas" xmlns:mc="http://schemas.openxmlformats.org/markup-compatibility/2006" xmlns:o="urn:schemas-microsoft-com:office:office" xmlns:r="http://schemas.openxmlformats.org/officeDocument/2006/relationships" xmlns:m="http://schemas.openxmlformats.org/officeDocument/2006/math" xmlns:v="urn:schemas-microsoft-com:vml" xmlns:wp14="http://schemas.microsoft.com/office/word/2010/wordprocessingDrawing" xmlns:wp="http://schemas.openxmlformats.org/drawingml/2006/wordprocessingDrawing" xmlns:w10="urn:schemas-microsoft-com:office:word" xmlns:w="http://schemas.openxmlformats.org/wordprocessingml/2006/main" xmlns:w14="http://schemas.microsoft.com/office/word/2010/wordml" xmlns:w15="http://schemas.microsoft.com/office/word/2012/wordml" xmlns:wne="http://schemas.microsoft.com/office/word/2006/wordml" xmlns:wpg="http://schemas.microsoft.com/office/word/2010/wordprocessingGroup" xmlns:wpi="http://schemas.microsoft.com/office/word/2010/wordprocessingInk" xmlns:wps="http://schemas.microsoft.com/office/word/2010/wordprocessingShape" mc:Ignorable="w14 w15 wp14">
+<w:ftr xmlns:wpc="http://schemas.microsoft.com/office/word/2010/wordprocessingCanvas" xmlns:mc="http://schemas.openxmlformats.org/markup-compatibility/2006" xmlns:o="urn:schemas-microsoft-com:office:office" xmlns:r="http://schemas.openxmlformats.org/officeDocument/2006/relationships" xmlns:m="http://schemas.openxmlformats.org/officeDocument/2006/math" xmlns:v="urn:schemas-microsoft-com:vml" xmlns:wp14="http://schemas.microsoft.com/office/word/2010/wordprocessingDrawing" xmlns:wp="http://schemas.openxmlformats.org/drawingml/2006/wordprocessingDrawing" xmlns:w10="urn:schemas-microsoft-com:office:word" xmlns:w="http://schemas.openxmlformats.org/wordprocessingml/2006/main" xmlns:w14="http://schemas.microsoft.com/office/word/2010/wordml" xmlns:w15="http://schemas.microsoft.com/office/word/2012/wordml" xmlns:wpg="http://schemas.microsoft.com/office/word/2010/wordprocessingGroup" xmlns:wpi="http://schemas.microsoft.com/office/word/2010/wordprocessingInk" xmlns:wne="http://schemas.microsoft.com/office/word/2006/wordml" xmlns:wps="http://schemas.microsoft.com/office/word/2010/wordprocessingShape" xmlns:wpsCustomData="http://www.wps.cn/officeDocument/2013/wpsCustomData" mc:Ignorable="w14 w15 wp14">
   <w:p>
     <w:pPr>
-      <w:pStyle w:val="Footer"/>
+      <w:pStyle w:val="14"/>
     </w:pPr>
   </w:p>
 </w:ftr>
 </file>
 
+<file path=word/footnotes.xml><?xml version="1.0" encoding="utf-8"?>
+<w:footnotes xmlns:wpc="http://schemas.microsoft.com/office/word/2010/wordprocessingCanvas" xmlns:mc="http://schemas.openxmlformats.org/markup-compatibility/2006" xmlns:o="urn:schemas-microsoft-com:office:office" xmlns:r="http://schemas.openxmlformats.org/officeDocument/2006/relationships" xmlns:m="http://schemas.openxmlformats.org/officeDocument/2006/math" xmlns:v="urn:schemas-microsoft-com:vml" xmlns:wp14="http://schemas.microsoft.com/office/word/2010/wordprocessingDrawing" xmlns:wp="http://schemas.openxmlformats.org/drawingml/2006/wordprocessingDrawing" xmlns:w="http://schemas.openxmlformats.org/wordprocessingml/2006/main" xmlns:w14="http://schemas.microsoft.com/office/word/2010/wordml" xmlns:w15="http://schemas.microsoft.com/office/word/2012/wordml" xmlns:w10="urn:schemas-microsoft-com:office:word" xmlns:wpg="http://schemas.microsoft.com/office/word/2010/wordprocessingGroup" xmlns:wpi="http://schemas.microsoft.com/office/word/2010/wordprocessingInk" xmlns:wne="http://schemas.microsoft.com/office/word/2006/wordml" xmlns:wps="http://schemas.microsoft.com/office/word/2010/wordprocessingShape" xmlns:wpsCustomData="http://www.wps.cn/officeDocument/2013/wpsCustomData" mc:Ignorable="w14 w15 wp14">
+  <w:footnote w:type="separator" w:id="0">
+    <w:p>
+      <w:pPr>
+        <w:spacing w:line="360" w:lineRule="auto"/>
+      </w:pPr>
+      <w:r>
+        <w:separator/>
+      </w:r>
+    </w:p>
+  </w:footnote>
+  <w:footnote w:type="continuationSeparator" w:id="1">
+    <w:p>
+      <w:pPr>
+        <w:spacing w:line="360" w:lineRule="auto"/>
+      </w:pPr>
+      <w:r>
+        <w:continuationSeparator/>
+      </w:r>
+    </w:p>
+  </w:footnote>
+</w:footnotes>
+</file>
+
 <file path=word/header1.xml><?xml version="1.0" encoding="utf-8"?>
-<w:hdr xmlns:wpc="http://schemas.microsoft.com/office/word/2010/wordprocessingCanvas" xmlns:mc="http://schemas.openxmlformats.org/markup-compatibility/2006" xmlns:o="urn:schemas-microsoft-com:office:office" xmlns:r="http://schemas.openxmlformats.org/officeDocument/2006/relationships" xmlns:m="http://schemas.openxmlformats.org/officeDocument/2006/math" xmlns:v="urn:schemas-microsoft-com:vml" xmlns:wp14="http://schemas.microsoft.com/office/word/2010/wordprocessingDrawing" xmlns:wp="http://schemas.openxmlformats.org/drawingml/2006/wordprocessingDrawing" xmlns:w10="urn:schemas-microsoft-com:office:word" xmlns:w="http://schemas.openxmlformats.org/wordprocessingml/2006/main" xmlns:w14="http://schemas.microsoft.com/office/word/2010/wordml" xmlns:w15="http://schemas.microsoft.com/office/word/2012/wordml" xmlns:wne="http://schemas.microsoft.com/office/word/2006/wordml" xmlns:wpg="http://schemas.microsoft.com/office/word/2010/wordprocessingGroup" xmlns:wpi="http://schemas.microsoft.com/office/word/2010/wordprocessingInk" xmlns:wps="http://schemas.microsoft.com/office/word/2010/wordprocessingShape" mc:Ignorable="w14 w15 wp14">
+<w:hdr xmlns:wpc="http://schemas.microsoft.com/office/word/2010/wordprocessingCanvas" xmlns:mc="http://schemas.openxmlformats.org/markup-compatibility/2006" xmlns:o="urn:schemas-microsoft-com:office:office" xmlns:r="http://schemas.openxmlformats.org/officeDocument/2006/relationships" xmlns:m="http://schemas.openxmlformats.org/officeDocument/2006/math" xmlns:v="urn:schemas-microsoft-com:vml" xmlns:wp14="http://schemas.microsoft.com/office/word/2010/wordprocessingDrawing" xmlns:wp="http://schemas.openxmlformats.org/drawingml/2006/wordprocessingDrawing" xmlns:w10="urn:schemas-microsoft-com:office:word" xmlns:w="http://schemas.openxmlformats.org/wordprocessingml/2006/main" xmlns:w14="http://schemas.microsoft.com/office/word/2010/wordml" xmlns:w15="http://schemas.microsoft.com/office/word/2012/wordml" xmlns:wpg="http://schemas.microsoft.com/office/word/2010/wordprocessingGroup" xmlns:wpi="http://schemas.microsoft.com/office/word/2010/wordprocessingInk" xmlns:wne="http://schemas.microsoft.com/office/word/2006/wordml" xmlns:wps="http://schemas.microsoft.com/office/word/2010/wordprocessingShape" xmlns:wpsCustomData="http://www.wps.cn/officeDocument/2013/wpsCustomData" mc:Ignorable="w14 w15 wp14">
   <w:p>
     <w:pPr>
-      <w:pStyle w:val="Header"/>
+      <w:pStyle w:val="15"/>
       <w:pBdr>
-        <w:bottom w:val="single" w:sz="4" w:space="1" w:color="auto"/>
+        <w:bottom w:val="single" w:color="auto" w:sz="4" w:space="1"/>
       </w:pBdr>
       <w:tabs>
         <w:tab w:val="left" w:pos="335"/>
@@ -6120,27 +6337,27 @@
       </w:tabs>
       <w:jc w:val="right"/>
       <w:rPr>
-        <w:rFonts w:eastAsiaTheme="minorEastAsia" w:hint="eastAsia"/>
+        <w:rFonts w:hint="eastAsia" w:eastAsiaTheme="minorEastAsia"/>
         <w:lang w:eastAsia="zh-CN"/>
       </w:rPr>
     </w:pPr>
     <w:r>
       <w:rPr>
-        <w:rFonts w:eastAsiaTheme="minorEastAsia" w:hint="eastAsia"/>
+        <w:rFonts w:hint="eastAsia" w:eastAsiaTheme="minorEastAsia"/>
         <w:lang w:val="en-US" w:eastAsia="zh-CN"/>
       </w:rPr>
       <w:tab/>
     </w:r>
     <w:r>
       <w:rPr>
-        <w:rFonts w:eastAsiaTheme="minorEastAsia" w:hint="eastAsia"/>
+        <w:rFonts w:hint="eastAsia" w:eastAsiaTheme="minorEastAsia"/>
         <w:lang w:val="en-US" w:eastAsia="zh-CN"/>
       </w:rPr>
       <w:tab/>
     </w:r>
     <w:r>
       <w:rPr>
-        <w:rFonts w:eastAsiaTheme="minorEastAsia" w:hint="eastAsia"/>
+        <w:rFonts w:hint="eastAsia" w:eastAsiaTheme="minorEastAsia"/>
         <w:lang w:val="en-US" w:eastAsia="zh-CN"/>
       </w:rPr>
       <w:t>桐乡华数广电网络有限公司</w:t>
@@ -6150,15 +6367,15 @@
 </file>
 
 <file path=word/numbering.xml><?xml version="1.0" encoding="utf-8"?>
-<w:numbering xmlns:wpc="http://schemas.microsoft.com/office/word/2010/wordprocessingCanvas" xmlns:mc="http://schemas.openxmlformats.org/markup-compatibility/2006" xmlns:o="urn:schemas-microsoft-com:office:office" xmlns:r="http://schemas.openxmlformats.org/officeDocument/2006/relationships" xmlns:m="http://schemas.openxmlformats.org/officeDocument/2006/math" xmlns:v="urn:schemas-microsoft-com:vml" xmlns:wp14="http://schemas.microsoft.com/office/word/2010/wordprocessingDrawing" xmlns:wp="http://schemas.openxmlformats.org/drawingml/2006/wordprocessingDrawing" xmlns:w10="urn:schemas-microsoft-com:office:word" xmlns:w="http://schemas.openxmlformats.org/wordprocessingml/2006/main" xmlns:w14="http://schemas.microsoft.com/office/word/2010/wordml" xmlns:w15="http://schemas.microsoft.com/office/word/2012/wordml" xmlns:wne="http://schemas.microsoft.com/office/word/2006/wordml" xmlns:wpg="http://schemas.microsoft.com/office/word/2010/wordprocessingGroup" xmlns:wpi="http://schemas.microsoft.com/office/word/2010/wordprocessingInk" xmlns:wps="http://schemas.microsoft.com/office/word/2010/wordprocessingShape" mc:Ignorable="w14 w15 wp14">
+<w:numbering xmlns:wpc="http://schemas.microsoft.com/office/word/2010/wordprocessingCanvas" xmlns:mc="http://schemas.openxmlformats.org/markup-compatibility/2006" xmlns:o="urn:schemas-microsoft-com:office:office" xmlns:r="http://schemas.openxmlformats.org/officeDocument/2006/relationships" xmlns:m="http://schemas.openxmlformats.org/officeDocument/2006/math" xmlns:v="urn:schemas-microsoft-com:vml" xmlns:wp14="http://schemas.microsoft.com/office/word/2010/wordprocessingDrawing" xmlns:wp="http://schemas.openxmlformats.org/drawingml/2006/wordprocessingDrawing" xmlns:w10="urn:schemas-microsoft-com:office:word" xmlns:w="http://schemas.openxmlformats.org/wordprocessingml/2006/main" xmlns:w14="http://schemas.microsoft.com/office/word/2010/wordml" xmlns:wpg="http://schemas.microsoft.com/office/word/2010/wordprocessingGroup" xmlns:wpi="http://schemas.microsoft.com/office/word/2010/wordprocessingInk" xmlns:wne="http://schemas.microsoft.com/office/word/2006/wordml" xmlns:wps="http://schemas.microsoft.com/office/word/2010/wordprocessingShape" xmlns:wpsCustomData="http://www.wps.cn/officeDocument/2013/wpsCustomData" mc:Ignorable="w14 wp14">
   <w:abstractNum w:abstractNumId="0">
     <w:nsid w:val="8E964DCE"/>
     <w:multiLevelType w:val="multilevel"/>
     <w:tmpl w:val="8E964DCE"/>
-    <w:lvl w:ilvl="0">
+    <w:lvl w:ilvl="0" w:tentative="0">
       <w:start w:val="1"/>
       <w:numFmt w:val="decimal"/>
-      <w:pStyle w:val="Heading1"/>
+      <w:pStyle w:val="2"/>
       <w:lvlText w:val="%1."/>
       <w:lvlJc w:val="left"/>
       <w:pPr>
@@ -6168,10 +6385,10 @@
         <w:rFonts w:hint="default"/>
       </w:rPr>
     </w:lvl>
-    <w:lvl w:ilvl="1">
+    <w:lvl w:ilvl="1" w:tentative="0">
       <w:start w:val="1"/>
       <w:numFmt w:val="decimal"/>
-      <w:pStyle w:val="Heading2"/>
+      <w:pStyle w:val="3"/>
       <w:lvlText w:val="%1.%2."/>
       <w:lvlJc w:val="left"/>
       <w:pPr>
@@ -6181,10 +6398,10 @@
         <w:rFonts w:hint="default"/>
       </w:rPr>
     </w:lvl>
-    <w:lvl w:ilvl="2">
+    <w:lvl w:ilvl="2" w:tentative="0">
       <w:start w:val="1"/>
       <w:numFmt w:val="decimal"/>
-      <w:pStyle w:val="Heading3"/>
+      <w:pStyle w:val="4"/>
       <w:lvlText w:val="%1.%2.%3."/>
       <w:lvlJc w:val="left"/>
       <w:pPr>
@@ -6194,10 +6411,10 @@
         <w:rFonts w:hint="default"/>
       </w:rPr>
     </w:lvl>
-    <w:lvl w:ilvl="3">
+    <w:lvl w:ilvl="3" w:tentative="0">
       <w:start w:val="1"/>
       <w:numFmt w:val="decimal"/>
-      <w:pStyle w:val="Heading4"/>
+      <w:pStyle w:val="5"/>
       <w:lvlText w:val="%1.%2.%3.%4."/>
       <w:lvlJc w:val="left"/>
       <w:pPr>
@@ -6207,10 +6424,10 @@
         <w:rFonts w:hint="default"/>
       </w:rPr>
     </w:lvl>
-    <w:lvl w:ilvl="4">
+    <w:lvl w:ilvl="4" w:tentative="0">
       <w:start w:val="1"/>
       <w:numFmt w:val="decimal"/>
-      <w:pStyle w:val="Heading5"/>
+      <w:pStyle w:val="6"/>
       <w:lvlText w:val="%1.%2.%3.%4.%5."/>
       <w:lvlJc w:val="left"/>
       <w:pPr>
@@ -6220,10 +6437,10 @@
         <w:rFonts w:hint="default"/>
       </w:rPr>
     </w:lvl>
-    <w:lvl w:ilvl="5">
+    <w:lvl w:ilvl="5" w:tentative="0">
       <w:start w:val="1"/>
       <w:numFmt w:val="decimal"/>
-      <w:pStyle w:val="Heading6"/>
+      <w:pStyle w:val="7"/>
       <w:lvlText w:val="%1.%2.%3.%4.%5.%6."/>
       <w:lvlJc w:val="left"/>
       <w:pPr>
@@ -6233,10 +6450,10 @@
         <w:rFonts w:hint="default"/>
       </w:rPr>
     </w:lvl>
-    <w:lvl w:ilvl="6">
+    <w:lvl w:ilvl="6" w:tentative="0">
       <w:start w:val="1"/>
       <w:numFmt w:val="decimal"/>
-      <w:pStyle w:val="Heading7"/>
+      <w:pStyle w:val="8"/>
       <w:lvlText w:val="%1.%2.%3.%4.%5.%6.%7."/>
       <w:lvlJc w:val="left"/>
       <w:pPr>
@@ -6246,10 +6463,10 @@
         <w:rFonts w:hint="default"/>
       </w:rPr>
     </w:lvl>
-    <w:lvl w:ilvl="7">
+    <w:lvl w:ilvl="7" w:tentative="0">
       <w:start w:val="1"/>
       <w:numFmt w:val="decimal"/>
-      <w:pStyle w:val="Heading8"/>
+      <w:pStyle w:val="9"/>
       <w:lvlText w:val="%1.%2.%3.%4.%5.%6.%7.%8."/>
       <w:lvlJc w:val="left"/>
       <w:pPr>
@@ -6259,10 +6476,10 @@
         <w:rFonts w:hint="default"/>
       </w:rPr>
     </w:lvl>
-    <w:lvl w:ilvl="8">
+    <w:lvl w:ilvl="8" w:tentative="0">
       <w:start w:val="1"/>
       <w:numFmt w:val="decimal"/>
-      <w:pStyle w:val="Heading9"/>
+      <w:pStyle w:val="10"/>
       <w:lvlText w:val="%1.%2.%3.%4.%5.%6.%7.%8.%9."/>
       <w:lvlJc w:val="left"/>
       <w:pPr>
@@ -6277,7 +6494,7 @@
     <w:nsid w:val="99DCAE17"/>
     <w:multiLevelType w:val="singleLevel"/>
     <w:tmpl w:val="99DCAE17"/>
-    <w:lvl w:ilvl="0">
+    <w:lvl w:ilvl="0" w:tentative="0">
       <w:start w:val="1"/>
       <w:numFmt w:val="decimal"/>
       <w:lvlText w:val="%1."/>
@@ -6294,7 +6511,7 @@
     <w:nsid w:val="B80CE53C"/>
     <w:multiLevelType w:val="singleLevel"/>
     <w:tmpl w:val="B80CE53C"/>
-    <w:lvl w:ilvl="0">
+    <w:lvl w:ilvl="0" w:tentative="0">
       <w:start w:val="1"/>
       <w:numFmt w:val="decimal"/>
       <w:lvlText w:val="%1."/>
@@ -6311,7 +6528,7 @@
     <w:nsid w:val="C41C6DB7"/>
     <w:multiLevelType w:val="singleLevel"/>
     <w:tmpl w:val="C41C6DB7"/>
-    <w:lvl w:ilvl="0">
+    <w:lvl w:ilvl="0" w:tentative="0">
       <w:start w:val="1"/>
       <w:numFmt w:val="decimal"/>
       <w:lvlText w:val="%1."/>
@@ -6328,7 +6545,7 @@
     <w:nsid w:val="261C73BA"/>
     <w:multiLevelType w:val="singleLevel"/>
     <w:tmpl w:val="261C73BA"/>
-    <w:lvl w:ilvl="0">
+    <w:lvl w:ilvl="0" w:tentative="0">
       <w:start w:val="1"/>
       <w:numFmt w:val="decimal"/>
       <w:lvlText w:val="%1."/>
@@ -6360,267 +6577,269 @@
 </file>
 
 <file path=word/styles.xml><?xml version="1.0" encoding="utf-8"?>
-<w:styles xmlns:mc="http://schemas.openxmlformats.org/markup-compatibility/2006" xmlns:r="http://schemas.openxmlformats.org/officeDocument/2006/relationships" xmlns:w="http://schemas.openxmlformats.org/wordprocessingml/2006/main" xmlns:w14="http://schemas.microsoft.com/office/word/2010/wordml" xmlns:w15="http://schemas.microsoft.com/office/word/2012/wordml" mc:Ignorable="w14 w15">
+<w:styles xmlns:mc="http://schemas.openxmlformats.org/markup-compatibility/2006" xmlns:o="urn:schemas-microsoft-com:office:office" xmlns:r="http://schemas.openxmlformats.org/officeDocument/2006/relationships" xmlns:m="http://schemas.openxmlformats.org/officeDocument/2006/math" xmlns:v="urn:schemas-microsoft-com:vml" xmlns:w="http://schemas.openxmlformats.org/wordprocessingml/2006/main" xmlns:w14="http://schemas.microsoft.com/office/word/2010/wordml" xmlns:w10="urn:schemas-microsoft-com:office:word" xmlns:sl="http://schemas.openxmlformats.org/schemaLibrary/2006/main" xmlns:wpsCustomData="http://www.wps.cn/officeDocument/2013/wpsCustomData" mc:Ignorable="w14">
   <w:docDefaults>
     <w:rPrDefault>
       <w:rPr>
-        <w:rFonts w:ascii="Times New Roman" w:eastAsia="宋体" w:hAnsi="Times New Roman" w:cs="Times New Roman"/>
+        <w:rFonts w:ascii="Times New Roman" w:hAnsi="Times New Roman" w:eastAsia="宋体" w:cs="Times New Roman"/>
       </w:rPr>
     </w:rPrDefault>
     <w:pPrDefault/>
   </w:docDefaults>
-  <w:latentStyles w:defLockedState="0" w:defUIPriority="99" w:defSemiHidden="1" w:defUnhideWhenUsed="1" w:defQFormat="0" w:count="260">
-    <w:lsdException w:name="Normal" w:semiHidden="0" w:uiPriority="0" w:unhideWhenUsed="0" w:qFormat="1"/>
-    <w:lsdException w:name="heading 1" w:semiHidden="0" w:uiPriority="0" w:unhideWhenUsed="0" w:qFormat="1"/>
-    <w:lsdException w:name="heading 2" w:semiHidden="0" w:uiPriority="0" w:qFormat="1"/>
-    <w:lsdException w:name="heading 3" w:uiPriority="0" w:qFormat="1"/>
-    <w:lsdException w:name="heading 4" w:semiHidden="0" w:uiPriority="0" w:qFormat="1"/>
-    <w:lsdException w:name="heading 5" w:uiPriority="0" w:qFormat="1"/>
-    <w:lsdException w:name="heading 6" w:uiPriority="0" w:qFormat="1"/>
-    <w:lsdException w:name="heading 7" w:uiPriority="0" w:qFormat="1"/>
-    <w:lsdException w:name="heading 8" w:uiPriority="0" w:qFormat="1"/>
-    <w:lsdException w:name="heading 9" w:uiPriority="0" w:qFormat="1"/>
-    <w:lsdException w:name="index 1" w:semiHidden="0" w:uiPriority="0" w:unhideWhenUsed="0"/>
-    <w:lsdException w:name="index 2" w:semiHidden="0" w:uiPriority="0" w:unhideWhenUsed="0"/>
-    <w:lsdException w:name="index 3" w:semiHidden="0" w:uiPriority="0" w:unhideWhenUsed="0"/>
-    <w:lsdException w:name="index 4" w:semiHidden="0" w:uiPriority="0" w:unhideWhenUsed="0"/>
-    <w:lsdException w:name="index 5" w:semiHidden="0" w:uiPriority="0" w:unhideWhenUsed="0"/>
-    <w:lsdException w:name="index 6" w:semiHidden="0" w:uiPriority="0" w:unhideWhenUsed="0"/>
-    <w:lsdException w:name="index 7" w:semiHidden="0" w:uiPriority="0" w:unhideWhenUsed="0"/>
-    <w:lsdException w:name="index 8" w:semiHidden="0" w:uiPriority="0" w:unhideWhenUsed="0"/>
-    <w:lsdException w:name="index 9" w:semiHidden="0" w:uiPriority="0" w:unhideWhenUsed="0"/>
-    <w:lsdException w:name="toc 1" w:semiHidden="0" w:uiPriority="0" w:unhideWhenUsed="0" w:qFormat="1"/>
-    <w:lsdException w:name="toc 2" w:semiHidden="0" w:uiPriority="0" w:unhideWhenUsed="0" w:qFormat="1"/>
-    <w:lsdException w:name="toc 3" w:semiHidden="0" w:uiPriority="0" w:unhideWhenUsed="0" w:qFormat="1"/>
-    <w:lsdException w:name="toc 4" w:semiHidden="0" w:uiPriority="0" w:unhideWhenUsed="0"/>
-    <w:lsdException w:name="toc 5" w:semiHidden="0" w:uiPriority="0" w:unhideWhenUsed="0"/>
-    <w:lsdException w:name="toc 6" w:semiHidden="0" w:uiPriority="0" w:unhideWhenUsed="0"/>
-    <w:lsdException w:name="toc 7" w:semiHidden="0" w:uiPriority="0" w:unhideWhenUsed="0"/>
-    <w:lsdException w:name="toc 8" w:semiHidden="0" w:uiPriority="0" w:unhideWhenUsed="0"/>
-    <w:lsdException w:name="toc 9" w:semiHidden="0" w:uiPriority="0" w:unhideWhenUsed="0"/>
-    <w:lsdException w:name="Normal Indent" w:semiHidden="0" w:uiPriority="0" w:unhideWhenUsed="0"/>
-    <w:lsdException w:name="footnote text" w:semiHidden="0" w:uiPriority="0" w:unhideWhenUsed="0"/>
-    <w:lsdException w:name="annotation text" w:semiHidden="0" w:uiPriority="0" w:unhideWhenUsed="0" w:qFormat="1"/>
-    <w:lsdException w:name="header" w:semiHidden="0" w:uiPriority="0" w:unhideWhenUsed="0" w:qFormat="1"/>
-    <w:lsdException w:name="footer" w:semiHidden="0" w:uiPriority="0" w:unhideWhenUsed="0" w:qFormat="1"/>
-    <w:lsdException w:name="index heading" w:semiHidden="0" w:uiPriority="0" w:unhideWhenUsed="0"/>
-    <w:lsdException w:name="caption" w:uiPriority="0" w:qFormat="1"/>
-    <w:lsdException w:name="table of figures" w:semiHidden="0" w:uiPriority="0" w:unhideWhenUsed="0"/>
-    <w:lsdException w:name="envelope address" w:semiHidden="0" w:uiPriority="0" w:unhideWhenUsed="0"/>
-    <w:lsdException w:name="envelope return" w:semiHidden="0" w:uiPriority="0" w:unhideWhenUsed="0"/>
-    <w:lsdException w:name="footnote reference" w:semiHidden="0" w:uiPriority="0" w:unhideWhenUsed="0"/>
-    <w:lsdException w:name="annotation reference" w:semiHidden="0" w:uiPriority="0" w:unhideWhenUsed="0"/>
-    <w:lsdException w:name="line number" w:semiHidden="0" w:uiPriority="0" w:unhideWhenUsed="0"/>
-    <w:lsdException w:name="page number" w:semiHidden="0" w:uiPriority="0" w:unhideWhenUsed="0"/>
-    <w:lsdException w:name="endnote reference" w:semiHidden="0" w:uiPriority="0" w:unhideWhenUsed="0"/>
-    <w:lsdException w:name="endnote text" w:semiHidden="0" w:uiPriority="0" w:unhideWhenUsed="0"/>
-    <w:lsdException w:name="table of authorities" w:semiHidden="0" w:uiPriority="0" w:unhideWhenUsed="0"/>
-    <w:lsdException w:name="macro" w:semiHidden="0" w:uiPriority="0" w:unhideWhenUsed="0"/>
-    <w:lsdException w:name="toa heading" w:semiHidden="0" w:uiPriority="0" w:unhideWhenUsed="0"/>
-    <w:lsdException w:name="List" w:semiHidden="0" w:uiPriority="0" w:unhideWhenUsed="0"/>
-    <w:lsdException w:name="List Bullet" w:semiHidden="0" w:uiPriority="0" w:unhideWhenUsed="0"/>
-    <w:lsdException w:name="List Number" w:semiHidden="0" w:uiPriority="0" w:unhideWhenUsed="0"/>
-    <w:lsdException w:name="List 2" w:semiHidden="0" w:uiPriority="0" w:unhideWhenUsed="0"/>
-    <w:lsdException w:name="List 3" w:semiHidden="0" w:uiPriority="0" w:unhideWhenUsed="0"/>
-    <w:lsdException w:name="List 4" w:semiHidden="0" w:uiPriority="0" w:unhideWhenUsed="0"/>
-    <w:lsdException w:name="List 5" w:semiHidden="0" w:uiPriority="0" w:unhideWhenUsed="0"/>
-    <w:lsdException w:name="List Bullet 2" w:semiHidden="0" w:uiPriority="0" w:unhideWhenUsed="0"/>
-    <w:lsdException w:name="List Bullet 3" w:semiHidden="0" w:uiPriority="0" w:unhideWhenUsed="0"/>
-    <w:lsdException w:name="List Bullet 4" w:semiHidden="0" w:uiPriority="0" w:unhideWhenUsed="0"/>
-    <w:lsdException w:name="List Bullet 5" w:semiHidden="0" w:uiPriority="0" w:unhideWhenUsed="0"/>
-    <w:lsdException w:name="List Number 2" w:semiHidden="0" w:uiPriority="0" w:unhideWhenUsed="0"/>
-    <w:lsdException w:name="List Number 3" w:semiHidden="0" w:uiPriority="0" w:unhideWhenUsed="0"/>
-    <w:lsdException w:name="List Number 4" w:semiHidden="0" w:uiPriority="0" w:unhideWhenUsed="0"/>
-    <w:lsdException w:name="List Number 5" w:semiHidden="0" w:uiPriority="0" w:unhideWhenUsed="0"/>
-    <w:lsdException w:name="Title" w:semiHidden="0" w:uiPriority="0" w:unhideWhenUsed="0" w:qFormat="1"/>
-    <w:lsdException w:name="Closing" w:semiHidden="0" w:uiPriority="0" w:unhideWhenUsed="0"/>
-    <w:lsdException w:name="Signature" w:semiHidden="0" w:uiPriority="0" w:unhideWhenUsed="0"/>
-    <w:lsdException w:name="Default Paragraph Font" w:uiPriority="0" w:unhideWhenUsed="0" w:qFormat="1"/>
-    <w:lsdException w:name="Body Text" w:uiPriority="0" w:unhideWhenUsed="0" w:qFormat="1"/>
-    <w:lsdException w:name="Body Text Indent" w:semiHidden="0" w:uiPriority="0" w:unhideWhenUsed="0"/>
-    <w:lsdException w:name="List Continue" w:semiHidden="0" w:uiPriority="0" w:unhideWhenUsed="0"/>
-    <w:lsdException w:name="List Continue 2" w:semiHidden="0" w:uiPriority="0" w:unhideWhenUsed="0"/>
-    <w:lsdException w:name="List Continue 3" w:semiHidden="0" w:uiPriority="0" w:unhideWhenUsed="0"/>
-    <w:lsdException w:name="List Continue 4" w:semiHidden="0" w:uiPriority="0" w:unhideWhenUsed="0"/>
-    <w:lsdException w:name="List Continue 5" w:semiHidden="0" w:uiPriority="0" w:unhideWhenUsed="0"/>
-    <w:lsdException w:name="Message Header" w:semiHidden="0" w:uiPriority="0" w:unhideWhenUsed="0"/>
-    <w:lsdException w:name="Subtitle" w:semiHidden="0" w:uiPriority="0" w:unhideWhenUsed="0" w:qFormat="1"/>
-    <w:lsdException w:name="Salutation" w:semiHidden="0" w:uiPriority="0" w:unhideWhenUsed="0"/>
-    <w:lsdException w:name="Date" w:semiHidden="0" w:uiPriority="0" w:unhideWhenUsed="0"/>
-    <w:lsdException w:name="Body Text First Indent" w:semiHidden="0" w:uiPriority="0" w:unhideWhenUsed="0"/>
-    <w:lsdException w:name="Body Text First Indent 2" w:semiHidden="0" w:uiPriority="0" w:unhideWhenUsed="0"/>
-    <w:lsdException w:name="Body Text 2" w:semiHidden="0" w:uiPriority="0" w:unhideWhenUsed="0"/>
-    <w:lsdException w:name="Body Text 3" w:semiHidden="0" w:uiPriority="0" w:unhideWhenUsed="0"/>
-    <w:lsdException w:name="Body Text Indent 2" w:semiHidden="0" w:uiPriority="0" w:unhideWhenUsed="0"/>
-    <w:lsdException w:name="Body Text Indent 3" w:semiHidden="0" w:uiPriority="0" w:unhideWhenUsed="0"/>
-    <w:lsdException w:name="Block Text" w:semiHidden="0" w:uiPriority="0" w:unhideWhenUsed="0"/>
-    <w:lsdException w:name="Hyperlink" w:semiHidden="0" w:uiPriority="0" w:unhideWhenUsed="0"/>
-    <w:lsdException w:name="FollowedHyperlink" w:semiHidden="0" w:uiPriority="0" w:unhideWhenUsed="0"/>
-    <w:lsdException w:name="Strong" w:semiHidden="0" w:uiPriority="0" w:unhideWhenUsed="0" w:qFormat="1"/>
-    <w:lsdException w:name="Emphasis" w:semiHidden="0" w:uiPriority="0" w:unhideWhenUsed="0" w:qFormat="1"/>
-    <w:lsdException w:name="Document Map" w:semiHidden="0" w:uiPriority="0" w:unhideWhenUsed="0"/>
-    <w:lsdException w:name="Plain Text" w:semiHidden="0" w:uiPriority="0" w:unhideWhenUsed="0"/>
-    <w:lsdException w:name="E-mail Signature" w:semiHidden="0" w:uiPriority="0" w:unhideWhenUsed="0"/>
-    <w:lsdException w:name="Normal (Web)" w:semiHidden="0" w:uiPriority="0" w:unhideWhenUsed="0" w:qFormat="1"/>
-    <w:lsdException w:name="HTML Acronym" w:semiHidden="0" w:uiPriority="0" w:unhideWhenUsed="0"/>
-    <w:lsdException w:name="HTML Address" w:semiHidden="0" w:uiPriority="0" w:unhideWhenUsed="0"/>
-    <w:lsdException w:name="HTML Cite" w:semiHidden="0" w:uiPriority="0" w:unhideWhenUsed="0"/>
-    <w:lsdException w:name="HTML Code" w:semiHidden="0" w:uiPriority="0" w:unhideWhenUsed="0"/>
-    <w:lsdException w:name="HTML Definition" w:semiHidden="0" w:uiPriority="0" w:unhideWhenUsed="0"/>
-    <w:lsdException w:name="HTML Keyboard" w:semiHidden="0" w:uiPriority="0" w:unhideWhenUsed="0"/>
-    <w:lsdException w:name="HTML Preformatted" w:semiHidden="0" w:uiPriority="0" w:unhideWhenUsed="0"/>
-    <w:lsdException w:name="HTML Sample" w:semiHidden="0" w:uiPriority="0" w:unhideWhenUsed="0"/>
-    <w:lsdException w:name="HTML Typewriter" w:semiHidden="0" w:uiPriority="0" w:unhideWhenUsed="0"/>
-    <w:lsdException w:name="HTML Variable" w:semiHidden="0" w:uiPriority="0" w:unhideWhenUsed="0"/>
-    <w:lsdException w:name="Normal Table" w:uiPriority="0" w:unhideWhenUsed="0" w:qFormat="1"/>
-    <w:lsdException w:name="annotation subject" w:semiHidden="0" w:uiPriority="0" w:unhideWhenUsed="0"/>
-    <w:lsdException w:name="Table Simple 1" w:semiHidden="0" w:uiPriority="0" w:unhideWhenUsed="0"/>
-    <w:lsdException w:name="Table Simple 2" w:semiHidden="0" w:uiPriority="0" w:unhideWhenUsed="0"/>
-    <w:lsdException w:name="Table Simple 3" w:semiHidden="0" w:uiPriority="0" w:unhideWhenUsed="0"/>
-    <w:lsdException w:name="Table Classic 1" w:semiHidden="0" w:uiPriority="0" w:unhideWhenUsed="0"/>
-    <w:lsdException w:name="Table Classic 2" w:semiHidden="0" w:uiPriority="0" w:unhideWhenUsed="0"/>
-    <w:lsdException w:name="Table Classic 3" w:semiHidden="0" w:uiPriority="0" w:unhideWhenUsed="0"/>
-    <w:lsdException w:name="Table Classic 4" w:semiHidden="0" w:uiPriority="0" w:unhideWhenUsed="0"/>
-    <w:lsdException w:name="Table Colorful 1" w:semiHidden="0" w:uiPriority="0" w:unhideWhenUsed="0"/>
-    <w:lsdException w:name="Table Colorful 2" w:semiHidden="0" w:uiPriority="0" w:unhideWhenUsed="0"/>
-    <w:lsdException w:name="Table Colorful 3" w:semiHidden="0" w:uiPriority="0" w:unhideWhenUsed="0"/>
-    <w:lsdException w:name="Table Columns 1" w:semiHidden="0" w:uiPriority="0" w:unhideWhenUsed="0"/>
-    <w:lsdException w:name="Table Columns 2" w:semiHidden="0" w:uiPriority="0" w:unhideWhenUsed="0"/>
-    <w:lsdException w:name="Table Columns 3" w:semiHidden="0" w:uiPriority="0" w:unhideWhenUsed="0"/>
-    <w:lsdException w:name="Table Columns 4" w:semiHidden="0" w:uiPriority="0" w:unhideWhenUsed="0"/>
-    <w:lsdException w:name="Table Columns 5" w:semiHidden="0" w:uiPriority="0" w:unhideWhenUsed="0"/>
-    <w:lsdException w:name="Table Grid 1" w:semiHidden="0" w:uiPriority="0" w:unhideWhenUsed="0"/>
-    <w:lsdException w:name="Table Grid 2" w:semiHidden="0" w:uiPriority="0" w:unhideWhenUsed="0"/>
-    <w:lsdException w:name="Table Grid 3" w:semiHidden="0" w:uiPriority="0" w:unhideWhenUsed="0"/>
-    <w:lsdException w:name="Table Grid 4" w:semiHidden="0" w:uiPriority="0" w:unhideWhenUsed="0"/>
-    <w:lsdException w:name="Table Grid 5" w:semiHidden="0" w:uiPriority="0" w:unhideWhenUsed="0"/>
-    <w:lsdException w:name="Table Grid 6" w:semiHidden="0" w:uiPriority="0" w:unhideWhenUsed="0"/>
-    <w:lsdException w:name="Table Grid 7" w:semiHidden="0" w:uiPriority="0" w:unhideWhenUsed="0"/>
-    <w:lsdException w:name="Table Grid 8" w:semiHidden="0" w:uiPriority="0" w:unhideWhenUsed="0"/>
-    <w:lsdException w:name="Table List 1" w:semiHidden="0" w:uiPriority="0" w:unhideWhenUsed="0"/>
-    <w:lsdException w:name="Table List 2" w:semiHidden="0" w:uiPriority="0" w:unhideWhenUsed="0"/>
-    <w:lsdException w:name="Table List 3" w:semiHidden="0" w:uiPriority="0" w:unhideWhenUsed="0"/>
-    <w:lsdException w:name="Table List 4" w:semiHidden="0" w:uiPriority="0" w:unhideWhenUsed="0"/>
-    <w:lsdException w:name="Table List 5" w:semiHidden="0" w:uiPriority="0" w:unhideWhenUsed="0"/>
-    <w:lsdException w:name="Table List 6" w:semiHidden="0" w:uiPriority="0" w:unhideWhenUsed="0"/>
-    <w:lsdException w:name="Table List 7" w:semiHidden="0" w:uiPriority="0" w:unhideWhenUsed="0"/>
-    <w:lsdException w:name="Table List 8" w:semiHidden="0" w:uiPriority="0" w:unhideWhenUsed="0"/>
-    <w:lsdException w:name="Table 3D effects 1" w:semiHidden="0" w:uiPriority="0" w:unhideWhenUsed="0"/>
-    <w:lsdException w:name="Table 3D effects 2" w:semiHidden="0" w:uiPriority="0" w:unhideWhenUsed="0"/>
-    <w:lsdException w:name="Table 3D effects 3" w:semiHidden="0" w:uiPriority="0" w:unhideWhenUsed="0"/>
-    <w:lsdException w:name="Table Contemporary" w:semiHidden="0" w:uiPriority="0" w:unhideWhenUsed="0"/>
-    <w:lsdException w:name="Table Elegant" w:semiHidden="0" w:uiPriority="0" w:unhideWhenUsed="0"/>
-    <w:lsdException w:name="Table Professional" w:semiHidden="0" w:uiPriority="0" w:unhideWhenUsed="0"/>
-    <w:lsdException w:name="Table Subtle 1" w:semiHidden="0" w:uiPriority="0" w:unhideWhenUsed="0"/>
-    <w:lsdException w:name="Table Subtle 2" w:semiHidden="0" w:uiPriority="0" w:unhideWhenUsed="0"/>
-    <w:lsdException w:name="Table Web 1" w:semiHidden="0" w:uiPriority="0" w:unhideWhenUsed="0"/>
-    <w:lsdException w:name="Table Web 2" w:semiHidden="0" w:uiPriority="0" w:unhideWhenUsed="0"/>
-    <w:lsdException w:name="Table Web 3" w:semiHidden="0" w:uiPriority="0" w:unhideWhenUsed="0"/>
-    <w:lsdException w:name="Balloon Text" w:semiHidden="0" w:uiPriority="0" w:unhideWhenUsed="0"/>
-    <w:lsdException w:name="Table Grid" w:semiHidden="0" w:uiPriority="0" w:unhideWhenUsed="0" w:qFormat="1"/>
-    <w:lsdException w:name="Table Theme" w:semiHidden="0" w:uiPriority="0" w:unhideWhenUsed="0"/>
-    <w:lsdException w:name="Light Shading" w:semiHidden="0" w:uiPriority="60" w:unhideWhenUsed="0"/>
-    <w:lsdException w:name="Light List" w:semiHidden="0" w:uiPriority="61" w:unhideWhenUsed="0"/>
-    <w:lsdException w:name="Light Grid" w:semiHidden="0" w:uiPriority="62" w:unhideWhenUsed="0"/>
-    <w:lsdException w:name="Medium Shading 1" w:semiHidden="0" w:uiPriority="63" w:unhideWhenUsed="0"/>
-    <w:lsdException w:name="Medium Shading 2" w:semiHidden="0" w:uiPriority="64" w:unhideWhenUsed="0"/>
-    <w:lsdException w:name="Medium List 1" w:semiHidden="0" w:uiPriority="65" w:unhideWhenUsed="0"/>
-    <w:lsdException w:name="Medium List 2" w:semiHidden="0" w:uiPriority="66" w:unhideWhenUsed="0"/>
-    <w:lsdException w:name="Medium Grid 1" w:semiHidden="0" w:uiPriority="67" w:unhideWhenUsed="0"/>
-    <w:lsdException w:name="Medium Grid 2" w:semiHidden="0" w:uiPriority="68" w:unhideWhenUsed="0"/>
-    <w:lsdException w:name="Medium Grid 3" w:semiHidden="0" w:uiPriority="69" w:unhideWhenUsed="0"/>
-    <w:lsdException w:name="Dark List" w:semiHidden="0" w:uiPriority="70" w:unhideWhenUsed="0"/>
-    <w:lsdException w:name="Colorful Shading" w:semiHidden="0" w:uiPriority="71" w:unhideWhenUsed="0"/>
-    <w:lsdException w:name="Colorful List" w:semiHidden="0" w:uiPriority="72" w:unhideWhenUsed="0"/>
-    <w:lsdException w:name="Colorful Grid" w:semiHidden="0" w:uiPriority="73" w:unhideWhenUsed="0"/>
-    <w:lsdException w:name="Light Shading Accent 1" w:semiHidden="0" w:uiPriority="60" w:unhideWhenUsed="0"/>
-    <w:lsdException w:name="Light List Accent 1" w:semiHidden="0" w:uiPriority="61" w:unhideWhenUsed="0"/>
-    <w:lsdException w:name="Light Grid Accent 1" w:semiHidden="0" w:uiPriority="62" w:unhideWhenUsed="0"/>
-    <w:lsdException w:name="Medium Shading 1 Accent 1" w:semiHidden="0" w:uiPriority="63" w:unhideWhenUsed="0"/>
-    <w:lsdException w:name="Medium Shading 2 Accent 1" w:semiHidden="0" w:uiPriority="64" w:unhideWhenUsed="0"/>
-    <w:lsdException w:name="Medium List 1 Accent 1" w:semiHidden="0" w:uiPriority="65" w:unhideWhenUsed="0"/>
-    <w:lsdException w:name="Medium List 2 Accent 1" w:semiHidden="0" w:uiPriority="66" w:unhideWhenUsed="0"/>
-    <w:lsdException w:name="Medium Grid 1 Accent 1" w:semiHidden="0" w:uiPriority="67" w:unhideWhenUsed="0"/>
-    <w:lsdException w:name="Medium Grid 2 Accent 1" w:semiHidden="0" w:uiPriority="68" w:unhideWhenUsed="0"/>
-    <w:lsdException w:name="Medium Grid 3 Accent 1" w:semiHidden="0" w:uiPriority="69" w:unhideWhenUsed="0"/>
-    <w:lsdException w:name="Dark List Accent 1" w:semiHidden="0" w:uiPriority="70" w:unhideWhenUsed="0"/>
-    <w:lsdException w:name="Colorful Shading Accent 1" w:semiHidden="0" w:uiPriority="71" w:unhideWhenUsed="0"/>
-    <w:lsdException w:name="Colorful List Accent 1" w:semiHidden="0" w:uiPriority="72" w:unhideWhenUsed="0"/>
-    <w:lsdException w:name="Colorful Grid Accent 1" w:semiHidden="0" w:uiPriority="73" w:unhideWhenUsed="0"/>
-    <w:lsdException w:name="Light Shading Accent 2" w:semiHidden="0" w:uiPriority="60" w:unhideWhenUsed="0"/>
-    <w:lsdException w:name="Light List Accent 2" w:semiHidden="0" w:uiPriority="61" w:unhideWhenUsed="0"/>
-    <w:lsdException w:name="Light Grid Accent 2" w:semiHidden="0" w:uiPriority="62" w:unhideWhenUsed="0"/>
-    <w:lsdException w:name="Medium Shading 1 Accent 2" w:semiHidden="0" w:uiPriority="63" w:unhideWhenUsed="0"/>
-    <w:lsdException w:name="Medium Shading 2 Accent 2" w:semiHidden="0" w:uiPriority="64" w:unhideWhenUsed="0"/>
-    <w:lsdException w:name="Medium List 1 Accent 2" w:semiHidden="0" w:uiPriority="65" w:unhideWhenUsed="0"/>
-    <w:lsdException w:name="Medium List 2 Accent 2" w:semiHidden="0" w:uiPriority="66" w:unhideWhenUsed="0"/>
-    <w:lsdException w:name="Medium Grid 1 Accent 2" w:semiHidden="0" w:uiPriority="67" w:unhideWhenUsed="0"/>
-    <w:lsdException w:name="Medium Grid 2 Accent 2" w:semiHidden="0" w:uiPriority="68" w:unhideWhenUsed="0"/>
-    <w:lsdException w:name="Medium Grid 3 Accent 2" w:semiHidden="0" w:uiPriority="69" w:unhideWhenUsed="0"/>
-    <w:lsdException w:name="Dark List Accent 2" w:semiHidden="0" w:uiPriority="70" w:unhideWhenUsed="0"/>
-    <w:lsdException w:name="Colorful Shading Accent 2" w:semiHidden="0" w:uiPriority="71" w:unhideWhenUsed="0"/>
-    <w:lsdException w:name="Colorful List Accent 2" w:semiHidden="0" w:uiPriority="72" w:unhideWhenUsed="0"/>
-    <w:lsdException w:name="Colorful Grid Accent 2" w:semiHidden="0" w:uiPriority="73" w:unhideWhenUsed="0"/>
-    <w:lsdException w:name="Light Shading Accent 3" w:semiHidden="0" w:uiPriority="60" w:unhideWhenUsed="0"/>
-    <w:lsdException w:name="Light List Accent 3" w:semiHidden="0" w:uiPriority="61" w:unhideWhenUsed="0"/>
-    <w:lsdException w:name="Light Grid Accent 3" w:semiHidden="0" w:uiPriority="62" w:unhideWhenUsed="0"/>
-    <w:lsdException w:name="Medium Shading 1 Accent 3" w:semiHidden="0" w:uiPriority="63" w:unhideWhenUsed="0"/>
-    <w:lsdException w:name="Medium Shading 2 Accent 3" w:semiHidden="0" w:uiPriority="64" w:unhideWhenUsed="0"/>
-    <w:lsdException w:name="Medium List 1 Accent 3" w:semiHidden="0" w:uiPriority="65" w:unhideWhenUsed="0"/>
-    <w:lsdException w:name="Medium List 2 Accent 3" w:semiHidden="0" w:uiPriority="66" w:unhideWhenUsed="0"/>
-    <w:lsdException w:name="Medium Grid 1 Accent 3" w:semiHidden="0" w:uiPriority="67" w:unhideWhenUsed="0"/>
-    <w:lsdException w:name="Medium Grid 2 Accent 3" w:semiHidden="0" w:uiPriority="68" w:unhideWhenUsed="0"/>
-    <w:lsdException w:name="Medium Grid 3 Accent 3" w:semiHidden="0" w:uiPriority="69" w:unhideWhenUsed="0"/>
-    <w:lsdException w:name="Dark List Accent 3" w:semiHidden="0" w:uiPriority="70" w:unhideWhenUsed="0"/>
-    <w:lsdException w:name="Colorful Shading Accent 3" w:semiHidden="0" w:uiPriority="71" w:unhideWhenUsed="0"/>
-    <w:lsdException w:name="Colorful List Accent 3" w:semiHidden="0" w:uiPriority="72" w:unhideWhenUsed="0"/>
-    <w:lsdException w:name="Colorful Grid Accent 3" w:semiHidden="0" w:uiPriority="73" w:unhideWhenUsed="0"/>
-    <w:lsdException w:name="Light Shading Accent 4" w:semiHidden="0" w:uiPriority="60" w:unhideWhenUsed="0"/>
-    <w:lsdException w:name="Light List Accent 4" w:semiHidden="0" w:uiPriority="61" w:unhideWhenUsed="0"/>
-    <w:lsdException w:name="Light Grid Accent 4" w:semiHidden="0" w:uiPriority="62" w:unhideWhenUsed="0"/>
-    <w:lsdException w:name="Medium Shading 1 Accent 4" w:semiHidden="0" w:uiPriority="63" w:unhideWhenUsed="0"/>
-    <w:lsdException w:name="Medium Shading 2 Accent 4" w:semiHidden="0" w:uiPriority="64" w:unhideWhenUsed="0"/>
-    <w:lsdException w:name="Medium List 1 Accent 4" w:semiHidden="0" w:uiPriority="65" w:unhideWhenUsed="0"/>
-    <w:lsdException w:name="Medium List 2 Accent 4" w:semiHidden="0" w:uiPriority="66" w:unhideWhenUsed="0"/>
-    <w:lsdException w:name="Medium Grid 1 Accent 4" w:semiHidden="0" w:uiPriority="67" w:unhideWhenUsed="0"/>
-    <w:lsdException w:name="Medium Grid 2 Accent 4" w:semiHidden="0" w:uiPriority="68" w:unhideWhenUsed="0"/>
-    <w:lsdException w:name="Medium Grid 3 Accent 4" w:semiHidden="0" w:uiPriority="69" w:unhideWhenUsed="0"/>
-    <w:lsdException w:name="Dark List Accent 4" w:semiHidden="0" w:uiPriority="70" w:unhideWhenUsed="0"/>
-    <w:lsdException w:name="Colorful Shading Accent 4" w:semiHidden="0" w:uiPriority="71" w:unhideWhenUsed="0"/>
-    <w:lsdException w:name="Colorful List Accent 4" w:semiHidden="0" w:uiPriority="72" w:unhideWhenUsed="0"/>
-    <w:lsdException w:name="Colorful Grid Accent 4" w:semiHidden="0" w:uiPriority="73" w:unhideWhenUsed="0"/>
-    <w:lsdException w:name="Light Shading Accent 5" w:semiHidden="0" w:uiPriority="60" w:unhideWhenUsed="0"/>
-    <w:lsdException w:name="Light List Accent 5" w:semiHidden="0" w:uiPriority="61" w:unhideWhenUsed="0"/>
-    <w:lsdException w:name="Light Grid Accent 5" w:semiHidden="0" w:uiPriority="62" w:unhideWhenUsed="0"/>
-    <w:lsdException w:name="Medium Shading 1 Accent 5" w:semiHidden="0" w:uiPriority="63" w:unhideWhenUsed="0"/>
-    <w:lsdException w:name="Medium Shading 2 Accent 5" w:semiHidden="0" w:uiPriority="64" w:unhideWhenUsed="0"/>
-    <w:lsdException w:name="Medium List 1 Accent 5" w:semiHidden="0" w:uiPriority="65" w:unhideWhenUsed="0"/>
-    <w:lsdException w:name="Medium List 2 Accent 5" w:semiHidden="0" w:uiPriority="66" w:unhideWhenUsed="0"/>
-    <w:lsdException w:name="Medium Grid 1 Accent 5" w:semiHidden="0" w:uiPriority="67" w:unhideWhenUsed="0"/>
-    <w:lsdException w:name="Medium Grid 2 Accent 5" w:semiHidden="0" w:uiPriority="68" w:unhideWhenUsed="0"/>
-    <w:lsdException w:name="Medium Grid 3 Accent 5" w:semiHidden="0" w:uiPriority="69" w:unhideWhenUsed="0"/>
-    <w:lsdException w:name="Dark List Accent 5" w:semiHidden="0" w:uiPriority="70" w:unhideWhenUsed="0"/>
-    <w:lsdException w:name="Colorful Shading Accent 5" w:semiHidden="0" w:uiPriority="71" w:unhideWhenUsed="0"/>
-    <w:lsdException w:name="Colorful List Accent 5" w:semiHidden="0" w:uiPriority="72" w:unhideWhenUsed="0"/>
-    <w:lsdException w:name="Colorful Grid Accent 5" w:semiHidden="0" w:uiPriority="73" w:unhideWhenUsed="0"/>
-    <w:lsdException w:name="Light Shading Accent 6" w:semiHidden="0" w:uiPriority="60" w:unhideWhenUsed="0"/>
-    <w:lsdException w:name="Light List Accent 6" w:semiHidden="0" w:uiPriority="61" w:unhideWhenUsed="0"/>
-    <w:lsdException w:name="Light Grid Accent 6" w:semiHidden="0" w:uiPriority="62" w:unhideWhenUsed="0"/>
-    <w:lsdException w:name="Medium Shading 1 Accent 6" w:semiHidden="0" w:uiPriority="63" w:unhideWhenUsed="0"/>
-    <w:lsdException w:name="Medium Shading 2 Accent 6" w:semiHidden="0" w:uiPriority="64" w:unhideWhenUsed="0"/>
-    <w:lsdException w:name="Medium List 1 Accent 6" w:semiHidden="0" w:uiPriority="65" w:unhideWhenUsed="0"/>
-    <w:lsdException w:name="Medium List 2 Accent 6" w:semiHidden="0" w:uiPriority="66" w:unhideWhenUsed="0"/>
-    <w:lsdException w:name="Medium Grid 1 Accent 6" w:semiHidden="0" w:uiPriority="67" w:unhideWhenUsed="0"/>
-    <w:lsdException w:name="Medium Grid 2 Accent 6" w:semiHidden="0" w:uiPriority="68" w:unhideWhenUsed="0"/>
-    <w:lsdException w:name="Medium Grid 3 Accent 6" w:semiHidden="0" w:uiPriority="69" w:unhideWhenUsed="0"/>
-    <w:lsdException w:name="Dark List Accent 6" w:semiHidden="0" w:uiPriority="70" w:unhideWhenUsed="0"/>
-    <w:lsdException w:name="Colorful Shading Accent 6" w:semiHidden="0" w:uiPriority="71" w:unhideWhenUsed="0"/>
-    <w:lsdException w:name="Colorful List Accent 6" w:semiHidden="0" w:uiPriority="72" w:unhideWhenUsed="0"/>
-    <w:lsdException w:name="Colorful Grid Accent 6" w:semiHidden="0" w:uiPriority="73" w:unhideWhenUsed="0"/>
+  <w:latentStyles w:count="260" w:defQFormat="0" w:defUnhideWhenUsed="1" w:defSemiHidden="1" w:defUIPriority="99" w:defLockedState="0">
+    <w:lsdException w:qFormat="1" w:unhideWhenUsed="0" w:uiPriority="0" w:semiHidden="0" w:name="Normal"/>
+    <w:lsdException w:qFormat="1" w:unhideWhenUsed="0" w:uiPriority="0" w:semiHidden="0" w:name="heading 1"/>
+    <w:lsdException w:qFormat="1" w:uiPriority="0" w:semiHidden="0" w:name="heading 2"/>
+    <w:lsdException w:qFormat="1" w:uiPriority="0" w:name="heading 3"/>
+    <w:lsdException w:qFormat="1" w:uiPriority="0" w:semiHidden="0" w:name="heading 4"/>
+    <w:lsdException w:qFormat="1" w:uiPriority="0" w:name="heading 5"/>
+    <w:lsdException w:qFormat="1" w:uiPriority="0" w:name="heading 6"/>
+    <w:lsdException w:qFormat="1" w:uiPriority="0" w:name="heading 7"/>
+    <w:lsdException w:qFormat="1" w:uiPriority="0" w:name="heading 8"/>
+    <w:lsdException w:qFormat="1" w:uiPriority="0" w:name="heading 9"/>
+    <w:lsdException w:unhideWhenUsed="0" w:uiPriority="0" w:semiHidden="0" w:name="index 1"/>
+    <w:lsdException w:unhideWhenUsed="0" w:uiPriority="0" w:semiHidden="0" w:name="index 2"/>
+    <w:lsdException w:unhideWhenUsed="0" w:uiPriority="0" w:semiHidden="0" w:name="index 3"/>
+    <w:lsdException w:unhideWhenUsed="0" w:uiPriority="0" w:semiHidden="0" w:name="index 4"/>
+    <w:lsdException w:unhideWhenUsed="0" w:uiPriority="0" w:semiHidden="0" w:name="index 5"/>
+    <w:lsdException w:unhideWhenUsed="0" w:uiPriority="0" w:semiHidden="0" w:name="index 6"/>
+    <w:lsdException w:unhideWhenUsed="0" w:uiPriority="0" w:semiHidden="0" w:name="index 7"/>
+    <w:lsdException w:unhideWhenUsed="0" w:uiPriority="0" w:semiHidden="0" w:name="index 8"/>
+    <w:lsdException w:unhideWhenUsed="0" w:uiPriority="0" w:semiHidden="0" w:name="index 9"/>
+    <w:lsdException w:qFormat="1" w:unhideWhenUsed="0" w:uiPriority="0" w:semiHidden="0" w:name="toc 1"/>
+    <w:lsdException w:qFormat="1" w:unhideWhenUsed="0" w:uiPriority="0" w:semiHidden="0" w:name="toc 2"/>
+    <w:lsdException w:qFormat="1" w:unhideWhenUsed="0" w:uiPriority="0" w:semiHidden="0" w:name="toc 3"/>
+    <w:lsdException w:unhideWhenUsed="0" w:uiPriority="0" w:semiHidden="0" w:name="toc 4"/>
+    <w:lsdException w:unhideWhenUsed="0" w:uiPriority="0" w:semiHidden="0" w:name="toc 5"/>
+    <w:lsdException w:unhideWhenUsed="0" w:uiPriority="0" w:semiHidden="0" w:name="toc 6"/>
+    <w:lsdException w:unhideWhenUsed="0" w:uiPriority="0" w:semiHidden="0" w:name="toc 7"/>
+    <w:lsdException w:unhideWhenUsed="0" w:uiPriority="0" w:semiHidden="0" w:name="toc 8"/>
+    <w:lsdException w:unhideWhenUsed="0" w:uiPriority="0" w:semiHidden="0" w:name="toc 9"/>
+    <w:lsdException w:unhideWhenUsed="0" w:uiPriority="0" w:semiHidden="0" w:name="Normal Indent"/>
+    <w:lsdException w:unhideWhenUsed="0" w:uiPriority="0" w:semiHidden="0" w:name="footnote text"/>
+    <w:lsdException w:qFormat="1" w:unhideWhenUsed="0" w:uiPriority="0" w:semiHidden="0" w:name="annotation text"/>
+    <w:lsdException w:qFormat="1" w:unhideWhenUsed="0" w:uiPriority="0" w:semiHidden="0" w:name="header"/>
+    <w:lsdException w:qFormat="1" w:unhideWhenUsed="0" w:uiPriority="0" w:semiHidden="0" w:name="footer"/>
+    <w:lsdException w:unhideWhenUsed="0" w:uiPriority="0" w:semiHidden="0" w:name="index heading"/>
+    <w:lsdException w:qFormat="1" w:uiPriority="0" w:name="caption"/>
+    <w:lsdException w:unhideWhenUsed="0" w:uiPriority="0" w:semiHidden="0" w:name="table of figures"/>
+    <w:lsdException w:unhideWhenUsed="0" w:uiPriority="0" w:semiHidden="0" w:name="envelope address"/>
+    <w:lsdException w:unhideWhenUsed="0" w:uiPriority="0" w:semiHidden="0" w:name="envelope return"/>
+    <w:lsdException w:unhideWhenUsed="0" w:uiPriority="0" w:semiHidden="0" w:name="footnote reference"/>
+    <w:lsdException w:unhideWhenUsed="0" w:uiPriority="0" w:semiHidden="0" w:name="annotation reference"/>
+    <w:lsdException w:unhideWhenUsed="0" w:uiPriority="0" w:semiHidden="0" w:name="line number"/>
+    <w:lsdException w:unhideWhenUsed="0" w:uiPriority="0" w:semiHidden="0" w:name="page number"/>
+    <w:lsdException w:unhideWhenUsed="0" w:uiPriority="0" w:semiHidden="0" w:name="endnote reference"/>
+    <w:lsdException w:unhideWhenUsed="0" w:uiPriority="0" w:semiHidden="0" w:name="endnote text"/>
+    <w:lsdException w:unhideWhenUsed="0" w:uiPriority="0" w:semiHidden="0" w:name="table of authorities"/>
+    <w:lsdException w:unhideWhenUsed="0" w:uiPriority="0" w:semiHidden="0" w:name="macro"/>
+    <w:lsdException w:unhideWhenUsed="0" w:uiPriority="0" w:semiHidden="0" w:name="toa heading"/>
+    <w:lsdException w:unhideWhenUsed="0" w:uiPriority="0" w:semiHidden="0" w:name="List"/>
+    <w:lsdException w:unhideWhenUsed="0" w:uiPriority="0" w:semiHidden="0" w:name="List Bullet"/>
+    <w:lsdException w:unhideWhenUsed="0" w:uiPriority="0" w:semiHidden="0" w:name="List Number"/>
+    <w:lsdException w:unhideWhenUsed="0" w:uiPriority="0" w:semiHidden="0" w:name="List 2"/>
+    <w:lsdException w:unhideWhenUsed="0" w:uiPriority="0" w:semiHidden="0" w:name="List 3"/>
+    <w:lsdException w:unhideWhenUsed="0" w:uiPriority="0" w:semiHidden="0" w:name="List 4"/>
+    <w:lsdException w:unhideWhenUsed="0" w:uiPriority="0" w:semiHidden="0" w:name="List 5"/>
+    <w:lsdException w:unhideWhenUsed="0" w:uiPriority="0" w:semiHidden="0" w:name="List Bullet 2"/>
+    <w:lsdException w:unhideWhenUsed="0" w:uiPriority="0" w:semiHidden="0" w:name="List Bullet 3"/>
+    <w:lsdException w:unhideWhenUsed="0" w:uiPriority="0" w:semiHidden="0" w:name="List Bullet 4"/>
+    <w:lsdException w:unhideWhenUsed="0" w:uiPriority="0" w:semiHidden="0" w:name="List Bullet 5"/>
+    <w:lsdException w:unhideWhenUsed="0" w:uiPriority="0" w:semiHidden="0" w:name="List Number 2"/>
+    <w:lsdException w:unhideWhenUsed="0" w:uiPriority="0" w:semiHidden="0" w:name="List Number 3"/>
+    <w:lsdException w:unhideWhenUsed="0" w:uiPriority="0" w:semiHidden="0" w:name="List Number 4"/>
+    <w:lsdException w:unhideWhenUsed="0" w:uiPriority="0" w:semiHidden="0" w:name="List Number 5"/>
+    <w:lsdException w:qFormat="1" w:unhideWhenUsed="0" w:uiPriority="0" w:semiHidden="0" w:name="Title"/>
+    <w:lsdException w:unhideWhenUsed="0" w:uiPriority="0" w:semiHidden="0" w:name="Closing"/>
+    <w:lsdException w:unhideWhenUsed="0" w:uiPriority="0" w:semiHidden="0" w:name="Signature"/>
+    <w:lsdException w:qFormat="1" w:unhideWhenUsed="0" w:uiPriority="0" w:name="Default Paragraph Font"/>
+    <w:lsdException w:qFormat="1" w:unhideWhenUsed="0" w:uiPriority="0" w:name="Body Text"/>
+    <w:lsdException w:unhideWhenUsed="0" w:uiPriority="0" w:semiHidden="0" w:name="Body Text Indent"/>
+    <w:lsdException w:unhideWhenUsed="0" w:uiPriority="0" w:semiHidden="0" w:name="List Continue"/>
+    <w:lsdException w:unhideWhenUsed="0" w:uiPriority="0" w:semiHidden="0" w:name="List Continue 2"/>
+    <w:lsdException w:unhideWhenUsed="0" w:uiPriority="0" w:semiHidden="0" w:name="List Continue 3"/>
+    <w:lsdException w:unhideWhenUsed="0" w:uiPriority="0" w:semiHidden="0" w:name="List Continue 4"/>
+    <w:lsdException w:unhideWhenUsed="0" w:uiPriority="0" w:semiHidden="0" w:name="List Continue 5"/>
+    <w:lsdException w:unhideWhenUsed="0" w:uiPriority="0" w:semiHidden="0" w:name="Message Header"/>
+    <w:lsdException w:qFormat="1" w:unhideWhenUsed="0" w:uiPriority="0" w:semiHidden="0" w:name="Subtitle"/>
+    <w:lsdException w:unhideWhenUsed="0" w:uiPriority="0" w:semiHidden="0" w:name="Salutation"/>
+    <w:lsdException w:unhideWhenUsed="0" w:uiPriority="0" w:semiHidden="0" w:name="Date"/>
+    <w:lsdException w:unhideWhenUsed="0" w:uiPriority="0" w:semiHidden="0" w:name="Body Text First Indent"/>
+    <w:lsdException w:unhideWhenUsed="0" w:uiPriority="0" w:semiHidden="0" w:name="Body Text First Indent 2"/>
+    <w:lsdException w:uiPriority="99" w:name="Note Heading"/>
+    <w:lsdException w:unhideWhenUsed="0" w:uiPriority="0" w:semiHidden="0" w:name="Body Text 2"/>
+    <w:lsdException w:unhideWhenUsed="0" w:uiPriority="0" w:semiHidden="0" w:name="Body Text 3"/>
+    <w:lsdException w:unhideWhenUsed="0" w:uiPriority="0" w:semiHidden="0" w:name="Body Text Indent 2"/>
+    <w:lsdException w:unhideWhenUsed="0" w:uiPriority="0" w:semiHidden="0" w:name="Body Text Indent 3"/>
+    <w:lsdException w:unhideWhenUsed="0" w:uiPriority="0" w:semiHidden="0" w:name="Block Text"/>
+    <w:lsdException w:unhideWhenUsed="0" w:uiPriority="0" w:semiHidden="0" w:name="Hyperlink"/>
+    <w:lsdException w:unhideWhenUsed="0" w:uiPriority="0" w:semiHidden="0" w:name="FollowedHyperlink"/>
+    <w:lsdException w:qFormat="1" w:unhideWhenUsed="0" w:uiPriority="0" w:semiHidden="0" w:name="Strong"/>
+    <w:lsdException w:qFormat="1" w:unhideWhenUsed="0" w:uiPriority="0" w:semiHidden="0" w:name="Emphasis"/>
+    <w:lsdException w:unhideWhenUsed="0" w:uiPriority="0" w:semiHidden="0" w:name="Document Map"/>
+    <w:lsdException w:unhideWhenUsed="0" w:uiPriority="0" w:semiHidden="0" w:name="Plain Text"/>
+    <w:lsdException w:unhideWhenUsed="0" w:uiPriority="0" w:semiHidden="0" w:name="E-mail Signature"/>
+    <w:lsdException w:qFormat="1" w:unhideWhenUsed="0" w:uiPriority="0" w:semiHidden="0" w:name="Normal (Web)"/>
+    <w:lsdException w:unhideWhenUsed="0" w:uiPriority="0" w:semiHidden="0" w:name="HTML Acronym"/>
+    <w:lsdException w:unhideWhenUsed="0" w:uiPriority="0" w:semiHidden="0" w:name="HTML Address"/>
+    <w:lsdException w:unhideWhenUsed="0" w:uiPriority="0" w:semiHidden="0" w:name="HTML Cite"/>
+    <w:lsdException w:unhideWhenUsed="0" w:uiPriority="0" w:semiHidden="0" w:name="HTML Code"/>
+    <w:lsdException w:unhideWhenUsed="0" w:uiPriority="0" w:semiHidden="0" w:name="HTML Definition"/>
+    <w:lsdException w:unhideWhenUsed="0" w:uiPriority="0" w:semiHidden="0" w:name="HTML Keyboard"/>
+    <w:lsdException w:unhideWhenUsed="0" w:uiPriority="0" w:semiHidden="0" w:name="HTML Preformatted"/>
+    <w:lsdException w:unhideWhenUsed="0" w:uiPriority="0" w:semiHidden="0" w:name="HTML Sample"/>
+    <w:lsdException w:unhideWhenUsed="0" w:uiPriority="0" w:semiHidden="0" w:name="HTML Typewriter"/>
+    <w:lsdException w:unhideWhenUsed="0" w:uiPriority="0" w:semiHidden="0" w:name="HTML Variable"/>
+    <w:lsdException w:qFormat="1" w:unhideWhenUsed="0" w:uiPriority="0" w:name="Normal Table"/>
+    <w:lsdException w:unhideWhenUsed="0" w:uiPriority="0" w:semiHidden="0" w:name="annotation subject"/>
+    <w:lsdException w:unhideWhenUsed="0" w:uiPriority="0" w:semiHidden="0" w:name="Table Simple 1"/>
+    <w:lsdException w:unhideWhenUsed="0" w:uiPriority="0" w:semiHidden="0" w:name="Table Simple 2"/>
+    <w:lsdException w:unhideWhenUsed="0" w:uiPriority="0" w:semiHidden="0" w:name="Table Simple 3"/>
+    <w:lsdException w:unhideWhenUsed="0" w:uiPriority="0" w:semiHidden="0" w:name="Table Classic 1"/>
+    <w:lsdException w:unhideWhenUsed="0" w:uiPriority="0" w:semiHidden="0" w:name="Table Classic 2"/>
+    <w:lsdException w:unhideWhenUsed="0" w:uiPriority="0" w:semiHidden="0" w:name="Table Classic 3"/>
+    <w:lsdException w:unhideWhenUsed="0" w:uiPriority="0" w:semiHidden="0" w:name="Table Classic 4"/>
+    <w:lsdException w:unhideWhenUsed="0" w:uiPriority="0" w:semiHidden="0" w:name="Table Colorful 1"/>
+    <w:lsdException w:unhideWhenUsed="0" w:uiPriority="0" w:semiHidden="0" w:name="Table Colorful 2"/>
+    <w:lsdException w:unhideWhenUsed="0" w:uiPriority="0" w:semiHidden="0" w:name="Table Colorful 3"/>
+    <w:lsdException w:unhideWhenUsed="0" w:uiPriority="0" w:semiHidden="0" w:name="Table Columns 1"/>
+    <w:lsdException w:unhideWhenUsed="0" w:uiPriority="0" w:semiHidden="0" w:name="Table Columns 2"/>
+    <w:lsdException w:unhideWhenUsed="0" w:uiPriority="0" w:semiHidden="0" w:name="Table Columns 3"/>
+    <w:lsdException w:unhideWhenUsed="0" w:uiPriority="0" w:semiHidden="0" w:name="Table Columns 4"/>
+    <w:lsdException w:unhideWhenUsed="0" w:uiPriority="0" w:semiHidden="0" w:name="Table Columns 5"/>
+    <w:lsdException w:unhideWhenUsed="0" w:uiPriority="0" w:semiHidden="0" w:name="Table Grid 1"/>
+    <w:lsdException w:unhideWhenUsed="0" w:uiPriority="0" w:semiHidden="0" w:name="Table Grid 2"/>
+    <w:lsdException w:unhideWhenUsed="0" w:uiPriority="0" w:semiHidden="0" w:name="Table Grid 3"/>
+    <w:lsdException w:unhideWhenUsed="0" w:uiPriority="0" w:semiHidden="0" w:name="Table Grid 4"/>
+    <w:lsdException w:unhideWhenUsed="0" w:uiPriority="0" w:semiHidden="0" w:name="Table Grid 5"/>
+    <w:lsdException w:unhideWhenUsed="0" w:uiPriority="0" w:semiHidden="0" w:name="Table Grid 6"/>
+    <w:lsdException w:unhideWhenUsed="0" w:uiPriority="0" w:semiHidden="0" w:name="Table Grid 7"/>
+    <w:lsdException w:unhideWhenUsed="0" w:uiPriority="0" w:semiHidden="0" w:name="Table Grid 8"/>
+    <w:lsdException w:unhideWhenUsed="0" w:uiPriority="0" w:semiHidden="0" w:name="Table List 1"/>
+    <w:lsdException w:unhideWhenUsed="0" w:uiPriority="0" w:semiHidden="0" w:name="Table List 2"/>
+    <w:lsdException w:unhideWhenUsed="0" w:uiPriority="0" w:semiHidden="0" w:name="Table List 3"/>
+    <w:lsdException w:unhideWhenUsed="0" w:uiPriority="0" w:semiHidden="0" w:name="Table List 4"/>
+    <w:lsdException w:unhideWhenUsed="0" w:uiPriority="0" w:semiHidden="0" w:name="Table List 5"/>
+    <w:lsdException w:unhideWhenUsed="0" w:uiPriority="0" w:semiHidden="0" w:name="Table List 6"/>
+    <w:lsdException w:unhideWhenUsed="0" w:uiPriority="0" w:semiHidden="0" w:name="Table List 7"/>
+    <w:lsdException w:unhideWhenUsed="0" w:uiPriority="0" w:semiHidden="0" w:name="Table List 8"/>
+    <w:lsdException w:unhideWhenUsed="0" w:uiPriority="0" w:semiHidden="0" w:name="Table 3D effects 1"/>
+    <w:lsdException w:unhideWhenUsed="0" w:uiPriority="0" w:semiHidden="0" w:name="Table 3D effects 2"/>
+    <w:lsdException w:unhideWhenUsed="0" w:uiPriority="0" w:semiHidden="0" w:name="Table 3D effects 3"/>
+    <w:lsdException w:unhideWhenUsed="0" w:uiPriority="0" w:semiHidden="0" w:name="Table Contemporary"/>
+    <w:lsdException w:unhideWhenUsed="0" w:uiPriority="0" w:semiHidden="0" w:name="Table Elegant"/>
+    <w:lsdException w:unhideWhenUsed="0" w:uiPriority="0" w:semiHidden="0" w:name="Table Professional"/>
+    <w:lsdException w:unhideWhenUsed="0" w:uiPriority="0" w:semiHidden="0" w:name="Table Subtle 1"/>
+    <w:lsdException w:unhideWhenUsed="0" w:uiPriority="0" w:semiHidden="0" w:name="Table Subtle 2"/>
+    <w:lsdException w:unhideWhenUsed="0" w:uiPriority="0" w:semiHidden="0" w:name="Table Web 1"/>
+    <w:lsdException w:unhideWhenUsed="0" w:uiPriority="0" w:semiHidden="0" w:name="Table Web 2"/>
+    <w:lsdException w:unhideWhenUsed="0" w:uiPriority="0" w:semiHidden="0" w:name="Table Web 3"/>
+    <w:lsdException w:unhideWhenUsed="0" w:uiPriority="0" w:semiHidden="0" w:name="Balloon Text"/>
+    <w:lsdException w:qFormat="1" w:unhideWhenUsed="0" w:uiPriority="0" w:semiHidden="0" w:name="Table Grid"/>
+    <w:lsdException w:unhideWhenUsed="0" w:uiPriority="0" w:semiHidden="0" w:name="Table Theme"/>
+    <w:lsdException w:unhideWhenUsed="0" w:uiPriority="60" w:semiHidden="0" w:name="Light Shading"/>
+    <w:lsdException w:unhideWhenUsed="0" w:uiPriority="61" w:semiHidden="0" w:name="Light List"/>
+    <w:lsdException w:unhideWhenUsed="0" w:uiPriority="62" w:semiHidden="0" w:name="Light Grid"/>
+    <w:lsdException w:unhideWhenUsed="0" w:uiPriority="63" w:semiHidden="0" w:name="Medium Shading 1"/>
+    <w:lsdException w:unhideWhenUsed="0" w:uiPriority="64" w:semiHidden="0" w:name="Medium Shading 2"/>
+    <w:lsdException w:unhideWhenUsed="0" w:uiPriority="65" w:semiHidden="0" w:name="Medium List 1"/>
+    <w:lsdException w:unhideWhenUsed="0" w:uiPriority="66" w:semiHidden="0" w:name="Medium List 2"/>
+    <w:lsdException w:unhideWhenUsed="0" w:uiPriority="67" w:semiHidden="0" w:name="Medium Grid 1"/>
+    <w:lsdException w:unhideWhenUsed="0" w:uiPriority="68" w:semiHidden="0" w:name="Medium Grid 2"/>
+    <w:lsdException w:unhideWhenUsed="0" w:uiPriority="69" w:semiHidden="0" w:name="Medium Grid 3"/>
+    <w:lsdException w:unhideWhenUsed="0" w:uiPriority="70" w:semiHidden="0" w:name="Dark List"/>
+    <w:lsdException w:unhideWhenUsed="0" w:uiPriority="71" w:semiHidden="0" w:name="Colorful Shading"/>
+    <w:lsdException w:unhideWhenUsed="0" w:uiPriority="72" w:semiHidden="0" w:name="Colorful List"/>
+    <w:lsdException w:unhideWhenUsed="0" w:uiPriority="73" w:semiHidden="0" w:name="Colorful Grid"/>
+    <w:lsdException w:unhideWhenUsed="0" w:uiPriority="60" w:semiHidden="0" w:name="Light Shading Accent 1"/>
+    <w:lsdException w:unhideWhenUsed="0" w:uiPriority="61" w:semiHidden="0" w:name="Light List Accent 1"/>
+    <w:lsdException w:unhideWhenUsed="0" w:uiPriority="62" w:semiHidden="0" w:name="Light Grid Accent 1"/>
+    <w:lsdException w:unhideWhenUsed="0" w:uiPriority="63" w:semiHidden="0" w:name="Medium Shading 1 Accent 1"/>
+    <w:lsdException w:unhideWhenUsed="0" w:uiPriority="64" w:semiHidden="0" w:name="Medium Shading 2 Accent 1"/>
+    <w:lsdException w:unhideWhenUsed="0" w:uiPriority="65" w:semiHidden="0" w:name="Medium List 1 Accent 1"/>
+    <w:lsdException w:unhideWhenUsed="0" w:uiPriority="66" w:semiHidden="0" w:name="Medium List 2 Accent 1"/>
+    <w:lsdException w:unhideWhenUsed="0" w:uiPriority="67" w:semiHidden="0" w:name="Medium Grid 1 Accent 1"/>
+    <w:lsdException w:unhideWhenUsed="0" w:uiPriority="68" w:semiHidden="0" w:name="Medium Grid 2 Accent 1"/>
+    <w:lsdException w:unhideWhenUsed="0" w:uiPriority="69" w:semiHidden="0" w:name="Medium Grid 3 Accent 1"/>
+    <w:lsdException w:unhideWhenUsed="0" w:uiPriority="70" w:semiHidden="0" w:name="Dark List Accent 1"/>
+    <w:lsdException w:unhideWhenUsed="0" w:uiPriority="71" w:semiHidden="0" w:name="Colorful Shading Accent 1"/>
+    <w:lsdException w:unhideWhenUsed="0" w:uiPriority="72" w:semiHidden="0" w:name="Colorful List Accent 1"/>
+    <w:lsdException w:unhideWhenUsed="0" w:uiPriority="73" w:semiHidden="0" w:name="Colorful Grid Accent 1"/>
+    <w:lsdException w:unhideWhenUsed="0" w:uiPriority="60" w:semiHidden="0" w:name="Light Shading Accent 2"/>
+    <w:lsdException w:unhideWhenUsed="0" w:uiPriority="61" w:semiHidden="0" w:name="Light List Accent 2"/>
+    <w:lsdException w:unhideWhenUsed="0" w:uiPriority="62" w:semiHidden="0" w:name="Light Grid Accent 2"/>
+    <w:lsdException w:unhideWhenUsed="0" w:uiPriority="63" w:semiHidden="0" w:name="Medium Shading 1 Accent 2"/>
+    <w:lsdException w:unhideWhenUsed="0" w:uiPriority="64" w:semiHidden="0" w:name="Medium Shading 2 Accent 2"/>
+    <w:lsdException w:unhideWhenUsed="0" w:uiPriority="65" w:semiHidden="0" w:name="Medium List 1 Accent 2"/>
+    <w:lsdException w:unhideWhenUsed="0" w:uiPriority="66" w:semiHidden="0" w:name="Medium List 2 Accent 2"/>
+    <w:lsdException w:unhideWhenUsed="0" w:uiPriority="67" w:semiHidden="0" w:name="Medium Grid 1 Accent 2"/>
+    <w:lsdException w:unhideWhenUsed="0" w:uiPriority="68" w:semiHidden="0" w:name="Medium Grid 2 Accent 2"/>
+    <w:lsdException w:unhideWhenUsed="0" w:uiPriority="69" w:semiHidden="0" w:name="Medium Grid 3 Accent 2"/>
+    <w:lsdException w:unhideWhenUsed="0" w:uiPriority="70" w:semiHidden="0" w:name="Dark List Accent 2"/>
+    <w:lsdException w:unhideWhenUsed="0" w:uiPriority="71" w:semiHidden="0" w:name="Colorful Shading Accent 2"/>
+    <w:lsdException w:unhideWhenUsed="0" w:uiPriority="72" w:semiHidden="0" w:name="Colorful List Accent 2"/>
+    <w:lsdException w:unhideWhenUsed="0" w:uiPriority="73" w:semiHidden="0" w:name="Colorful Grid Accent 2"/>
+    <w:lsdException w:unhideWhenUsed="0" w:uiPriority="60" w:semiHidden="0" w:name="Light Shading Accent 3"/>
+    <w:lsdException w:unhideWhenUsed="0" w:uiPriority="61" w:semiHidden="0" w:name="Light List Accent 3"/>
+    <w:lsdException w:unhideWhenUsed="0" w:uiPriority="62" w:semiHidden="0" w:name="Light Grid Accent 3"/>
+    <w:lsdException w:unhideWhenUsed="0" w:uiPriority="63" w:semiHidden="0" w:name="Medium Shading 1 Accent 3"/>
+    <w:lsdException w:unhideWhenUsed="0" w:uiPriority="64" w:semiHidden="0" w:name="Medium Shading 2 Accent 3"/>
+    <w:lsdException w:unhideWhenUsed="0" w:uiPriority="65" w:semiHidden="0" w:name="Medium List 1 Accent 3"/>
+    <w:lsdException w:unhideWhenUsed="0" w:uiPriority="66" w:semiHidden="0" w:name="Medium List 2 Accent 3"/>
+    <w:lsdException w:unhideWhenUsed="0" w:uiPriority="67" w:semiHidden="0" w:name="Medium Grid 1 Accent 3"/>
+    <w:lsdException w:unhideWhenUsed="0" w:uiPriority="68" w:semiHidden="0" w:name="Medium Grid 2 Accent 3"/>
+    <w:lsdException w:unhideWhenUsed="0" w:uiPriority="69" w:semiHidden="0" w:name="Medium Grid 3 Accent 3"/>
+    <w:lsdException w:unhideWhenUsed="0" w:uiPriority="70" w:semiHidden="0" w:name="Dark List Accent 3"/>
+    <w:lsdException w:unhideWhenUsed="0" w:uiPriority="71" w:semiHidden="0" w:name="Colorful Shading Accent 3"/>
+    <w:lsdException w:unhideWhenUsed="0" w:uiPriority="72" w:semiHidden="0" w:name="Colorful List Accent 3"/>
+    <w:lsdException w:unhideWhenUsed="0" w:uiPriority="73" w:semiHidden="0" w:name="Colorful Grid Accent 3"/>
+    <w:lsdException w:unhideWhenUsed="0" w:uiPriority="60" w:semiHidden="0" w:name="Light Shading Accent 4"/>
+    <w:lsdException w:unhideWhenUsed="0" w:uiPriority="61" w:semiHidden="0" w:name="Light List Accent 4"/>
+    <w:lsdException w:unhideWhenUsed="0" w:uiPriority="62" w:semiHidden="0" w:name="Light Grid Accent 4"/>
+    <w:lsdException w:unhideWhenUsed="0" w:uiPriority="63" w:semiHidden="0" w:name="Medium Shading 1 Accent 4"/>
+    <w:lsdException w:unhideWhenUsed="0" w:uiPriority="64" w:semiHidden="0" w:name="Medium Shading 2 Accent 4"/>
+    <w:lsdException w:unhideWhenUsed="0" w:uiPriority="65" w:semiHidden="0" w:name="Medium List 1 Accent 4"/>
+    <w:lsdException w:unhideWhenUsed="0" w:uiPriority="66" w:semiHidden="0" w:name="Medium List 2 Accent 4"/>
+    <w:lsdException w:unhideWhenUsed="0" w:uiPriority="67" w:semiHidden="0" w:name="Medium Grid 1 Accent 4"/>
+    <w:lsdException w:unhideWhenUsed="0" w:uiPriority="68" w:semiHidden="0" w:name="Medium Grid 2 Accent 4"/>
+    <w:lsdException w:unhideWhenUsed="0" w:uiPriority="69" w:semiHidden="0" w:name="Medium Grid 3 Accent 4"/>
+    <w:lsdException w:unhideWhenUsed="0" w:uiPriority="70" w:semiHidden="0" w:name="Dark List Accent 4"/>
+    <w:lsdException w:unhideWhenUsed="0" w:uiPriority="71" w:semiHidden="0" w:name="Colorful Shading Accent 4"/>
+    <w:lsdException w:unhideWhenUsed="0" w:uiPriority="72" w:semiHidden="0" w:name="Colorful List Accent 4"/>
+    <w:lsdException w:unhideWhenUsed="0" w:uiPriority="73" w:semiHidden="0" w:name="Colorful Grid Accent 4"/>
+    <w:lsdException w:unhideWhenUsed="0" w:uiPriority="60" w:semiHidden="0" w:name="Light Shading Accent 5"/>
+    <w:lsdException w:unhideWhenUsed="0" w:uiPriority="61" w:semiHidden="0" w:name="Light List Accent 5"/>
+    <w:lsdException w:unhideWhenUsed="0" w:uiPriority="62" w:semiHidden="0" w:name="Light Grid Accent 5"/>
+    <w:lsdException w:unhideWhenUsed="0" w:uiPriority="63" w:semiHidden="0" w:name="Medium Shading 1 Accent 5"/>
+    <w:lsdException w:unhideWhenUsed="0" w:uiPriority="64" w:semiHidden="0" w:name="Medium Shading 2 Accent 5"/>
+    <w:lsdException w:unhideWhenUsed="0" w:uiPriority="65" w:semiHidden="0" w:name="Medium List 1 Accent 5"/>
+    <w:lsdException w:unhideWhenUsed="0" w:uiPriority="66" w:semiHidden="0" w:name="Medium List 2 Accent 5"/>
+    <w:lsdException w:unhideWhenUsed="0" w:uiPriority="67" w:semiHidden="0" w:name="Medium Grid 1 Accent 5"/>
+    <w:lsdException w:unhideWhenUsed="0" w:uiPriority="68" w:semiHidden="0" w:name="Medium Grid 2 Accent 5"/>
+    <w:lsdException w:unhideWhenUsed="0" w:uiPriority="69" w:semiHidden="0" w:name="Medium Grid 3 Accent 5"/>
+    <w:lsdException w:unhideWhenUsed="0" w:uiPriority="70" w:semiHidden="0" w:name="Dark List Accent 5"/>
+    <w:lsdException w:unhideWhenUsed="0" w:uiPriority="71" w:semiHidden="0" w:name="Colorful Shading Accent 5"/>
+    <w:lsdException w:unhideWhenUsed="0" w:uiPriority="72" w:semiHidden="0" w:name="Colorful List Accent 5"/>
+    <w:lsdException w:unhideWhenUsed="0" w:uiPriority="73" w:semiHidden="0" w:name="Colorful Grid Accent 5"/>
+    <w:lsdException w:unhideWhenUsed="0" w:uiPriority="60" w:semiHidden="0" w:name="Light Shading Accent 6"/>
+    <w:lsdException w:unhideWhenUsed="0" w:uiPriority="61" w:semiHidden="0" w:name="Light List Accent 6"/>
+    <w:lsdException w:unhideWhenUsed="0" w:uiPriority="62" w:semiHidden="0" w:name="Light Grid Accent 6"/>
+    <w:lsdException w:unhideWhenUsed="0" w:uiPriority="63" w:semiHidden="0" w:name="Medium Shading 1 Accent 6"/>
+    <w:lsdException w:unhideWhenUsed="0" w:uiPriority="64" w:semiHidden="0" w:name="Medium Shading 2 Accent 6"/>
+    <w:lsdException w:unhideWhenUsed="0" w:uiPriority="65" w:semiHidden="0" w:name="Medium List 1 Accent 6"/>
+    <w:lsdException w:unhideWhenUsed="0" w:uiPriority="66" w:semiHidden="0" w:name="Medium List 2 Accent 6"/>
+    <w:lsdException w:unhideWhenUsed="0" w:uiPriority="67" w:semiHidden="0" w:name="Medium Grid 1 Accent 6"/>
+    <w:lsdException w:unhideWhenUsed="0" w:uiPriority="68" w:semiHidden="0" w:name="Medium Grid 2 Accent 6"/>
+    <w:lsdException w:unhideWhenUsed="0" w:uiPriority="69" w:semiHidden="0" w:name="Medium Grid 3 Accent 6"/>
+    <w:lsdException w:unhideWhenUsed="0" w:uiPriority="70" w:semiHidden="0" w:name="Dark List Accent 6"/>
+    <w:lsdException w:unhideWhenUsed="0" w:uiPriority="71" w:semiHidden="0" w:name="Colorful Shading Accent 6"/>
+    <w:lsdException w:unhideWhenUsed="0" w:uiPriority="72" w:semiHidden="0" w:name="Colorful List Accent 6"/>
+    <w:lsdException w:unhideWhenUsed="0" w:uiPriority="73" w:semiHidden="0" w:name="Colorful Grid Accent 6"/>
   </w:latentStyles>
-  <w:style w:type="paragraph" w:default="1" w:styleId="Normal">
+  <w:style w:type="paragraph" w:default="1" w:styleId="1">
     <w:name w:val="Normal"/>
     <w:qFormat/>
+    <w:uiPriority w:val="0"/>
     <w:pPr>
       <w:kinsoku w:val="0"/>
       <w:autoSpaceDE w:val="0"/>
@@ -6632,7 +6851,7 @@
       <w:textAlignment w:val="baseline"/>
     </w:pPr>
     <w:rPr>
-      <w:rFonts w:ascii="Arial" w:eastAsia="宋体" w:hAnsi="Arial" w:cs="Arial"/>
+      <w:rFonts w:ascii="Arial" w:hAnsi="Arial" w:eastAsia="宋体" w:cs="Arial"/>
       <w:snapToGrid w:val="0"/>
       <w:color w:val="000000"/>
       <w:kern w:val="0"/>
@@ -6641,11 +6860,12 @@
       <w:lang w:val="en-US" w:eastAsia="en-US" w:bidi="ar-SA"/>
     </w:rPr>
   </w:style>
-  <w:style w:type="paragraph" w:styleId="Heading1">
+  <w:style w:type="paragraph" w:styleId="2">
     <w:name w:val="heading 1"/>
-    <w:basedOn w:val="Normal"/>
-    <w:next w:val="Normal"/>
+    <w:basedOn w:val="1"/>
+    <w:next w:val="1"/>
     <w:qFormat/>
+    <w:uiPriority w:val="0"/>
     <w:pPr>
       <w:keepNext/>
       <w:keepLines/>
@@ -6663,12 +6883,13 @@
       <w:sz w:val="44"/>
     </w:rPr>
   </w:style>
-  <w:style w:type="paragraph" w:styleId="Heading2">
+  <w:style w:type="paragraph" w:styleId="3">
     <w:name w:val="heading 2"/>
-    <w:basedOn w:val="Normal"/>
-    <w:next w:val="Normal"/>
+    <w:basedOn w:val="1"/>
+    <w:next w:val="1"/>
     <w:unhideWhenUsed/>
     <w:qFormat/>
+    <w:uiPriority w:val="0"/>
     <w:pPr>
       <w:keepNext/>
       <w:keepLines/>
@@ -6681,18 +6902,19 @@
       <w:outlineLvl w:val="1"/>
     </w:pPr>
     <w:rPr>
-      <w:rFonts w:ascii="Arial" w:eastAsia="黑体" w:hAnsi="Arial"/>
+      <w:rFonts w:ascii="Arial" w:hAnsi="Arial" w:eastAsia="黑体"/>
       <w:b/>
       <w:sz w:val="32"/>
     </w:rPr>
   </w:style>
-  <w:style w:type="paragraph" w:styleId="Heading3">
+  <w:style w:type="paragraph" w:styleId="4">
     <w:name w:val="heading 3"/>
-    <w:basedOn w:val="Normal"/>
-    <w:next w:val="Normal"/>
+    <w:basedOn w:val="1"/>
+    <w:next w:val="1"/>
     <w:semiHidden/>
     <w:unhideWhenUsed/>
     <w:qFormat/>
+    <w:uiPriority w:val="0"/>
     <w:pPr>
       <w:keepNext/>
       <w:keepLines/>
@@ -6709,12 +6931,13 @@
       <w:sz w:val="32"/>
     </w:rPr>
   </w:style>
-  <w:style w:type="paragraph" w:styleId="Heading4">
+  <w:style w:type="paragraph" w:styleId="5">
     <w:name w:val="heading 4"/>
-    <w:basedOn w:val="Normal"/>
-    <w:next w:val="Normal"/>
+    <w:basedOn w:val="1"/>
+    <w:next w:val="1"/>
     <w:unhideWhenUsed/>
     <w:qFormat/>
+    <w:uiPriority w:val="0"/>
     <w:pPr>
       <w:keepNext/>
       <w:keepLines/>
@@ -6727,18 +6950,19 @@
       <w:outlineLvl w:val="3"/>
     </w:pPr>
     <w:rPr>
-      <w:rFonts w:ascii="Arial" w:eastAsia="黑体" w:hAnsi="Arial"/>
+      <w:rFonts w:ascii="Arial" w:hAnsi="Arial" w:eastAsia="黑体"/>
       <w:b/>
       <w:sz w:val="28"/>
     </w:rPr>
   </w:style>
-  <w:style w:type="paragraph" w:styleId="Heading5">
+  <w:style w:type="paragraph" w:styleId="6">
     <w:name w:val="heading 5"/>
-    <w:basedOn w:val="Normal"/>
-    <w:next w:val="Normal"/>
+    <w:basedOn w:val="1"/>
+    <w:next w:val="1"/>
     <w:semiHidden/>
     <w:unhideWhenUsed/>
     <w:qFormat/>
+    <w:uiPriority w:val="0"/>
     <w:pPr>
       <w:keepNext/>
       <w:keepLines/>
@@ -6755,13 +6979,14 @@
       <w:sz w:val="28"/>
     </w:rPr>
   </w:style>
-  <w:style w:type="paragraph" w:styleId="Heading6">
+  <w:style w:type="paragraph" w:styleId="7">
     <w:name w:val="heading 6"/>
-    <w:basedOn w:val="Normal"/>
-    <w:next w:val="Normal"/>
+    <w:basedOn w:val="1"/>
+    <w:next w:val="1"/>
     <w:semiHidden/>
     <w:unhideWhenUsed/>
     <w:qFormat/>
+    <w:uiPriority w:val="0"/>
     <w:pPr>
       <w:keepNext/>
       <w:keepLines/>
@@ -6774,18 +6999,19 @@
       <w:outlineLvl w:val="5"/>
     </w:pPr>
     <w:rPr>
-      <w:rFonts w:ascii="Arial" w:eastAsia="黑体" w:hAnsi="Arial"/>
+      <w:rFonts w:ascii="Arial" w:hAnsi="Arial" w:eastAsia="黑体"/>
       <w:b/>
       <w:sz w:val="24"/>
     </w:rPr>
   </w:style>
-  <w:style w:type="paragraph" w:styleId="Heading7">
+  <w:style w:type="paragraph" w:styleId="8">
     <w:name w:val="heading 7"/>
-    <w:basedOn w:val="Normal"/>
-    <w:next w:val="Normal"/>
+    <w:basedOn w:val="1"/>
+    <w:next w:val="1"/>
     <w:semiHidden/>
     <w:unhideWhenUsed/>
     <w:qFormat/>
+    <w:uiPriority w:val="0"/>
     <w:pPr>
       <w:keepNext/>
       <w:keepLines/>
@@ -6802,13 +7028,14 @@
       <w:sz w:val="24"/>
     </w:rPr>
   </w:style>
-  <w:style w:type="paragraph" w:styleId="Heading8">
+  <w:style w:type="paragraph" w:styleId="9">
     <w:name w:val="heading 8"/>
-    <w:basedOn w:val="Normal"/>
-    <w:next w:val="Normal"/>
+    <w:basedOn w:val="1"/>
+    <w:next w:val="1"/>
     <w:semiHidden/>
     <w:unhideWhenUsed/>
     <w:qFormat/>
+    <w:uiPriority w:val="0"/>
     <w:pPr>
       <w:keepNext/>
       <w:keepLines/>
@@ -6821,17 +7048,18 @@
       <w:outlineLvl w:val="7"/>
     </w:pPr>
     <w:rPr>
-      <w:rFonts w:ascii="Arial" w:eastAsia="黑体" w:hAnsi="Arial"/>
+      <w:rFonts w:ascii="Arial" w:hAnsi="Arial" w:eastAsia="黑体"/>
       <w:sz w:val="24"/>
     </w:rPr>
   </w:style>
-  <w:style w:type="paragraph" w:styleId="Heading9">
+  <w:style w:type="paragraph" w:styleId="10">
     <w:name w:val="heading 9"/>
-    <w:basedOn w:val="Normal"/>
-    <w:next w:val="Normal"/>
+    <w:basedOn w:val="1"/>
+    <w:next w:val="1"/>
     <w:semiHidden/>
     <w:unhideWhenUsed/>
     <w:qFormat/>
+    <w:uiPriority w:val="0"/>
     <w:pPr>
       <w:keepNext/>
       <w:keepLines/>
@@ -6844,19 +7072,21 @@
       <w:outlineLvl w:val="8"/>
     </w:pPr>
     <w:rPr>
-      <w:rFonts w:ascii="Arial" w:eastAsia="黑体" w:hAnsi="Arial"/>
+      <w:rFonts w:ascii="Arial" w:hAnsi="Arial" w:eastAsia="黑体"/>
       <w:sz w:val="21"/>
     </w:rPr>
   </w:style>
-  <w:style w:type="character" w:default="1" w:styleId="DefaultParagraphFont">
+  <w:style w:type="character" w:default="1" w:styleId="22">
     <w:name w:val="Default Paragraph Font"/>
     <w:semiHidden/>
     <w:qFormat/>
+    <w:uiPriority w:val="0"/>
   </w:style>
-  <w:style w:type="table" w:default="1" w:styleId="TableNormal">
+  <w:style w:type="table" w:default="1" w:styleId="20">
     <w:name w:val="Normal Table"/>
     <w:semiHidden/>
     <w:qFormat/>
+    <w:uiPriority w:val="0"/>
     <w:tblPr>
       <w:tblCellMar>
         <w:top w:w="0" w:type="dxa"/>
@@ -6866,39 +7096,43 @@
       </w:tblCellMar>
     </w:tblPr>
   </w:style>
-  <w:style w:type="paragraph" w:styleId="CommentText">
+  <w:style w:type="paragraph" w:styleId="11">
     <w:name w:val="annotation text"/>
-    <w:basedOn w:val="Normal"/>
+    <w:basedOn w:val="1"/>
     <w:qFormat/>
+    <w:uiPriority w:val="0"/>
     <w:pPr>
       <w:jc w:val="left"/>
     </w:pPr>
   </w:style>
-  <w:style w:type="paragraph" w:styleId="BodyText">
+  <w:style w:type="paragraph" w:styleId="12">
     <w:name w:val="Body Text"/>
-    <w:basedOn w:val="Normal"/>
+    <w:basedOn w:val="1"/>
     <w:semiHidden/>
     <w:qFormat/>
+    <w:uiPriority w:val="0"/>
     <w:rPr>
-      <w:rFonts w:ascii="Arial" w:eastAsia="Arial" w:hAnsi="Arial" w:cs="Arial"/>
+      <w:rFonts w:ascii="Arial" w:hAnsi="Arial" w:eastAsia="Arial" w:cs="Arial"/>
       <w:sz w:val="21"/>
       <w:szCs w:val="21"/>
       <w:lang w:val="en-US" w:eastAsia="en-US" w:bidi="ar-SA"/>
     </w:rPr>
   </w:style>
-  <w:style w:type="paragraph" w:styleId="TOC3">
+  <w:style w:type="paragraph" w:styleId="13">
     <w:name w:val="toc 3"/>
-    <w:basedOn w:val="Normal"/>
-    <w:next w:val="Normal"/>
+    <w:basedOn w:val="1"/>
+    <w:next w:val="1"/>
     <w:qFormat/>
+    <w:uiPriority w:val="0"/>
     <w:pPr>
       <w:ind w:left="840" w:leftChars="400"/>
     </w:pPr>
   </w:style>
-  <w:style w:type="paragraph" w:styleId="Footer">
+  <w:style w:type="paragraph" w:styleId="14">
     <w:name w:val="footer"/>
-    <w:basedOn w:val="Normal"/>
+    <w:basedOn w:val="1"/>
     <w:qFormat/>
+    <w:uiPriority w:val="0"/>
     <w:pPr>
       <w:tabs>
         <w:tab w:val="center" w:pos="4153"/>
@@ -6911,16 +7145,17 @@
       <w:sz w:val="18"/>
     </w:rPr>
   </w:style>
-  <w:style w:type="paragraph" w:styleId="Header">
+  <w:style w:type="paragraph" w:styleId="15">
     <w:name w:val="header"/>
-    <w:basedOn w:val="Normal"/>
+    <w:basedOn w:val="1"/>
     <w:qFormat/>
+    <w:uiPriority w:val="0"/>
     <w:pPr>
       <w:pBdr>
-        <w:top w:val="nil"/>
-        <w:left w:val="nil"/>
-        <w:bottom w:val="nil"/>
-        <w:right w:val="nil"/>
+        <w:top w:val="none" w:color="auto" w:sz="0" w:space="0"/>
+        <w:left w:val="none" w:color="auto" w:sz="0" w:space="0"/>
+        <w:bottom w:val="none" w:color="auto" w:sz="0" w:space="0"/>
+        <w:right w:val="none" w:color="auto" w:sz="0" w:space="0"/>
       </w:pBdr>
       <w:tabs>
         <w:tab w:val="center" w:pos="4153"/>
@@ -6935,37 +7170,41 @@
       <w:sz w:val="18"/>
     </w:rPr>
   </w:style>
-  <w:style w:type="paragraph" w:styleId="TOC1">
+  <w:style w:type="paragraph" w:styleId="16">
     <w:name w:val="toc 1"/>
-    <w:basedOn w:val="Normal"/>
-    <w:next w:val="Normal"/>
+    <w:basedOn w:val="1"/>
+    <w:next w:val="1"/>
     <w:qFormat/>
+    <w:uiPriority w:val="0"/>
     <w:rPr>
-      <w:rFonts w:ascii="Arial" w:eastAsia="Microsoft JhengHei" w:hAnsi="Arial"/>
+      <w:rFonts w:ascii="Arial" w:hAnsi="Arial" w:eastAsia="Microsoft JhengHei"/>
       <w:sz w:val="24"/>
     </w:rPr>
   </w:style>
-  <w:style w:type="paragraph" w:styleId="TOC2">
+  <w:style w:type="paragraph" w:styleId="17">
     <w:name w:val="toc 2"/>
-    <w:basedOn w:val="Normal"/>
-    <w:next w:val="Normal"/>
+    <w:basedOn w:val="1"/>
+    <w:next w:val="1"/>
     <w:qFormat/>
+    <w:uiPriority w:val="0"/>
     <w:pPr>
       <w:ind w:left="420" w:leftChars="200"/>
     </w:pPr>
   </w:style>
-  <w:style w:type="paragraph" w:styleId="NormalWeb">
+  <w:style w:type="paragraph" w:styleId="18">
     <w:name w:val="Normal (Web)"/>
-    <w:basedOn w:val="Normal"/>
+    <w:basedOn w:val="1"/>
     <w:qFormat/>
+    <w:uiPriority w:val="0"/>
     <w:rPr>
       <w:sz w:val="24"/>
     </w:rPr>
   </w:style>
-  <w:style w:type="paragraph" w:styleId="Title">
+  <w:style w:type="paragraph" w:styleId="19">
     <w:name w:val="Title"/>
-    <w:basedOn w:val="Normal"/>
+    <w:basedOn w:val="1"/>
     <w:qFormat/>
+    <w:uiPriority w:val="0"/>
     <w:pPr>
       <w:spacing w:before="240" w:beforeLines="0" w:beforeAutospacing="0" w:after="60" w:afterLines="0" w:afterAutospacing="0"/>
       <w:jc w:val="center"/>
@@ -6977,68 +7216,73 @@
       <w:sz w:val="32"/>
     </w:rPr>
   </w:style>
-  <w:style w:type="table" w:styleId="TableGrid">
+  <w:style w:type="table" w:styleId="21">
     <w:name w:val="Table Grid"/>
-    <w:basedOn w:val="TableNormal"/>
+    <w:basedOn w:val="20"/>
     <w:qFormat/>
+    <w:uiPriority w:val="0"/>
     <w:pPr>
       <w:widowControl w:val="0"/>
       <w:jc w:val="both"/>
     </w:pPr>
     <w:tblPr>
       <w:tblBorders>
-        <w:top w:val="single" w:sz="4" w:space="0" w:color="auto"/>
-        <w:left w:val="single" w:sz="4" w:space="0" w:color="auto"/>
-        <w:bottom w:val="single" w:sz="4" w:space="0" w:color="auto"/>
-        <w:right w:val="single" w:sz="4" w:space="0" w:color="auto"/>
-        <w:insideH w:val="single" w:sz="4" w:space="0" w:color="auto"/>
-        <w:insideV w:val="single" w:sz="4" w:space="0" w:color="auto"/>
+        <w:top w:val="single" w:color="auto" w:sz="4" w:space="0"/>
+        <w:left w:val="single" w:color="auto" w:sz="4" w:space="0"/>
+        <w:bottom w:val="single" w:color="auto" w:sz="4" w:space="0"/>
+        <w:right w:val="single" w:color="auto" w:sz="4" w:space="0"/>
+        <w:insideH w:val="single" w:color="auto" w:sz="4" w:space="0"/>
+        <w:insideV w:val="single" w:color="auto" w:sz="4" w:space="0"/>
       </w:tblBorders>
     </w:tblPr>
   </w:style>
-  <w:style w:type="character" w:styleId="Strong">
+  <w:style w:type="character" w:styleId="23">
     <w:name w:val="Strong"/>
-    <w:basedOn w:val="DefaultParagraphFont"/>
+    <w:basedOn w:val="22"/>
     <w:qFormat/>
+    <w:uiPriority w:val="0"/>
     <w:rPr>
       <w:b/>
     </w:rPr>
   </w:style>
-  <w:style w:type="paragraph" w:customStyle="1" w:styleId="a">
+  <w:style w:type="paragraph" w:customStyle="1" w:styleId="24">
     <w:name w:val="柴_公司名"/>
-    <w:basedOn w:val="Title"/>
+    <w:basedOn w:val="19"/>
     <w:qFormat/>
+    <w:uiPriority w:val="0"/>
     <w:pPr>
       <w:spacing w:after="600" w:afterLines="600"/>
     </w:pPr>
     <w:rPr>
-      <w:rFonts w:ascii="宋体" w:eastAsia="宋体" w:hAnsi="宋体" w:cs="宋体" w:hint="eastAsia"/>
+      <w:rFonts w:hint="eastAsia" w:ascii="宋体" w:hAnsi="宋体" w:eastAsia="宋体" w:cs="宋体"/>
       <w:bCs/>
       <w:spacing w:val="-6"/>
       <w:sz w:val="52"/>
       <w:szCs w:val="52"/>
     </w:rPr>
   </w:style>
-  <w:style w:type="paragraph" w:customStyle="1" w:styleId="a0">
+  <w:style w:type="paragraph" w:customStyle="1" w:styleId="25">
     <w:name w:val="柴_文档名"/>
-    <w:basedOn w:val="Title"/>
+    <w:basedOn w:val="19"/>
     <w:qFormat/>
+    <w:uiPriority w:val="0"/>
     <w:pPr>
       <w:spacing w:after="900" w:afterLines="900"/>
     </w:pPr>
     <w:rPr>
-      <w:rFonts w:ascii="黑体" w:eastAsia="黑体" w:hAnsi="黑体" w:cs="黑体"/>
+      <w:rFonts w:ascii="黑体" w:hAnsi="黑体" w:eastAsia="黑体" w:cs="黑体"/>
       <w:bCs/>
       <w:spacing w:val="-7"/>
       <w:sz w:val="52"/>
       <w:szCs w:val="52"/>
     </w:rPr>
   </w:style>
-  <w:style w:type="table" w:customStyle="1" w:styleId="TableNormal0">
+  <w:style w:type="table" w:customStyle="1" w:styleId="26">
     <w:name w:val="Table Normal_0"/>
     <w:semiHidden/>
     <w:unhideWhenUsed/>
     <w:qFormat/>
+    <w:uiPriority w:val="0"/>
     <w:tblPr>
       <w:tblCellMar>
         <w:top w:w="0" w:type="dxa"/>
@@ -7048,81 +7292,87 @@
       </w:tblCellMar>
     </w:tblPr>
   </w:style>
-  <w:style w:type="paragraph" w:customStyle="1" w:styleId="TableText">
+  <w:style w:type="paragraph" w:customStyle="1" w:styleId="27">
     <w:name w:val="Table Text"/>
-    <w:basedOn w:val="Normal"/>
+    <w:basedOn w:val="1"/>
     <w:semiHidden/>
     <w:qFormat/>
+    <w:uiPriority w:val="0"/>
     <w:rPr>
-      <w:rFonts w:ascii="宋体" w:eastAsia="宋体" w:hAnsi="宋体" w:cs="宋体"/>
+      <w:rFonts w:ascii="宋体" w:hAnsi="宋体" w:eastAsia="宋体" w:cs="宋体"/>
       <w:sz w:val="21"/>
       <w:szCs w:val="21"/>
       <w:lang w:val="en-US" w:eastAsia="en-US" w:bidi="ar-SA"/>
     </w:rPr>
   </w:style>
-  <w:style w:type="paragraph" w:customStyle="1" w:styleId="1">
+  <w:style w:type="paragraph" w:customStyle="1" w:styleId="28">
     <w:name w:val="柴_标题1"/>
-    <w:basedOn w:val="Heading1"/>
-    <w:next w:val="a1"/>
-    <w:link w:val="1Char"/>
+    <w:basedOn w:val="2"/>
+    <w:next w:val="29"/>
+    <w:link w:val="38"/>
     <w:qFormat/>
+    <w:uiPriority w:val="0"/>
     <w:pPr>
       <w:spacing w:before="100" w:after="90" w:line="360" w:lineRule="auto"/>
     </w:pPr>
     <w:rPr>
-      <w:rFonts w:ascii="Arial" w:eastAsia="宋体" w:hAnsi="Arial"/>
+      <w:rFonts w:ascii="Arial" w:hAnsi="Arial" w:eastAsia="宋体"/>
       <w:sz w:val="32"/>
     </w:rPr>
   </w:style>
-  <w:style w:type="paragraph" w:customStyle="1" w:styleId="a1">
+  <w:style w:type="paragraph" w:customStyle="1" w:styleId="29">
     <w:name w:val="柴_正文"/>
-    <w:basedOn w:val="BodyText"/>
-    <w:link w:val="Char"/>
+    <w:basedOn w:val="12"/>
+    <w:link w:val="42"/>
     <w:qFormat/>
+    <w:uiPriority w:val="0"/>
     <w:pPr>
       <w:spacing w:line="360" w:lineRule="auto"/>
       <w:ind w:firstLine="470" w:firstLineChars="200"/>
     </w:pPr>
     <w:rPr>
-      <w:rFonts w:ascii="Arial" w:eastAsia="宋体" w:hAnsi="Arial"/>
+      <w:rFonts w:ascii="Arial" w:hAnsi="Arial" w:eastAsia="宋体"/>
       <w:sz w:val="24"/>
       <w:lang w:eastAsia="zh-CN"/>
     </w:rPr>
   </w:style>
-  <w:style w:type="paragraph" w:customStyle="1" w:styleId="2">
+  <w:style w:type="paragraph" w:customStyle="1" w:styleId="30">
     <w:name w:val="柴_标题2"/>
-    <w:basedOn w:val="Heading2"/>
-    <w:next w:val="a1"/>
+    <w:basedOn w:val="3"/>
+    <w:next w:val="29"/>
     <w:qFormat/>
+    <w:uiPriority w:val="0"/>
     <w:pPr>
       <w:spacing w:line="360" w:lineRule="auto"/>
     </w:pPr>
     <w:rPr>
-      <w:rFonts w:ascii="Arial" w:eastAsia="宋体" w:hAnsi="Arial"/>
+      <w:rFonts w:ascii="Arial" w:hAnsi="Arial" w:eastAsia="宋体"/>
       <w:sz w:val="28"/>
     </w:rPr>
   </w:style>
-  <w:style w:type="paragraph" w:customStyle="1" w:styleId="3">
+  <w:style w:type="paragraph" w:customStyle="1" w:styleId="31">
     <w:name w:val="柴_标题3"/>
-    <w:basedOn w:val="Heading3"/>
-    <w:next w:val="a1"/>
+    <w:basedOn w:val="4"/>
+    <w:next w:val="29"/>
     <w:qFormat/>
+    <w:uiPriority w:val="0"/>
     <w:pPr>
       <w:spacing w:line="360" w:lineRule="auto"/>
       <w:ind w:left="0" w:firstLine="472" w:firstLineChars="200"/>
     </w:pPr>
     <w:rPr>
-      <w:rFonts w:ascii="宋体" w:eastAsia="宋体" w:hAnsi="宋体" w:cs="宋体"/>
+      <w:rFonts w:ascii="宋体" w:hAnsi="宋体" w:eastAsia="宋体" w:cs="宋体"/>
       <w:spacing w:val="-2"/>
       <w:sz w:val="24"/>
       <w:szCs w:val="24"/>
     </w:rPr>
   </w:style>
-  <w:style w:type="paragraph" w:customStyle="1" w:styleId="a2">
+  <w:style w:type="paragraph" w:customStyle="1" w:styleId="32">
     <w:name w:val="柴_目录"/>
-    <w:basedOn w:val="Normal"/>
-    <w:next w:val="BodyText"/>
+    <w:basedOn w:val="1"/>
+    <w:next w:val="12"/>
     <w:qFormat/>
+    <w:uiPriority w:val="0"/>
     <w:pPr>
       <w:tabs>
         <w:tab w:val="right" w:leader="dot" w:pos="8442"/>
@@ -7130,59 +7380,64 @@
       <w:ind w:left="0" w:leftChars="0"/>
     </w:pPr>
     <w:rPr>
-      <w:rFonts w:ascii="Arial" w:eastAsia="Microsoft JhengHei" w:hAnsi="Arial"/>
+      <w:rFonts w:ascii="Arial" w:hAnsi="Arial" w:eastAsia="Microsoft JhengHei"/>
       <w:sz w:val="24"/>
     </w:rPr>
   </w:style>
-  <w:style w:type="paragraph" w:customStyle="1" w:styleId="WPSOffice1">
+  <w:style w:type="paragraph" w:customStyle="1" w:styleId="33">
     <w:name w:val="WPSOffice手动目录 1"/>
     <w:qFormat/>
+    <w:uiPriority w:val="0"/>
     <w:pPr>
       <w:ind w:leftChars="0"/>
     </w:pPr>
     <w:rPr>
-      <w:rFonts w:ascii="Times New Roman" w:eastAsia="宋体" w:hAnsi="Times New Roman" w:cs="Times New Roman"/>
+      <w:rFonts w:ascii="Times New Roman" w:hAnsi="Times New Roman" w:eastAsia="宋体" w:cs="Times New Roman"/>
       <w:sz w:val="20"/>
       <w:szCs w:val="20"/>
     </w:rPr>
   </w:style>
-  <w:style w:type="paragraph" w:customStyle="1" w:styleId="WPSOffice2">
+  <w:style w:type="paragraph" w:customStyle="1" w:styleId="34">
     <w:name w:val="WPSOffice手动目录 2"/>
     <w:qFormat/>
+    <w:uiPriority w:val="0"/>
     <w:pPr>
       <w:ind w:leftChars="200"/>
     </w:pPr>
     <w:rPr>
-      <w:rFonts w:ascii="Times New Roman" w:eastAsia="宋体" w:hAnsi="Times New Roman" w:cs="Times New Roman"/>
+      <w:rFonts w:ascii="Times New Roman" w:hAnsi="Times New Roman" w:eastAsia="宋体" w:cs="Times New Roman"/>
       <w:sz w:val="20"/>
       <w:szCs w:val="20"/>
     </w:rPr>
   </w:style>
-  <w:style w:type="paragraph" w:customStyle="1" w:styleId="WPSOffice3">
+  <w:style w:type="paragraph" w:customStyle="1" w:styleId="35">
     <w:name w:val="WPSOffice手动目录 3"/>
     <w:qFormat/>
+    <w:uiPriority w:val="0"/>
     <w:pPr>
       <w:ind w:leftChars="400"/>
     </w:pPr>
     <w:rPr>
-      <w:rFonts w:ascii="Times New Roman" w:eastAsia="宋体" w:hAnsi="Times New Roman" w:cs="Times New Roman"/>
+      <w:rFonts w:ascii="Times New Roman" w:hAnsi="Times New Roman" w:eastAsia="宋体" w:cs="Times New Roman"/>
       <w:sz w:val="20"/>
       <w:szCs w:val="20"/>
     </w:rPr>
   </w:style>
-  <w:style w:type="paragraph" w:customStyle="1" w:styleId="Compact">
+  <w:style w:type="paragraph" w:customStyle="1" w:styleId="36">
     <w:name w:val="Compact"/>
-    <w:basedOn w:val="BodyText"/>
+    <w:basedOn w:val="12"/>
     <w:qFormat/>
+    <w:uiPriority w:val="0"/>
     <w:pPr>
       <w:spacing w:before="36" w:after="36"/>
     </w:pPr>
   </w:style>
-  <w:style w:type="table" w:customStyle="1" w:styleId="Table">
+  <w:style w:type="table" w:customStyle="1" w:styleId="37">
     <w:name w:val="Table"/>
     <w:semiHidden/>
     <w:unhideWhenUsed/>
     <w:qFormat/>
+    <w:uiPriority w:val="0"/>
     <w:tblPr>
       <w:tblCellMar>
         <w:top w:w="0" w:type="dxa"/>
@@ -7194,26 +7449,28 @@
     <w:tblStylePr w:type="firstRow">
       <w:tcPr>
         <w:tcBorders>
-          <w:bottom w:val="single" w:sz="0" w:space="0" w:color="auto"/>
+          <w:bottom w:val="single" w:color="auto" w:sz="0" w:space="0"/>
         </w:tcBorders>
         <w:vAlign w:val="bottom"/>
       </w:tcPr>
     </w:tblStylePr>
   </w:style>
-  <w:style w:type="character" w:customStyle="1" w:styleId="1Char">
+  <w:style w:type="character" w:customStyle="1" w:styleId="38">
     <w:name w:val="柴_标题1 Char"/>
-    <w:link w:val="1"/>
+    <w:link w:val="28"/>
     <w:qFormat/>
+    <w:uiPriority w:val="0"/>
     <w:rPr>
-      <w:rFonts w:ascii="Arial" w:eastAsia="宋体" w:hAnsi="Arial"/>
+      <w:rFonts w:ascii="Arial" w:hAnsi="Arial" w:eastAsia="宋体"/>
       <w:sz w:val="32"/>
     </w:rPr>
   </w:style>
-  <w:style w:type="table" w:customStyle="1" w:styleId="TableNormal1">
+  <w:style w:type="table" w:customStyle="1" w:styleId="39">
     <w:name w:val="Table Normal_1"/>
     <w:semiHidden/>
     <w:unhideWhenUsed/>
     <w:qFormat/>
+    <w:uiPriority w:val="0"/>
     <w:tblPr>
       <w:tblCellMar>
         <w:top w:w="0" w:type="dxa"/>
@@ -7223,10 +7480,11 @@
       </w:tblCellMar>
     </w:tblPr>
   </w:style>
-  <w:style w:type="paragraph" w:customStyle="1" w:styleId="a3">
+  <w:style w:type="paragraph" w:customStyle="1" w:styleId="40">
     <w:name w:val="柴_正文_无缩进"/>
-    <w:basedOn w:val="Normal"/>
+    <w:basedOn w:val="1"/>
     <w:qFormat/>
+    <w:uiPriority w:val="0"/>
     <w:pPr>
       <w:ind w:firstLine="0" w:firstLineChars="0"/>
     </w:pPr>
@@ -7236,29 +7494,31 @@
       <w:lang w:eastAsia="zh-CN"/>
     </w:rPr>
   </w:style>
-  <w:style w:type="paragraph" w:customStyle="1" w:styleId="4">
+  <w:style w:type="paragraph" w:customStyle="1" w:styleId="41">
     <w:name w:val="柴_标题4"/>
-    <w:basedOn w:val="Heading4"/>
-    <w:next w:val="Normal"/>
+    <w:basedOn w:val="5"/>
+    <w:next w:val="1"/>
     <w:qFormat/>
+    <w:uiPriority w:val="0"/>
     <w:pPr>
       <w:widowControl w:val="0"/>
       <w:spacing w:before="160" w:line="360" w:lineRule="auto"/>
-      <w:ind w:left="981" w:hanging="862" w:leftChars="300"/>
+      <w:ind w:left="981" w:leftChars="300" w:hanging="862"/>
     </w:pPr>
     <w:rPr>
-      <w:rFonts w:ascii="Calibri" w:eastAsia="宋体" w:hAnsi="Calibri" w:cs="宋体" w:hint="eastAsia"/>
+      <w:rFonts w:hint="eastAsia" w:ascii="Calibri" w:hAnsi="Calibri" w:eastAsia="宋体" w:cs="宋体"/>
       <w:sz w:val="24"/>
       <w:szCs w:val="24"/>
       <w:lang w:eastAsia="zh-CN" w:bidi="zh-CN"/>
     </w:rPr>
   </w:style>
-  <w:style w:type="character" w:customStyle="1" w:styleId="Char">
+  <w:style w:type="character" w:customStyle="1" w:styleId="42">
     <w:name w:val="柴_正文 Char"/>
-    <w:link w:val="a1"/>
+    <w:link w:val="29"/>
     <w:qFormat/>
+    <w:uiPriority w:val="0"/>
     <w:rPr>
-      <w:rFonts w:ascii="Arial" w:eastAsia="宋体" w:hAnsi="Arial"/>
+      <w:rFonts w:ascii="Arial" w:hAnsi="Arial" w:eastAsia="宋体"/>
       <w:sz w:val="24"/>
       <w:lang w:eastAsia="zh-CN"/>
     </w:rPr>
